--- a/docs/Documentacion Pesaje.docx
+++ b/docs/Documentacion Pesaje.docx
@@ -5,22 +5,29 @@
     <w:p>
       <w:pPr>
         <w:jc w:val="center"/>
-      </w:pPr>
-      <w:r>
-        <w:rPr>
+        <w:rPr>
+          <w:rFonts w:ascii="Arial" w:hAnsi="Arial" w:cs="Arial"/>
+          <w:sz w:val="28"/>
+          <w:szCs w:val="28"/>
+        </w:rPr>
+      </w:pPr>
+      <w:r>
+        <w:rPr>
+          <w:rFonts w:ascii="Arial" w:hAnsi="Arial" w:cs="Arial"/>
           <w:b/>
           <w:bCs/>
-          <w:sz w:val="36"/>
-          <w:szCs w:val="36"/>
+          <w:sz w:val="28"/>
+          <w:szCs w:val="28"/>
         </w:rPr>
         <w:t xml:space="preserve">App de Pesaje – </w:t>
       </w:r>
       <w:r>
         <w:rPr>
+          <w:rFonts w:ascii="Arial" w:hAnsi="Arial" w:cs="Arial"/>
           <w:b/>
           <w:bCs/>
-          <w:sz w:val="36"/>
-          <w:szCs w:val="36"/>
+          <w:sz w:val="28"/>
+          <w:szCs w:val="28"/>
         </w:rPr>
         <w:t>Herramientas de Análisis y Diseño de Software</w:t>
       </w:r>
@@ -28,16 +35,21 @@
     <w:p>
       <w:pPr>
         <w:spacing w:before="400"/>
+        <w:rPr>
+          <w:rFonts w:ascii="Arial" w:hAnsi="Arial" w:cs="Arial"/>
+        </w:rPr>
       </w:pPr>
     </w:p>
     <w:p>
       <w:pPr>
         <w:jc w:val="center"/>
-      </w:pPr>
-      <w:r>
-        <w:rPr>
-          <w:sz w:val="26"/>
-          <w:szCs w:val="26"/>
+        <w:rPr>
+          <w:rFonts w:ascii="Arial" w:hAnsi="Arial" w:cs="Arial"/>
+        </w:rPr>
+      </w:pPr>
+      <w:r>
+        <w:rPr>
+          <w:rFonts w:ascii="Arial" w:hAnsi="Arial" w:cs="Arial"/>
         </w:rPr>
         <w:t>Cristian David Giraldo Forero</w:t>
       </w:r>
@@ -45,168 +57,518 @@
     <w:p>
       <w:pPr>
         <w:spacing w:before="200"/>
+        <w:rPr>
+          <w:rFonts w:ascii="Arial" w:hAnsi="Arial" w:cs="Arial"/>
+        </w:rPr>
       </w:pPr>
     </w:p>
     <w:p>
       <w:pPr>
         <w:spacing w:before="200"/>
+        <w:rPr>
+          <w:rFonts w:ascii="Arial" w:hAnsi="Arial" w:cs="Arial"/>
+        </w:rPr>
       </w:pPr>
     </w:p>
     <w:p>
       <w:pPr>
         <w:spacing w:before="200"/>
+        <w:rPr>
+          <w:rFonts w:ascii="Arial" w:hAnsi="Arial" w:cs="Arial"/>
+        </w:rPr>
       </w:pPr>
     </w:p>
     <w:p>
       <w:pPr>
         <w:jc w:val="center"/>
         <w:rPr>
+          <w:rFonts w:ascii="Arial" w:hAnsi="Arial" w:cs="Arial"/>
+        </w:rPr>
+      </w:pPr>
+      <w:r>
+        <w:rPr>
+          <w:rFonts w:ascii="Arial" w:hAnsi="Arial" w:cs="Arial"/>
+        </w:rPr>
+        <w:t>Valle del Cauca, Guadalajara de Buga – Universidad UTEDE</w:t>
+      </w:r>
+    </w:p>
+    <w:p>
+      <w:pPr>
+        <w:spacing w:before="200"/>
+        <w:rPr>
+          <w:rFonts w:ascii="Arial" w:hAnsi="Arial" w:cs="Arial"/>
+        </w:rPr>
+      </w:pPr>
+    </w:p>
+    <w:p>
+      <w:pPr>
+        <w:spacing w:before="200"/>
+        <w:rPr>
+          <w:rFonts w:ascii="Arial" w:hAnsi="Arial" w:cs="Arial"/>
+        </w:rPr>
+      </w:pPr>
+    </w:p>
+    <w:p>
+      <w:pPr>
+        <w:spacing w:before="200"/>
+        <w:rPr>
+          <w:rFonts w:ascii="Arial" w:hAnsi="Arial" w:cs="Arial"/>
+        </w:rPr>
+      </w:pPr>
+    </w:p>
+    <w:p>
+      <w:pPr>
+        <w:jc w:val="center"/>
+        <w:rPr>
+          <w:rFonts w:ascii="Arial" w:hAnsi="Arial" w:cs="Arial"/>
+        </w:rPr>
+      </w:pPr>
+      <w:r>
+        <w:rPr>
+          <w:rFonts w:ascii="Arial" w:hAnsi="Arial" w:cs="Arial"/>
+        </w:rPr>
+        <w:t>Herramientas de análisis y diseño de software</w:t>
+      </w:r>
+    </w:p>
+    <w:p>
+      <w:pPr>
+        <w:spacing w:before="200"/>
+        <w:rPr>
+          <w:rFonts w:ascii="Arial" w:hAnsi="Arial" w:cs="Arial"/>
+        </w:rPr>
+      </w:pPr>
+    </w:p>
+    <w:p>
+      <w:pPr>
+        <w:spacing w:before="200"/>
+        <w:rPr>
+          <w:rFonts w:ascii="Arial" w:hAnsi="Arial" w:cs="Arial"/>
+          <w:u w:val="single"/>
+        </w:rPr>
+      </w:pPr>
+    </w:p>
+    <w:p>
+      <w:pPr>
+        <w:spacing w:before="200"/>
+        <w:jc w:val="center"/>
+        <w:rPr>
+          <w:rFonts w:ascii="Arial" w:hAnsi="Arial" w:cs="Arial"/>
+        </w:rPr>
+      </w:pPr>
+      <w:r>
+        <w:rPr>
+          <w:rFonts w:ascii="Arial" w:hAnsi="Arial" w:cs="Arial"/>
+        </w:rPr>
+        <w:t>James Sánchez</w:t>
+      </w:r>
+    </w:p>
+    <w:p>
+      <w:pPr>
+        <w:spacing w:before="200"/>
+        <w:rPr>
+          <w:rFonts w:ascii="Arial" w:hAnsi="Arial" w:cs="Arial"/>
+        </w:rPr>
+      </w:pPr>
+    </w:p>
+    <w:p>
+      <w:pPr>
+        <w:spacing w:before="200"/>
+        <w:rPr>
+          <w:rFonts w:ascii="Arial" w:hAnsi="Arial" w:cs="Arial"/>
+        </w:rPr>
+      </w:pPr>
+    </w:p>
+    <w:p>
+      <w:pPr>
+        <w:spacing w:before="200"/>
+        <w:rPr>
+          <w:rFonts w:ascii="Arial" w:hAnsi="Arial" w:cs="Arial"/>
+        </w:rPr>
+      </w:pPr>
+    </w:p>
+    <w:p>
+      <w:pPr>
+        <w:jc w:val="center"/>
+        <w:rPr>
+          <w:rFonts w:ascii="Arial" w:hAnsi="Arial" w:cs="Arial"/>
+        </w:rPr>
+      </w:pPr>
+      <w:r>
+        <w:rPr>
+          <w:rFonts w:ascii="Arial" w:hAnsi="Arial" w:cs="Arial"/>
+        </w:rPr>
+        <w:t>4 de mayo</w:t>
+      </w:r>
+      <w:r>
+        <w:rPr>
+          <w:rFonts w:ascii="Arial" w:hAnsi="Arial" w:cs="Arial"/>
+        </w:rPr>
+        <w:t xml:space="preserve"> de 2026</w:t>
+      </w:r>
+    </w:p>
+    <w:p>
+      <w:pPr>
+        <w:rPr>
+          <w:rFonts w:ascii="Arial" w:hAnsi="Arial" w:cs="Arial"/>
+        </w:rPr>
+      </w:pPr>
+    </w:p>
+    <w:p>
+      <w:pPr>
+        <w:rPr>
+          <w:rFonts w:ascii="Arial" w:hAnsi="Arial" w:cs="Arial"/>
+        </w:rPr>
+      </w:pPr>
+    </w:p>
+    <w:p>
+      <w:pPr>
+        <w:rPr>
+          <w:rFonts w:ascii="Arial" w:hAnsi="Arial" w:cs="Arial"/>
+        </w:rPr>
+      </w:pPr>
+    </w:p>
+    <w:p>
+      <w:pPr>
+        <w:rPr>
+          <w:rFonts w:ascii="Arial" w:hAnsi="Arial" w:cs="Arial"/>
+        </w:rPr>
+      </w:pPr>
+    </w:p>
+    <w:p>
+      <w:pPr>
+        <w:rPr>
+          <w:rFonts w:ascii="Arial" w:hAnsi="Arial" w:cs="Arial"/>
+        </w:rPr>
+      </w:pPr>
+    </w:p>
+    <w:p>
+      <w:pPr>
+        <w:rPr>
+          <w:rFonts w:ascii="Arial" w:hAnsi="Arial" w:cs="Arial"/>
+        </w:rPr>
+      </w:pPr>
+    </w:p>
+    <w:p>
+      <w:pPr>
+        <w:pStyle w:val="NormalWeb"/>
+        <w:rPr>
+          <w:rFonts w:ascii="Arial" w:hAnsi="Arial" w:cs="Arial"/>
+          <w:sz w:val="22"/>
+          <w:szCs w:val="22"/>
+        </w:rPr>
+      </w:pPr>
+    </w:p>
+    <w:p>
+      <w:pPr>
+        <w:pStyle w:val="NormalWeb"/>
+        <w:rPr>
+          <w:rFonts w:ascii="Arial" w:hAnsi="Arial" w:cs="Arial"/>
+          <w:sz w:val="22"/>
+          <w:szCs w:val="22"/>
+        </w:rPr>
+      </w:pPr>
+    </w:p>
+    <w:p>
+      <w:pPr>
+        <w:pStyle w:val="NormalWeb"/>
+        <w:rPr>
+          <w:rFonts w:ascii="Arial" w:hAnsi="Arial" w:cs="Arial"/>
+          <w:sz w:val="22"/>
+          <w:szCs w:val="22"/>
+        </w:rPr>
+      </w:pPr>
+    </w:p>
+    <w:p>
+      <w:pPr>
+        <w:pStyle w:val="Ttulo1"/>
+        <w:rPr>
+          <w:rFonts w:ascii="Arial" w:hAnsi="Arial" w:cs="Arial"/>
           <w:sz w:val="24"/>
           <w:szCs w:val="24"/>
         </w:rPr>
       </w:pPr>
       <w:r>
         <w:rPr>
+          <w:rFonts w:ascii="Segoe UI Emoji" w:hAnsi="Segoe UI Emoji" w:cs="Segoe UI Emoji"/>
           <w:sz w:val="24"/>
           <w:szCs w:val="24"/>
         </w:rPr>
-        <w:t>Valle del Cauca, Guadalajara de Buga – Universidad UTEDE</w:t>
-      </w:r>
-    </w:p>
-    <w:p>
-      <w:pPr>
-        <w:spacing w:before="200"/>
-        <w:rPr>
+        <w:lastRenderedPageBreak/>
+        <w:t>📄</w:t>
+      </w:r>
+      <w:r>
+        <w:rPr>
+          <w:rFonts w:ascii="Arial" w:hAnsi="Arial" w:cs="Arial"/>
           <w:sz w:val="24"/>
           <w:szCs w:val="24"/>
         </w:rPr>
-      </w:pPr>
-    </w:p>
-    <w:p>
-      <w:pPr>
-        <w:spacing w:before="200"/>
-        <w:rPr>
-          <w:sz w:val="24"/>
-          <w:szCs w:val="24"/>
-        </w:rPr>
-      </w:pPr>
-    </w:p>
-    <w:p>
-      <w:pPr>
-        <w:spacing w:before="200"/>
-        <w:rPr>
-          <w:sz w:val="24"/>
-          <w:szCs w:val="24"/>
-        </w:rPr>
-      </w:pPr>
-    </w:p>
-    <w:p>
-      <w:pPr>
-        <w:jc w:val="center"/>
-        <w:rPr>
-          <w:sz w:val="24"/>
-          <w:szCs w:val="24"/>
-        </w:rPr>
-      </w:pPr>
-      <w:r>
-        <w:rPr>
-          <w:sz w:val="24"/>
-          <w:szCs w:val="24"/>
-        </w:rPr>
-        <w:t>Herramientas de análisis y diseño de software</w:t>
-      </w:r>
-    </w:p>
-    <w:p>
-      <w:pPr>
-        <w:spacing w:before="200"/>
-        <w:rPr>
-          <w:sz w:val="24"/>
-          <w:szCs w:val="24"/>
-        </w:rPr>
-      </w:pPr>
-    </w:p>
-    <w:p>
-      <w:pPr>
-        <w:spacing w:before="200"/>
-        <w:rPr>
-          <w:sz w:val="24"/>
-          <w:szCs w:val="24"/>
-          <w:u w:val="single"/>
-        </w:rPr>
-      </w:pPr>
-    </w:p>
-    <w:p>
-      <w:pPr>
-        <w:spacing w:before="200"/>
-        <w:jc w:val="center"/>
-        <w:rPr>
-          <w:sz w:val="24"/>
-          <w:szCs w:val="24"/>
-        </w:rPr>
-      </w:pPr>
-      <w:r>
-        <w:rPr>
-          <w:sz w:val="24"/>
-          <w:szCs w:val="24"/>
-        </w:rPr>
-        <w:t>J</w:t>
-      </w:r>
-      <w:r>
-        <w:rPr>
-          <w:sz w:val="24"/>
-          <w:szCs w:val="24"/>
-        </w:rPr>
-        <w:t xml:space="preserve">ames </w:t>
-      </w:r>
-      <w:r>
-        <w:rPr>
-          <w:sz w:val="24"/>
-          <w:szCs w:val="24"/>
-        </w:rPr>
-        <w:t>Sánchez</w:t>
-      </w:r>
-    </w:p>
-    <w:p>
-      <w:pPr>
-        <w:spacing w:before="200"/>
-        <w:rPr>
-          <w:sz w:val="24"/>
-          <w:szCs w:val="24"/>
-        </w:rPr>
-      </w:pPr>
-    </w:p>
-    <w:p>
-      <w:pPr>
-        <w:jc w:val="center"/>
-        <w:rPr>
-          <w:sz w:val="24"/>
-          <w:szCs w:val="24"/>
-        </w:rPr>
-      </w:pPr>
-      <w:r>
-        <w:rPr>
-          <w:sz w:val="24"/>
-          <w:szCs w:val="24"/>
-        </w:rPr>
-        <w:t>4 de mayo</w:t>
-      </w:r>
-      <w:r>
-        <w:rPr>
-          <w:sz w:val="24"/>
-          <w:szCs w:val="24"/>
-        </w:rPr>
-        <w:t xml:space="preserve"> de 2026</w:t>
-      </w:r>
-    </w:p>
-    <w:p/>
-    <w:p/>
-    <w:p/>
-    <w:p/>
-    <w:p/>
-    <w:p/>
-    <w:p/>
-    <w:p/>
-    <w:p/>
+        <w:t xml:space="preserve"> INFORME TÉCNICO DE CONFIGURACIÓN DE ENTORNO</w:t>
+      </w:r>
+    </w:p>
+    <w:p>
+      <w:pPr>
+        <w:pStyle w:val="NormalWeb"/>
+        <w:rPr>
+          <w:rFonts w:ascii="Arial" w:hAnsi="Arial" w:cs="Arial"/>
+        </w:rPr>
+      </w:pPr>
+      <w:r>
+        <w:rPr>
+          <w:rStyle w:val="Textoennegrita"/>
+          <w:rFonts w:ascii="Arial" w:hAnsi="Arial" w:cs="Arial"/>
+        </w:rPr>
+        <w:t>Proyecto:</w:t>
+      </w:r>
+      <w:r>
+        <w:rPr>
+          <w:rFonts w:ascii="Arial" w:hAnsi="Arial" w:cs="Arial"/>
+        </w:rPr>
+        <w:t xml:space="preserve"> Sistema de Control de Pesaje</w:t>
+      </w:r>
+      <w:r>
+        <w:rPr>
+          <w:rFonts w:ascii="Arial" w:hAnsi="Arial" w:cs="Arial"/>
+        </w:rPr>
+        <w:br/>
+      </w:r>
+      <w:r>
+        <w:rPr>
+          <w:rStyle w:val="Textoennegrita"/>
+          <w:rFonts w:ascii="Arial" w:hAnsi="Arial" w:cs="Arial"/>
+        </w:rPr>
+        <w:t>Empresa:</w:t>
+      </w:r>
+      <w:r>
+        <w:rPr>
+          <w:rFonts w:ascii="Arial" w:hAnsi="Arial" w:cs="Arial"/>
+        </w:rPr>
+        <w:t xml:space="preserve"> </w:t>
+      </w:r>
+      <w:proofErr w:type="spellStart"/>
+      <w:r>
+        <w:rPr>
+          <w:rFonts w:ascii="Arial" w:hAnsi="Arial" w:cs="Arial"/>
+        </w:rPr>
+        <w:t>DevSur</w:t>
+      </w:r>
+      <w:proofErr w:type="spellEnd"/>
+      <w:r>
+        <w:rPr>
+          <w:rFonts w:ascii="Arial" w:hAnsi="Arial" w:cs="Arial"/>
+        </w:rPr>
+        <w:t xml:space="preserve"> SAS</w:t>
+      </w:r>
+      <w:r>
+        <w:rPr>
+          <w:rFonts w:ascii="Arial" w:hAnsi="Arial" w:cs="Arial"/>
+        </w:rPr>
+        <w:br/>
+      </w:r>
+      <w:r>
+        <w:rPr>
+          <w:rStyle w:val="Textoennegrita"/>
+          <w:rFonts w:ascii="Arial" w:hAnsi="Arial" w:cs="Arial"/>
+        </w:rPr>
+        <w:t>Lenguaje:</w:t>
+      </w:r>
+      <w:r>
+        <w:rPr>
+          <w:rFonts w:ascii="Arial" w:hAnsi="Arial" w:cs="Arial"/>
+        </w:rPr>
+        <w:t xml:space="preserve"> Java</w:t>
+      </w:r>
+      <w:r>
+        <w:rPr>
+          <w:rFonts w:ascii="Arial" w:hAnsi="Arial" w:cs="Arial"/>
+        </w:rPr>
+        <w:br/>
+      </w:r>
+      <w:r>
+        <w:rPr>
+          <w:rStyle w:val="Textoennegrita"/>
+          <w:rFonts w:ascii="Arial" w:hAnsi="Arial" w:cs="Arial"/>
+        </w:rPr>
+        <w:t>Entorno seleccionado:</w:t>
+      </w:r>
+      <w:r>
+        <w:rPr>
+          <w:rFonts w:ascii="Arial" w:hAnsi="Arial" w:cs="Arial"/>
+        </w:rPr>
+        <w:t xml:space="preserve"> Visual Studio </w:t>
+      </w:r>
+      <w:proofErr w:type="spellStart"/>
+      <w:r>
+        <w:rPr>
+          <w:rFonts w:ascii="Arial" w:hAnsi="Arial" w:cs="Arial"/>
+        </w:rPr>
+        <w:t>Code</w:t>
+      </w:r>
+      <w:proofErr w:type="spellEnd"/>
+    </w:p>
+    <w:p>
+      <w:pPr>
+        <w:rPr>
+          <w:rFonts w:ascii="Arial" w:hAnsi="Arial" w:cs="Arial"/>
+        </w:rPr>
+      </w:pPr>
+      <w:r>
+        <w:rPr>
+          <w:rFonts w:ascii="Arial" w:hAnsi="Arial" w:cs="Arial"/>
+        </w:rPr>
+        <w:pict w14:anchorId="1524D998">
+          <v:rect id="_x0000_i1025" style="width:0;height:1.5pt" o:hralign="center" o:hrstd="t" o:hr="t" fillcolor="#a0a0a0" stroked="f"/>
+        </w:pict>
+      </w:r>
+    </w:p>
+    <w:p>
+      <w:pPr>
+        <w:pStyle w:val="Ttulo2"/>
+        <w:rPr>
+          <w:rFonts w:ascii="Arial" w:hAnsi="Arial" w:cs="Arial"/>
+          <w:sz w:val="22"/>
+          <w:szCs w:val="22"/>
+        </w:rPr>
+      </w:pPr>
+      <w:r>
+        <w:rPr>
+          <w:rFonts w:ascii="Arial" w:hAnsi="Arial" w:cs="Arial"/>
+          <w:sz w:val="22"/>
+          <w:szCs w:val="22"/>
+        </w:rPr>
+        <w:t xml:space="preserve">1. </w:t>
+      </w:r>
+      <w:r>
+        <w:rPr>
+          <w:rFonts w:ascii="Segoe UI Emoji" w:hAnsi="Segoe UI Emoji" w:cs="Segoe UI Emoji"/>
+          <w:b/>
+          <w:bCs/>
+          <w:sz w:val="22"/>
+          <w:szCs w:val="22"/>
+        </w:rPr>
+        <w:t>🧾</w:t>
+      </w:r>
+      <w:r>
+        <w:rPr>
+          <w:rFonts w:ascii="Arial" w:hAnsi="Arial" w:cs="Arial"/>
+          <w:b/>
+          <w:bCs/>
+          <w:sz w:val="22"/>
+          <w:szCs w:val="22"/>
+        </w:rPr>
+        <w:t xml:space="preserve"> Resumen Ejecutivo</w:t>
+      </w:r>
+    </w:p>
+    <w:p>
+      <w:pPr>
+        <w:pStyle w:val="NormalWeb"/>
+        <w:rPr>
+          <w:rFonts w:ascii="Arial" w:hAnsi="Arial" w:cs="Arial"/>
+          <w:sz w:val="22"/>
+          <w:szCs w:val="22"/>
+        </w:rPr>
+      </w:pPr>
+      <w:r>
+        <w:rPr>
+          <w:rFonts w:ascii="Arial" w:hAnsi="Arial" w:cs="Arial"/>
+          <w:sz w:val="22"/>
+          <w:szCs w:val="22"/>
+        </w:rPr>
+        <w:t xml:space="preserve">Para el desarrollo del sistema de control de pesaje se seleccionó Visual Studio </w:t>
+      </w:r>
+      <w:proofErr w:type="spellStart"/>
+      <w:r>
+        <w:rPr>
+          <w:rFonts w:ascii="Arial" w:hAnsi="Arial" w:cs="Arial"/>
+          <w:sz w:val="22"/>
+          <w:szCs w:val="22"/>
+        </w:rPr>
+        <w:t>Code</w:t>
+      </w:r>
+      <w:proofErr w:type="spellEnd"/>
+      <w:r>
+        <w:rPr>
+          <w:rFonts w:ascii="Arial" w:hAnsi="Arial" w:cs="Arial"/>
+          <w:sz w:val="22"/>
+          <w:szCs w:val="22"/>
+        </w:rPr>
+        <w:t xml:space="preserve"> como entorno de desarrollo, utilizando el lenguaje Java. La decisión se fundamenta en su bajo consumo de recursos, alta extensibilidad mediante </w:t>
+      </w:r>
+      <w:proofErr w:type="spellStart"/>
+      <w:r>
+        <w:rPr>
+          <w:rFonts w:ascii="Arial" w:hAnsi="Arial" w:cs="Arial"/>
+          <w:sz w:val="22"/>
+          <w:szCs w:val="22"/>
+        </w:rPr>
+        <w:t>plugins</w:t>
+      </w:r>
+      <w:proofErr w:type="spellEnd"/>
+      <w:r>
+        <w:rPr>
+          <w:rFonts w:ascii="Arial" w:hAnsi="Arial" w:cs="Arial"/>
+          <w:sz w:val="22"/>
+          <w:szCs w:val="22"/>
+        </w:rPr>
+        <w:t xml:space="preserve"> y soporte adecuado para Java a través de extensiones oficiales. Esta combinación permitió implementar una aplicación de escritorio funcional aplicando Programación Orientada a Objetos y patrones de diseño, sin requerir un entorno de desarrollo pesado.</w:t>
+      </w:r>
+    </w:p>
+    <w:p>
+      <w:pPr>
+        <w:rPr>
+          <w:rFonts w:ascii="Arial" w:hAnsi="Arial" w:cs="Arial"/>
+        </w:rPr>
+      </w:pPr>
+      <w:r>
+        <w:rPr>
+          <w:rFonts w:ascii="Arial" w:hAnsi="Arial" w:cs="Arial"/>
+        </w:rPr>
+        <w:pict w14:anchorId="41BC5218">
+          <v:rect id="_x0000_i1026" style="width:0;height:1.5pt" o:hralign="center" o:hrstd="t" o:hr="t" fillcolor="#a0a0a0" stroked="f"/>
+        </w:pict>
+      </w:r>
+    </w:p>
+    <w:p>
+      <w:pPr>
+        <w:pStyle w:val="Ttulo2"/>
+        <w:rPr>
+          <w:rFonts w:ascii="Arial" w:hAnsi="Arial" w:cs="Arial"/>
+          <w:b/>
+          <w:bCs/>
+          <w:sz w:val="22"/>
+          <w:szCs w:val="22"/>
+        </w:rPr>
+      </w:pPr>
+      <w:r>
+        <w:rPr>
+          <w:rFonts w:ascii="Arial" w:hAnsi="Arial" w:cs="Arial"/>
+          <w:b/>
+          <w:bCs/>
+          <w:sz w:val="22"/>
+          <w:szCs w:val="22"/>
+        </w:rPr>
+        <w:t xml:space="preserve">2. </w:t>
+      </w:r>
+      <w:r>
+        <w:rPr>
+          <w:rFonts w:ascii="Segoe UI Emoji" w:hAnsi="Segoe UI Emoji" w:cs="Segoe UI Emoji"/>
+          <w:b/>
+          <w:bCs/>
+          <w:sz w:val="22"/>
+          <w:szCs w:val="22"/>
+        </w:rPr>
+        <w:t>📊</w:t>
+      </w:r>
+      <w:r>
+        <w:rPr>
+          <w:rFonts w:ascii="Arial" w:hAnsi="Arial" w:cs="Arial"/>
+          <w:b/>
+          <w:bCs/>
+          <w:sz w:val="22"/>
+          <w:szCs w:val="22"/>
+        </w:rPr>
+        <w:t xml:space="preserve"> Análisis de Alternativas</w:t>
+      </w:r>
+    </w:p>
     <w:tbl>
       <w:tblPr>
         <w:tblW w:w="0" w:type="auto"/>
@@ -220,10 +582,10 @@
         <w:tblLook w:val="04A0" w:firstRow="1" w:lastRow="0" w:firstColumn="1" w:lastColumn="0" w:noHBand="0" w:noVBand="1"/>
       </w:tblPr>
       <w:tblGrid>
-        <w:gridCol w:w="2246"/>
-        <w:gridCol w:w="2187"/>
-        <w:gridCol w:w="1965"/>
-        <w:gridCol w:w="2430"/>
+        <w:gridCol w:w="1805"/>
+        <w:gridCol w:w="2488"/>
+        <w:gridCol w:w="2079"/>
+        <w:gridCol w:w="2456"/>
       </w:tblGrid>
       <w:tr>
         <w:trPr>
@@ -239,30 +601,26 @@
               <w:bottom w:val="single" w:sz="4" w:space="0" w:color="auto"/>
               <w:right w:val="single" w:sz="4" w:space="0" w:color="auto"/>
             </w:tcBorders>
-            <w:shd w:val="clear" w:color="auto" w:fill="BDD6EE" w:themeFill="accent5" w:themeFillTint="66"/>
+            <w:shd w:val="clear" w:color="auto" w:fill="9CC2E5" w:themeFill="accent5" w:themeFillTint="99"/>
             <w:vAlign w:val="center"/>
             <w:hideMark/>
           </w:tcPr>
           <w:p>
             <w:pPr>
-              <w:spacing w:after="0" w:line="240" w:lineRule="auto"/>
               <w:jc w:val="center"/>
               <w:rPr>
-                <w:rFonts w:ascii="Arial" w:eastAsia="Times New Roman" w:hAnsi="Arial" w:cs="Arial"/>
+                <w:rFonts w:ascii="Arial" w:hAnsi="Arial" w:cs="Arial"/>
                 <w:b/>
                 <w:bCs/>
-                <w:lang w:eastAsia="es-CO"/>
               </w:rPr>
             </w:pPr>
             <w:r>
               <w:rPr>
-                <w:rFonts w:ascii="Arial" w:eastAsia="Times New Roman" w:hAnsi="Arial" w:cs="Arial"/>
+                <w:rFonts w:ascii="Arial" w:hAnsi="Arial" w:cs="Arial"/>
                 <w:b/>
                 <w:bCs/>
-                <w:lang w:eastAsia="es-CO"/>
-              </w:rPr>
-              <w:lastRenderedPageBreak/>
-              <w:t>CRITERIO DE EVALUACIÓN</w:t>
+              </w:rPr>
+              <w:t>Criterio</w:t>
             </w:r>
           </w:p>
         </w:tc>
@@ -275,29 +633,26 @@
               <w:bottom w:val="single" w:sz="4" w:space="0" w:color="auto"/>
               <w:right w:val="single" w:sz="4" w:space="0" w:color="auto"/>
             </w:tcBorders>
-            <w:shd w:val="clear" w:color="auto" w:fill="BDD6EE" w:themeFill="accent5" w:themeFillTint="66"/>
+            <w:shd w:val="clear" w:color="auto" w:fill="9CC2E5" w:themeFill="accent5" w:themeFillTint="99"/>
             <w:vAlign w:val="center"/>
             <w:hideMark/>
           </w:tcPr>
           <w:p>
             <w:pPr>
-              <w:spacing w:after="0" w:line="240" w:lineRule="auto"/>
               <w:jc w:val="center"/>
               <w:rPr>
-                <w:rFonts w:ascii="Arial" w:eastAsia="Times New Roman" w:hAnsi="Arial" w:cs="Arial"/>
+                <w:rFonts w:ascii="Arial" w:hAnsi="Arial" w:cs="Arial"/>
                 <w:b/>
                 <w:bCs/>
-                <w:lang w:eastAsia="es-CO"/>
               </w:rPr>
             </w:pPr>
             <w:r>
               <w:rPr>
-                <w:rFonts w:ascii="Arial" w:eastAsia="Times New Roman" w:hAnsi="Arial" w:cs="Arial"/>
+                <w:rFonts w:ascii="Arial" w:hAnsi="Arial" w:cs="Arial"/>
                 <w:b/>
                 <w:bCs/>
-                <w:lang w:eastAsia="es-CO"/>
-              </w:rPr>
-              <w:t>Entorno A (IDE)</w:t>
+              </w:rPr>
+              <w:t>Entorno A (IDE - IntelliJ / NetBeans)</w:t>
             </w:r>
           </w:p>
         </w:tc>
@@ -310,29 +665,44 @@
               <w:bottom w:val="single" w:sz="4" w:space="0" w:color="auto"/>
               <w:right w:val="single" w:sz="4" w:space="0" w:color="auto"/>
             </w:tcBorders>
-            <w:shd w:val="clear" w:color="auto" w:fill="BDD6EE" w:themeFill="accent5" w:themeFillTint="66"/>
+            <w:shd w:val="clear" w:color="auto" w:fill="9CC2E5" w:themeFill="accent5" w:themeFillTint="99"/>
             <w:vAlign w:val="center"/>
             <w:hideMark/>
           </w:tcPr>
           <w:p>
             <w:pPr>
-              <w:spacing w:after="0" w:line="240" w:lineRule="auto"/>
               <w:jc w:val="center"/>
               <w:rPr>
-                <w:rFonts w:ascii="Arial" w:eastAsia="Times New Roman" w:hAnsi="Arial" w:cs="Arial"/>
+                <w:rFonts w:ascii="Arial" w:hAnsi="Arial" w:cs="Arial"/>
                 <w:b/>
                 <w:bCs/>
-                <w:lang w:eastAsia="es-CO"/>
               </w:rPr>
             </w:pPr>
             <w:r>
               <w:rPr>
-                <w:rFonts w:ascii="Arial" w:eastAsia="Times New Roman" w:hAnsi="Arial" w:cs="Arial"/>
+                <w:rFonts w:ascii="Arial" w:hAnsi="Arial" w:cs="Arial"/>
                 <w:b/>
                 <w:bCs/>
-                <w:lang w:eastAsia="es-CO"/>
-              </w:rPr>
-              <w:t>Entorno B (Editor)</w:t>
+              </w:rPr>
+              <w:t xml:space="preserve">Entorno B (Editor - VS </w:t>
+            </w:r>
+            <w:proofErr w:type="spellStart"/>
+            <w:r>
+              <w:rPr>
+                <w:rFonts w:ascii="Arial" w:hAnsi="Arial" w:cs="Arial"/>
+                <w:b/>
+                <w:bCs/>
+              </w:rPr>
+              <w:t>Code</w:t>
+            </w:r>
+            <w:proofErr w:type="spellEnd"/>
+            <w:r>
+              <w:rPr>
+                <w:rFonts w:ascii="Arial" w:hAnsi="Arial" w:cs="Arial"/>
+                <w:b/>
+                <w:bCs/>
+              </w:rPr>
+              <w:t>)</w:t>
             </w:r>
           </w:p>
         </w:tc>
@@ -345,29 +715,26 @@
               <w:bottom w:val="single" w:sz="4" w:space="0" w:color="auto"/>
               <w:right w:val="single" w:sz="4" w:space="0" w:color="auto"/>
             </w:tcBorders>
-            <w:shd w:val="clear" w:color="auto" w:fill="BDD6EE" w:themeFill="accent5" w:themeFillTint="66"/>
+            <w:shd w:val="clear" w:color="auto" w:fill="9CC2E5" w:themeFill="accent5" w:themeFillTint="99"/>
             <w:vAlign w:val="center"/>
             <w:hideMark/>
           </w:tcPr>
           <w:p>
             <w:pPr>
-              <w:spacing w:after="0" w:line="240" w:lineRule="auto"/>
               <w:jc w:val="center"/>
               <w:rPr>
-                <w:rFonts w:ascii="Arial" w:eastAsia="Times New Roman" w:hAnsi="Arial" w:cs="Arial"/>
+                <w:rFonts w:ascii="Arial" w:hAnsi="Arial" w:cs="Arial"/>
                 <w:b/>
                 <w:bCs/>
-                <w:lang w:eastAsia="es-CO"/>
               </w:rPr>
             </w:pPr>
             <w:r>
               <w:rPr>
-                <w:rFonts w:ascii="Arial" w:eastAsia="Times New Roman" w:hAnsi="Arial" w:cs="Arial"/>
+                <w:rFonts w:ascii="Arial" w:hAnsi="Arial" w:cs="Arial"/>
                 <w:b/>
                 <w:bCs/>
-                <w:lang w:eastAsia="es-CO"/>
-              </w:rPr>
-              <w:t>Entorno C (Plataforma)</w:t>
+              </w:rPr>
+              <w:t>Entorno C (Plataforma Web/Online)</w:t>
             </w:r>
           </w:p>
         </w:tc>
@@ -385,26 +752,24 @@
               <w:bottom w:val="single" w:sz="4" w:space="0" w:color="auto"/>
               <w:right w:val="single" w:sz="4" w:space="0" w:color="auto"/>
             </w:tcBorders>
-            <w:shd w:val="clear" w:color="auto" w:fill="BDD6EE" w:themeFill="accent5" w:themeFillTint="66"/>
             <w:vAlign w:val="center"/>
             <w:hideMark/>
           </w:tcPr>
           <w:p>
             <w:pPr>
-              <w:spacing w:after="0" w:line="240" w:lineRule="auto"/>
-              <w:rPr>
-                <w:rFonts w:ascii="Arial" w:eastAsia="Times New Roman" w:hAnsi="Arial" w:cs="Arial"/>
-                <w:lang w:eastAsia="es-CO"/>
+              <w:rPr>
+                <w:rFonts w:ascii="Arial" w:hAnsi="Arial" w:cs="Arial"/>
+                <w:b/>
+                <w:bCs/>
               </w:rPr>
             </w:pPr>
             <w:r>
               <w:rPr>
-                <w:rFonts w:ascii="Arial" w:eastAsia="Times New Roman" w:hAnsi="Arial" w:cs="Arial"/>
+                <w:rFonts w:ascii="Arial" w:hAnsi="Arial" w:cs="Arial"/>
                 <w:b/>
                 <w:bCs/>
-                <w:lang w:eastAsia="es-CO"/>
-              </w:rPr>
-              <w:t>Costo (gratuito/pago)</w:t>
+              </w:rPr>
+              <w:t>Costo</w:t>
             </w:r>
           </w:p>
         </w:tc>
@@ -422,18 +787,29 @@
           </w:tcPr>
           <w:p>
             <w:pPr>
-              <w:spacing w:after="0" w:line="240" w:lineRule="auto"/>
-              <w:rPr>
-                <w:rFonts w:ascii="Arial" w:eastAsia="Times New Roman" w:hAnsi="Arial" w:cs="Arial"/>
-                <w:lang w:eastAsia="es-CO"/>
+              <w:rPr>
+                <w:rFonts w:ascii="Arial" w:hAnsi="Arial" w:cs="Arial"/>
               </w:rPr>
             </w:pPr>
             <w:r>
               <w:rPr>
-                <w:rFonts w:ascii="Arial" w:eastAsia="Times New Roman" w:hAnsi="Arial" w:cs="Arial"/>
-                <w:lang w:eastAsia="es-CO"/>
-              </w:rPr>
-              <w:t>Gratuito (ej: IntelliJ Community, NetBeans)</w:t>
+                <w:rFonts w:ascii="Arial" w:hAnsi="Arial" w:cs="Arial"/>
+              </w:rPr>
+              <w:t>Gratuito (</w:t>
+            </w:r>
+            <w:proofErr w:type="spellStart"/>
+            <w:r>
+              <w:rPr>
+                <w:rFonts w:ascii="Arial" w:hAnsi="Arial" w:cs="Arial"/>
+              </w:rPr>
+              <w:t>Community</w:t>
+            </w:r>
+            <w:proofErr w:type="spellEnd"/>
+            <w:r>
+              <w:rPr>
+                <w:rFonts w:ascii="Arial" w:hAnsi="Arial" w:cs="Arial"/>
+              </w:rPr>
+              <w:t>) / Pago (Ultimate)</w:t>
             </w:r>
           </w:p>
         </w:tc>
@@ -451,46 +827,15 @@
           </w:tcPr>
           <w:p>
             <w:pPr>
-              <w:spacing w:after="0" w:line="240" w:lineRule="auto"/>
-              <w:rPr>
-                <w:rFonts w:ascii="Arial" w:eastAsia="Times New Roman" w:hAnsi="Arial" w:cs="Arial"/>
-                <w:lang w:eastAsia="es-CO"/>
+              <w:rPr>
+                <w:rFonts w:ascii="Arial" w:hAnsi="Arial" w:cs="Arial"/>
               </w:rPr>
             </w:pPr>
             <w:r>
               <w:rPr>
-                <w:rFonts w:ascii="Arial" w:eastAsia="Times New Roman" w:hAnsi="Arial" w:cs="Arial"/>
-                <w:lang w:eastAsia="es-CO"/>
-              </w:rPr>
-              <w:t>Gratuito (V</w:t>
-            </w:r>
-            <w:r>
-              <w:rPr>
-                <w:rFonts w:ascii="Arial" w:eastAsia="Times New Roman" w:hAnsi="Arial" w:cs="Arial"/>
-                <w:lang w:eastAsia="es-CO"/>
-              </w:rPr>
-              <w:t xml:space="preserve">isual </w:t>
-            </w:r>
-            <w:r>
-              <w:rPr>
-                <w:rFonts w:ascii="Arial" w:eastAsia="Times New Roman" w:hAnsi="Arial" w:cs="Arial"/>
-                <w:lang w:eastAsia="es-CO"/>
-              </w:rPr>
-              <w:t>S</w:t>
-            </w:r>
-            <w:r>
-              <w:rPr>
-                <w:rFonts w:ascii="Arial" w:eastAsia="Times New Roman" w:hAnsi="Arial" w:cs="Arial"/>
-                <w:lang w:eastAsia="es-CO"/>
-              </w:rPr>
-              <w:t>tudio</w:t>
-            </w:r>
-            <w:r>
-              <w:rPr>
-                <w:rFonts w:ascii="Arial" w:eastAsia="Times New Roman" w:hAnsi="Arial" w:cs="Arial"/>
-                <w:lang w:eastAsia="es-CO"/>
-              </w:rPr>
-              <w:t xml:space="preserve"> Code)</w:t>
+                <w:rFonts w:ascii="Arial" w:hAnsi="Arial" w:cs="Arial"/>
+              </w:rPr>
+              <w:t>Gratuito</w:t>
             </w:r>
           </w:p>
         </w:tc>
@@ -508,264 +853,13 @@
           </w:tcPr>
           <w:p>
             <w:pPr>
-              <w:spacing w:after="0" w:line="240" w:lineRule="auto"/>
-              <w:rPr>
-                <w:rFonts w:ascii="Arial" w:eastAsia="Times New Roman" w:hAnsi="Arial" w:cs="Arial"/>
-                <w:lang w:eastAsia="es-CO"/>
+              <w:rPr>
+                <w:rFonts w:ascii="Arial" w:hAnsi="Arial" w:cs="Arial"/>
               </w:rPr>
             </w:pPr>
             <w:r>
               <w:rPr>
-                <w:rFonts w:ascii="Arial" w:eastAsia="Times New Roman" w:hAnsi="Arial" w:cs="Arial"/>
-                <w:lang w:eastAsia="es-CO"/>
-              </w:rPr>
-              <w:t>Variable (puede ser gratuito o pago según plataforma)</w:t>
-            </w:r>
-          </w:p>
-        </w:tc>
-      </w:tr>
-      <w:tr>
-        <w:trPr>
-          <w:tblCellSpacing w:w="15" w:type="dxa"/>
-        </w:trPr>
-        <w:tc>
-          <w:tcPr>
-            <w:tcW w:w="0" w:type="auto"/>
-            <w:tcBorders>
-              <w:top w:val="single" w:sz="4" w:space="0" w:color="auto"/>
-              <w:left w:val="single" w:sz="4" w:space="0" w:color="auto"/>
-              <w:bottom w:val="single" w:sz="4" w:space="0" w:color="auto"/>
-              <w:right w:val="single" w:sz="4" w:space="0" w:color="auto"/>
-            </w:tcBorders>
-            <w:shd w:val="clear" w:color="auto" w:fill="BDD6EE" w:themeFill="accent5" w:themeFillTint="66"/>
-            <w:vAlign w:val="center"/>
-            <w:hideMark/>
-          </w:tcPr>
-          <w:p>
-            <w:pPr>
-              <w:spacing w:after="0" w:line="240" w:lineRule="auto"/>
-              <w:rPr>
-                <w:rFonts w:ascii="Arial" w:eastAsia="Times New Roman" w:hAnsi="Arial" w:cs="Arial"/>
-                <w:lang w:eastAsia="es-CO"/>
-              </w:rPr>
-            </w:pPr>
-            <w:r>
-              <w:rPr>
-                <w:rFonts w:ascii="Arial" w:eastAsia="Times New Roman" w:hAnsi="Arial" w:cs="Arial"/>
-                <w:b/>
-                <w:bCs/>
-                <w:lang w:eastAsia="es-CO"/>
-              </w:rPr>
-              <w:t>Consumo de recursos (RAM/CPU)</w:t>
-            </w:r>
-          </w:p>
-        </w:tc>
-        <w:tc>
-          <w:tcPr>
-            <w:tcW w:w="0" w:type="auto"/>
-            <w:tcBorders>
-              <w:top w:val="single" w:sz="4" w:space="0" w:color="auto"/>
-              <w:left w:val="single" w:sz="4" w:space="0" w:color="auto"/>
-              <w:bottom w:val="single" w:sz="4" w:space="0" w:color="auto"/>
-              <w:right w:val="single" w:sz="4" w:space="0" w:color="auto"/>
-            </w:tcBorders>
-            <w:vAlign w:val="center"/>
-            <w:hideMark/>
-          </w:tcPr>
-          <w:p>
-            <w:pPr>
-              <w:spacing w:after="0" w:line="240" w:lineRule="auto"/>
-              <w:rPr>
-                <w:rFonts w:ascii="Arial" w:eastAsia="Times New Roman" w:hAnsi="Arial" w:cs="Arial"/>
-                <w:lang w:eastAsia="es-CO"/>
-              </w:rPr>
-            </w:pPr>
-            <w:r>
-              <w:rPr>
-                <w:rFonts w:ascii="Arial" w:eastAsia="Times New Roman" w:hAnsi="Arial" w:cs="Arial"/>
-                <w:lang w:eastAsia="es-CO"/>
-              </w:rPr>
-              <w:t>Alto (IDE completo consume más recursos)</w:t>
-            </w:r>
-          </w:p>
-        </w:tc>
-        <w:tc>
-          <w:tcPr>
-            <w:tcW w:w="0" w:type="auto"/>
-            <w:tcBorders>
-              <w:top w:val="single" w:sz="4" w:space="0" w:color="auto"/>
-              <w:left w:val="single" w:sz="4" w:space="0" w:color="auto"/>
-              <w:bottom w:val="single" w:sz="4" w:space="0" w:color="auto"/>
-              <w:right w:val="single" w:sz="4" w:space="0" w:color="auto"/>
-            </w:tcBorders>
-            <w:vAlign w:val="center"/>
-            <w:hideMark/>
-          </w:tcPr>
-          <w:p>
-            <w:pPr>
-              <w:spacing w:after="0" w:line="240" w:lineRule="auto"/>
-              <w:rPr>
-                <w:rFonts w:ascii="Arial" w:eastAsia="Times New Roman" w:hAnsi="Arial" w:cs="Arial"/>
-                <w:lang w:eastAsia="es-CO"/>
-              </w:rPr>
-            </w:pPr>
-            <w:r>
-              <w:rPr>
-                <w:rFonts w:ascii="Arial" w:eastAsia="Times New Roman" w:hAnsi="Arial" w:cs="Arial"/>
-                <w:lang w:eastAsia="es-CO"/>
-              </w:rPr>
-              <w:t>Bajo - Medio (VS Code es ligero)</w:t>
-            </w:r>
-          </w:p>
-        </w:tc>
-        <w:tc>
-          <w:tcPr>
-            <w:tcW w:w="0" w:type="auto"/>
-            <w:tcBorders>
-              <w:top w:val="single" w:sz="4" w:space="0" w:color="auto"/>
-              <w:left w:val="single" w:sz="4" w:space="0" w:color="auto"/>
-              <w:bottom w:val="single" w:sz="4" w:space="0" w:color="auto"/>
-              <w:right w:val="single" w:sz="4" w:space="0" w:color="auto"/>
-            </w:tcBorders>
-            <w:vAlign w:val="center"/>
-            <w:hideMark/>
-          </w:tcPr>
-          <w:p>
-            <w:pPr>
-              <w:spacing w:after="0" w:line="240" w:lineRule="auto"/>
-              <w:rPr>
-                <w:rFonts w:ascii="Arial" w:eastAsia="Times New Roman" w:hAnsi="Arial" w:cs="Arial"/>
-                <w:lang w:eastAsia="es-CO"/>
-              </w:rPr>
-            </w:pPr>
-            <w:r>
-              <w:rPr>
-                <w:rFonts w:ascii="Arial" w:eastAsia="Times New Roman" w:hAnsi="Arial" w:cs="Arial"/>
-                <w:lang w:eastAsia="es-CO"/>
-              </w:rPr>
-              <w:t>Depende de la plataforma</w:t>
-            </w:r>
-          </w:p>
-        </w:tc>
-      </w:tr>
-      <w:tr>
-        <w:trPr>
-          <w:tblCellSpacing w:w="15" w:type="dxa"/>
-        </w:trPr>
-        <w:tc>
-          <w:tcPr>
-            <w:tcW w:w="0" w:type="auto"/>
-            <w:tcBorders>
-              <w:top w:val="single" w:sz="4" w:space="0" w:color="auto"/>
-              <w:left w:val="single" w:sz="4" w:space="0" w:color="auto"/>
-              <w:bottom w:val="single" w:sz="4" w:space="0" w:color="auto"/>
-              <w:right w:val="single" w:sz="4" w:space="0" w:color="auto"/>
-            </w:tcBorders>
-            <w:shd w:val="clear" w:color="auto" w:fill="BDD6EE" w:themeFill="accent5" w:themeFillTint="66"/>
-            <w:vAlign w:val="center"/>
-            <w:hideMark/>
-          </w:tcPr>
-          <w:p>
-            <w:pPr>
-              <w:spacing w:after="0" w:line="240" w:lineRule="auto"/>
-              <w:rPr>
-                <w:rFonts w:ascii="Arial" w:eastAsia="Times New Roman" w:hAnsi="Arial" w:cs="Arial"/>
-                <w:lang w:eastAsia="es-CO"/>
-              </w:rPr>
-            </w:pPr>
-            <w:r>
-              <w:rPr>
-                <w:rFonts w:ascii="Arial" w:eastAsia="Times New Roman" w:hAnsi="Arial" w:cs="Arial"/>
-                <w:b/>
-                <w:bCs/>
-                <w:lang w:eastAsia="es-CO"/>
-              </w:rPr>
-              <w:t>Soporte nativo del lenguaje</w:t>
-            </w:r>
-          </w:p>
-        </w:tc>
-        <w:tc>
-          <w:tcPr>
-            <w:tcW w:w="0" w:type="auto"/>
-            <w:tcBorders>
-              <w:top w:val="single" w:sz="4" w:space="0" w:color="auto"/>
-              <w:left w:val="single" w:sz="4" w:space="0" w:color="auto"/>
-              <w:bottom w:val="single" w:sz="4" w:space="0" w:color="auto"/>
-              <w:right w:val="single" w:sz="4" w:space="0" w:color="auto"/>
-            </w:tcBorders>
-            <w:vAlign w:val="center"/>
-            <w:hideMark/>
-          </w:tcPr>
-          <w:p>
-            <w:pPr>
-              <w:spacing w:after="0" w:line="240" w:lineRule="auto"/>
-              <w:rPr>
-                <w:rFonts w:ascii="Arial" w:eastAsia="Times New Roman" w:hAnsi="Arial" w:cs="Arial"/>
-                <w:lang w:eastAsia="es-CO"/>
-              </w:rPr>
-            </w:pPr>
-            <w:r>
-              <w:rPr>
-                <w:rFonts w:ascii="Arial" w:eastAsia="Times New Roman" w:hAnsi="Arial" w:cs="Arial"/>
-                <w:lang w:eastAsia="es-CO"/>
-              </w:rPr>
-              <w:t>Alto (Java integrado directamente)</w:t>
-            </w:r>
-          </w:p>
-        </w:tc>
-        <w:tc>
-          <w:tcPr>
-            <w:tcW w:w="0" w:type="auto"/>
-            <w:tcBorders>
-              <w:top w:val="single" w:sz="4" w:space="0" w:color="auto"/>
-              <w:left w:val="single" w:sz="4" w:space="0" w:color="auto"/>
-              <w:bottom w:val="single" w:sz="4" w:space="0" w:color="auto"/>
-              <w:right w:val="single" w:sz="4" w:space="0" w:color="auto"/>
-            </w:tcBorders>
-            <w:vAlign w:val="center"/>
-            <w:hideMark/>
-          </w:tcPr>
-          <w:p>
-            <w:pPr>
-              <w:spacing w:after="0" w:line="240" w:lineRule="auto"/>
-              <w:rPr>
-                <w:rFonts w:ascii="Arial" w:eastAsia="Times New Roman" w:hAnsi="Arial" w:cs="Arial"/>
-                <w:lang w:eastAsia="es-CO"/>
-              </w:rPr>
-            </w:pPr>
-            <w:r>
-              <w:rPr>
-                <w:rFonts w:ascii="Arial" w:eastAsia="Times New Roman" w:hAnsi="Arial" w:cs="Arial"/>
-                <w:lang w:eastAsia="es-CO"/>
-              </w:rPr>
-              <w:t>Medio (requiere extensiones para Java)</w:t>
-            </w:r>
-          </w:p>
-        </w:tc>
-        <w:tc>
-          <w:tcPr>
-            <w:tcW w:w="0" w:type="auto"/>
-            <w:tcBorders>
-              <w:top w:val="single" w:sz="4" w:space="0" w:color="auto"/>
-              <w:left w:val="single" w:sz="4" w:space="0" w:color="auto"/>
-              <w:bottom w:val="single" w:sz="4" w:space="0" w:color="auto"/>
-              <w:right w:val="single" w:sz="4" w:space="0" w:color="auto"/>
-            </w:tcBorders>
-            <w:vAlign w:val="center"/>
-            <w:hideMark/>
-          </w:tcPr>
-          <w:p>
-            <w:pPr>
-              <w:spacing w:after="0" w:line="240" w:lineRule="auto"/>
-              <w:rPr>
-                <w:rFonts w:ascii="Arial" w:eastAsia="Times New Roman" w:hAnsi="Arial" w:cs="Arial"/>
-                <w:lang w:eastAsia="es-CO"/>
-              </w:rPr>
-            </w:pPr>
-            <w:r>
-              <w:rPr>
-                <w:rFonts w:ascii="Arial" w:eastAsia="Times New Roman" w:hAnsi="Arial" w:cs="Arial"/>
-                <w:lang w:eastAsia="es-CO"/>
+                <w:rFonts w:ascii="Arial" w:hAnsi="Arial" w:cs="Arial"/>
               </w:rPr>
               <w:t>Variable</w:t>
             </w:r>
@@ -785,26 +879,24 @@
               <w:bottom w:val="single" w:sz="4" w:space="0" w:color="auto"/>
               <w:right w:val="single" w:sz="4" w:space="0" w:color="auto"/>
             </w:tcBorders>
-            <w:shd w:val="clear" w:color="auto" w:fill="BDD6EE" w:themeFill="accent5" w:themeFillTint="66"/>
             <w:vAlign w:val="center"/>
             <w:hideMark/>
           </w:tcPr>
           <w:p>
             <w:pPr>
-              <w:spacing w:after="0" w:line="240" w:lineRule="auto"/>
-              <w:rPr>
-                <w:rFonts w:ascii="Arial" w:eastAsia="Times New Roman" w:hAnsi="Arial" w:cs="Arial"/>
-                <w:lang w:eastAsia="es-CO"/>
+              <w:rPr>
+                <w:rFonts w:ascii="Arial" w:hAnsi="Arial" w:cs="Arial"/>
+                <w:b/>
+                <w:bCs/>
               </w:rPr>
             </w:pPr>
             <w:r>
               <w:rPr>
-                <w:rFonts w:ascii="Arial" w:eastAsia="Times New Roman" w:hAnsi="Arial" w:cs="Arial"/>
+                <w:rFonts w:ascii="Arial" w:hAnsi="Arial" w:cs="Arial"/>
                 <w:b/>
                 <w:bCs/>
-                <w:lang w:eastAsia="es-CO"/>
-              </w:rPr>
-              <w:t>Depurador integrado</w:t>
+              </w:rPr>
+              <w:t>Consumo de recursos</w:t>
             </w:r>
           </w:p>
         </w:tc>
@@ -822,18 +914,15 @@
           </w:tcPr>
           <w:p>
             <w:pPr>
-              <w:spacing w:after="0" w:line="240" w:lineRule="auto"/>
-              <w:rPr>
-                <w:rFonts w:ascii="Arial" w:eastAsia="Times New Roman" w:hAnsi="Arial" w:cs="Arial"/>
-                <w:lang w:eastAsia="es-CO"/>
+              <w:rPr>
+                <w:rFonts w:ascii="Arial" w:hAnsi="Arial" w:cs="Arial"/>
               </w:rPr>
             </w:pPr>
             <w:r>
               <w:rPr>
-                <w:rFonts w:ascii="Arial" w:eastAsia="Times New Roman" w:hAnsi="Arial" w:cs="Arial"/>
-                <w:lang w:eastAsia="es-CO"/>
-              </w:rPr>
-              <w:t>Sí, muy completo</w:t>
+                <w:rFonts w:ascii="Arial" w:hAnsi="Arial" w:cs="Arial"/>
+              </w:rPr>
+              <w:t>Alto (2GB+ RAM)</w:t>
             </w:r>
           </w:p>
         </w:tc>
@@ -851,18 +940,15 @@
           </w:tcPr>
           <w:p>
             <w:pPr>
-              <w:spacing w:after="0" w:line="240" w:lineRule="auto"/>
-              <w:rPr>
-                <w:rFonts w:ascii="Arial" w:eastAsia="Times New Roman" w:hAnsi="Arial" w:cs="Arial"/>
-                <w:lang w:eastAsia="es-CO"/>
+              <w:rPr>
+                <w:rFonts w:ascii="Arial" w:hAnsi="Arial" w:cs="Arial"/>
               </w:rPr>
             </w:pPr>
             <w:r>
               <w:rPr>
-                <w:rFonts w:ascii="Arial" w:eastAsia="Times New Roman" w:hAnsi="Arial" w:cs="Arial"/>
-                <w:lang w:eastAsia="es-CO"/>
-              </w:rPr>
-              <w:t>Sí, pero mediante extensiones</w:t>
+                <w:rFonts w:ascii="Arial" w:hAnsi="Arial" w:cs="Arial"/>
+              </w:rPr>
+              <w:t>Bajo - Medio (~500MB)</w:t>
             </w:r>
           </w:p>
         </w:tc>
@@ -880,18 +966,15 @@
           </w:tcPr>
           <w:p>
             <w:pPr>
-              <w:spacing w:after="0" w:line="240" w:lineRule="auto"/>
-              <w:rPr>
-                <w:rFonts w:ascii="Arial" w:eastAsia="Times New Roman" w:hAnsi="Arial" w:cs="Arial"/>
-                <w:lang w:eastAsia="es-CO"/>
+              <w:rPr>
+                <w:rFonts w:ascii="Arial" w:hAnsi="Arial" w:cs="Arial"/>
               </w:rPr>
             </w:pPr>
             <w:r>
               <w:rPr>
-                <w:rFonts w:ascii="Arial" w:eastAsia="Times New Roman" w:hAnsi="Arial" w:cs="Arial"/>
-                <w:lang w:eastAsia="es-CO"/>
-              </w:rPr>
-              <w:t>Depende</w:t>
+                <w:rFonts w:ascii="Arial" w:hAnsi="Arial" w:cs="Arial"/>
+              </w:rPr>
+              <w:t>Dependiente del navegador</w:t>
             </w:r>
           </w:p>
         </w:tc>
@@ -909,26 +992,24 @@
               <w:bottom w:val="single" w:sz="4" w:space="0" w:color="auto"/>
               <w:right w:val="single" w:sz="4" w:space="0" w:color="auto"/>
             </w:tcBorders>
-            <w:shd w:val="clear" w:color="auto" w:fill="BDD6EE" w:themeFill="accent5" w:themeFillTint="66"/>
             <w:vAlign w:val="center"/>
             <w:hideMark/>
           </w:tcPr>
           <w:p>
             <w:pPr>
-              <w:spacing w:after="0" w:line="240" w:lineRule="auto"/>
-              <w:rPr>
-                <w:rFonts w:ascii="Arial" w:eastAsia="Times New Roman" w:hAnsi="Arial" w:cs="Arial"/>
-                <w:lang w:eastAsia="es-CO"/>
+              <w:rPr>
+                <w:rFonts w:ascii="Arial" w:hAnsi="Arial" w:cs="Arial"/>
+                <w:b/>
+                <w:bCs/>
               </w:rPr>
             </w:pPr>
             <w:r>
               <w:rPr>
-                <w:rFonts w:ascii="Arial" w:eastAsia="Times New Roman" w:hAnsi="Arial" w:cs="Arial"/>
+                <w:rFonts w:ascii="Arial" w:hAnsi="Arial" w:cs="Arial"/>
                 <w:b/>
                 <w:bCs/>
-                <w:lang w:eastAsia="es-CO"/>
-              </w:rPr>
-              <w:t>Control de versiones (Git)</w:t>
+              </w:rPr>
+              <w:t>Soporte nativo Java</w:t>
             </w:r>
           </w:p>
         </w:tc>
@@ -946,18 +1027,15 @@
           </w:tcPr>
           <w:p>
             <w:pPr>
-              <w:spacing w:after="0" w:line="240" w:lineRule="auto"/>
-              <w:rPr>
-                <w:rFonts w:ascii="Arial" w:eastAsia="Times New Roman" w:hAnsi="Arial" w:cs="Arial"/>
-                <w:lang w:eastAsia="es-CO"/>
+              <w:rPr>
+                <w:rFonts w:ascii="Arial" w:hAnsi="Arial" w:cs="Arial"/>
               </w:rPr>
             </w:pPr>
             <w:r>
               <w:rPr>
-                <w:rFonts w:ascii="Arial" w:eastAsia="Times New Roman" w:hAnsi="Arial" w:cs="Arial"/>
-                <w:lang w:eastAsia="es-CO"/>
-              </w:rPr>
-              <w:t>Integrado</w:t>
+                <w:rFonts w:ascii="Arial" w:hAnsi="Arial" w:cs="Arial"/>
+              </w:rPr>
+              <w:t>Completo</w:t>
             </w:r>
           </w:p>
         </w:tc>
@@ -975,18 +1053,15 @@
           </w:tcPr>
           <w:p>
             <w:pPr>
-              <w:spacing w:after="0" w:line="240" w:lineRule="auto"/>
-              <w:rPr>
-                <w:rFonts w:ascii="Arial" w:eastAsia="Times New Roman" w:hAnsi="Arial" w:cs="Arial"/>
-                <w:lang w:eastAsia="es-CO"/>
+              <w:rPr>
+                <w:rFonts w:ascii="Arial" w:hAnsi="Arial" w:cs="Arial"/>
               </w:rPr>
             </w:pPr>
             <w:r>
               <w:rPr>
-                <w:rFonts w:ascii="Arial" w:eastAsia="Times New Roman" w:hAnsi="Arial" w:cs="Arial"/>
-                <w:lang w:eastAsia="es-CO"/>
-              </w:rPr>
-              <w:t>Integrado (muy bueno en VS Code)</w:t>
+                <w:rFonts w:ascii="Arial" w:hAnsi="Arial" w:cs="Arial"/>
+              </w:rPr>
+              <w:t>Mediante extensiones</w:t>
             </w:r>
           </w:p>
         </w:tc>
@@ -1004,18 +1079,233 @@
           </w:tcPr>
           <w:p>
             <w:pPr>
-              <w:spacing w:after="0" w:line="240" w:lineRule="auto"/>
-              <w:rPr>
-                <w:rFonts w:ascii="Arial" w:eastAsia="Times New Roman" w:hAnsi="Arial" w:cs="Arial"/>
-                <w:lang w:eastAsia="es-CO"/>
+              <w:rPr>
+                <w:rFonts w:ascii="Arial" w:hAnsi="Arial" w:cs="Arial"/>
               </w:rPr>
             </w:pPr>
             <w:r>
               <w:rPr>
-                <w:rFonts w:ascii="Arial" w:eastAsia="Times New Roman" w:hAnsi="Arial" w:cs="Arial"/>
-                <w:lang w:eastAsia="es-CO"/>
-              </w:rPr>
-              <w:t>Depende</w:t>
+                <w:rFonts w:ascii="Arial" w:hAnsi="Arial" w:cs="Arial"/>
+              </w:rPr>
+              <w:t>Limitado</w:t>
+            </w:r>
+          </w:p>
+        </w:tc>
+      </w:tr>
+      <w:tr>
+        <w:trPr>
+          <w:tblCellSpacing w:w="15" w:type="dxa"/>
+        </w:trPr>
+        <w:tc>
+          <w:tcPr>
+            <w:tcW w:w="0" w:type="auto"/>
+            <w:tcBorders>
+              <w:top w:val="single" w:sz="4" w:space="0" w:color="auto"/>
+              <w:left w:val="single" w:sz="4" w:space="0" w:color="auto"/>
+              <w:right w:val="single" w:sz="4" w:space="0" w:color="auto"/>
+            </w:tcBorders>
+            <w:vAlign w:val="center"/>
+            <w:hideMark/>
+          </w:tcPr>
+          <w:p>
+            <w:pPr>
+              <w:rPr>
+                <w:rFonts w:ascii="Arial" w:hAnsi="Arial" w:cs="Arial"/>
+                <w:b/>
+                <w:bCs/>
+              </w:rPr>
+            </w:pPr>
+            <w:r>
+              <w:rPr>
+                <w:rFonts w:ascii="Arial" w:hAnsi="Arial" w:cs="Arial"/>
+                <w:b/>
+                <w:bCs/>
+              </w:rPr>
+              <w:t>Depurador</w:t>
+            </w:r>
+          </w:p>
+        </w:tc>
+        <w:tc>
+          <w:tcPr>
+            <w:tcW w:w="0" w:type="auto"/>
+            <w:tcBorders>
+              <w:top w:val="single" w:sz="4" w:space="0" w:color="auto"/>
+              <w:left w:val="single" w:sz="4" w:space="0" w:color="auto"/>
+              <w:right w:val="single" w:sz="4" w:space="0" w:color="auto"/>
+            </w:tcBorders>
+            <w:vAlign w:val="center"/>
+            <w:hideMark/>
+          </w:tcPr>
+          <w:p>
+            <w:pPr>
+              <w:rPr>
+                <w:rFonts w:ascii="Arial" w:hAnsi="Arial" w:cs="Arial"/>
+              </w:rPr>
+            </w:pPr>
+            <w:r>
+              <w:rPr>
+                <w:rFonts w:ascii="Arial" w:hAnsi="Arial" w:cs="Arial"/>
+              </w:rPr>
+              <w:t>Integrado avanzado</w:t>
+            </w:r>
+          </w:p>
+        </w:tc>
+        <w:tc>
+          <w:tcPr>
+            <w:tcW w:w="0" w:type="auto"/>
+            <w:tcBorders>
+              <w:top w:val="single" w:sz="4" w:space="0" w:color="auto"/>
+              <w:left w:val="single" w:sz="4" w:space="0" w:color="auto"/>
+              <w:right w:val="single" w:sz="4" w:space="0" w:color="auto"/>
+            </w:tcBorders>
+            <w:vAlign w:val="center"/>
+            <w:hideMark/>
+          </w:tcPr>
+          <w:p>
+            <w:pPr>
+              <w:rPr>
+                <w:rFonts w:ascii="Arial" w:hAnsi="Arial" w:cs="Arial"/>
+              </w:rPr>
+            </w:pPr>
+            <w:r>
+              <w:rPr>
+                <w:rFonts w:ascii="Arial" w:hAnsi="Arial" w:cs="Arial"/>
+              </w:rPr>
+              <w:t>Integrado por extensiones</w:t>
+            </w:r>
+          </w:p>
+        </w:tc>
+        <w:tc>
+          <w:tcPr>
+            <w:tcW w:w="0" w:type="auto"/>
+            <w:tcBorders>
+              <w:top w:val="single" w:sz="4" w:space="0" w:color="auto"/>
+              <w:left w:val="single" w:sz="4" w:space="0" w:color="auto"/>
+              <w:right w:val="single" w:sz="4" w:space="0" w:color="auto"/>
+            </w:tcBorders>
+            <w:vAlign w:val="center"/>
+            <w:hideMark/>
+          </w:tcPr>
+          <w:p>
+            <w:pPr>
+              <w:rPr>
+                <w:rFonts w:ascii="Arial" w:hAnsi="Arial" w:cs="Arial"/>
+              </w:rPr>
+            </w:pPr>
+            <w:r>
+              <w:rPr>
+                <w:rFonts w:ascii="Arial" w:hAnsi="Arial" w:cs="Arial"/>
+              </w:rPr>
+              <w:t>Limitado</w:t>
+            </w:r>
+          </w:p>
+        </w:tc>
+      </w:tr>
+      <w:tr>
+        <w:trPr>
+          <w:tblCellSpacing w:w="15" w:type="dxa"/>
+        </w:trPr>
+        <w:tc>
+          <w:tcPr>
+            <w:tcW w:w="0" w:type="auto"/>
+            <w:tcBorders>
+              <w:top w:val="single" w:sz="4" w:space="0" w:color="auto"/>
+              <w:left w:val="single" w:sz="4" w:space="0" w:color="auto"/>
+              <w:right w:val="single" w:sz="4" w:space="0" w:color="auto"/>
+            </w:tcBorders>
+            <w:vAlign w:val="center"/>
+            <w:hideMark/>
+          </w:tcPr>
+          <w:p>
+            <w:pPr>
+              <w:rPr>
+                <w:rFonts w:ascii="Arial" w:hAnsi="Arial" w:cs="Arial"/>
+                <w:b/>
+                <w:bCs/>
+              </w:rPr>
+            </w:pPr>
+            <w:r>
+              <w:rPr>
+                <w:rFonts w:ascii="Arial" w:hAnsi="Arial" w:cs="Arial"/>
+                <w:b/>
+                <w:bCs/>
+              </w:rPr>
+              <w:t>Git</w:t>
+            </w:r>
+          </w:p>
+        </w:tc>
+        <w:tc>
+          <w:tcPr>
+            <w:tcW w:w="0" w:type="auto"/>
+            <w:tcBorders>
+              <w:top w:val="single" w:sz="4" w:space="0" w:color="auto"/>
+              <w:left w:val="single" w:sz="4" w:space="0" w:color="auto"/>
+              <w:right w:val="single" w:sz="4" w:space="0" w:color="auto"/>
+            </w:tcBorders>
+            <w:vAlign w:val="center"/>
+            <w:hideMark/>
+          </w:tcPr>
+          <w:p>
+            <w:pPr>
+              <w:rPr>
+                <w:rFonts w:ascii="Arial" w:hAnsi="Arial" w:cs="Arial"/>
+              </w:rPr>
+            </w:pPr>
+            <w:r>
+              <w:rPr>
+                <w:rFonts w:ascii="Arial" w:hAnsi="Arial" w:cs="Arial"/>
+              </w:rPr>
+              <w:t>Integrado</w:t>
+            </w:r>
+          </w:p>
+        </w:tc>
+        <w:tc>
+          <w:tcPr>
+            <w:tcW w:w="0" w:type="auto"/>
+            <w:tcBorders>
+              <w:top w:val="single" w:sz="4" w:space="0" w:color="auto"/>
+              <w:left w:val="single" w:sz="4" w:space="0" w:color="auto"/>
+              <w:right w:val="single" w:sz="4" w:space="0" w:color="auto"/>
+            </w:tcBorders>
+            <w:vAlign w:val="center"/>
+            <w:hideMark/>
+          </w:tcPr>
+          <w:p>
+            <w:pPr>
+              <w:rPr>
+                <w:rFonts w:ascii="Arial" w:hAnsi="Arial" w:cs="Arial"/>
+              </w:rPr>
+            </w:pPr>
+            <w:r>
+              <w:rPr>
+                <w:rFonts w:ascii="Arial" w:hAnsi="Arial" w:cs="Arial"/>
+              </w:rPr>
+              <w:t>Integrado</w:t>
+            </w:r>
+          </w:p>
+        </w:tc>
+        <w:tc>
+          <w:tcPr>
+            <w:tcW w:w="0" w:type="auto"/>
+            <w:tcBorders>
+              <w:top w:val="single" w:sz="4" w:space="0" w:color="auto"/>
+              <w:left w:val="single" w:sz="4" w:space="0" w:color="auto"/>
+              <w:right w:val="single" w:sz="4" w:space="0" w:color="auto"/>
+            </w:tcBorders>
+            <w:vAlign w:val="center"/>
+            <w:hideMark/>
+          </w:tcPr>
+          <w:p>
+            <w:pPr>
+              <w:rPr>
+                <w:rFonts w:ascii="Arial" w:hAnsi="Arial" w:cs="Arial"/>
+              </w:rPr>
+            </w:pPr>
+            <w:r>
+              <w:rPr>
+                <w:rFonts w:ascii="Arial" w:hAnsi="Arial" w:cs="Arial"/>
+              </w:rPr>
+              <w:t>Variable</w:t>
             </w:r>
           </w:p>
         </w:tc>
@@ -1033,26 +1323,52 @@
               <w:bottom w:val="single" w:sz="4" w:space="0" w:color="auto"/>
               <w:right w:val="single" w:sz="4" w:space="0" w:color="auto"/>
             </w:tcBorders>
-            <w:shd w:val="clear" w:color="auto" w:fill="BDD6EE" w:themeFill="accent5" w:themeFillTint="66"/>
             <w:vAlign w:val="center"/>
             <w:hideMark/>
           </w:tcPr>
           <w:p>
             <w:pPr>
-              <w:spacing w:after="0" w:line="240" w:lineRule="auto"/>
-              <w:rPr>
-                <w:rFonts w:ascii="Arial" w:eastAsia="Times New Roman" w:hAnsi="Arial" w:cs="Arial"/>
-                <w:lang w:eastAsia="es-CO"/>
+              <w:rPr>
+                <w:rFonts w:ascii="Arial" w:hAnsi="Arial" w:cs="Arial"/>
+                <w:b/>
+                <w:bCs/>
+              </w:rPr>
+            </w:pPr>
+            <w:proofErr w:type="spellStart"/>
+            <w:r>
+              <w:rPr>
+                <w:rFonts w:ascii="Arial" w:hAnsi="Arial" w:cs="Arial"/>
+                <w:b/>
+                <w:bCs/>
+              </w:rPr>
+              <w:t>Plugins</w:t>
+            </w:r>
+            <w:proofErr w:type="spellEnd"/>
+          </w:p>
+        </w:tc>
+        <w:tc>
+          <w:tcPr>
+            <w:tcW w:w="0" w:type="auto"/>
+            <w:tcBorders>
+              <w:top w:val="single" w:sz="4" w:space="0" w:color="auto"/>
+              <w:left w:val="single" w:sz="4" w:space="0" w:color="auto"/>
+              <w:bottom w:val="single" w:sz="4" w:space="0" w:color="auto"/>
+              <w:right w:val="single" w:sz="4" w:space="0" w:color="auto"/>
+            </w:tcBorders>
+            <w:vAlign w:val="center"/>
+            <w:hideMark/>
+          </w:tcPr>
+          <w:p>
+            <w:pPr>
+              <w:rPr>
+                <w:rFonts w:ascii="Arial" w:hAnsi="Arial" w:cs="Arial"/>
               </w:rPr>
             </w:pPr>
             <w:r>
               <w:rPr>
-                <w:rFonts w:ascii="Arial" w:eastAsia="Times New Roman" w:hAnsi="Arial" w:cs="Arial"/>
-                <w:b/>
-                <w:bCs/>
-                <w:lang w:eastAsia="es-CO"/>
-              </w:rPr>
-              <w:t>Extensibilidad (plugins)</w:t>
+                <w:rFonts w:ascii="Arial" w:hAnsi="Arial" w:cs="Arial"/>
+              </w:rPr>
+              <w:t>Alto</w:t>
             </w:r>
           </w:p>
         </w:tc>
@@ -1070,16 +1386,100 @@
           </w:tcPr>
           <w:p>
             <w:pPr>
-              <w:spacing w:after="0" w:line="240" w:lineRule="auto"/>
-              <w:rPr>
-                <w:rFonts w:ascii="Arial" w:eastAsia="Times New Roman" w:hAnsi="Arial" w:cs="Arial"/>
-                <w:lang w:eastAsia="es-CO"/>
+              <w:rPr>
+                <w:rFonts w:ascii="Arial" w:hAnsi="Arial" w:cs="Arial"/>
               </w:rPr>
             </w:pPr>
             <w:r>
               <w:rPr>
-                <w:rFonts w:ascii="Arial" w:eastAsia="Times New Roman" w:hAnsi="Arial" w:cs="Arial"/>
-                <w:lang w:eastAsia="es-CO"/>
+                <w:rFonts w:ascii="Arial" w:hAnsi="Arial" w:cs="Arial"/>
+              </w:rPr>
+              <w:t>Muy alto</w:t>
+            </w:r>
+          </w:p>
+        </w:tc>
+        <w:tc>
+          <w:tcPr>
+            <w:tcW w:w="0" w:type="auto"/>
+            <w:tcBorders>
+              <w:top w:val="single" w:sz="4" w:space="0" w:color="auto"/>
+              <w:left w:val="single" w:sz="4" w:space="0" w:color="auto"/>
+              <w:bottom w:val="single" w:sz="4" w:space="0" w:color="auto"/>
+              <w:right w:val="single" w:sz="4" w:space="0" w:color="auto"/>
+            </w:tcBorders>
+            <w:vAlign w:val="center"/>
+            <w:hideMark/>
+          </w:tcPr>
+          <w:p>
+            <w:pPr>
+              <w:rPr>
+                <w:rFonts w:ascii="Arial" w:hAnsi="Arial" w:cs="Arial"/>
+              </w:rPr>
+            </w:pPr>
+            <w:r>
+              <w:rPr>
+                <w:rFonts w:ascii="Arial" w:hAnsi="Arial" w:cs="Arial"/>
+              </w:rPr>
+              <w:t>Limitado</w:t>
+            </w:r>
+          </w:p>
+        </w:tc>
+      </w:tr>
+      <w:tr>
+        <w:trPr>
+          <w:tblCellSpacing w:w="15" w:type="dxa"/>
+        </w:trPr>
+        <w:tc>
+          <w:tcPr>
+            <w:tcW w:w="0" w:type="auto"/>
+            <w:tcBorders>
+              <w:top w:val="single" w:sz="4" w:space="0" w:color="auto"/>
+              <w:left w:val="single" w:sz="4" w:space="0" w:color="auto"/>
+              <w:bottom w:val="single" w:sz="4" w:space="0" w:color="auto"/>
+              <w:right w:val="single" w:sz="4" w:space="0" w:color="auto"/>
+            </w:tcBorders>
+            <w:vAlign w:val="center"/>
+            <w:hideMark/>
+          </w:tcPr>
+          <w:p>
+            <w:pPr>
+              <w:rPr>
+                <w:rFonts w:ascii="Arial" w:hAnsi="Arial" w:cs="Arial"/>
+                <w:b/>
+                <w:bCs/>
+              </w:rPr>
+            </w:pPr>
+            <w:r>
+              <w:rPr>
+                <w:rFonts w:ascii="Arial" w:hAnsi="Arial" w:cs="Arial"/>
+                <w:b/>
+                <w:bCs/>
+              </w:rPr>
+              <w:t>Curva de aprendizaje</w:t>
+            </w:r>
+          </w:p>
+        </w:tc>
+        <w:tc>
+          <w:tcPr>
+            <w:tcW w:w="0" w:type="auto"/>
+            <w:tcBorders>
+              <w:top w:val="single" w:sz="4" w:space="0" w:color="auto"/>
+              <w:left w:val="single" w:sz="4" w:space="0" w:color="auto"/>
+              <w:bottom w:val="single" w:sz="4" w:space="0" w:color="auto"/>
+              <w:right w:val="single" w:sz="4" w:space="0" w:color="auto"/>
+            </w:tcBorders>
+            <w:vAlign w:val="center"/>
+            <w:hideMark/>
+          </w:tcPr>
+          <w:p>
+            <w:pPr>
+              <w:rPr>
+                <w:rFonts w:ascii="Arial" w:hAnsi="Arial" w:cs="Arial"/>
+              </w:rPr>
+            </w:pPr>
+            <w:r>
+              <w:rPr>
+                <w:rFonts w:ascii="Arial" w:hAnsi="Arial" w:cs="Arial"/>
               </w:rPr>
               <w:t>Media - Alta</w:t>
             </w:r>
@@ -1099,140 +1499,13 @@
           </w:tcPr>
           <w:p>
             <w:pPr>
-              <w:spacing w:after="0" w:line="240" w:lineRule="auto"/>
-              <w:rPr>
-                <w:rFonts w:ascii="Arial" w:eastAsia="Times New Roman" w:hAnsi="Arial" w:cs="Arial"/>
-                <w:lang w:eastAsia="es-CO"/>
+              <w:rPr>
+                <w:rFonts w:ascii="Arial" w:hAnsi="Arial" w:cs="Arial"/>
               </w:rPr>
             </w:pPr>
             <w:r>
               <w:rPr>
-                <w:rFonts w:ascii="Arial" w:eastAsia="Times New Roman" w:hAnsi="Arial" w:cs="Arial"/>
-                <w:lang w:eastAsia="es-CO"/>
-              </w:rPr>
-              <w:t>Muy alta (VS Code destaca aquí)</w:t>
-            </w:r>
-          </w:p>
-        </w:tc>
-        <w:tc>
-          <w:tcPr>
-            <w:tcW w:w="0" w:type="auto"/>
-            <w:tcBorders>
-              <w:top w:val="single" w:sz="4" w:space="0" w:color="auto"/>
-              <w:left w:val="single" w:sz="4" w:space="0" w:color="auto"/>
-              <w:bottom w:val="single" w:sz="4" w:space="0" w:color="auto"/>
-              <w:right w:val="single" w:sz="4" w:space="0" w:color="auto"/>
-            </w:tcBorders>
-            <w:vAlign w:val="center"/>
-            <w:hideMark/>
-          </w:tcPr>
-          <w:p>
-            <w:pPr>
-              <w:spacing w:after="0" w:line="240" w:lineRule="auto"/>
-              <w:rPr>
-                <w:rFonts w:ascii="Arial" w:eastAsia="Times New Roman" w:hAnsi="Arial" w:cs="Arial"/>
-                <w:lang w:eastAsia="es-CO"/>
-              </w:rPr>
-            </w:pPr>
-            <w:r>
-              <w:rPr>
-                <w:rFonts w:ascii="Arial" w:eastAsia="Times New Roman" w:hAnsi="Arial" w:cs="Arial"/>
-                <w:lang w:eastAsia="es-CO"/>
-              </w:rPr>
-              <w:t>Limitada o variable</w:t>
-            </w:r>
-          </w:p>
-        </w:tc>
-      </w:tr>
-      <w:tr>
-        <w:trPr>
-          <w:tblCellSpacing w:w="15" w:type="dxa"/>
-        </w:trPr>
-        <w:tc>
-          <w:tcPr>
-            <w:tcW w:w="0" w:type="auto"/>
-            <w:tcBorders>
-              <w:top w:val="single" w:sz="4" w:space="0" w:color="auto"/>
-              <w:left w:val="single" w:sz="4" w:space="0" w:color="auto"/>
-              <w:bottom w:val="single" w:sz="4" w:space="0" w:color="auto"/>
-              <w:right w:val="single" w:sz="4" w:space="0" w:color="auto"/>
-            </w:tcBorders>
-            <w:shd w:val="clear" w:color="auto" w:fill="BDD6EE" w:themeFill="accent5" w:themeFillTint="66"/>
-            <w:vAlign w:val="center"/>
-            <w:hideMark/>
-          </w:tcPr>
-          <w:p>
-            <w:pPr>
-              <w:spacing w:after="0" w:line="240" w:lineRule="auto"/>
-              <w:rPr>
-                <w:rFonts w:ascii="Arial" w:eastAsia="Times New Roman" w:hAnsi="Arial" w:cs="Arial"/>
-                <w:lang w:eastAsia="es-CO"/>
-              </w:rPr>
-            </w:pPr>
-            <w:r>
-              <w:rPr>
-                <w:rFonts w:ascii="Arial" w:eastAsia="Times New Roman" w:hAnsi="Arial" w:cs="Arial"/>
-                <w:b/>
-                <w:bCs/>
-                <w:lang w:eastAsia="es-CO"/>
-              </w:rPr>
-              <w:t>Curva de aprendizaje</w:t>
-            </w:r>
-          </w:p>
-        </w:tc>
-        <w:tc>
-          <w:tcPr>
-            <w:tcW w:w="0" w:type="auto"/>
-            <w:tcBorders>
-              <w:top w:val="single" w:sz="4" w:space="0" w:color="auto"/>
-              <w:left w:val="single" w:sz="4" w:space="0" w:color="auto"/>
-              <w:bottom w:val="single" w:sz="4" w:space="0" w:color="auto"/>
-              <w:right w:val="single" w:sz="4" w:space="0" w:color="auto"/>
-            </w:tcBorders>
-            <w:vAlign w:val="center"/>
-            <w:hideMark/>
-          </w:tcPr>
-          <w:p>
-            <w:pPr>
-              <w:spacing w:after="0" w:line="240" w:lineRule="auto"/>
-              <w:rPr>
-                <w:rFonts w:ascii="Arial" w:eastAsia="Times New Roman" w:hAnsi="Arial" w:cs="Arial"/>
-                <w:lang w:eastAsia="es-CO"/>
-              </w:rPr>
-            </w:pPr>
-            <w:r>
-              <w:rPr>
-                <w:rFonts w:ascii="Arial" w:eastAsia="Times New Roman" w:hAnsi="Arial" w:cs="Arial"/>
-                <w:lang w:eastAsia="es-CO"/>
-              </w:rPr>
-              <w:t>Media</w:t>
-            </w:r>
-          </w:p>
-        </w:tc>
-        <w:tc>
-          <w:tcPr>
-            <w:tcW w:w="0" w:type="auto"/>
-            <w:tcBorders>
-              <w:top w:val="single" w:sz="4" w:space="0" w:color="auto"/>
-              <w:left w:val="single" w:sz="4" w:space="0" w:color="auto"/>
-              <w:bottom w:val="single" w:sz="4" w:space="0" w:color="auto"/>
-              <w:right w:val="single" w:sz="4" w:space="0" w:color="auto"/>
-            </w:tcBorders>
-            <w:vAlign w:val="center"/>
-            <w:hideMark/>
-          </w:tcPr>
-          <w:p>
-            <w:pPr>
-              <w:spacing w:after="0" w:line="240" w:lineRule="auto"/>
-              <w:rPr>
-                <w:rFonts w:ascii="Arial" w:eastAsia="Times New Roman" w:hAnsi="Arial" w:cs="Arial"/>
-                <w:lang w:eastAsia="es-CO"/>
-              </w:rPr>
-            </w:pPr>
-            <w:r>
-              <w:rPr>
-                <w:rFonts w:ascii="Arial" w:eastAsia="Times New Roman" w:hAnsi="Arial" w:cs="Arial"/>
-                <w:lang w:eastAsia="es-CO"/>
+                <w:rFonts w:ascii="Arial" w:hAnsi="Arial" w:cs="Arial"/>
               </w:rPr>
               <w:t>Baja - Media</w:t>
             </w:r>
@@ -1252,18 +1525,15 @@
           </w:tcPr>
           <w:p>
             <w:pPr>
-              <w:spacing w:after="0" w:line="240" w:lineRule="auto"/>
-              <w:rPr>
-                <w:rFonts w:ascii="Arial" w:eastAsia="Times New Roman" w:hAnsi="Arial" w:cs="Arial"/>
-                <w:lang w:eastAsia="es-CO"/>
+              <w:rPr>
+                <w:rFonts w:ascii="Arial" w:hAnsi="Arial" w:cs="Arial"/>
               </w:rPr>
             </w:pPr>
             <w:r>
               <w:rPr>
-                <w:rFonts w:ascii="Arial" w:eastAsia="Times New Roman" w:hAnsi="Arial" w:cs="Arial"/>
-                <w:lang w:eastAsia="es-CO"/>
-              </w:rPr>
-              <w:t>Variable</w:t>
+                <w:rFonts w:ascii="Arial" w:hAnsi="Arial" w:cs="Arial"/>
+              </w:rPr>
+              <w:t>Baja</w:t>
             </w:r>
           </w:p>
         </w:tc>
@@ -1281,26 +1551,24 @@
               <w:bottom w:val="single" w:sz="4" w:space="0" w:color="auto"/>
               <w:right w:val="single" w:sz="4" w:space="0" w:color="auto"/>
             </w:tcBorders>
-            <w:shd w:val="clear" w:color="auto" w:fill="BDD6EE" w:themeFill="accent5" w:themeFillTint="66"/>
             <w:vAlign w:val="center"/>
             <w:hideMark/>
           </w:tcPr>
           <w:p>
             <w:pPr>
-              <w:spacing w:after="0" w:line="240" w:lineRule="auto"/>
-              <w:rPr>
-                <w:rFonts w:ascii="Arial" w:eastAsia="Times New Roman" w:hAnsi="Arial" w:cs="Arial"/>
-                <w:lang w:eastAsia="es-CO"/>
+              <w:rPr>
+                <w:rFonts w:ascii="Arial" w:hAnsi="Arial" w:cs="Arial"/>
+                <w:b/>
+                <w:bCs/>
               </w:rPr>
             </w:pPr>
             <w:r>
               <w:rPr>
-                <w:rFonts w:ascii="Arial" w:eastAsia="Times New Roman" w:hAnsi="Arial" w:cs="Arial"/>
+                <w:rFonts w:ascii="Arial" w:hAnsi="Arial" w:cs="Arial"/>
                 <w:b/>
                 <w:bCs/>
-                <w:lang w:eastAsia="es-CO"/>
-              </w:rPr>
-              <w:t>Comunidad / soporte</w:t>
+              </w:rPr>
+              <w:t>Comunidad</w:t>
             </w:r>
           </w:p>
         </w:tc>
@@ -1318,16 +1586,13 @@
           </w:tcPr>
           <w:p>
             <w:pPr>
-              <w:spacing w:after="0" w:line="240" w:lineRule="auto"/>
-              <w:rPr>
-                <w:rFonts w:ascii="Arial" w:eastAsia="Times New Roman" w:hAnsi="Arial" w:cs="Arial"/>
-                <w:lang w:eastAsia="es-CO"/>
+              <w:rPr>
+                <w:rFonts w:ascii="Arial" w:hAnsi="Arial" w:cs="Arial"/>
               </w:rPr>
             </w:pPr>
             <w:r>
               <w:rPr>
-                <w:rFonts w:ascii="Arial" w:eastAsia="Times New Roman" w:hAnsi="Arial" w:cs="Arial"/>
-                <w:lang w:eastAsia="es-CO"/>
+                <w:rFonts w:ascii="Arial" w:hAnsi="Arial" w:cs="Arial"/>
               </w:rPr>
               <w:t>Alta</w:t>
             </w:r>
@@ -1347,16 +1612,13 @@
           </w:tcPr>
           <w:p>
             <w:pPr>
-              <w:spacing w:after="0" w:line="240" w:lineRule="auto"/>
-              <w:rPr>
-                <w:rFonts w:ascii="Arial" w:eastAsia="Times New Roman" w:hAnsi="Arial" w:cs="Arial"/>
-                <w:lang w:eastAsia="es-CO"/>
+              <w:rPr>
+                <w:rFonts w:ascii="Arial" w:hAnsi="Arial" w:cs="Arial"/>
               </w:rPr>
             </w:pPr>
             <w:r>
               <w:rPr>
-                <w:rFonts w:ascii="Arial" w:eastAsia="Times New Roman" w:hAnsi="Arial" w:cs="Arial"/>
-                <w:lang w:eastAsia="es-CO"/>
+                <w:rFonts w:ascii="Arial" w:hAnsi="Arial" w:cs="Arial"/>
               </w:rPr>
               <w:t>Muy alta</w:t>
             </w:r>
@@ -1376,18 +1638,15 @@
           </w:tcPr>
           <w:p>
             <w:pPr>
-              <w:spacing w:after="0" w:line="240" w:lineRule="auto"/>
-              <w:rPr>
-                <w:rFonts w:ascii="Arial" w:eastAsia="Times New Roman" w:hAnsi="Arial" w:cs="Arial"/>
-                <w:lang w:eastAsia="es-CO"/>
+              <w:rPr>
+                <w:rFonts w:ascii="Arial" w:hAnsi="Arial" w:cs="Arial"/>
               </w:rPr>
             </w:pPr>
             <w:r>
               <w:rPr>
-                <w:rFonts w:ascii="Arial" w:eastAsia="Times New Roman" w:hAnsi="Arial" w:cs="Arial"/>
-                <w:lang w:eastAsia="es-CO"/>
-              </w:rPr>
-              <w:t>Variable</w:t>
+                <w:rFonts w:ascii="Arial" w:hAnsi="Arial" w:cs="Arial"/>
+              </w:rPr>
+              <w:t>Media</w:t>
             </w:r>
           </w:p>
         </w:tc>
@@ -1405,26 +1664,24 @@
               <w:bottom w:val="single" w:sz="4" w:space="0" w:color="auto"/>
               <w:right w:val="single" w:sz="4" w:space="0" w:color="auto"/>
             </w:tcBorders>
-            <w:shd w:val="clear" w:color="auto" w:fill="BDD6EE" w:themeFill="accent5" w:themeFillTint="66"/>
             <w:vAlign w:val="center"/>
             <w:hideMark/>
           </w:tcPr>
           <w:p>
             <w:pPr>
-              <w:spacing w:after="0" w:line="240" w:lineRule="auto"/>
-              <w:rPr>
-                <w:rFonts w:ascii="Arial" w:eastAsia="Times New Roman" w:hAnsi="Arial" w:cs="Arial"/>
-                <w:lang w:eastAsia="es-CO"/>
+              <w:rPr>
+                <w:rFonts w:ascii="Arial" w:hAnsi="Arial" w:cs="Arial"/>
+                <w:b/>
+                <w:bCs/>
               </w:rPr>
             </w:pPr>
             <w:r>
               <w:rPr>
-                <w:rFonts w:ascii="Arial" w:eastAsia="Times New Roman" w:hAnsi="Arial" w:cs="Arial"/>
+                <w:rFonts w:ascii="Arial" w:hAnsi="Arial" w:cs="Arial"/>
                 <w:b/>
                 <w:bCs/>
-                <w:lang w:eastAsia="es-CO"/>
-              </w:rPr>
-              <w:t>¿Recomendado para el proyecto?</w:t>
+              </w:rPr>
+              <w:t>Uso offline</w:t>
             </w:r>
           </w:p>
         </w:tc>
@@ -1442,18 +1699,15 @@
           </w:tcPr>
           <w:p>
             <w:pPr>
-              <w:spacing w:after="0" w:line="240" w:lineRule="auto"/>
-              <w:rPr>
-                <w:rFonts w:ascii="Arial" w:eastAsia="Times New Roman" w:hAnsi="Arial" w:cs="Arial"/>
-                <w:lang w:eastAsia="es-CO"/>
+              <w:rPr>
+                <w:rFonts w:ascii="Arial" w:hAnsi="Arial" w:cs="Arial"/>
               </w:rPr>
             </w:pPr>
             <w:r>
               <w:rPr>
-                <w:rFonts w:ascii="Arial" w:eastAsia="Times New Roman" w:hAnsi="Arial" w:cs="Arial"/>
-                <w:lang w:eastAsia="es-CO"/>
-              </w:rPr>
-              <w:t>Sí, pero más pesado</w:t>
+                <w:rFonts w:ascii="Arial" w:hAnsi="Arial" w:cs="Arial"/>
+              </w:rPr>
+              <w:t>Sí</w:t>
             </w:r>
           </w:p>
         </w:tc>
@@ -1471,25 +1725,15 @@
           </w:tcPr>
           <w:p>
             <w:pPr>
-              <w:spacing w:after="0" w:line="240" w:lineRule="auto"/>
-              <w:rPr>
-                <w:rFonts w:ascii="Arial" w:eastAsia="Times New Roman" w:hAnsi="Arial" w:cs="Arial"/>
-                <w:lang w:eastAsia="es-CO"/>
+              <w:rPr>
+                <w:rFonts w:ascii="Arial" w:hAnsi="Arial" w:cs="Arial"/>
               </w:rPr>
             </w:pPr>
             <w:r>
               <w:rPr>
-                <w:rFonts w:ascii="Segoe UI Emoji" w:eastAsia="Times New Roman" w:hAnsi="Segoe UI Emoji" w:cs="Segoe UI Emoji"/>
-                <w:lang w:eastAsia="es-CO"/>
-              </w:rPr>
-              <w:t>✅</w:t>
-            </w:r>
-            <w:r>
-              <w:rPr>
-                <w:rFonts w:ascii="Arial" w:eastAsia="Times New Roman" w:hAnsi="Arial" w:cs="Arial"/>
-                <w:lang w:eastAsia="es-CO"/>
-              </w:rPr>
-              <w:t xml:space="preserve"> Sí, fue el usado y funciona bien</w:t>
+                <w:rFonts w:ascii="Arial" w:hAnsi="Arial" w:cs="Arial"/>
+              </w:rPr>
+              <w:t>Sí</w:t>
             </w:r>
           </w:p>
         </w:tc>
@@ -1507,323 +1751,33 @@
           </w:tcPr>
           <w:p>
             <w:pPr>
-              <w:spacing w:after="0" w:line="240" w:lineRule="auto"/>
-              <w:rPr>
-                <w:rFonts w:ascii="Arial" w:eastAsia="Times New Roman" w:hAnsi="Arial" w:cs="Arial"/>
-                <w:lang w:eastAsia="es-CO"/>
+              <w:rPr>
+                <w:rFonts w:ascii="Arial" w:hAnsi="Arial" w:cs="Arial"/>
               </w:rPr>
             </w:pPr>
             <w:r>
               <w:rPr>
-                <w:rFonts w:ascii="Arial" w:eastAsia="Times New Roman" w:hAnsi="Arial" w:cs="Arial"/>
-                <w:lang w:eastAsia="es-CO"/>
-              </w:rPr>
-              <w:t>No necesario para este caso</w:t>
+                <w:rFonts w:ascii="Arial" w:hAnsi="Arial" w:cs="Arial"/>
+              </w:rPr>
+              <w:t>No siempre</w:t>
             </w:r>
           </w:p>
         </w:tc>
       </w:tr>
     </w:tbl>
-    <w:p/>
-    <w:p>
-      <w:pPr>
-        <w:pStyle w:val="Ttulo2"/>
-        <w:jc w:val="center"/>
-        <w:rPr>
-          <w:rFonts w:ascii="Arial" w:eastAsia="Times New Roman" w:hAnsi="Arial" w:cs="Arial"/>
-          <w:b/>
-          <w:bCs/>
-          <w:lang w:eastAsia="es-CO"/>
-        </w:rPr>
-      </w:pPr>
-      <w:r>
-        <w:rPr>
-          <mc:AlternateContent>
-            <mc:Choice Requires="w16se">
-              <w:rFonts w:ascii="Arial" w:eastAsia="Times New Roman" w:hAnsi="Arial" w:cs="Arial"/>
-            </mc:Choice>
-            <mc:Fallback>
-              <w:rFonts w:ascii="Segoe UI Emoji" w:eastAsia="Segoe UI Emoji" w:hAnsi="Segoe UI Emoji" w:cs="Segoe UI Emoji"/>
-            </mc:Fallback>
-          </mc:AlternateContent>
-          <w:b/>
-          <w:bCs/>
-          <w:lang w:eastAsia="es-CO"/>
-        </w:rPr>
-        <mc:AlternateContent>
-          <mc:Choice Requires="w16se">
-            <w16se:symEx w16se:font="Segoe UI Emoji" w16se:char="1F4A1"/>
-          </mc:Choice>
-          <mc:Fallback>
-            <w:t>💡</w:t>
-          </mc:Fallback>
-        </mc:AlternateContent>
-      </w:r>
-      <w:r>
-        <w:rPr>
-          <w:rFonts w:ascii="Arial" w:eastAsia="Times New Roman" w:hAnsi="Arial" w:cs="Arial"/>
-          <w:b/>
-          <w:bCs/>
-          <w:lang w:eastAsia="es-CO"/>
-        </w:rPr>
-        <w:t xml:space="preserve"> </w:t>
-      </w:r>
-      <w:r>
-        <w:rPr>
-          <w:rFonts w:ascii="Arial" w:eastAsia="Times New Roman" w:hAnsi="Arial" w:cs="Arial"/>
-          <w:b/>
-          <w:bCs/>
-          <w:lang w:eastAsia="es-CO"/>
-        </w:rPr>
-        <w:t>Conclusión De La Decisión</w:t>
-      </w:r>
-    </w:p>
-    <w:p>
-      <w:pPr>
-        <w:pStyle w:val="NormalWeb"/>
-        <w:rPr>
-          <w:rFonts w:ascii="Arial" w:hAnsi="Arial" w:cs="Arial"/>
-          <w:sz w:val="22"/>
-          <w:szCs w:val="22"/>
-        </w:rPr>
-      </w:pPr>
-      <w:r>
-        <w:rPr>
-          <w:rFonts w:ascii="Arial" w:hAnsi="Arial" w:cs="Arial"/>
-          <w:sz w:val="22"/>
-          <w:szCs w:val="22"/>
-        </w:rPr>
-        <w:t xml:space="preserve">Para el desarrollo de la aplicación de escritorio de control de pesaje en Java, se seleccionó </w:t>
-      </w:r>
-      <w:r>
-        <w:rPr>
-          <w:rStyle w:val="whitespace-normal"/>
-          <w:rFonts w:ascii="Arial" w:hAnsi="Arial" w:cs="Arial"/>
-          <w:sz w:val="22"/>
-          <w:szCs w:val="22"/>
-        </w:rPr>
-        <w:t>Visual Studio Code</w:t>
-      </w:r>
-      <w:r>
-        <w:rPr>
-          <w:rFonts w:ascii="Arial" w:hAnsi="Arial" w:cs="Arial"/>
-          <w:sz w:val="22"/>
-          <w:szCs w:val="22"/>
-        </w:rPr>
-        <w:t xml:space="preserve"> como entorno principal de trabajo. Esta elección se basó en varios factores técnicos y prácticos que favorecen tanto el desarrollo como el mantenimiento del proyecto.</w:t>
-      </w:r>
-    </w:p>
-    <w:p>
-      <w:pPr>
-        <w:pStyle w:val="NormalWeb"/>
-        <w:rPr>
-          <w:rFonts w:ascii="Arial" w:hAnsi="Arial" w:cs="Arial"/>
-          <w:sz w:val="22"/>
-          <w:szCs w:val="22"/>
-        </w:rPr>
-      </w:pPr>
-      <w:r>
-        <w:rPr>
-          <w:rFonts w:ascii="Arial" w:hAnsi="Arial" w:cs="Arial"/>
-          <w:sz w:val="22"/>
-          <w:szCs w:val="22"/>
-        </w:rPr>
-        <w:t xml:space="preserve">En primer lugar, </w:t>
-      </w:r>
-      <w:r>
-        <w:rPr>
-          <w:rStyle w:val="whitespace-normal"/>
-          <w:rFonts w:ascii="Arial" w:hAnsi="Arial" w:cs="Arial"/>
-          <w:sz w:val="22"/>
-          <w:szCs w:val="22"/>
-        </w:rPr>
-        <w:t>Visual Studio Code</w:t>
-      </w:r>
-      <w:r>
-        <w:rPr>
-          <w:rFonts w:ascii="Arial" w:hAnsi="Arial" w:cs="Arial"/>
-          <w:sz w:val="22"/>
-          <w:szCs w:val="22"/>
-        </w:rPr>
-        <w:t xml:space="preserve"> es una herramienta gratuita y ligera en comparación con los entornos de desarrollo integrados (IDE) tradicionales, lo que permite su ejecución eficiente en equipos con recursos limitados. Esto resulta especialmente útil en contextos académicos donde no siempre se dispone de hardware de alto rendimiento.</w:t>
-      </w:r>
-    </w:p>
-    <w:p>
-      <w:pPr>
-        <w:pStyle w:val="NormalWeb"/>
-        <w:rPr>
-          <w:rFonts w:ascii="Arial" w:hAnsi="Arial" w:cs="Arial"/>
-          <w:sz w:val="22"/>
-          <w:szCs w:val="22"/>
-        </w:rPr>
-      </w:pPr>
-      <w:r>
-        <w:rPr>
-          <w:rFonts w:ascii="Arial" w:hAnsi="Arial" w:cs="Arial"/>
-          <w:sz w:val="22"/>
-          <w:szCs w:val="22"/>
-        </w:rPr>
-        <w:t xml:space="preserve">Además, aunque no es un IDE completo por defecto, su funcionalidad puede ampliarse mediante extensiones, como </w:t>
-      </w:r>
-      <w:r>
-        <w:rPr>
-          <w:rStyle w:val="whitespace-normal"/>
-          <w:rFonts w:ascii="Arial" w:hAnsi="Arial" w:cs="Arial"/>
-          <w:sz w:val="22"/>
-          <w:szCs w:val="22"/>
-        </w:rPr>
-        <w:t>Java Extension Pack</w:t>
-      </w:r>
-      <w:r>
-        <w:rPr>
-          <w:rFonts w:ascii="Arial" w:hAnsi="Arial" w:cs="Arial"/>
-          <w:sz w:val="22"/>
-          <w:szCs w:val="22"/>
-        </w:rPr>
-        <w:t>, que proporciona soporte para el lenguaje Java, depuración, autocompletado inteligente y gestión de proyectos. Gracias a esto, se logró contar con un entorno de desarrollo suficientemente robusto para implementar la aplicación utilizando programación orientada a objetos (POO) y patrones de diseño como MVC, Singleton y Observer.</w:t>
-      </w:r>
-    </w:p>
-    <w:p>
-      <w:pPr>
-        <w:pStyle w:val="NormalWeb"/>
-        <w:rPr>
-          <w:rFonts w:ascii="Arial" w:hAnsi="Arial" w:cs="Arial"/>
-          <w:sz w:val="22"/>
-          <w:szCs w:val="22"/>
-        </w:rPr>
-      </w:pPr>
-      <w:r>
-        <w:rPr>
-          <w:rFonts w:ascii="Arial" w:hAnsi="Arial" w:cs="Arial"/>
-          <w:sz w:val="22"/>
-          <w:szCs w:val="22"/>
-        </w:rPr>
-        <w:lastRenderedPageBreak/>
-        <w:drawing>
-          <wp:inline distT="0" distB="0" distL="0" distR="0" wp14:anchorId="7129D499" wp14:editId="5C2B907D">
-            <wp:extent cx="5612130" cy="2980055"/>
-            <wp:effectExtent l="0" t="0" r="7620" b="0"/>
-            <wp:docPr id="1" name="Imagen 1"/>
-            <wp:cNvGraphicFramePr>
-              <a:graphicFrameLocks xmlns:a="http://schemas.openxmlformats.org/drawingml/2006/main" noChangeAspect="1"/>
-            </wp:cNvGraphicFramePr>
-            <a:graphic xmlns:a="http://schemas.openxmlformats.org/drawingml/2006/main">
-              <a:graphicData uri="http://schemas.openxmlformats.org/drawingml/2006/picture">
-                <pic:pic xmlns:pic="http://schemas.openxmlformats.org/drawingml/2006/picture">
-                  <pic:nvPicPr>
-                    <pic:cNvPr id="1" name=""/>
-                    <pic:cNvPicPr/>
-                  </pic:nvPicPr>
-                  <pic:blipFill>
-                    <a:blip r:embed="rId5"/>
-                    <a:stretch>
-                      <a:fillRect/>
-                    </a:stretch>
-                  </pic:blipFill>
-                  <pic:spPr>
-                    <a:xfrm>
-                      <a:off x="0" y="0"/>
-                      <a:ext cx="5612130" cy="2980055"/>
-                    </a:xfrm>
-                    <a:prstGeom prst="rect">
-                      <a:avLst/>
-                    </a:prstGeom>
-                  </pic:spPr>
-                </pic:pic>
-              </a:graphicData>
-            </a:graphic>
-          </wp:inline>
-        </w:drawing>
-      </w:r>
-    </w:p>
-    <w:p>
-      <w:pPr>
-        <w:pStyle w:val="NormalWeb"/>
-        <w:rPr>
-          <w:rFonts w:ascii="Arial" w:hAnsi="Arial" w:cs="Arial"/>
-          <w:sz w:val="22"/>
-          <w:szCs w:val="22"/>
-        </w:rPr>
-      </w:pPr>
-    </w:p>
-    <w:p>
-      <w:pPr>
-        <w:pStyle w:val="NormalWeb"/>
-        <w:rPr>
-          <w:rFonts w:ascii="Arial" w:hAnsi="Arial" w:cs="Arial"/>
-          <w:sz w:val="22"/>
-          <w:szCs w:val="22"/>
-        </w:rPr>
-      </w:pPr>
-      <w:r>
-        <w:rPr>
-          <w:rFonts w:ascii="Arial" w:hAnsi="Arial" w:cs="Arial"/>
-          <w:sz w:val="22"/>
-          <w:szCs w:val="22"/>
-        </w:rPr>
-        <w:t>Otro aspecto relevante es su integración con sistemas de control de versiones como Git, lo que facilita la organización del código y el seguimiento de cambios durante el desarrollo. Asimismo, su interfaz intuitiva y su curva de aprendizaje moderada permitieron una rápida adaptación, optimizando el tiempo de desarrollo.</w:t>
-      </w:r>
-    </w:p>
-    <w:p>
-      <w:pPr>
-        <w:pStyle w:val="Ttulo2"/>
-        <w:jc w:val="center"/>
-        <w:rPr>
-          <w:rFonts w:ascii="Arial" w:eastAsia="Times New Roman" w:hAnsi="Arial" w:cs="Arial"/>
-          <w:b/>
-          <w:bCs/>
-          <w:lang w:eastAsia="es-CO"/>
-        </w:rPr>
-      </w:pPr>
-      <w:r>
-        <w:rPr>
-          <w:rFonts w:ascii="Segoe UI Emoji" w:eastAsia="Times New Roman" w:hAnsi="Segoe UI Emoji" w:cs="Segoe UI Emoji"/>
-          <w:b/>
-          <w:bCs/>
-          <w:lang w:eastAsia="es-CO"/>
-        </w:rPr>
-        <w:t>📄</w:t>
-      </w:r>
-      <w:r>
-        <w:rPr>
-          <w:rFonts w:ascii="Arial" w:eastAsia="Times New Roman" w:hAnsi="Arial" w:cs="Arial"/>
-          <w:b/>
-          <w:bCs/>
-          <w:lang w:eastAsia="es-CO"/>
-        </w:rPr>
-        <w:t xml:space="preserve"> Configuración del entorno de desarrollo</w:t>
-      </w:r>
-    </w:p>
-    <w:p>
-      <w:pPr>
-        <w:spacing w:before="100" w:beforeAutospacing="1" w:after="100" w:afterAutospacing="1" w:line="240" w:lineRule="auto"/>
-        <w:rPr>
-          <w:rFonts w:ascii="Arial" w:eastAsia="Times New Roman" w:hAnsi="Arial" w:cs="Arial"/>
-          <w:lang w:eastAsia="es-CO"/>
-        </w:rPr>
-      </w:pPr>
-      <w:r>
-        <w:rPr>
-          <w:rFonts w:ascii="Arial" w:eastAsia="Times New Roman" w:hAnsi="Arial" w:cs="Arial"/>
-          <w:lang w:eastAsia="es-CO"/>
-        </w:rPr>
-        <w:t>Para el desarrollo de la aplicación de escritorio en Java, se utilizó Visual Studio Code como editor principal, complementado con extensiones especializadas que permiten simular las funcionalidades de un entorno de desarrollo integrado (IDE).</w:t>
-      </w:r>
-    </w:p>
-    <w:p>
-      <w:pPr>
-        <w:spacing w:before="100" w:beforeAutospacing="1" w:after="100" w:afterAutospacing="1" w:line="240" w:lineRule="auto"/>
-        <w:rPr>
-          <w:rFonts w:ascii="Arial" w:eastAsia="Times New Roman" w:hAnsi="Arial" w:cs="Arial"/>
-          <w:lang w:eastAsia="es-CO"/>
-        </w:rPr>
-      </w:pPr>
-      <w:r>
-        <w:rPr>
-          <w:rFonts w:ascii="Arial" w:eastAsia="Times New Roman" w:hAnsi="Arial" w:cs="Arial"/>
-          <w:lang w:eastAsia="es-CO"/>
-        </w:rPr>
-        <w:t>A continuación, se describen las extensiones instaladas:</w:t>
+    <w:p>
+      <w:pPr>
+        <w:rPr>
+          <w:rFonts w:ascii="Arial" w:hAnsi="Arial" w:cs="Arial"/>
+        </w:rPr>
+      </w:pPr>
+      <w:r>
+        <w:rPr>
+          <w:rFonts w:ascii="Arial" w:hAnsi="Arial" w:cs="Arial"/>
+        </w:rPr>
+        <w:pict w14:anchorId="70A62D32">
+          <v:rect id="_x0000_i1027" style="width:0;height:1.5pt" o:hralign="center" o:hrstd="t" o:hr="t" fillcolor="#a0a0a0" stroked="f"/>
+        </w:pict>
       </w:r>
     </w:p>
     <w:p>
@@ -1837,6 +1791,17 @@
           <w:szCs w:val="24"/>
         </w:rPr>
       </w:pPr>
+      <w:r>
+        <w:rPr>
+          <w:rFonts w:ascii="Arial" w:hAnsi="Arial" w:cs="Arial"/>
+          <w:b/>
+          <w:bCs/>
+          <w:sz w:val="24"/>
+          <w:szCs w:val="24"/>
+        </w:rPr>
+        <w:lastRenderedPageBreak/>
+        <w:t xml:space="preserve">3. </w:t>
+      </w:r>
       <w:r>
         <w:rPr>
           <w:rFonts w:ascii="Segoe UI Emoji" w:hAnsi="Segoe UI Emoji" w:cs="Segoe UI Emoji"/>
@@ -1845,7 +1810,7 @@
           <w:sz w:val="24"/>
           <w:szCs w:val="24"/>
         </w:rPr>
-        <w:t>🔧</w:t>
+        <w:t>🎯</w:t>
       </w:r>
       <w:r>
         <w:rPr>
@@ -1855,23 +1820,461 @@
           <w:sz w:val="24"/>
           <w:szCs w:val="24"/>
         </w:rPr>
-        <w:t xml:space="preserve"> 1. </w:t>
-      </w:r>
-      <w:r>
-        <w:rPr>
-          <w:rStyle w:val="whitespace-normal"/>
+        <w:t xml:space="preserve"> Decisión Fundamentada</w:t>
+      </w:r>
+    </w:p>
+    <w:p>
+      <w:pPr>
+        <w:pStyle w:val="NormalWeb"/>
+        <w:rPr>
+          <w:rFonts w:ascii="Arial" w:hAnsi="Arial" w:cs="Arial"/>
+          <w:sz w:val="22"/>
+          <w:szCs w:val="22"/>
+        </w:rPr>
+      </w:pPr>
+      <w:r>
+        <w:rPr>
+          <w:rFonts w:ascii="Arial" w:hAnsi="Arial" w:cs="Arial"/>
+          <w:sz w:val="22"/>
+          <w:szCs w:val="22"/>
+        </w:rPr>
+        <w:t xml:space="preserve">Se seleccionó Visual Studio </w:t>
+      </w:r>
+      <w:proofErr w:type="spellStart"/>
+      <w:r>
+        <w:rPr>
+          <w:rFonts w:ascii="Arial" w:hAnsi="Arial" w:cs="Arial"/>
+          <w:sz w:val="22"/>
+          <w:szCs w:val="22"/>
+        </w:rPr>
+        <w:t>Code</w:t>
+      </w:r>
+      <w:proofErr w:type="spellEnd"/>
+      <w:r>
+        <w:rPr>
+          <w:rFonts w:ascii="Arial" w:hAnsi="Arial" w:cs="Arial"/>
+          <w:sz w:val="22"/>
+          <w:szCs w:val="22"/>
+        </w:rPr>
+        <w:t xml:space="preserve"> como entorno principal debido a su equilibrio entre rendimiento y funcionalidad. A diferencia de los IDE tradicionales, presenta un </w:t>
+      </w:r>
+      <w:r>
+        <w:rPr>
+          <w:rStyle w:val="Textoennegrita"/>
+          <w:rFonts w:ascii="Arial" w:hAnsi="Arial" w:cs="Arial"/>
+          <w:sz w:val="22"/>
+          <w:szCs w:val="22"/>
+        </w:rPr>
+        <w:t>menor consumo de recursos (aproximadamente 3 a 4 veces menor en RAM)</w:t>
+      </w:r>
+      <w:r>
+        <w:rPr>
+          <w:rFonts w:ascii="Arial" w:hAnsi="Arial" w:cs="Arial"/>
+          <w:sz w:val="22"/>
+          <w:szCs w:val="22"/>
+        </w:rPr>
+        <w:t>, lo que mejora el desempeño en equipos de gama media.</w:t>
+      </w:r>
+    </w:p>
+    <w:p>
+      <w:pPr>
+        <w:pStyle w:val="NormalWeb"/>
+        <w:rPr>
+          <w:rFonts w:ascii="Arial" w:hAnsi="Arial" w:cs="Arial"/>
+          <w:sz w:val="22"/>
+          <w:szCs w:val="22"/>
+        </w:rPr>
+      </w:pPr>
+      <w:r>
+        <w:rPr>
+          <w:rFonts w:ascii="Arial" w:hAnsi="Arial" w:cs="Arial"/>
+          <w:sz w:val="22"/>
+          <w:szCs w:val="22"/>
+        </w:rPr>
+        <w:t xml:space="preserve">Adicionalmente, su </w:t>
+      </w:r>
+      <w:r>
+        <w:rPr>
+          <w:rStyle w:val="Textoennegrita"/>
+          <w:rFonts w:ascii="Arial" w:hAnsi="Arial" w:cs="Arial"/>
+          <w:sz w:val="22"/>
+          <w:szCs w:val="22"/>
+        </w:rPr>
+        <w:t xml:space="preserve">extensibilidad (más de miles de </w:t>
+      </w:r>
+      <w:proofErr w:type="spellStart"/>
+      <w:r>
+        <w:rPr>
+          <w:rStyle w:val="Textoennegrita"/>
+          <w:rFonts w:ascii="Arial" w:hAnsi="Arial" w:cs="Arial"/>
+          <w:sz w:val="22"/>
+          <w:szCs w:val="22"/>
+        </w:rPr>
+        <w:t>plugins</w:t>
+      </w:r>
+      <w:proofErr w:type="spellEnd"/>
+      <w:r>
+        <w:rPr>
+          <w:rStyle w:val="Textoennegrita"/>
+          <w:rFonts w:ascii="Arial" w:hAnsi="Arial" w:cs="Arial"/>
+          <w:sz w:val="22"/>
+          <w:szCs w:val="22"/>
+        </w:rPr>
+        <w:t xml:space="preserve"> disponibles)</w:t>
+      </w:r>
+      <w:r>
+        <w:rPr>
+          <w:rFonts w:ascii="Arial" w:hAnsi="Arial" w:cs="Arial"/>
+          <w:sz w:val="22"/>
+          <w:szCs w:val="22"/>
+        </w:rPr>
+        <w:t xml:space="preserve"> permite adaptar el entorno específicamente a las necesidades del proyecto, integrando herramientas de depuración, </w:t>
+      </w:r>
+      <w:proofErr w:type="spellStart"/>
+      <w:r>
+        <w:rPr>
+          <w:rFonts w:ascii="Arial" w:hAnsi="Arial" w:cs="Arial"/>
+          <w:sz w:val="22"/>
+          <w:szCs w:val="22"/>
+        </w:rPr>
+        <w:t>testing</w:t>
+      </w:r>
+      <w:proofErr w:type="spellEnd"/>
+      <w:r>
+        <w:rPr>
+          <w:rFonts w:ascii="Arial" w:hAnsi="Arial" w:cs="Arial"/>
+          <w:sz w:val="22"/>
+          <w:szCs w:val="22"/>
+        </w:rPr>
+        <w:t xml:space="preserve"> y soporte completo para Java.</w:t>
+      </w:r>
+    </w:p>
+    <w:p>
+      <w:pPr>
+        <w:pStyle w:val="NormalWeb"/>
+        <w:rPr>
+          <w:rFonts w:ascii="Arial" w:hAnsi="Arial" w:cs="Arial"/>
+          <w:sz w:val="22"/>
+          <w:szCs w:val="22"/>
+        </w:rPr>
+      </w:pPr>
+      <w:r>
+        <w:rPr>
+          <w:rFonts w:ascii="Arial" w:hAnsi="Arial" w:cs="Arial"/>
+          <w:sz w:val="22"/>
+          <w:szCs w:val="22"/>
+        </w:rPr>
+        <w:t xml:space="preserve">Para este proyecto específico, donde se desarrolla una aplicación de escritorio de complejidad media, no es necesario un IDE pesado, por lo que VS </w:t>
+      </w:r>
+      <w:proofErr w:type="spellStart"/>
+      <w:r>
+        <w:rPr>
+          <w:rFonts w:ascii="Arial" w:hAnsi="Arial" w:cs="Arial"/>
+          <w:sz w:val="22"/>
+          <w:szCs w:val="22"/>
+        </w:rPr>
+        <w:t>Code</w:t>
+      </w:r>
+      <w:proofErr w:type="spellEnd"/>
+      <w:r>
+        <w:rPr>
+          <w:rFonts w:ascii="Arial" w:hAnsi="Arial" w:cs="Arial"/>
+          <w:sz w:val="22"/>
+          <w:szCs w:val="22"/>
+        </w:rPr>
+        <w:t xml:space="preserve"> ofrece una solución eficiente, flexible y suficiente.</w:t>
+      </w:r>
+    </w:p>
+    <w:p>
+      <w:pPr>
+        <w:rPr>
+          <w:rFonts w:ascii="Arial" w:hAnsi="Arial" w:cs="Arial"/>
+        </w:rPr>
+      </w:pPr>
+      <w:r>
+        <w:rPr>
+          <w:rFonts w:ascii="Arial" w:hAnsi="Arial" w:cs="Arial"/>
+        </w:rPr>
+        <w:pict w14:anchorId="3220C622">
+          <v:rect id="_x0000_i1028" style="width:0;height:1.5pt" o:hralign="center" o:hrstd="t" o:hr="t" fillcolor="#a0a0a0" stroked="f"/>
+        </w:pict>
+      </w:r>
+    </w:p>
+    <w:p>
+      <w:pPr>
+        <w:pStyle w:val="Ttulo2"/>
+        <w:rPr>
           <w:rFonts w:ascii="Arial" w:hAnsi="Arial" w:cs="Arial"/>
           <w:b/>
           <w:bCs/>
           <w:sz w:val="24"/>
           <w:szCs w:val="24"/>
         </w:rPr>
-        <w:t>Extension Pack for Java</w:t>
+      </w:pPr>
+      <w:r>
+        <w:rPr>
+          <w:rFonts w:ascii="Arial" w:hAnsi="Arial" w:cs="Arial"/>
+          <w:b/>
+          <w:bCs/>
+          <w:sz w:val="24"/>
+          <w:szCs w:val="24"/>
+        </w:rPr>
+        <w:t xml:space="preserve">4. </w:t>
+      </w:r>
+      <w:r>
+        <w:rPr>
+          <w:rFonts w:ascii="Segoe UI Emoji" w:hAnsi="Segoe UI Emoji" w:cs="Segoe UI Emoji"/>
+          <w:b/>
+          <w:bCs/>
+          <w:sz w:val="24"/>
+          <w:szCs w:val="24"/>
+        </w:rPr>
+        <w:t>⚙</w:t>
+      </w:r>
+      <w:r>
+        <w:rPr>
+          <w:rFonts w:ascii="Arial" w:hAnsi="Arial" w:cs="Arial"/>
+          <w:b/>
+          <w:bCs/>
+          <w:sz w:val="24"/>
+          <w:szCs w:val="24"/>
+        </w:rPr>
+        <w:t>️ Configuración Implementada</w:t>
+      </w:r>
+    </w:p>
+    <w:p>
+      <w:pPr>
+        <w:pStyle w:val="Ttulo3"/>
+        <w:rPr>
+          <w:rFonts w:ascii="Arial" w:hAnsi="Arial" w:cs="Arial"/>
+          <w:sz w:val="22"/>
+          <w:szCs w:val="22"/>
+        </w:rPr>
+      </w:pPr>
+      <w:r>
+        <w:rPr>
+          <w:rFonts w:ascii="Segoe UI Emoji" w:hAnsi="Segoe UI Emoji" w:cs="Segoe UI Emoji"/>
+          <w:sz w:val="22"/>
+          <w:szCs w:val="22"/>
+        </w:rPr>
+        <w:t>🔧</w:t>
+      </w:r>
+      <w:r>
+        <w:rPr>
+          <w:rFonts w:ascii="Arial" w:hAnsi="Arial" w:cs="Arial"/>
+          <w:sz w:val="22"/>
+          <w:szCs w:val="22"/>
+        </w:rPr>
+        <w:t xml:space="preserve"> Entorno base</w:t>
       </w:r>
     </w:p>
     <w:p>
       <w:pPr>
         <w:pStyle w:val="NormalWeb"/>
+        <w:numPr>
+          <w:ilvl w:val="0"/>
+          <w:numId w:val="4"/>
+        </w:numPr>
+        <w:rPr>
+          <w:rFonts w:ascii="Arial" w:hAnsi="Arial" w:cs="Arial"/>
+          <w:sz w:val="22"/>
+          <w:szCs w:val="22"/>
+        </w:rPr>
+      </w:pPr>
+      <w:r>
+        <w:rPr>
+          <w:rFonts w:ascii="Arial" w:hAnsi="Arial" w:cs="Arial"/>
+          <w:sz w:val="22"/>
+          <w:szCs w:val="22"/>
+        </w:rPr>
+        <w:t xml:space="preserve">Editor: Visual Studio </w:t>
+      </w:r>
+      <w:proofErr w:type="spellStart"/>
+      <w:r>
+        <w:rPr>
+          <w:rFonts w:ascii="Arial" w:hAnsi="Arial" w:cs="Arial"/>
+          <w:sz w:val="22"/>
+          <w:szCs w:val="22"/>
+        </w:rPr>
+        <w:t>Code</w:t>
+      </w:r>
+      <w:proofErr w:type="spellEnd"/>
+    </w:p>
+    <w:p>
+      <w:pPr>
+        <w:pStyle w:val="NormalWeb"/>
+        <w:numPr>
+          <w:ilvl w:val="0"/>
+          <w:numId w:val="4"/>
+        </w:numPr>
+        <w:rPr>
+          <w:rFonts w:ascii="Arial" w:hAnsi="Arial" w:cs="Arial"/>
+          <w:sz w:val="22"/>
+          <w:szCs w:val="22"/>
+        </w:rPr>
+      </w:pPr>
+      <w:r>
+        <w:rPr>
+          <w:rFonts w:ascii="Arial" w:hAnsi="Arial" w:cs="Arial"/>
+          <w:sz w:val="22"/>
+          <w:szCs w:val="22"/>
+        </w:rPr>
+        <w:t>Lenguaje: Java (JDK 8+)</w:t>
+      </w:r>
+    </w:p>
+    <w:p>
+      <w:pPr>
+        <w:pStyle w:val="NormalWeb"/>
+        <w:numPr>
+          <w:ilvl w:val="0"/>
+          <w:numId w:val="4"/>
+        </w:numPr>
+        <w:rPr>
+          <w:rFonts w:ascii="Arial" w:hAnsi="Arial" w:cs="Arial"/>
+          <w:sz w:val="22"/>
+          <w:szCs w:val="22"/>
+        </w:rPr>
+      </w:pPr>
+      <w:r>
+        <w:rPr>
+          <w:rFonts w:ascii="Arial" w:hAnsi="Arial" w:cs="Arial"/>
+          <w:sz w:val="22"/>
+          <w:szCs w:val="22"/>
+        </w:rPr>
+        <w:t>Control de versiones: Git</w:t>
+      </w:r>
+    </w:p>
+    <w:p>
+      <w:pPr>
+        <w:rPr>
+          <w:rFonts w:ascii="Arial" w:hAnsi="Arial" w:cs="Arial"/>
+        </w:rPr>
+      </w:pPr>
+      <w:r>
+        <w:rPr>
+          <w:rFonts w:ascii="Arial" w:hAnsi="Arial" w:cs="Arial"/>
+        </w:rPr>
+        <w:pict w14:anchorId="2E5DE0A4">
+          <v:rect id="_x0000_i1029" style="width:0;height:1.5pt" o:hralign="center" o:hrstd="t" o:hr="t" fillcolor="#a0a0a0" stroked="f"/>
+        </w:pict>
+      </w:r>
+    </w:p>
+    <w:p>
+      <w:pPr>
+        <w:pStyle w:val="Ttulo3"/>
+        <w:rPr>
+          <w:rFonts w:ascii="Arial" w:hAnsi="Arial" w:cs="Arial"/>
+          <w:b/>
+          <w:bCs/>
+          <w:sz w:val="22"/>
+          <w:szCs w:val="22"/>
+        </w:rPr>
+      </w:pPr>
+      <w:r>
+        <w:rPr>
+          <w:rFonts w:ascii="Segoe UI Emoji" w:hAnsi="Segoe UI Emoji" w:cs="Segoe UI Emoji"/>
+          <w:b/>
+          <w:bCs/>
+          <w:sz w:val="22"/>
+          <w:szCs w:val="22"/>
+        </w:rPr>
+        <w:t>🔌</w:t>
+      </w:r>
+      <w:r>
+        <w:rPr>
+          <w:rFonts w:ascii="Arial" w:hAnsi="Arial" w:cs="Arial"/>
+          <w:b/>
+          <w:bCs/>
+          <w:sz w:val="22"/>
+          <w:szCs w:val="22"/>
+        </w:rPr>
+        <w:t xml:space="preserve"> Extensiones instaladas</w:t>
+      </w:r>
+    </w:p>
+    <w:p>
+      <w:pPr>
+        <w:pStyle w:val="Ttulo2"/>
+        <w:spacing w:line="240" w:lineRule="auto"/>
+        <w:rPr>
+          <w:rFonts w:ascii="Arial" w:hAnsi="Arial" w:cs="Arial"/>
+          <w:b/>
+          <w:bCs/>
+          <w:sz w:val="22"/>
+          <w:szCs w:val="22"/>
+        </w:rPr>
+      </w:pPr>
+      <w:r>
+        <w:rPr>
+          <w:rFonts w:ascii="Segoe UI Emoji" w:hAnsi="Segoe UI Emoji" w:cs="Segoe UI Emoji"/>
+          <w:b/>
+          <w:bCs/>
+          <w:sz w:val="22"/>
+          <w:szCs w:val="22"/>
+        </w:rPr>
+        <w:t>🔧</w:t>
+      </w:r>
+      <w:r>
+        <w:rPr>
+          <w:rFonts w:ascii="Arial" w:hAnsi="Arial" w:cs="Arial"/>
+          <w:b/>
+          <w:bCs/>
+          <w:sz w:val="22"/>
+          <w:szCs w:val="22"/>
+        </w:rPr>
+        <w:t xml:space="preserve"> 1. </w:t>
+      </w:r>
+      <w:proofErr w:type="spellStart"/>
+      <w:r>
+        <w:rPr>
+          <w:rStyle w:val="whitespace-normal"/>
+          <w:rFonts w:ascii="Arial" w:hAnsi="Arial" w:cs="Arial"/>
+          <w:b/>
+          <w:bCs/>
+          <w:sz w:val="22"/>
+          <w:szCs w:val="22"/>
+        </w:rPr>
+        <w:t>Extension</w:t>
+      </w:r>
+      <w:proofErr w:type="spellEnd"/>
+      <w:r>
+        <w:rPr>
+          <w:rStyle w:val="whitespace-normal"/>
+          <w:rFonts w:ascii="Arial" w:hAnsi="Arial" w:cs="Arial"/>
+          <w:b/>
+          <w:bCs/>
+          <w:sz w:val="22"/>
+          <w:szCs w:val="22"/>
+        </w:rPr>
+        <w:t xml:space="preserve"> Pack </w:t>
+      </w:r>
+      <w:proofErr w:type="spellStart"/>
+      <w:r>
+        <w:rPr>
+          <w:rStyle w:val="whitespace-normal"/>
+          <w:rFonts w:ascii="Arial" w:hAnsi="Arial" w:cs="Arial"/>
+          <w:b/>
+          <w:bCs/>
+          <w:sz w:val="22"/>
+          <w:szCs w:val="22"/>
+        </w:rPr>
+        <w:t>for</w:t>
+      </w:r>
+      <w:proofErr w:type="spellEnd"/>
+      <w:r>
+        <w:rPr>
+          <w:rStyle w:val="whitespace-normal"/>
+          <w:rFonts w:ascii="Arial" w:hAnsi="Arial" w:cs="Arial"/>
+          <w:b/>
+          <w:bCs/>
+          <w:sz w:val="22"/>
+          <w:szCs w:val="22"/>
+        </w:rPr>
+        <w:t xml:space="preserve"> Java</w:t>
+      </w:r>
+    </w:p>
+    <w:p>
+      <w:pPr>
+        <w:pStyle w:val="NormalWeb"/>
         <w:rPr>
           <w:rFonts w:ascii="Arial" w:hAnsi="Arial" w:cs="Arial"/>
           <w:sz w:val="22"/>
@@ -1890,6 +2293,7 @@
     <w:p>
       <w:pPr>
         <w:pStyle w:val="Ttulo3"/>
+        <w:spacing w:line="240" w:lineRule="auto"/>
         <w:rPr>
           <w:rFonts w:ascii="Arial" w:hAnsi="Arial" w:cs="Arial"/>
           <w:sz w:val="22"/>
@@ -1949,6 +2353,7 @@
         </w:rPr>
         <w:t>Autocompletado inteligente (</w:t>
       </w:r>
+      <w:proofErr w:type="spellStart"/>
       <w:r>
         <w:rPr>
           <w:rStyle w:val="Textoennegrita"/>
@@ -1956,6 +2361,7 @@
         </w:rPr>
         <w:t>IntelliSense</w:t>
       </w:r>
+      <w:proofErr w:type="spellEnd"/>
       <w:r>
         <w:rPr>
           <w:rFonts w:ascii="Arial" w:hAnsi="Arial" w:cs="Arial"/>
@@ -1978,7 +2384,21 @@
         <w:rPr>
           <w:rFonts w:ascii="Arial" w:hAnsi="Arial" w:cs="Arial"/>
         </w:rPr>
-        <w:t xml:space="preserve">Gestión de proyectos (Maven / Gradle) </w:t>
+        <w:t xml:space="preserve">Gestión de proyectos (Maven / </w:t>
+      </w:r>
+      <w:proofErr w:type="spellStart"/>
+      <w:r>
+        <w:rPr>
+          <w:rFonts w:ascii="Arial" w:hAnsi="Arial" w:cs="Arial"/>
+        </w:rPr>
+        <w:t>Gradle</w:t>
+      </w:r>
+      <w:proofErr w:type="spellEnd"/>
+      <w:r>
+        <w:rPr>
+          <w:rFonts w:ascii="Arial" w:hAnsi="Arial" w:cs="Arial"/>
+        </w:rPr>
+        <w:t xml:space="preserve">) </w:t>
       </w:r>
     </w:p>
     <w:p>
@@ -2032,40 +2452,126 @@
           <w:sz w:val="22"/>
           <w:szCs w:val="22"/>
         </w:rPr>
+        <w:t xml:space="preserve">Es la base del entorno, ya que habilita todas las funciones principales para programar en Java dentro de Visual Studio </w:t>
+      </w:r>
+      <w:proofErr w:type="spellStart"/>
+      <w:r>
+        <w:rPr>
+          <w:rFonts w:ascii="Arial" w:hAnsi="Arial" w:cs="Arial"/>
+          <w:sz w:val="22"/>
+          <w:szCs w:val="22"/>
+        </w:rPr>
+        <w:t>Code</w:t>
+      </w:r>
+      <w:proofErr w:type="spellEnd"/>
+      <w:r>
+        <w:rPr>
+          <w:rFonts w:ascii="Arial" w:hAnsi="Arial" w:cs="Arial"/>
+          <w:sz w:val="22"/>
+          <w:szCs w:val="22"/>
+        </w:rPr>
+        <w:t>.</w:t>
+      </w:r>
+    </w:p>
+    <w:p>
+      <w:pPr>
+        <w:pStyle w:val="NormalWeb"/>
+        <w:rPr>
+          <w:rFonts w:ascii="Arial" w:hAnsi="Arial" w:cs="Arial"/>
+          <w:sz w:val="22"/>
+          <w:szCs w:val="22"/>
+        </w:rPr>
+      </w:pPr>
+    </w:p>
+    <w:p>
+      <w:pPr>
+        <w:pStyle w:val="NormalWeb"/>
+        <w:rPr>
+          <w:rFonts w:ascii="Arial" w:hAnsi="Arial" w:cs="Arial"/>
+          <w:sz w:val="22"/>
+          <w:szCs w:val="22"/>
+        </w:rPr>
+      </w:pPr>
+    </w:p>
+    <w:p>
+      <w:pPr>
+        <w:pStyle w:val="Ttulo2"/>
+        <w:rPr>
+          <w:rFonts w:ascii="Arial" w:hAnsi="Arial" w:cs="Arial"/>
+          <w:b/>
+          <w:bCs/>
+          <w:sz w:val="22"/>
+          <w:szCs w:val="22"/>
+        </w:rPr>
+      </w:pPr>
+      <w:r>
+        <w:rPr>
+          <w:rFonts w:ascii="Segoe UI Emoji" w:hAnsi="Segoe UI Emoji" w:cs="Segoe UI Emoji"/>
+          <w:b/>
+          <w:bCs/>
+          <w:sz w:val="22"/>
+          <w:szCs w:val="22"/>
+        </w:rPr>
         <w:lastRenderedPageBreak/>
-        <w:t>Es la base del entorno, ya que habilita todas las funciones principales para programar en Java dentro de V</w:t>
-      </w:r>
-      <w:r>
-        <w:rPr>
-          <w:rFonts w:ascii="Arial" w:hAnsi="Arial" w:cs="Arial"/>
-          <w:sz w:val="22"/>
-          <w:szCs w:val="22"/>
-        </w:rPr>
-        <w:t xml:space="preserve">isual </w:t>
-      </w:r>
-      <w:r>
-        <w:rPr>
-          <w:rFonts w:ascii="Arial" w:hAnsi="Arial" w:cs="Arial"/>
-          <w:sz w:val="22"/>
-          <w:szCs w:val="22"/>
-        </w:rPr>
-        <w:t>S</w:t>
-      </w:r>
-      <w:r>
-        <w:rPr>
-          <w:rFonts w:ascii="Arial" w:hAnsi="Arial" w:cs="Arial"/>
-          <w:sz w:val="22"/>
-          <w:szCs w:val="22"/>
-        </w:rPr>
-        <w:t>tudio</w:t>
-      </w:r>
-      <w:r>
-        <w:rPr>
-          <w:rFonts w:ascii="Arial" w:hAnsi="Arial" w:cs="Arial"/>
-          <w:sz w:val="22"/>
-          <w:szCs w:val="22"/>
-        </w:rPr>
-        <w:t xml:space="preserve"> Code.</w:t>
+        <w:t>🐞</w:t>
+      </w:r>
+      <w:r>
+        <w:rPr>
+          <w:rFonts w:ascii="Arial" w:hAnsi="Arial" w:cs="Arial"/>
+          <w:b/>
+          <w:bCs/>
+          <w:sz w:val="22"/>
+          <w:szCs w:val="22"/>
+        </w:rPr>
+        <w:t xml:space="preserve"> 2. </w:t>
+      </w:r>
+      <w:proofErr w:type="spellStart"/>
+      <w:r>
+        <w:rPr>
+          <w:rStyle w:val="whitespace-normal"/>
+          <w:rFonts w:ascii="Arial" w:hAnsi="Arial" w:cs="Arial"/>
+          <w:b/>
+          <w:bCs/>
+          <w:sz w:val="22"/>
+          <w:szCs w:val="22"/>
+        </w:rPr>
+        <w:t>Debugger</w:t>
+      </w:r>
+      <w:proofErr w:type="spellEnd"/>
+      <w:r>
+        <w:rPr>
+          <w:rStyle w:val="whitespace-normal"/>
+          <w:rFonts w:ascii="Arial" w:hAnsi="Arial" w:cs="Arial"/>
+          <w:b/>
+          <w:bCs/>
+          <w:sz w:val="22"/>
+          <w:szCs w:val="22"/>
+        </w:rPr>
+        <w:t xml:space="preserve"> </w:t>
+      </w:r>
+      <w:proofErr w:type="spellStart"/>
+      <w:r>
+        <w:rPr>
+          <w:rStyle w:val="whitespace-normal"/>
+          <w:rFonts w:ascii="Arial" w:hAnsi="Arial" w:cs="Arial"/>
+          <w:b/>
+          <w:bCs/>
+          <w:sz w:val="22"/>
+          <w:szCs w:val="22"/>
+        </w:rPr>
+        <w:t>for</w:t>
+      </w:r>
+      <w:proofErr w:type="spellEnd"/>
+      <w:r>
+        <w:rPr>
+          <w:rStyle w:val="whitespace-normal"/>
+          <w:rFonts w:ascii="Arial" w:hAnsi="Arial" w:cs="Arial"/>
+          <w:b/>
+          <w:bCs/>
+          <w:sz w:val="22"/>
+          <w:szCs w:val="22"/>
+        </w:rPr>
+        <w:t xml:space="preserve"> Java</w:t>
       </w:r>
     </w:p>
     <w:p>
@@ -2080,15 +2586,944 @@
       <w:r>
         <w:rPr>
           <w:rFonts w:ascii="Arial" w:hAnsi="Arial" w:cs="Arial"/>
+          <w:sz w:val="22"/>
+          <w:szCs w:val="22"/>
+        </w:rPr>
+        <w:t>Esta extensión permite ejecutar y depurar el código Java de manera eficiente.</w:t>
+      </w:r>
+    </w:p>
+    <w:p>
+      <w:pPr>
+        <w:pStyle w:val="Ttulo3"/>
+        <w:rPr>
+          <w:rFonts w:ascii="Arial" w:hAnsi="Arial" w:cs="Arial"/>
+          <w:color w:val="auto"/>
+          <w:sz w:val="22"/>
+          <w:szCs w:val="22"/>
+        </w:rPr>
+      </w:pPr>
+      <w:r>
+        <w:rPr>
+          <w:rFonts w:ascii="Arial" w:hAnsi="Arial" w:cs="Arial"/>
+          <w:color w:val="auto"/>
+          <w:sz w:val="22"/>
+          <w:szCs w:val="22"/>
+        </w:rPr>
+        <w:t>Funcionalidades principales:</w:t>
+      </w:r>
+    </w:p>
+    <w:p>
+      <w:pPr>
+        <w:numPr>
+          <w:ilvl w:val="0"/>
+          <w:numId w:val="2"/>
+        </w:numPr>
+        <w:spacing w:before="100" w:beforeAutospacing="1" w:after="100" w:afterAutospacing="1" w:line="240" w:lineRule="auto"/>
+        <w:rPr>
+          <w:rFonts w:ascii="Arial" w:hAnsi="Arial" w:cs="Arial"/>
+        </w:rPr>
+      </w:pPr>
+      <w:r>
+        <w:rPr>
+          <w:rFonts w:ascii="Arial" w:hAnsi="Arial" w:cs="Arial"/>
+        </w:rPr>
+        <w:t xml:space="preserve">Ejecución paso a paso del programa </w:t>
+      </w:r>
+    </w:p>
+    <w:p>
+      <w:pPr>
+        <w:numPr>
+          <w:ilvl w:val="0"/>
+          <w:numId w:val="2"/>
+        </w:numPr>
+        <w:spacing w:before="100" w:beforeAutospacing="1" w:after="100" w:afterAutospacing="1" w:line="240" w:lineRule="auto"/>
+        <w:rPr>
+          <w:rFonts w:ascii="Arial" w:hAnsi="Arial" w:cs="Arial"/>
+        </w:rPr>
+      </w:pPr>
+      <w:r>
+        <w:rPr>
+          <w:rFonts w:ascii="Arial" w:hAnsi="Arial" w:cs="Arial"/>
+        </w:rPr>
+        <w:t xml:space="preserve">Uso de </w:t>
+      </w:r>
+      <w:proofErr w:type="spellStart"/>
+      <w:r>
+        <w:rPr>
+          <w:rFonts w:ascii="Arial" w:hAnsi="Arial" w:cs="Arial"/>
+        </w:rPr>
+        <w:t>breakpoints</w:t>
+      </w:r>
+      <w:proofErr w:type="spellEnd"/>
+      <w:r>
+        <w:rPr>
+          <w:rFonts w:ascii="Arial" w:hAnsi="Arial" w:cs="Arial"/>
+        </w:rPr>
+        <w:t xml:space="preserve"> (puntos de interrupción) </w:t>
+      </w:r>
+    </w:p>
+    <w:p>
+      <w:pPr>
+        <w:numPr>
+          <w:ilvl w:val="0"/>
+          <w:numId w:val="2"/>
+        </w:numPr>
+        <w:spacing w:before="100" w:beforeAutospacing="1" w:after="100" w:afterAutospacing="1" w:line="240" w:lineRule="auto"/>
+        <w:rPr>
+          <w:rFonts w:ascii="Arial" w:hAnsi="Arial" w:cs="Arial"/>
+        </w:rPr>
+      </w:pPr>
+      <w:r>
+        <w:rPr>
+          <w:rFonts w:ascii="Arial" w:hAnsi="Arial" w:cs="Arial"/>
+        </w:rPr>
+        <w:t xml:space="preserve">Inspección de variables en tiempo real </w:t>
+      </w:r>
+    </w:p>
+    <w:p>
+      <w:pPr>
+        <w:numPr>
+          <w:ilvl w:val="0"/>
+          <w:numId w:val="2"/>
+        </w:numPr>
+        <w:spacing w:before="100" w:beforeAutospacing="1" w:after="100" w:afterAutospacing="1" w:line="240" w:lineRule="auto"/>
+        <w:rPr>
+          <w:rFonts w:ascii="Arial" w:hAnsi="Arial" w:cs="Arial"/>
+        </w:rPr>
+      </w:pPr>
+      <w:r>
+        <w:rPr>
+          <w:rFonts w:ascii="Arial" w:hAnsi="Arial" w:cs="Arial"/>
+        </w:rPr>
+        <w:t xml:space="preserve">Análisis de errores durante la ejecución </w:t>
+      </w:r>
+    </w:p>
+    <w:p>
+      <w:pPr>
+        <w:pStyle w:val="NormalWeb"/>
+        <w:rPr>
+          <w:rFonts w:ascii="Arial" w:hAnsi="Arial" w:cs="Arial"/>
+          <w:sz w:val="22"/>
+          <w:szCs w:val="22"/>
+        </w:rPr>
+      </w:pPr>
+      <w:r>
+        <w:rPr>
+          <w:rFonts w:ascii="Arial" w:hAnsi="Arial" w:cs="Arial"/>
+          <w:sz w:val="22"/>
+          <w:szCs w:val="22"/>
+        </w:rPr>
+        <w:t>Es fundamental para detectar y corregir errores en la aplicación de pesaje.</w:t>
+      </w:r>
+    </w:p>
+    <w:p>
+      <w:pPr>
+        <w:pStyle w:val="Ttulo2"/>
+        <w:rPr>
+          <w:rFonts w:ascii="Arial" w:hAnsi="Arial" w:cs="Arial"/>
+          <w:b/>
+          <w:bCs/>
+          <w:sz w:val="22"/>
+          <w:szCs w:val="22"/>
+        </w:rPr>
+      </w:pPr>
+      <w:r>
+        <w:rPr>
+          <w:rFonts w:ascii="Segoe UI Emoji" w:hAnsi="Segoe UI Emoji" w:cs="Segoe UI Emoji"/>
+          <w:b/>
+          <w:bCs/>
+          <w:sz w:val="22"/>
+          <w:szCs w:val="22"/>
+        </w:rPr>
+        <w:t>🧪</w:t>
+      </w:r>
+      <w:r>
+        <w:rPr>
+          <w:rFonts w:ascii="Arial" w:hAnsi="Arial" w:cs="Arial"/>
+          <w:b/>
+          <w:bCs/>
+          <w:sz w:val="22"/>
+          <w:szCs w:val="22"/>
+        </w:rPr>
+        <w:t xml:space="preserve"> 3. </w:t>
+      </w:r>
+      <w:r>
+        <w:rPr>
+          <w:rStyle w:val="whitespace-normal"/>
+          <w:rFonts w:ascii="Arial" w:hAnsi="Arial" w:cs="Arial"/>
+          <w:b/>
+          <w:bCs/>
+          <w:sz w:val="22"/>
+          <w:szCs w:val="22"/>
+        </w:rPr>
+        <w:t xml:space="preserve">Test Runner </w:t>
+      </w:r>
+      <w:proofErr w:type="spellStart"/>
+      <w:r>
+        <w:rPr>
+          <w:rStyle w:val="whitespace-normal"/>
+          <w:rFonts w:ascii="Arial" w:hAnsi="Arial" w:cs="Arial"/>
+          <w:b/>
+          <w:bCs/>
+          <w:sz w:val="22"/>
+          <w:szCs w:val="22"/>
+        </w:rPr>
+        <w:t>for</w:t>
+      </w:r>
+      <w:proofErr w:type="spellEnd"/>
+      <w:r>
+        <w:rPr>
+          <w:rStyle w:val="whitespace-normal"/>
+          <w:rFonts w:ascii="Arial" w:hAnsi="Arial" w:cs="Arial"/>
+          <w:b/>
+          <w:bCs/>
+          <w:sz w:val="22"/>
+          <w:szCs w:val="22"/>
+        </w:rPr>
+        <w:t xml:space="preserve"> Java</w:t>
+      </w:r>
+    </w:p>
+    <w:p>
+      <w:pPr>
+        <w:pStyle w:val="NormalWeb"/>
+        <w:rPr>
+          <w:rFonts w:ascii="Arial" w:hAnsi="Arial" w:cs="Arial"/>
+          <w:sz w:val="22"/>
+          <w:szCs w:val="22"/>
+        </w:rPr>
+      </w:pPr>
+      <w:r>
+        <w:rPr>
+          <w:rFonts w:ascii="Arial" w:hAnsi="Arial" w:cs="Arial"/>
+          <w:sz w:val="22"/>
+          <w:szCs w:val="22"/>
+        </w:rPr>
+        <w:t>Esta herramienta está orientada a la ejecución de pruebas automatizadas en Java.</w:t>
+      </w:r>
+    </w:p>
+    <w:p>
+      <w:pPr>
+        <w:pStyle w:val="Ttulo3"/>
+        <w:rPr>
+          <w:rFonts w:ascii="Arial" w:hAnsi="Arial" w:cs="Arial"/>
+          <w:sz w:val="22"/>
+          <w:szCs w:val="22"/>
+        </w:rPr>
+      </w:pPr>
+      <w:r>
+        <w:rPr>
+          <w:rFonts w:ascii="Arial" w:hAnsi="Arial" w:cs="Arial"/>
+          <w:color w:val="auto"/>
+          <w:sz w:val="22"/>
+          <w:szCs w:val="22"/>
+        </w:rPr>
+        <w:t>Funcionalidades principales:</w:t>
+      </w:r>
+    </w:p>
+    <w:p>
+      <w:pPr>
+        <w:numPr>
+          <w:ilvl w:val="0"/>
+          <w:numId w:val="3"/>
+        </w:numPr>
+        <w:spacing w:before="100" w:beforeAutospacing="1" w:after="100" w:afterAutospacing="1" w:line="240" w:lineRule="auto"/>
+        <w:rPr>
+          <w:rFonts w:ascii="Arial" w:hAnsi="Arial" w:cs="Arial"/>
+        </w:rPr>
+      </w:pPr>
+      <w:r>
+        <w:rPr>
+          <w:rFonts w:ascii="Arial" w:hAnsi="Arial" w:cs="Arial"/>
+        </w:rPr>
+        <w:t xml:space="preserve">Ejecución de pruebas con </w:t>
+      </w:r>
+      <w:proofErr w:type="spellStart"/>
+      <w:r>
+        <w:rPr>
+          <w:rFonts w:ascii="Arial" w:hAnsi="Arial" w:cs="Arial"/>
+        </w:rPr>
+        <w:t>JUnit</w:t>
+      </w:r>
+      <w:proofErr w:type="spellEnd"/>
+      <w:r>
+        <w:rPr>
+          <w:rFonts w:ascii="Arial" w:hAnsi="Arial" w:cs="Arial"/>
+        </w:rPr>
+        <w:t xml:space="preserve"> o </w:t>
+      </w:r>
+      <w:proofErr w:type="spellStart"/>
+      <w:r>
+        <w:rPr>
+          <w:rFonts w:ascii="Arial" w:hAnsi="Arial" w:cs="Arial"/>
+        </w:rPr>
+        <w:t>TestNG</w:t>
+      </w:r>
+      <w:proofErr w:type="spellEnd"/>
+      <w:r>
+        <w:rPr>
+          <w:rFonts w:ascii="Arial" w:hAnsi="Arial" w:cs="Arial"/>
+        </w:rPr>
+        <w:t xml:space="preserve"> </w:t>
+      </w:r>
+    </w:p>
+    <w:p>
+      <w:pPr>
+        <w:numPr>
+          <w:ilvl w:val="0"/>
+          <w:numId w:val="3"/>
+        </w:numPr>
+        <w:spacing w:before="100" w:beforeAutospacing="1" w:after="100" w:afterAutospacing="1" w:line="240" w:lineRule="auto"/>
+        <w:rPr>
+          <w:rFonts w:ascii="Arial" w:hAnsi="Arial" w:cs="Arial"/>
+        </w:rPr>
+      </w:pPr>
+      <w:r>
+        <w:rPr>
+          <w:rFonts w:ascii="Arial" w:hAnsi="Arial" w:cs="Arial"/>
+        </w:rPr>
+        <w:t xml:space="preserve">Visualización de resultados de pruebas </w:t>
+      </w:r>
+    </w:p>
+    <w:p>
+      <w:pPr>
+        <w:numPr>
+          <w:ilvl w:val="0"/>
+          <w:numId w:val="3"/>
+        </w:numPr>
+        <w:spacing w:before="100" w:beforeAutospacing="1" w:after="100" w:afterAutospacing="1" w:line="240" w:lineRule="auto"/>
+        <w:rPr>
+          <w:rFonts w:ascii="Arial" w:hAnsi="Arial" w:cs="Arial"/>
+        </w:rPr>
+      </w:pPr>
+      <w:r>
+        <w:rPr>
+          <w:rFonts w:ascii="Arial" w:hAnsi="Arial" w:cs="Arial"/>
+        </w:rPr>
+        <w:t xml:space="preserve">Integración con el entorno de depuración </w:t>
+      </w:r>
+    </w:p>
+    <w:p>
+      <w:pPr>
+        <w:numPr>
+          <w:ilvl w:val="0"/>
+          <w:numId w:val="3"/>
+        </w:numPr>
+        <w:spacing w:before="100" w:beforeAutospacing="1" w:after="100" w:afterAutospacing="1" w:line="240" w:lineRule="auto"/>
+        <w:rPr>
+          <w:rFonts w:ascii="Arial" w:hAnsi="Arial" w:cs="Arial"/>
+        </w:rPr>
+      </w:pPr>
+      <w:r>
+        <w:rPr>
+          <w:rFonts w:ascii="Arial" w:hAnsi="Arial" w:cs="Arial"/>
+        </w:rPr>
+        <w:t xml:space="preserve">Facilita la validación del funcionamiento del código </w:t>
+      </w:r>
+    </w:p>
+    <w:p>
+      <w:pPr>
+        <w:pStyle w:val="NormalWeb"/>
+        <w:rPr>
+          <w:rFonts w:ascii="Arial" w:hAnsi="Arial" w:cs="Arial"/>
+          <w:sz w:val="22"/>
+          <w:szCs w:val="22"/>
+        </w:rPr>
+      </w:pPr>
+      <w:r>
+        <w:rPr>
+          <w:rFonts w:ascii="Arial" w:hAnsi="Arial" w:cs="Arial"/>
+          <w:sz w:val="22"/>
+          <w:szCs w:val="22"/>
+        </w:rPr>
+        <w:t xml:space="preserve">Aunque el proyecto es pequeño, esta extensión permite aplicar buenas prácticas profesionales como el </w:t>
+      </w:r>
+      <w:proofErr w:type="spellStart"/>
+      <w:r>
+        <w:rPr>
+          <w:rFonts w:ascii="Arial" w:hAnsi="Arial" w:cs="Arial"/>
+          <w:sz w:val="22"/>
+          <w:szCs w:val="22"/>
+        </w:rPr>
+        <w:t>testing</w:t>
+      </w:r>
+      <w:proofErr w:type="spellEnd"/>
+      <w:r>
+        <w:rPr>
+          <w:rFonts w:ascii="Arial" w:hAnsi="Arial" w:cs="Arial"/>
+          <w:sz w:val="22"/>
+          <w:szCs w:val="22"/>
+        </w:rPr>
+        <w:t>.</w:t>
+      </w:r>
+    </w:p>
+    <w:p>
+      <w:pPr>
+        <w:rPr>
+          <w:rFonts w:ascii="Arial" w:hAnsi="Arial" w:cs="Arial"/>
+        </w:rPr>
+      </w:pPr>
+      <w:r>
+        <w:rPr>
+          <w:rFonts w:ascii="Arial" w:hAnsi="Arial" w:cs="Arial"/>
+        </w:rPr>
+        <w:pict w14:anchorId="627FC8B2">
+          <v:rect id="_x0000_i1030" style="width:0;height:1.5pt" o:hralign="center" o:hrstd="t" o:hr="t" fillcolor="#a0a0a0" stroked="f"/>
+        </w:pict>
+      </w:r>
+    </w:p>
+    <w:p>
+      <w:pPr>
+        <w:pStyle w:val="Ttulo2"/>
+        <w:rPr>
+          <w:rFonts w:ascii="Arial" w:hAnsi="Arial" w:cs="Arial"/>
+          <w:b/>
+          <w:bCs/>
+          <w:color w:val="002060"/>
+          <w:sz w:val="22"/>
+          <w:szCs w:val="22"/>
+        </w:rPr>
+      </w:pPr>
+      <w:r>
+        <w:rPr>
+          <w:rFonts w:ascii="Segoe UI Emoji" w:hAnsi="Segoe UI Emoji" w:cs="Segoe UI Emoji"/>
+          <w:b/>
+          <w:bCs/>
+          <w:color w:val="002060"/>
+          <w:sz w:val="22"/>
+          <w:szCs w:val="22"/>
+        </w:rPr>
+        <w:t>📁</w:t>
+      </w:r>
+      <w:r>
+        <w:rPr>
+          <w:rFonts w:ascii="Arial" w:hAnsi="Arial" w:cs="Arial"/>
+          <w:b/>
+          <w:bCs/>
+          <w:color w:val="002060"/>
+          <w:sz w:val="22"/>
+          <w:szCs w:val="22"/>
+        </w:rPr>
+        <w:t xml:space="preserve"> Link Del Proyecto En GitHub:</w:t>
+      </w:r>
+    </w:p>
+    <w:p>
+      <w:pPr>
+        <w:pStyle w:val="NormalWeb"/>
+        <w:rPr>
+          <w:rFonts w:ascii="Arial" w:hAnsi="Arial" w:cs="Arial"/>
+          <w:sz w:val="22"/>
+          <w:szCs w:val="22"/>
+        </w:rPr>
+      </w:pPr>
+      <w:r>
+        <w:rPr>
+          <w:rFonts w:ascii="Arial" w:hAnsi="Arial" w:cs="Arial"/>
+          <w:b/>
+          <w:bCs/>
+          <w:sz w:val="22"/>
+          <w:szCs w:val="22"/>
+        </w:rPr>
+        <w:t>Link Directo Del Repositorio donde se encuentra el proyecto:</w:t>
+      </w:r>
+      <w:r>
+        <w:rPr>
+          <w:rFonts w:ascii="Arial" w:hAnsi="Arial" w:cs="Arial"/>
+          <w:sz w:val="22"/>
+          <w:szCs w:val="22"/>
+        </w:rPr>
+        <w:t xml:space="preserve"> </w:t>
+      </w:r>
+      <w:hyperlink r:id="rId5" w:history="1">
+        <w:r>
+          <w:rPr>
+            <w:rStyle w:val="Hipervnculo"/>
+            <w:rFonts w:ascii="Arial" w:hAnsi="Arial" w:cs="Arial"/>
+            <w:sz w:val="22"/>
+            <w:szCs w:val="22"/>
+          </w:rPr>
+          <w:t>https://github.com/HeiwaNava/App-De-Pesaje</w:t>
+        </w:r>
+      </w:hyperlink>
+    </w:p>
+    <w:p>
+      <w:pPr>
+        <w:pStyle w:val="Ttulo3"/>
+        <w:rPr>
+          <w:rFonts w:ascii="Arial" w:hAnsi="Arial" w:cs="Arial"/>
+          <w:b/>
+          <w:bCs/>
+          <w:sz w:val="22"/>
+          <w:szCs w:val="22"/>
+        </w:rPr>
+      </w:pPr>
+      <w:r>
+        <w:rPr>
+          <w:rFonts w:ascii="Segoe UI Emoji" w:hAnsi="Segoe UI Emoji" w:cs="Segoe UI Emoji"/>
+          <w:b/>
+          <w:bCs/>
+          <w:sz w:val="22"/>
+          <w:szCs w:val="22"/>
+        </w:rPr>
+        <w:t>📁</w:t>
+      </w:r>
+      <w:r>
+        <w:rPr>
+          <w:rFonts w:ascii="Arial" w:hAnsi="Arial" w:cs="Arial"/>
+          <w:b/>
+          <w:bCs/>
+          <w:sz w:val="22"/>
+          <w:szCs w:val="22"/>
+        </w:rPr>
+        <w:t xml:space="preserve"> Estructura del proyecto</w:t>
+      </w:r>
+    </w:p>
+    <w:p>
+      <w:pPr>
+        <w:pStyle w:val="HTMLconformatoprevio"/>
+        <w:rPr>
+          <w:rStyle w:val="CdigoHTML"/>
+          <w:rFonts w:ascii="Arial" w:hAnsi="Arial" w:cs="Arial"/>
+          <w:sz w:val="22"/>
+          <w:szCs w:val="22"/>
+        </w:rPr>
+      </w:pPr>
+      <w:proofErr w:type="spellStart"/>
+      <w:r>
+        <w:rPr>
+          <w:rStyle w:val="CdigoHTML"/>
+          <w:rFonts w:ascii="Arial" w:hAnsi="Arial" w:cs="Arial"/>
+          <w:sz w:val="22"/>
+          <w:szCs w:val="22"/>
+        </w:rPr>
+        <w:t>src</w:t>
+      </w:r>
+      <w:proofErr w:type="spellEnd"/>
+      <w:r>
+        <w:rPr>
+          <w:rStyle w:val="CdigoHTML"/>
+          <w:rFonts w:ascii="Arial" w:hAnsi="Arial" w:cs="Arial"/>
+          <w:sz w:val="22"/>
+          <w:szCs w:val="22"/>
+        </w:rPr>
+        <w:t>/</w:t>
+      </w:r>
+    </w:p>
+    <w:p>
+      <w:pPr>
+        <w:pStyle w:val="HTMLconformatoprevio"/>
+        <w:rPr>
+          <w:rStyle w:val="CdigoHTML"/>
+          <w:rFonts w:ascii="Arial" w:hAnsi="Arial" w:cs="Arial"/>
+          <w:sz w:val="22"/>
+          <w:szCs w:val="22"/>
+        </w:rPr>
+      </w:pPr>
+      <w:r>
+        <w:rPr>
+          <w:rStyle w:val="CdigoHTML"/>
+          <w:rFonts w:ascii="Arial" w:hAnsi="Arial" w:cs="Arial"/>
+          <w:sz w:val="22"/>
+          <w:szCs w:val="22"/>
+        </w:rPr>
+        <w:t>│</w:t>
+      </w:r>
+    </w:p>
+    <w:p>
+      <w:pPr>
+        <w:pStyle w:val="HTMLconformatoprevio"/>
+        <w:rPr>
+          <w:rStyle w:val="CdigoHTML"/>
+          <w:rFonts w:ascii="Arial" w:hAnsi="Arial" w:cs="Arial"/>
+          <w:sz w:val="22"/>
+          <w:szCs w:val="22"/>
+        </w:rPr>
+      </w:pPr>
+      <w:r>
+        <w:rPr>
+          <w:rStyle w:val="CdigoHTML"/>
+          <w:rFonts w:ascii="Arial" w:hAnsi="Arial" w:cs="Arial"/>
+          <w:sz w:val="22"/>
+          <w:szCs w:val="22"/>
+        </w:rPr>
+        <w:t xml:space="preserve">├── </w:t>
+      </w:r>
+      <w:proofErr w:type="spellStart"/>
+      <w:r>
+        <w:rPr>
+          <w:rStyle w:val="CdigoHTML"/>
+          <w:rFonts w:ascii="Arial" w:hAnsi="Arial" w:cs="Arial"/>
+          <w:sz w:val="22"/>
+          <w:szCs w:val="22"/>
+        </w:rPr>
+        <w:t>model</w:t>
+      </w:r>
+      <w:proofErr w:type="spellEnd"/>
+      <w:r>
+        <w:rPr>
+          <w:rStyle w:val="CdigoHTML"/>
+          <w:rFonts w:ascii="Arial" w:hAnsi="Arial" w:cs="Arial"/>
+          <w:sz w:val="22"/>
+          <w:szCs w:val="22"/>
+        </w:rPr>
+        <w:t>/</w:t>
+      </w:r>
+    </w:p>
+    <w:p>
+      <w:pPr>
+        <w:pStyle w:val="HTMLconformatoprevio"/>
+        <w:rPr>
+          <w:rStyle w:val="CdigoHTML"/>
+          <w:rFonts w:ascii="Arial" w:hAnsi="Arial" w:cs="Arial"/>
+          <w:sz w:val="22"/>
+          <w:szCs w:val="22"/>
+        </w:rPr>
+      </w:pPr>
+      <w:r>
+        <w:rPr>
+          <w:rStyle w:val="CdigoHTML"/>
+          <w:rFonts w:ascii="Arial" w:hAnsi="Arial" w:cs="Arial"/>
+          <w:sz w:val="22"/>
+          <w:szCs w:val="22"/>
+        </w:rPr>
+        <w:t>│   ├── Pesaje.java</w:t>
+      </w:r>
+    </w:p>
+    <w:p>
+      <w:pPr>
+        <w:pStyle w:val="HTMLconformatoprevio"/>
+        <w:rPr>
+          <w:rStyle w:val="CdigoHTML"/>
+          <w:rFonts w:ascii="Arial" w:hAnsi="Arial" w:cs="Arial"/>
+          <w:sz w:val="22"/>
+          <w:szCs w:val="22"/>
+        </w:rPr>
+      </w:pPr>
+      <w:r>
+        <w:rPr>
+          <w:rStyle w:val="CdigoHTML"/>
+          <w:rFonts w:ascii="Arial" w:hAnsi="Arial" w:cs="Arial"/>
+          <w:sz w:val="22"/>
+          <w:szCs w:val="22"/>
+        </w:rPr>
+        <w:t>│   ├── PesajeManager.java</w:t>
+      </w:r>
+    </w:p>
+    <w:p>
+      <w:pPr>
+        <w:pStyle w:val="HTMLconformatoprevio"/>
+        <w:rPr>
+          <w:rStyle w:val="CdigoHTML"/>
+          <w:rFonts w:ascii="Arial" w:hAnsi="Arial" w:cs="Arial"/>
+          <w:sz w:val="22"/>
+          <w:szCs w:val="22"/>
+        </w:rPr>
+      </w:pPr>
+      <w:r>
+        <w:rPr>
+          <w:rStyle w:val="CdigoHTML"/>
+          <w:rFonts w:ascii="Arial" w:hAnsi="Arial" w:cs="Arial"/>
+          <w:sz w:val="22"/>
+          <w:szCs w:val="22"/>
+        </w:rPr>
+        <w:t>│   └── PesajeObserver.java</w:t>
+      </w:r>
+    </w:p>
+    <w:p>
+      <w:pPr>
+        <w:pStyle w:val="HTMLconformatoprevio"/>
+        <w:rPr>
+          <w:rStyle w:val="CdigoHTML"/>
+          <w:rFonts w:ascii="Arial" w:hAnsi="Arial" w:cs="Arial"/>
+          <w:sz w:val="22"/>
+          <w:szCs w:val="22"/>
+        </w:rPr>
+      </w:pPr>
+      <w:r>
+        <w:rPr>
+          <w:rStyle w:val="CdigoHTML"/>
+          <w:rFonts w:ascii="Arial" w:hAnsi="Arial" w:cs="Arial"/>
+          <w:sz w:val="22"/>
+          <w:szCs w:val="22"/>
+        </w:rPr>
+        <w:t>│</w:t>
+      </w:r>
+    </w:p>
+    <w:p>
+      <w:pPr>
+        <w:pStyle w:val="HTMLconformatoprevio"/>
+        <w:rPr>
+          <w:rStyle w:val="CdigoHTML"/>
+          <w:rFonts w:ascii="Arial" w:hAnsi="Arial" w:cs="Arial"/>
+          <w:sz w:val="22"/>
+          <w:szCs w:val="22"/>
+        </w:rPr>
+      </w:pPr>
+      <w:r>
+        <w:rPr>
+          <w:rStyle w:val="CdigoHTML"/>
+          <w:rFonts w:ascii="Arial" w:hAnsi="Arial" w:cs="Arial"/>
+          <w:sz w:val="22"/>
+          <w:szCs w:val="22"/>
+        </w:rPr>
+        <w:t xml:space="preserve">├── </w:t>
+      </w:r>
+      <w:proofErr w:type="spellStart"/>
+      <w:r>
+        <w:rPr>
+          <w:rStyle w:val="CdigoHTML"/>
+          <w:rFonts w:ascii="Arial" w:hAnsi="Arial" w:cs="Arial"/>
+          <w:sz w:val="22"/>
+          <w:szCs w:val="22"/>
+        </w:rPr>
+        <w:t>controller</w:t>
+      </w:r>
+      <w:proofErr w:type="spellEnd"/>
+      <w:r>
+        <w:rPr>
+          <w:rStyle w:val="CdigoHTML"/>
+          <w:rFonts w:ascii="Arial" w:hAnsi="Arial" w:cs="Arial"/>
+          <w:sz w:val="22"/>
+          <w:szCs w:val="22"/>
+        </w:rPr>
+        <w:t>/</w:t>
+      </w:r>
+    </w:p>
+    <w:p>
+      <w:pPr>
+        <w:pStyle w:val="HTMLconformatoprevio"/>
+        <w:rPr>
+          <w:rStyle w:val="CdigoHTML"/>
+          <w:rFonts w:ascii="Arial" w:hAnsi="Arial" w:cs="Arial"/>
+          <w:sz w:val="22"/>
+          <w:szCs w:val="22"/>
+        </w:rPr>
+      </w:pPr>
+      <w:r>
+        <w:rPr>
+          <w:rStyle w:val="CdigoHTML"/>
+          <w:rFonts w:ascii="Arial" w:hAnsi="Arial" w:cs="Arial"/>
+          <w:sz w:val="22"/>
+          <w:szCs w:val="22"/>
+        </w:rPr>
+        <w:t>│   └── PesajeController.java</w:t>
+      </w:r>
+    </w:p>
+    <w:p>
+      <w:pPr>
+        <w:pStyle w:val="HTMLconformatoprevio"/>
+        <w:rPr>
+          <w:rStyle w:val="CdigoHTML"/>
+          <w:rFonts w:ascii="Arial" w:hAnsi="Arial" w:cs="Arial"/>
+          <w:sz w:val="22"/>
+          <w:szCs w:val="22"/>
+        </w:rPr>
+      </w:pPr>
+      <w:r>
+        <w:rPr>
+          <w:rStyle w:val="CdigoHTML"/>
+          <w:rFonts w:ascii="Arial" w:hAnsi="Arial" w:cs="Arial"/>
+          <w:sz w:val="22"/>
+          <w:szCs w:val="22"/>
+        </w:rPr>
+        <w:t>│</w:t>
+      </w:r>
+    </w:p>
+    <w:p>
+      <w:pPr>
+        <w:pStyle w:val="HTMLconformatoprevio"/>
+        <w:rPr>
+          <w:rStyle w:val="CdigoHTML"/>
+          <w:rFonts w:ascii="Arial" w:hAnsi="Arial" w:cs="Arial"/>
+          <w:sz w:val="22"/>
+          <w:szCs w:val="22"/>
+        </w:rPr>
+      </w:pPr>
+      <w:r>
+        <w:rPr>
+          <w:rStyle w:val="CdigoHTML"/>
+          <w:rFonts w:ascii="Arial" w:hAnsi="Arial" w:cs="Arial"/>
+          <w:sz w:val="22"/>
+          <w:szCs w:val="22"/>
+        </w:rPr>
+        <w:t xml:space="preserve">├── </w:t>
+      </w:r>
+      <w:proofErr w:type="spellStart"/>
+      <w:r>
+        <w:rPr>
+          <w:rStyle w:val="CdigoHTML"/>
+          <w:rFonts w:ascii="Arial" w:hAnsi="Arial" w:cs="Arial"/>
+          <w:sz w:val="22"/>
+          <w:szCs w:val="22"/>
+        </w:rPr>
+        <w:t>view</w:t>
+      </w:r>
+      <w:proofErr w:type="spellEnd"/>
+      <w:r>
+        <w:rPr>
+          <w:rStyle w:val="CdigoHTML"/>
+          <w:rFonts w:ascii="Arial" w:hAnsi="Arial" w:cs="Arial"/>
+          <w:sz w:val="22"/>
+          <w:szCs w:val="22"/>
+        </w:rPr>
+        <w:t>/</w:t>
+      </w:r>
+    </w:p>
+    <w:p>
+      <w:pPr>
+        <w:pStyle w:val="HTMLconformatoprevio"/>
+        <w:rPr>
+          <w:rStyle w:val="CdigoHTML"/>
+          <w:rFonts w:ascii="Arial" w:hAnsi="Arial" w:cs="Arial"/>
+          <w:sz w:val="22"/>
+          <w:szCs w:val="22"/>
+        </w:rPr>
+      </w:pPr>
+      <w:r>
+        <w:rPr>
+          <w:rStyle w:val="CdigoHTML"/>
+          <w:rFonts w:ascii="Arial" w:hAnsi="Arial" w:cs="Arial"/>
+          <w:sz w:val="22"/>
+          <w:szCs w:val="22"/>
+        </w:rPr>
+        <w:t>│   └── MainView.java</w:t>
+      </w:r>
+    </w:p>
+    <w:p>
+      <w:pPr>
+        <w:pStyle w:val="HTMLconformatoprevio"/>
+        <w:rPr>
+          <w:rStyle w:val="CdigoHTML"/>
+          <w:rFonts w:ascii="Arial" w:hAnsi="Arial" w:cs="Arial"/>
+          <w:sz w:val="22"/>
+          <w:szCs w:val="22"/>
+        </w:rPr>
+      </w:pPr>
+      <w:r>
+        <w:rPr>
+          <w:rStyle w:val="CdigoHTML"/>
+          <w:rFonts w:ascii="Arial" w:hAnsi="Arial" w:cs="Arial"/>
+          <w:sz w:val="22"/>
+          <w:szCs w:val="22"/>
+        </w:rPr>
+        <w:t>│</w:t>
+      </w:r>
+    </w:p>
+    <w:p>
+      <w:pPr>
+        <w:pStyle w:val="HTMLconformatoprevio"/>
+        <w:rPr>
+          <w:rStyle w:val="CdigoHTML"/>
+          <w:rFonts w:ascii="Arial" w:hAnsi="Arial" w:cs="Arial"/>
+          <w:sz w:val="22"/>
+          <w:szCs w:val="22"/>
+        </w:rPr>
+      </w:pPr>
+      <w:r>
+        <w:rPr>
+          <w:rStyle w:val="CdigoHTML"/>
+          <w:rFonts w:ascii="Arial" w:hAnsi="Arial" w:cs="Arial"/>
+          <w:sz w:val="22"/>
+          <w:szCs w:val="22"/>
+        </w:rPr>
+        <w:t>└── Main.java</w:t>
+      </w:r>
+    </w:p>
+    <w:p>
+      <w:pPr>
+        <w:rPr>
+          <w:rFonts w:ascii="Arial" w:hAnsi="Arial" w:cs="Arial"/>
+        </w:rPr>
+      </w:pPr>
+      <w:r>
+        <w:rPr>
+          <w:rFonts w:ascii="Arial" w:hAnsi="Arial" w:cs="Arial"/>
+        </w:rPr>
+        <w:lastRenderedPageBreak/>
+        <w:pict w14:anchorId="5B433BB0">
+          <v:rect id="_x0000_i1031" style="width:0;height:1.5pt" o:hralign="center" o:hrstd="t" o:hr="t" fillcolor="#a0a0a0" stroked="f"/>
+        </w:pict>
+      </w:r>
+    </w:p>
+    <w:p>
+      <w:pPr>
+        <w:pStyle w:val="Ttulo3"/>
+        <w:rPr>
+          <w:rFonts w:ascii="Arial" w:hAnsi="Arial" w:cs="Arial"/>
+          <w:b/>
+          <w:bCs/>
+          <w:sz w:val="22"/>
+          <w:szCs w:val="22"/>
+        </w:rPr>
+      </w:pPr>
+      <w:r>
+        <w:rPr>
+          <w:rFonts w:ascii="Segoe UI Emoji" w:hAnsi="Segoe UI Emoji" w:cs="Segoe UI Emoji"/>
+          <w:b/>
+          <w:bCs/>
+          <w:sz w:val="22"/>
+          <w:szCs w:val="22"/>
+        </w:rPr>
+        <w:t>📸</w:t>
+      </w:r>
+      <w:r>
+        <w:rPr>
+          <w:rFonts w:ascii="Arial" w:hAnsi="Arial" w:cs="Arial"/>
+          <w:b/>
+          <w:bCs/>
+          <w:sz w:val="22"/>
+          <w:szCs w:val="22"/>
+        </w:rPr>
+        <w:t xml:space="preserve"> Capturas de pantalla</w:t>
+      </w:r>
+    </w:p>
+    <w:p>
+      <w:pPr>
+        <w:rPr>
+          <w:rFonts w:ascii="Arial" w:hAnsi="Arial" w:cs="Arial"/>
+        </w:rPr>
+      </w:pPr>
+      <w:r>
+        <w:rPr>
+          <w:rFonts w:ascii="Segoe UI Emoji" w:hAnsi="Segoe UI Emoji" w:cs="Segoe UI Emoji"/>
+        </w:rPr>
+        <w:t>📌</w:t>
+      </w:r>
+      <w:r>
+        <w:rPr>
+          <w:rFonts w:ascii="Arial" w:hAnsi="Arial" w:cs="Arial"/>
+        </w:rPr>
+        <w:t xml:space="preserve"> Extensiones instaladas en VS </w:t>
+      </w:r>
+      <w:proofErr w:type="spellStart"/>
+      <w:r>
+        <w:rPr>
+          <w:rFonts w:ascii="Arial" w:hAnsi="Arial" w:cs="Arial"/>
+        </w:rPr>
+        <w:t>Code</w:t>
+      </w:r>
+      <w:proofErr w:type="spellEnd"/>
+    </w:p>
+    <w:p>
+      <w:pPr>
+        <w:pStyle w:val="NormalWeb"/>
+        <w:rPr>
+          <w:rFonts w:ascii="Arial" w:hAnsi="Arial" w:cs="Arial"/>
+          <w:sz w:val="22"/>
+          <w:szCs w:val="22"/>
+        </w:rPr>
+      </w:pPr>
+      <w:r>
+        <w:rPr>
+          <w:rFonts w:ascii="Arial" w:hAnsi="Arial" w:cs="Arial"/>
           <w:noProof/>
           <w:sz w:val="22"/>
           <w:szCs w:val="22"/>
         </w:rPr>
         <w:drawing>
-          <wp:inline distT="0" distB="0" distL="0" distR="0" wp14:anchorId="0354F4F6" wp14:editId="67AF6A8C">
+          <wp:inline distT="0" distB="0" distL="0" distR="0" wp14:anchorId="59DFE7F9" wp14:editId="0106987C">
             <wp:extent cx="5612130" cy="929640"/>
             <wp:effectExtent l="0" t="0" r="7620" b="3810"/>
-            <wp:docPr id="3" name="Imagen 3"/>
+            <wp:docPr id="6" name="Imagen 6"/>
             <wp:cNvGraphicFramePr>
               <a:graphicFrameLocks xmlns:a="http://schemas.openxmlformats.org/drawingml/2006/main" noChangeAspect="1"/>
             </wp:cNvGraphicFramePr>
@@ -2129,49 +3564,6 @@
     </w:p>
     <w:p>
       <w:pPr>
-        <w:pStyle w:val="Ttulo2"/>
-        <w:rPr>
-          <w:rFonts w:ascii="Arial" w:hAnsi="Arial" w:cs="Arial"/>
-          <w:b/>
-          <w:bCs/>
-          <w:sz w:val="24"/>
-          <w:szCs w:val="24"/>
-        </w:rPr>
-      </w:pPr>
-      <w:r>
-        <w:rPr>
-          <w:rFonts w:ascii="Segoe UI Emoji" w:hAnsi="Segoe UI Emoji" w:cs="Segoe UI Emoji"/>
-          <w:b/>
-          <w:bCs/>
-          <w:sz w:val="24"/>
-          <w:szCs w:val="24"/>
-        </w:rPr>
-        <w:t>🐞</w:t>
-      </w:r>
-      <w:r>
-        <w:rPr>
-          <w:rFonts w:ascii="Arial" w:hAnsi="Arial" w:cs="Arial"/>
-          <w:b/>
-          <w:bCs/>
-          <w:sz w:val="24"/>
-          <w:szCs w:val="24"/>
-        </w:rPr>
-        <w:t xml:space="preserve"> 2. </w:t>
-      </w:r>
-      <w:r>
-        <w:rPr>
-          <w:rStyle w:val="whitespace-normal"/>
-          <w:rFonts w:ascii="Arial" w:hAnsi="Arial" w:cs="Arial"/>
-          <w:b/>
-          <w:bCs/>
-          <w:sz w:val="24"/>
-          <w:szCs w:val="24"/>
-        </w:rPr>
-        <w:t>Debugger for Java</w:t>
-      </w:r>
-    </w:p>
-    <w:p>
-      <w:pPr>
         <w:pStyle w:val="NormalWeb"/>
         <w:rPr>
           <w:rFonts w:ascii="Arial" w:hAnsi="Arial" w:cs="Arial"/>
@@ -2182,102 +3574,51 @@
       <w:r>
         <w:rPr>
           <w:rFonts w:ascii="Arial" w:hAnsi="Arial" w:cs="Arial"/>
-          <w:sz w:val="22"/>
-          <w:szCs w:val="22"/>
-        </w:rPr>
-        <w:t>Esta extensión permite ejecutar y depurar el código Java de manera eficiente.</w:t>
-      </w:r>
-    </w:p>
-    <w:p>
-      <w:pPr>
-        <w:pStyle w:val="Ttulo3"/>
-        <w:rPr>
-          <w:rFonts w:ascii="Arial" w:hAnsi="Arial" w:cs="Arial"/>
-          <w:color w:val="auto"/>
-          <w:sz w:val="22"/>
-          <w:szCs w:val="22"/>
-        </w:rPr>
-      </w:pPr>
-      <w:r>
-        <w:rPr>
-          <w:rFonts w:ascii="Arial" w:hAnsi="Arial" w:cs="Arial"/>
-          <w:color w:val="auto"/>
-          <w:sz w:val="22"/>
-          <w:szCs w:val="22"/>
-        </w:rPr>
-        <w:t>Funcionalidades principales:</w:t>
-      </w:r>
-    </w:p>
-    <w:p>
-      <w:pPr>
-        <w:numPr>
-          <w:ilvl w:val="0"/>
-          <w:numId w:val="2"/>
-        </w:numPr>
-        <w:spacing w:before="100" w:beforeAutospacing="1" w:after="100" w:afterAutospacing="1" w:line="240" w:lineRule="auto"/>
-        <w:rPr>
-          <w:rFonts w:ascii="Arial" w:hAnsi="Arial" w:cs="Arial"/>
-        </w:rPr>
-      </w:pPr>
-      <w:r>
-        <w:rPr>
-          <w:rFonts w:ascii="Arial" w:hAnsi="Arial" w:cs="Arial"/>
-        </w:rPr>
-        <w:t xml:space="preserve">Ejecución paso a paso del programa </w:t>
-      </w:r>
-    </w:p>
-    <w:p>
-      <w:pPr>
-        <w:numPr>
-          <w:ilvl w:val="0"/>
-          <w:numId w:val="2"/>
-        </w:numPr>
-        <w:spacing w:before="100" w:beforeAutospacing="1" w:after="100" w:afterAutospacing="1" w:line="240" w:lineRule="auto"/>
-        <w:rPr>
-          <w:rFonts w:ascii="Arial" w:hAnsi="Arial" w:cs="Arial"/>
-        </w:rPr>
-      </w:pPr>
-      <w:r>
-        <w:rPr>
-          <w:rFonts w:ascii="Arial" w:hAnsi="Arial" w:cs="Arial"/>
-        </w:rPr>
-        <w:t xml:space="preserve">Uso de breakpoints (puntos de interrupción) </w:t>
-      </w:r>
-    </w:p>
-    <w:p>
-      <w:pPr>
-        <w:numPr>
-          <w:ilvl w:val="0"/>
-          <w:numId w:val="2"/>
-        </w:numPr>
-        <w:spacing w:before="100" w:beforeAutospacing="1" w:after="100" w:afterAutospacing="1" w:line="240" w:lineRule="auto"/>
-        <w:rPr>
-          <w:rFonts w:ascii="Arial" w:hAnsi="Arial" w:cs="Arial"/>
-        </w:rPr>
-      </w:pPr>
-      <w:r>
-        <w:rPr>
-          <w:rFonts w:ascii="Arial" w:hAnsi="Arial" w:cs="Arial"/>
-        </w:rPr>
-        <w:t xml:space="preserve">Inspección de variables en tiempo real </w:t>
-      </w:r>
-    </w:p>
-    <w:p>
-      <w:pPr>
-        <w:numPr>
-          <w:ilvl w:val="0"/>
-          <w:numId w:val="2"/>
-        </w:numPr>
-        <w:spacing w:before="100" w:beforeAutospacing="1" w:after="100" w:afterAutospacing="1" w:line="240" w:lineRule="auto"/>
-        <w:rPr>
-          <w:rFonts w:ascii="Arial" w:hAnsi="Arial" w:cs="Arial"/>
-        </w:rPr>
-      </w:pPr>
-      <w:r>
-        <w:rPr>
-          <w:rFonts w:ascii="Arial" w:hAnsi="Arial" w:cs="Arial"/>
-        </w:rPr>
-        <w:t xml:space="preserve">Análisis de errores durante la ejecución </w:t>
+          <w:noProof/>
+          <w:sz w:val="22"/>
+          <w:szCs w:val="22"/>
+        </w:rPr>
+        <w:drawing>
+          <wp:inline distT="0" distB="0" distL="0" distR="0" wp14:anchorId="555DDC39" wp14:editId="6B49E95A">
+            <wp:extent cx="5612130" cy="998220"/>
+            <wp:effectExtent l="0" t="0" r="7620" b="0"/>
+            <wp:docPr id="7" name="Imagen 7"/>
+            <wp:cNvGraphicFramePr>
+              <a:graphicFrameLocks xmlns:a="http://schemas.openxmlformats.org/drawingml/2006/main" noChangeAspect="1"/>
+            </wp:cNvGraphicFramePr>
+            <a:graphic xmlns:a="http://schemas.openxmlformats.org/drawingml/2006/main">
+              <a:graphicData uri="http://schemas.openxmlformats.org/drawingml/2006/picture">
+                <pic:pic xmlns:pic="http://schemas.openxmlformats.org/drawingml/2006/picture">
+                  <pic:nvPicPr>
+                    <pic:cNvPr id="4" name="Imagen 4"/>
+                    <pic:cNvPicPr/>
+                  </pic:nvPicPr>
+                  <pic:blipFill>
+                    <a:blip r:embed="rId7">
+                      <a:extLst>
+                        <a:ext uri="{28A0092B-C50C-407E-A947-70E740481C1C}">
+                          <a14:useLocalDpi xmlns:a14="http://schemas.microsoft.com/office/drawing/2010/main" val="0"/>
+                        </a:ext>
+                      </a:extLst>
+                    </a:blip>
+                    <a:stretch>
+                      <a:fillRect/>
+                    </a:stretch>
+                  </pic:blipFill>
+                  <pic:spPr>
+                    <a:xfrm>
+                      <a:off x="0" y="0"/>
+                      <a:ext cx="5612130" cy="998220"/>
+                    </a:xfrm>
+                    <a:prstGeom prst="rect">
+                      <a:avLst/>
+                    </a:prstGeom>
+                  </pic:spPr>
+                </pic:pic>
+              </a:graphicData>
+            </a:graphic>
+          </wp:inline>
+        </w:drawing>
       </w:r>
     </w:p>
     <w:p>
@@ -2292,32 +3633,14 @@
       <w:r>
         <w:rPr>
           <w:rFonts w:ascii="Arial" w:hAnsi="Arial" w:cs="Arial"/>
-          <w:sz w:val="22"/>
-          <w:szCs w:val="22"/>
-        </w:rPr>
-        <w:t>Es fundamental para detectar y corregir errores en la aplicación de pesaje.</w:t>
-      </w:r>
-    </w:p>
-    <w:p>
-      <w:pPr>
-        <w:pStyle w:val="NormalWeb"/>
-        <w:rPr>
-          <w:rFonts w:ascii="Arial" w:hAnsi="Arial" w:cs="Arial"/>
-          <w:sz w:val="22"/>
-          <w:szCs w:val="22"/>
-        </w:rPr>
-      </w:pPr>
-      <w:r>
-        <w:rPr>
-          <w:rFonts w:ascii="Arial" w:hAnsi="Arial" w:cs="Arial"/>
           <w:noProof/>
           <w:sz w:val="22"/>
           <w:szCs w:val="22"/>
         </w:rPr>
         <w:drawing>
-          <wp:inline distT="0" distB="0" distL="0" distR="0" wp14:anchorId="0973DBE4" wp14:editId="48911BCA">
-            <wp:extent cx="5612130" cy="1386840"/>
-            <wp:effectExtent l="0" t="0" r="7620" b="3810"/>
+          <wp:inline distT="0" distB="0" distL="0" distR="0" wp14:anchorId="0E755518" wp14:editId="3AEC9FCC">
+            <wp:extent cx="5612130" cy="990600"/>
+            <wp:effectExtent l="0" t="0" r="7620" b="0"/>
             <wp:docPr id="4" name="Imagen 4"/>
             <wp:cNvGraphicFramePr>
               <a:graphicFrameLocks xmlns:a="http://schemas.openxmlformats.org/drawingml/2006/main" noChangeAspect="1"/>
@@ -2344,7 +3667,7 @@
                   <pic:spPr>
                     <a:xfrm>
                       <a:off x="0" y="0"/>
-                      <a:ext cx="5612130" cy="1386840"/>
+                      <a:ext cx="5612130" cy="990600"/>
                     </a:xfrm>
                     <a:prstGeom prst="rect">
                       <a:avLst/>
@@ -2366,48 +3689,21 @@
           <w:szCs w:val="22"/>
         </w:rPr>
       </w:pPr>
-    </w:p>
-    <w:p>
-      <w:pPr>
-        <w:pStyle w:val="Ttulo2"/>
-        <w:rPr>
-          <w:rFonts w:ascii="Arial" w:hAnsi="Arial" w:cs="Arial"/>
-          <w:b/>
-          <w:bCs/>
-          <w:sz w:val="24"/>
-          <w:szCs w:val="24"/>
-        </w:rPr>
-      </w:pPr>
       <w:r>
         <w:rPr>
           <w:rFonts w:ascii="Segoe UI Emoji" w:hAnsi="Segoe UI Emoji" w:cs="Segoe UI Emoji"/>
-          <w:b/>
-          <w:bCs/>
-          <w:sz w:val="24"/>
-          <w:szCs w:val="24"/>
-        </w:rPr>
-        <w:t>🧪</w:t>
-      </w:r>
-      <w:r>
-        <w:rPr>
-          <w:rFonts w:ascii="Arial" w:hAnsi="Arial" w:cs="Arial"/>
-          <w:b/>
-          <w:bCs/>
-          <w:sz w:val="24"/>
-          <w:szCs w:val="24"/>
-        </w:rPr>
-        <w:t xml:space="preserve"> 3. </w:t>
-      </w:r>
-      <w:r>
-        <w:rPr>
-          <w:rStyle w:val="whitespace-normal"/>
-          <w:rFonts w:ascii="Arial" w:hAnsi="Arial" w:cs="Arial"/>
-          <w:b/>
-          <w:bCs/>
-          <w:sz w:val="24"/>
-          <w:szCs w:val="24"/>
-        </w:rPr>
-        <w:t>Test Runner for Java</w:t>
+          <w:sz w:val="22"/>
+          <w:szCs w:val="22"/>
+        </w:rPr>
+        <w:t>📌</w:t>
+      </w:r>
+      <w:r>
+        <w:rPr>
+          <w:rFonts w:ascii="Arial" w:hAnsi="Arial" w:cs="Arial"/>
+          <w:sz w:val="22"/>
+          <w:szCs w:val="22"/>
+        </w:rPr>
+        <w:t xml:space="preserve"> Estructura del proyecto en el explorador</w:t>
       </w:r>
     </w:p>
     <w:p>
@@ -2425,140 +3721,11 @@
           <w:sz w:val="22"/>
           <w:szCs w:val="22"/>
         </w:rPr>
-        <w:t>Esta herramienta está orientada a la ejecución de pruebas automatizadas en Java.</w:t>
-      </w:r>
-    </w:p>
-    <w:p>
-      <w:pPr>
-        <w:pStyle w:val="Ttulo3"/>
-        <w:rPr>
-          <w:rFonts w:ascii="Arial" w:hAnsi="Arial" w:cs="Arial"/>
-          <w:sz w:val="22"/>
-          <w:szCs w:val="22"/>
-        </w:rPr>
-      </w:pPr>
-      <w:r>
-        <w:rPr>
-          <w:rFonts w:ascii="Arial" w:hAnsi="Arial" w:cs="Arial"/>
-          <w:color w:val="auto"/>
-          <w:sz w:val="22"/>
-          <w:szCs w:val="22"/>
-        </w:rPr>
-        <w:t>Funcionalidades principales:</w:t>
-      </w:r>
-    </w:p>
-    <w:p>
-      <w:pPr>
-        <w:numPr>
-          <w:ilvl w:val="0"/>
-          <w:numId w:val="3"/>
-        </w:numPr>
-        <w:spacing w:before="100" w:beforeAutospacing="1" w:after="100" w:afterAutospacing="1" w:line="240" w:lineRule="auto"/>
-        <w:rPr>
-          <w:rFonts w:ascii="Arial" w:hAnsi="Arial" w:cs="Arial"/>
-        </w:rPr>
-      </w:pPr>
-      <w:r>
-        <w:rPr>
-          <w:rFonts w:ascii="Arial" w:hAnsi="Arial" w:cs="Arial"/>
-        </w:rPr>
-        <w:t xml:space="preserve">Ejecución de pruebas con JUnit o TestNG </w:t>
-      </w:r>
-    </w:p>
-    <w:p>
-      <w:pPr>
-        <w:numPr>
-          <w:ilvl w:val="0"/>
-          <w:numId w:val="3"/>
-        </w:numPr>
-        <w:spacing w:before="100" w:beforeAutospacing="1" w:after="100" w:afterAutospacing="1" w:line="240" w:lineRule="auto"/>
-        <w:rPr>
-          <w:rFonts w:ascii="Arial" w:hAnsi="Arial" w:cs="Arial"/>
-        </w:rPr>
-      </w:pPr>
-      <w:r>
-        <w:rPr>
-          <w:rFonts w:ascii="Arial" w:hAnsi="Arial" w:cs="Arial"/>
-        </w:rPr>
-        <w:t xml:space="preserve">Visualización de resultados de pruebas </w:t>
-      </w:r>
-    </w:p>
-    <w:p>
-      <w:pPr>
-        <w:numPr>
-          <w:ilvl w:val="0"/>
-          <w:numId w:val="3"/>
-        </w:numPr>
-        <w:spacing w:before="100" w:beforeAutospacing="1" w:after="100" w:afterAutospacing="1" w:line="240" w:lineRule="auto"/>
-        <w:rPr>
-          <w:rFonts w:ascii="Arial" w:hAnsi="Arial" w:cs="Arial"/>
-        </w:rPr>
-      </w:pPr>
-      <w:r>
-        <w:rPr>
-          <w:rFonts w:ascii="Arial" w:hAnsi="Arial" w:cs="Arial"/>
-        </w:rPr>
-        <w:t xml:space="preserve">Integración con el entorno de depuración </w:t>
-      </w:r>
-    </w:p>
-    <w:p>
-      <w:pPr>
-        <w:numPr>
-          <w:ilvl w:val="0"/>
-          <w:numId w:val="3"/>
-        </w:numPr>
-        <w:spacing w:before="100" w:beforeAutospacing="1" w:after="100" w:afterAutospacing="1" w:line="240" w:lineRule="auto"/>
-        <w:rPr>
-          <w:rFonts w:ascii="Arial" w:hAnsi="Arial" w:cs="Arial"/>
-        </w:rPr>
-      </w:pPr>
-      <w:r>
-        <w:rPr>
-          <w:rFonts w:ascii="Arial" w:hAnsi="Arial" w:cs="Arial"/>
-        </w:rPr>
-        <w:t xml:space="preserve">Facilita la validación del funcionamiento del código </w:t>
-      </w:r>
-    </w:p>
-    <w:p>
-      <w:pPr>
-        <w:pStyle w:val="NormalWeb"/>
-        <w:rPr>
-          <w:rFonts w:ascii="Arial" w:hAnsi="Arial" w:cs="Arial"/>
-          <w:sz w:val="22"/>
-          <w:szCs w:val="22"/>
-        </w:rPr>
-      </w:pPr>
-      <w:r>
-        <w:rPr>
-          <w:rFonts w:ascii="Arial" w:hAnsi="Arial" w:cs="Arial"/>
-          <w:sz w:val="22"/>
-          <w:szCs w:val="22"/>
-        </w:rPr>
-        <w:t>Aunque el proyecto es pequeño, esta extensión permite aplicar buenas prácticas profesionales como el testing.</w:t>
-      </w:r>
-    </w:p>
-    <w:p>
-      <w:pPr>
-        <w:pStyle w:val="NormalWeb"/>
-        <w:rPr>
-          <w:rFonts w:ascii="Arial" w:hAnsi="Arial" w:cs="Arial"/>
-          <w:sz w:val="22"/>
-          <w:szCs w:val="22"/>
-        </w:rPr>
-      </w:pPr>
-      <w:r>
-        <w:rPr>
-          <w:rFonts w:ascii="Arial" w:hAnsi="Arial" w:cs="Arial"/>
-          <w:noProof/>
-          <w:sz w:val="22"/>
-          <w:szCs w:val="22"/>
-        </w:rPr>
-        <w:lastRenderedPageBreak/>
         <w:drawing>
-          <wp:inline distT="0" distB="0" distL="0" distR="0" wp14:anchorId="029A2D94" wp14:editId="3321E0DB">
-            <wp:extent cx="5612130" cy="1196340"/>
-            <wp:effectExtent l="0" t="0" r="7620" b="3810"/>
-            <wp:docPr id="5" name="Imagen 5"/>
+          <wp:inline distT="0" distB="0" distL="0" distR="0" wp14:anchorId="15599710" wp14:editId="608A7A4C">
+            <wp:extent cx="3360420" cy="2796540"/>
+            <wp:effectExtent l="0" t="0" r="0" b="3810"/>
+            <wp:docPr id="1" name="Imagen 1"/>
             <wp:cNvGraphicFramePr>
               <a:graphicFrameLocks xmlns:a="http://schemas.openxmlformats.org/drawingml/2006/main" noChangeAspect="1"/>
             </wp:cNvGraphicFramePr>
@@ -2566,17 +3733,11 @@
               <a:graphicData uri="http://schemas.openxmlformats.org/drawingml/2006/picture">
                 <pic:pic xmlns:pic="http://schemas.openxmlformats.org/drawingml/2006/picture">
                   <pic:nvPicPr>
-                    <pic:cNvPr id="5" name="Imagen 5"/>
+                    <pic:cNvPr id="1" name=""/>
                     <pic:cNvPicPr/>
                   </pic:nvPicPr>
                   <pic:blipFill>
-                    <a:blip r:embed="rId8">
-                      <a:extLst>
-                        <a:ext uri="{28A0092B-C50C-407E-A947-70E740481C1C}">
-                          <a14:useLocalDpi xmlns:a14="http://schemas.microsoft.com/office/drawing/2010/main" val="0"/>
-                        </a:ext>
-                      </a:extLst>
-                    </a:blip>
+                    <a:blip r:embed="rId8"/>
                     <a:stretch>
                       <a:fillRect/>
                     </a:stretch>
@@ -2584,7 +3745,7 @@
                   <pic:spPr>
                     <a:xfrm>
                       <a:off x="0" y="0"/>
-                      <a:ext cx="5612130" cy="1196340"/>
+                      <a:ext cx="3360927" cy="2796962"/>
                     </a:xfrm>
                     <a:prstGeom prst="rect">
                       <a:avLst/>
@@ -2596,6 +3757,623 @@
           </wp:inline>
         </w:drawing>
       </w:r>
+      <w:r>
+        <w:rPr>
+          <w:rFonts w:ascii="Arial" w:hAnsi="Arial" w:cs="Arial"/>
+          <w:sz w:val="22"/>
+          <w:szCs w:val="22"/>
+        </w:rPr>
+        <w:br/>
+      </w:r>
+    </w:p>
+    <w:p>
+      <w:pPr>
+        <w:rPr>
+          <w:rFonts w:ascii="Arial" w:hAnsi="Arial" w:cs="Arial"/>
+        </w:rPr>
+      </w:pPr>
+      <w:r>
+        <w:rPr>
+          <w:rFonts w:ascii="Arial" w:hAnsi="Arial" w:cs="Arial"/>
+        </w:rPr>
+        <w:pict w14:anchorId="3D55C5C6">
+          <v:rect id="_x0000_i1032" style="width:0;height:1.5pt" o:hralign="center" o:hrstd="t" o:hr="t" fillcolor="#a0a0a0" stroked="f"/>
+        </w:pict>
+      </w:r>
+    </w:p>
+    <w:p>
+      <w:pPr>
+        <w:pStyle w:val="Ttulo2"/>
+        <w:rPr>
+          <w:rFonts w:ascii="Arial" w:hAnsi="Arial" w:cs="Arial"/>
+          <w:b/>
+          <w:bCs/>
+          <w:sz w:val="22"/>
+          <w:szCs w:val="22"/>
+        </w:rPr>
+      </w:pPr>
+      <w:r>
+        <w:rPr>
+          <w:rFonts w:ascii="Arial" w:hAnsi="Arial" w:cs="Arial"/>
+          <w:b/>
+          <w:bCs/>
+          <w:sz w:val="22"/>
+          <w:szCs w:val="22"/>
+        </w:rPr>
+        <w:lastRenderedPageBreak/>
+        <w:t xml:space="preserve">5. </w:t>
+      </w:r>
+      <w:r>
+        <w:rPr>
+          <w:rFonts w:ascii="Segoe UI Emoji" w:hAnsi="Segoe UI Emoji" w:cs="Segoe UI Emoji"/>
+          <w:b/>
+          <w:bCs/>
+          <w:sz w:val="22"/>
+          <w:szCs w:val="22"/>
+        </w:rPr>
+        <w:t>🧠</w:t>
+      </w:r>
+      <w:r>
+        <w:rPr>
+          <w:rFonts w:ascii="Arial" w:hAnsi="Arial" w:cs="Arial"/>
+          <w:b/>
+          <w:bCs/>
+          <w:sz w:val="22"/>
+          <w:szCs w:val="22"/>
+        </w:rPr>
+        <w:t xml:space="preserve"> Conclusiones y Recomendaciones</w:t>
+      </w:r>
+    </w:p>
+    <w:p>
+      <w:pPr>
+        <w:pStyle w:val="NormalWeb"/>
+        <w:rPr>
+          <w:rFonts w:ascii="Arial" w:hAnsi="Arial" w:cs="Arial"/>
+          <w:sz w:val="22"/>
+          <w:szCs w:val="22"/>
+        </w:rPr>
+      </w:pPr>
+      <w:r>
+        <w:rPr>
+          <w:rFonts w:ascii="Arial" w:hAnsi="Arial" w:cs="Arial"/>
+          <w:sz w:val="22"/>
+          <w:szCs w:val="22"/>
+        </w:rPr>
+        <w:t xml:space="preserve">Durante el desarrollo del proyecto se evidenció que Visual Studio </w:t>
+      </w:r>
+      <w:proofErr w:type="spellStart"/>
+      <w:r>
+        <w:rPr>
+          <w:rFonts w:ascii="Arial" w:hAnsi="Arial" w:cs="Arial"/>
+          <w:sz w:val="22"/>
+          <w:szCs w:val="22"/>
+        </w:rPr>
+        <w:t>Code</w:t>
+      </w:r>
+      <w:proofErr w:type="spellEnd"/>
+      <w:r>
+        <w:rPr>
+          <w:rFonts w:ascii="Arial" w:hAnsi="Arial" w:cs="Arial"/>
+          <w:sz w:val="22"/>
+          <w:szCs w:val="22"/>
+        </w:rPr>
+        <w:t xml:space="preserve"> es una herramienta eficiente para proyectos Java de complejidad media, siempre que se configure adecuadamente mediante extensiones.</w:t>
+      </w:r>
+    </w:p>
+    <w:p>
+      <w:pPr>
+        <w:pStyle w:val="NormalWeb"/>
+        <w:rPr>
+          <w:rFonts w:ascii="Arial" w:hAnsi="Arial" w:cs="Arial"/>
+          <w:sz w:val="22"/>
+          <w:szCs w:val="22"/>
+        </w:rPr>
+      </w:pPr>
+      <w:r>
+        <w:rPr>
+          <w:rFonts w:ascii="Arial" w:hAnsi="Arial" w:cs="Arial"/>
+          <w:sz w:val="22"/>
+          <w:szCs w:val="22"/>
+        </w:rPr>
+        <w:t>Se aprendió la importancia de:</w:t>
+      </w:r>
+    </w:p>
+    <w:p>
+      <w:pPr>
+        <w:pStyle w:val="NormalWeb"/>
+        <w:numPr>
+          <w:ilvl w:val="0"/>
+          <w:numId w:val="8"/>
+        </w:numPr>
+        <w:rPr>
+          <w:rFonts w:ascii="Arial" w:hAnsi="Arial" w:cs="Arial"/>
+          <w:sz w:val="22"/>
+          <w:szCs w:val="22"/>
+        </w:rPr>
+      </w:pPr>
+      <w:r>
+        <w:rPr>
+          <w:rFonts w:ascii="Arial" w:hAnsi="Arial" w:cs="Arial"/>
+          <w:sz w:val="22"/>
+          <w:szCs w:val="22"/>
+        </w:rPr>
+        <w:t>Configurar correctamente el entorno de desarrollo</w:t>
+      </w:r>
+    </w:p>
+    <w:p>
+      <w:pPr>
+        <w:pStyle w:val="NormalWeb"/>
+        <w:numPr>
+          <w:ilvl w:val="0"/>
+          <w:numId w:val="8"/>
+        </w:numPr>
+        <w:rPr>
+          <w:rFonts w:ascii="Arial" w:hAnsi="Arial" w:cs="Arial"/>
+          <w:sz w:val="22"/>
+          <w:szCs w:val="22"/>
+        </w:rPr>
+      </w:pPr>
+      <w:r>
+        <w:rPr>
+          <w:rFonts w:ascii="Arial" w:hAnsi="Arial" w:cs="Arial"/>
+          <w:sz w:val="22"/>
+          <w:szCs w:val="22"/>
+        </w:rPr>
+        <w:t>Mantener una estructura organizada basada en MVC</w:t>
+      </w:r>
+    </w:p>
+    <w:p>
+      <w:pPr>
+        <w:pStyle w:val="NormalWeb"/>
+        <w:numPr>
+          <w:ilvl w:val="0"/>
+          <w:numId w:val="8"/>
+        </w:numPr>
+        <w:rPr>
+          <w:rFonts w:ascii="Arial" w:hAnsi="Arial" w:cs="Arial"/>
+          <w:sz w:val="22"/>
+          <w:szCs w:val="22"/>
+        </w:rPr>
+      </w:pPr>
+      <w:r>
+        <w:rPr>
+          <w:rFonts w:ascii="Arial" w:hAnsi="Arial" w:cs="Arial"/>
+          <w:sz w:val="22"/>
+          <w:szCs w:val="22"/>
+        </w:rPr>
+        <w:t>Utilizar herramientas de control de versiones</w:t>
+      </w:r>
+    </w:p>
+    <w:p>
+      <w:pPr>
+        <w:pStyle w:val="NormalWeb"/>
+        <w:rPr>
+          <w:rFonts w:ascii="Arial" w:hAnsi="Arial" w:cs="Arial"/>
+          <w:sz w:val="22"/>
+          <w:szCs w:val="22"/>
+        </w:rPr>
+      </w:pPr>
+      <w:r>
+        <w:rPr>
+          <w:rFonts w:ascii="Arial" w:hAnsi="Arial" w:cs="Arial"/>
+          <w:sz w:val="22"/>
+          <w:szCs w:val="22"/>
+        </w:rPr>
+        <w:t xml:space="preserve">Como recomendación para </w:t>
+      </w:r>
+      <w:proofErr w:type="spellStart"/>
+      <w:r>
+        <w:rPr>
+          <w:rFonts w:ascii="Arial" w:hAnsi="Arial" w:cs="Arial"/>
+          <w:sz w:val="22"/>
+          <w:szCs w:val="22"/>
+        </w:rPr>
+        <w:t>DevSur</w:t>
+      </w:r>
+      <w:proofErr w:type="spellEnd"/>
+      <w:r>
+        <w:rPr>
+          <w:rFonts w:ascii="Arial" w:hAnsi="Arial" w:cs="Arial"/>
+          <w:sz w:val="22"/>
+          <w:szCs w:val="22"/>
+        </w:rPr>
+        <w:t xml:space="preserve"> SAS, se sugiere:</w:t>
+      </w:r>
+    </w:p>
+    <w:p>
+      <w:pPr>
+        <w:pStyle w:val="NormalWeb"/>
+        <w:numPr>
+          <w:ilvl w:val="0"/>
+          <w:numId w:val="9"/>
+        </w:numPr>
+        <w:rPr>
+          <w:rFonts w:ascii="Arial" w:hAnsi="Arial" w:cs="Arial"/>
+          <w:sz w:val="22"/>
+          <w:szCs w:val="22"/>
+        </w:rPr>
+      </w:pPr>
+      <w:r>
+        <w:rPr>
+          <w:rFonts w:ascii="Arial" w:hAnsi="Arial" w:cs="Arial"/>
+          <w:sz w:val="22"/>
+          <w:szCs w:val="22"/>
+        </w:rPr>
+        <w:t xml:space="preserve">Utilizar VS </w:t>
+      </w:r>
+      <w:proofErr w:type="spellStart"/>
+      <w:r>
+        <w:rPr>
+          <w:rFonts w:ascii="Arial" w:hAnsi="Arial" w:cs="Arial"/>
+          <w:sz w:val="22"/>
+          <w:szCs w:val="22"/>
+        </w:rPr>
+        <w:t>Code</w:t>
+      </w:r>
+      <w:proofErr w:type="spellEnd"/>
+      <w:r>
+        <w:rPr>
+          <w:rFonts w:ascii="Arial" w:hAnsi="Arial" w:cs="Arial"/>
+          <w:sz w:val="22"/>
+          <w:szCs w:val="22"/>
+        </w:rPr>
+        <w:t xml:space="preserve"> para proyectos pequeños o medianos</w:t>
+      </w:r>
+    </w:p>
+    <w:p>
+      <w:pPr>
+        <w:pStyle w:val="NormalWeb"/>
+        <w:numPr>
+          <w:ilvl w:val="0"/>
+          <w:numId w:val="9"/>
+        </w:numPr>
+        <w:rPr>
+          <w:rFonts w:ascii="Arial" w:hAnsi="Arial" w:cs="Arial"/>
+          <w:sz w:val="22"/>
+          <w:szCs w:val="22"/>
+        </w:rPr>
+      </w:pPr>
+      <w:r>
+        <w:rPr>
+          <w:rFonts w:ascii="Arial" w:hAnsi="Arial" w:cs="Arial"/>
+          <w:sz w:val="22"/>
+          <w:szCs w:val="22"/>
+        </w:rPr>
+        <w:t xml:space="preserve">Adoptar </w:t>
+      </w:r>
+      <w:proofErr w:type="spellStart"/>
+      <w:r>
+        <w:rPr>
+          <w:rFonts w:ascii="Arial" w:hAnsi="Arial" w:cs="Arial"/>
+          <w:sz w:val="22"/>
+          <w:szCs w:val="22"/>
+        </w:rPr>
+        <w:t>IDEs</w:t>
+      </w:r>
+      <w:proofErr w:type="spellEnd"/>
+      <w:r>
+        <w:rPr>
+          <w:rFonts w:ascii="Arial" w:hAnsi="Arial" w:cs="Arial"/>
+          <w:sz w:val="22"/>
+          <w:szCs w:val="22"/>
+        </w:rPr>
+        <w:t xml:space="preserve"> completos para sistemas empresariales más grandes</w:t>
+      </w:r>
+    </w:p>
+    <w:p>
+      <w:pPr>
+        <w:pStyle w:val="NormalWeb"/>
+        <w:numPr>
+          <w:ilvl w:val="0"/>
+          <w:numId w:val="9"/>
+        </w:numPr>
+        <w:rPr>
+          <w:rFonts w:ascii="Arial" w:hAnsi="Arial" w:cs="Arial"/>
+          <w:sz w:val="22"/>
+          <w:szCs w:val="22"/>
+        </w:rPr>
+      </w:pPr>
+      <w:r>
+        <w:rPr>
+          <w:rFonts w:ascii="Arial" w:hAnsi="Arial" w:cs="Arial"/>
+          <w:sz w:val="22"/>
+          <w:szCs w:val="22"/>
+        </w:rPr>
+        <w:t>Mantener estándares de estructura de carpetas y uso de Git</w:t>
+      </w:r>
+    </w:p>
+    <w:p>
+      <w:pPr>
+        <w:pStyle w:val="NormalWeb"/>
+        <w:ind w:left="720"/>
+        <w:rPr>
+          <w:rFonts w:ascii="Arial" w:hAnsi="Arial" w:cs="Arial"/>
+          <w:sz w:val="22"/>
+          <w:szCs w:val="22"/>
+        </w:rPr>
+      </w:pPr>
+    </w:p>
+    <w:p>
+      <w:pPr>
+        <w:pStyle w:val="NormalWeb"/>
+        <w:ind w:left="720"/>
+        <w:rPr>
+          <w:rFonts w:ascii="Arial" w:hAnsi="Arial" w:cs="Arial"/>
+          <w:sz w:val="22"/>
+          <w:szCs w:val="22"/>
+        </w:rPr>
+      </w:pPr>
+    </w:p>
+    <w:p>
+      <w:pPr>
+        <w:rPr>
+          <w:rFonts w:ascii="Arial" w:hAnsi="Arial" w:cs="Arial"/>
+        </w:rPr>
+      </w:pPr>
+      <w:r>
+        <w:rPr>
+          <w:rFonts w:ascii="Arial" w:hAnsi="Arial" w:cs="Arial"/>
+        </w:rPr>
+        <w:pict w14:anchorId="1E9119EB">
+          <v:rect id="_x0000_i1033" style="width:0;height:1.5pt" o:hralign="center" o:hrstd="t" o:hr="t" fillcolor="#a0a0a0" stroked="f"/>
+        </w:pict>
+      </w:r>
+    </w:p>
+    <w:p>
+      <w:pPr>
+        <w:pStyle w:val="Ttulo2"/>
+        <w:rPr>
+          <w:rFonts w:ascii="Arial" w:hAnsi="Arial" w:cs="Arial"/>
+          <w:b/>
+          <w:bCs/>
+          <w:sz w:val="22"/>
+          <w:szCs w:val="22"/>
+        </w:rPr>
+      </w:pPr>
+      <w:r>
+        <w:rPr>
+          <w:rFonts w:ascii="Arial" w:hAnsi="Arial" w:cs="Arial"/>
+          <w:b/>
+          <w:bCs/>
+          <w:sz w:val="22"/>
+          <w:szCs w:val="22"/>
+        </w:rPr>
+        <w:t xml:space="preserve">6. </w:t>
+      </w:r>
+      <w:r>
+        <w:rPr>
+          <w:rFonts w:ascii="Segoe UI Emoji" w:hAnsi="Segoe UI Emoji" w:cs="Segoe UI Emoji"/>
+          <w:b/>
+          <w:bCs/>
+          <w:sz w:val="22"/>
+          <w:szCs w:val="22"/>
+        </w:rPr>
+        <w:t>📚</w:t>
+      </w:r>
+      <w:r>
+        <w:rPr>
+          <w:rFonts w:ascii="Arial" w:hAnsi="Arial" w:cs="Arial"/>
+          <w:b/>
+          <w:bCs/>
+          <w:sz w:val="22"/>
+          <w:szCs w:val="22"/>
+        </w:rPr>
+        <w:t xml:space="preserve"> Bibliografía (APA 7)</w:t>
+      </w:r>
+    </w:p>
+    <w:p>
+      <w:pPr>
+        <w:pStyle w:val="NormalWeb"/>
+        <w:numPr>
+          <w:ilvl w:val="0"/>
+          <w:numId w:val="10"/>
+        </w:numPr>
+        <w:rPr>
+          <w:rFonts w:ascii="Arial" w:hAnsi="Arial" w:cs="Arial"/>
+          <w:sz w:val="22"/>
+          <w:szCs w:val="22"/>
+        </w:rPr>
+      </w:pPr>
+      <w:r>
+        <w:rPr>
+          <w:rFonts w:ascii="Arial" w:hAnsi="Arial" w:cs="Arial"/>
+          <w:sz w:val="22"/>
+          <w:szCs w:val="22"/>
+        </w:rPr>
+        <w:t xml:space="preserve">Microsoft. (2024). </w:t>
+      </w:r>
+      <w:r>
+        <w:rPr>
+          <w:rStyle w:val="nfasis"/>
+          <w:rFonts w:ascii="Arial" w:hAnsi="Arial" w:cs="Arial"/>
+          <w:sz w:val="22"/>
+          <w:szCs w:val="22"/>
+        </w:rPr>
+        <w:t xml:space="preserve">Java in Visual Studio </w:t>
+      </w:r>
+      <w:proofErr w:type="spellStart"/>
+      <w:r>
+        <w:rPr>
+          <w:rStyle w:val="nfasis"/>
+          <w:rFonts w:ascii="Arial" w:hAnsi="Arial" w:cs="Arial"/>
+          <w:sz w:val="22"/>
+          <w:szCs w:val="22"/>
+        </w:rPr>
+        <w:t>Code</w:t>
+      </w:r>
+      <w:proofErr w:type="spellEnd"/>
+      <w:r>
+        <w:rPr>
+          <w:rFonts w:ascii="Arial" w:hAnsi="Arial" w:cs="Arial"/>
+          <w:sz w:val="22"/>
+          <w:szCs w:val="22"/>
+        </w:rPr>
+        <w:t xml:space="preserve">. Recuperado de </w:t>
+      </w:r>
+      <w:hyperlink r:id="rId9" w:history="1">
+        <w:r>
+          <w:rPr>
+            <w:rStyle w:val="Hipervnculo"/>
+            <w:rFonts w:ascii="Arial" w:hAnsi="Arial" w:cs="Arial"/>
+            <w:sz w:val="22"/>
+            <w:szCs w:val="22"/>
+          </w:rPr>
+          <w:t>https://code.visualstudio.com/docs/java/java-tutorial</w:t>
+        </w:r>
+      </w:hyperlink>
+    </w:p>
+    <w:p>
+      <w:pPr>
+        <w:pStyle w:val="NormalWeb"/>
+        <w:numPr>
+          <w:ilvl w:val="0"/>
+          <w:numId w:val="10"/>
+        </w:numPr>
+        <w:rPr>
+          <w:rFonts w:ascii="Arial" w:hAnsi="Arial" w:cs="Arial"/>
+          <w:sz w:val="22"/>
+          <w:szCs w:val="22"/>
+        </w:rPr>
+      </w:pPr>
+      <w:r>
+        <w:rPr>
+          <w:rFonts w:ascii="Arial" w:hAnsi="Arial" w:cs="Arial"/>
+          <w:sz w:val="22"/>
+          <w:szCs w:val="22"/>
+        </w:rPr>
+        <w:t xml:space="preserve">Oracle. (2023). </w:t>
+      </w:r>
+      <w:r>
+        <w:rPr>
+          <w:rStyle w:val="nfasis"/>
+          <w:rFonts w:ascii="Arial" w:hAnsi="Arial" w:cs="Arial"/>
+          <w:sz w:val="22"/>
+          <w:szCs w:val="22"/>
+        </w:rPr>
+        <w:t xml:space="preserve">Java </w:t>
+      </w:r>
+      <w:proofErr w:type="spellStart"/>
+      <w:r>
+        <w:rPr>
+          <w:rStyle w:val="nfasis"/>
+          <w:rFonts w:ascii="Arial" w:hAnsi="Arial" w:cs="Arial"/>
+          <w:sz w:val="22"/>
+          <w:szCs w:val="22"/>
+        </w:rPr>
+        <w:t>Documentation</w:t>
+      </w:r>
+      <w:proofErr w:type="spellEnd"/>
+      <w:r>
+        <w:rPr>
+          <w:rFonts w:ascii="Arial" w:hAnsi="Arial" w:cs="Arial"/>
+          <w:sz w:val="22"/>
+          <w:szCs w:val="22"/>
+        </w:rPr>
+        <w:t xml:space="preserve">. Recuperado de </w:t>
+      </w:r>
+      <w:hyperlink r:id="rId10" w:history="1">
+        <w:r>
+          <w:rPr>
+            <w:rStyle w:val="Hipervnculo"/>
+            <w:rFonts w:ascii="Arial" w:hAnsi="Arial" w:cs="Arial"/>
+            <w:sz w:val="22"/>
+            <w:szCs w:val="22"/>
+          </w:rPr>
+          <w:t>https://docs.oracle.com/en/java/</w:t>
+        </w:r>
+      </w:hyperlink>
+    </w:p>
+    <w:p>
+      <w:pPr>
+        <w:pStyle w:val="NormalWeb"/>
+        <w:numPr>
+          <w:ilvl w:val="0"/>
+          <w:numId w:val="10"/>
+        </w:numPr>
+        <w:rPr>
+          <w:rFonts w:ascii="Arial" w:hAnsi="Arial" w:cs="Arial"/>
+          <w:sz w:val="22"/>
+          <w:szCs w:val="22"/>
+        </w:rPr>
+      </w:pPr>
+      <w:proofErr w:type="spellStart"/>
+      <w:r>
+        <w:rPr>
+          <w:rFonts w:ascii="Arial" w:hAnsi="Arial" w:cs="Arial"/>
+          <w:sz w:val="22"/>
+          <w:szCs w:val="22"/>
+        </w:rPr>
+        <w:t>Chacon</w:t>
+      </w:r>
+      <w:proofErr w:type="spellEnd"/>
+      <w:r>
+        <w:rPr>
+          <w:rFonts w:ascii="Arial" w:hAnsi="Arial" w:cs="Arial"/>
+          <w:sz w:val="22"/>
+          <w:szCs w:val="22"/>
+        </w:rPr>
+        <w:t xml:space="preserve">, S., &amp; Straub, B. (2014). </w:t>
+      </w:r>
+      <w:r>
+        <w:rPr>
+          <w:rStyle w:val="nfasis"/>
+          <w:rFonts w:ascii="Arial" w:hAnsi="Arial" w:cs="Arial"/>
+          <w:sz w:val="22"/>
+          <w:szCs w:val="22"/>
+        </w:rPr>
+        <w:t>Pro Git</w:t>
+      </w:r>
+      <w:r>
+        <w:rPr>
+          <w:rFonts w:ascii="Arial" w:hAnsi="Arial" w:cs="Arial"/>
+          <w:sz w:val="22"/>
+          <w:szCs w:val="22"/>
+        </w:rPr>
+        <w:t xml:space="preserve">. </w:t>
+      </w:r>
+      <w:proofErr w:type="spellStart"/>
+      <w:r>
+        <w:rPr>
+          <w:rFonts w:ascii="Arial" w:hAnsi="Arial" w:cs="Arial"/>
+          <w:sz w:val="22"/>
+          <w:szCs w:val="22"/>
+        </w:rPr>
+        <w:t>Apress</w:t>
+      </w:r>
+      <w:proofErr w:type="spellEnd"/>
+      <w:r>
+        <w:rPr>
+          <w:rFonts w:ascii="Arial" w:hAnsi="Arial" w:cs="Arial"/>
+          <w:sz w:val="22"/>
+          <w:szCs w:val="22"/>
+        </w:rPr>
+        <w:t>.</w:t>
+      </w:r>
+    </w:p>
+    <w:p>
+      <w:pPr>
+        <w:rPr>
+          <w:rFonts w:ascii="Arial" w:hAnsi="Arial" w:cs="Arial"/>
+        </w:rPr>
+      </w:pPr>
+      <w:r>
+        <w:rPr>
+          <w:rFonts w:ascii="Arial" w:hAnsi="Arial" w:cs="Arial"/>
+        </w:rPr>
+        <w:pict w14:anchorId="3F9C0FCF">
+          <v:rect id="_x0000_i1034" style="width:0;height:1.5pt" o:hralign="center" o:hrstd="t" o:hr="t" fillcolor="#a0a0a0" stroked="f"/>
+        </w:pict>
+      </w:r>
+    </w:p>
+    <w:p>
+      <w:pPr>
+        <w:pStyle w:val="NormalWeb"/>
+        <w:rPr>
+          <w:rFonts w:ascii="Arial" w:hAnsi="Arial" w:cs="Arial"/>
+          <w:sz w:val="22"/>
+          <w:szCs w:val="22"/>
+        </w:rPr>
+      </w:pPr>
     </w:p>
     <w:sectPr>
       <w:pgSz w:w="12240" w:h="15840"/>
@@ -2610,6 +4388,304 @@
 <file path=word/numbering.xml><?xml version="1.0" encoding="utf-8"?>
 <w:numbering xmlns:wpc="http://schemas.microsoft.com/office/word/2010/wordprocessingCanvas" xmlns:cx="http://schemas.microsoft.com/office/drawing/2014/chartex" xmlns:cx1="http://schemas.microsoft.com/office/drawing/2015/9/8/chartex" xmlns:cx2="http://schemas.microsoft.com/office/drawing/2015/10/21/chartex" xmlns:cx3="http://schemas.microsoft.com/office/drawing/2016/5/9/chartex" xmlns:cx4="http://schemas.microsoft.com/office/drawing/2016/5/10/chartex" xmlns:cx5="http://schemas.microsoft.com/office/drawing/2016/5/11/chartex" xmlns:cx6="http://schemas.microsoft.com/office/drawing/2016/5/12/chartex" xmlns:cx7="http://schemas.microsoft.com/office/drawing/2016/5/13/chartex" xmlns:cx8="http://schemas.microsoft.com/office/drawing/2016/5/14/chartex" xmlns:mc="http://schemas.openxmlformats.org/markup-compatibility/2006" xmlns:aink="http://schemas.microsoft.com/office/drawing/2016/ink" xmlns:am3d="http://schemas.microsoft.com/office/drawing/2017/model3d" xmlns:o="urn:schemas-microsoft-com:office:office" xmlns:r="http://schemas.openxmlformats.org/officeDocument/2006/relationships" xmlns:m="http://schemas.openxmlformats.org/officeDocument/2006/math" xmlns:v="urn:schemas-microsoft-com:vml" xmlns:wp14="http://schemas.microsoft.com/office/word/2010/wordprocessingDrawing" xmlns:wp="http://schemas.openxmlformats.org/drawingml/2006/wordprocessingDrawing" xmlns:w10="urn:schemas-microsoft-com:office:word" xmlns:w="http://schemas.openxmlformats.org/wordprocessingml/2006/main" xmlns:w14="http://schemas.microsoft.com/office/word/2010/wordml" xmlns:w15="http://schemas.microsoft.com/office/word/2012/wordml" xmlns:w16cex="http://schemas.microsoft.com/office/word/2018/wordml/cex" xmlns:w16cid="http://schemas.microsoft.com/office/word/2016/wordml/cid" xmlns:w16="http://schemas.microsoft.com/office/word/2018/wordml" xmlns:w16se="http://schemas.microsoft.com/office/word/2015/wordml/symex" xmlns:wpg="http://schemas.microsoft.com/office/word/2010/wordprocessingGroup" xmlns:wpi="http://schemas.microsoft.com/office/word/2010/wordprocessingInk" xmlns:wne="http://schemas.microsoft.com/office/word/2006/wordml" xmlns:wps="http://schemas.microsoft.com/office/word/2010/wordprocessingShape" mc:Ignorable="w14 w15 w16se w16cid w16 w16cex wp14">
   <w:abstractNum w:abstractNumId="0" w15:restartNumberingAfterBreak="0">
+    <w:nsid w:val="022038D6"/>
+    <w:multiLevelType w:val="multilevel"/>
+    <w:tmpl w:val="5134CBA2"/>
+    <w:lvl w:ilvl="0">
+      <w:start w:val="1"/>
+      <w:numFmt w:val="bullet"/>
+      <w:lvlText w:val=""/>
+      <w:lvlJc w:val="left"/>
+      <w:pPr>
+        <w:tabs>
+          <w:tab w:val="num" w:pos="720"/>
+        </w:tabs>
+        <w:ind w:left="720" w:hanging="360"/>
+      </w:pPr>
+      <w:rPr>
+        <w:rFonts w:ascii="Symbol" w:hAnsi="Symbol" w:hint="default"/>
+        <w:sz w:val="20"/>
+      </w:rPr>
+    </w:lvl>
+    <w:lvl w:ilvl="1" w:tentative="1">
+      <w:start w:val="1"/>
+      <w:numFmt w:val="bullet"/>
+      <w:lvlText w:val="o"/>
+      <w:lvlJc w:val="left"/>
+      <w:pPr>
+        <w:tabs>
+          <w:tab w:val="num" w:pos="1440"/>
+        </w:tabs>
+        <w:ind w:left="1440" w:hanging="360"/>
+      </w:pPr>
+      <w:rPr>
+        <w:rFonts w:ascii="Courier New" w:hAnsi="Courier New" w:hint="default"/>
+        <w:sz w:val="20"/>
+      </w:rPr>
+    </w:lvl>
+    <w:lvl w:ilvl="2" w:tentative="1">
+      <w:start w:val="1"/>
+      <w:numFmt w:val="bullet"/>
+      <w:lvlText w:val=""/>
+      <w:lvlJc w:val="left"/>
+      <w:pPr>
+        <w:tabs>
+          <w:tab w:val="num" w:pos="2160"/>
+        </w:tabs>
+        <w:ind w:left="2160" w:hanging="360"/>
+      </w:pPr>
+      <w:rPr>
+        <w:rFonts w:ascii="Wingdings" w:hAnsi="Wingdings" w:hint="default"/>
+        <w:sz w:val="20"/>
+      </w:rPr>
+    </w:lvl>
+    <w:lvl w:ilvl="3" w:tentative="1">
+      <w:start w:val="1"/>
+      <w:numFmt w:val="bullet"/>
+      <w:lvlText w:val=""/>
+      <w:lvlJc w:val="left"/>
+      <w:pPr>
+        <w:tabs>
+          <w:tab w:val="num" w:pos="2880"/>
+        </w:tabs>
+        <w:ind w:left="2880" w:hanging="360"/>
+      </w:pPr>
+      <w:rPr>
+        <w:rFonts w:ascii="Wingdings" w:hAnsi="Wingdings" w:hint="default"/>
+        <w:sz w:val="20"/>
+      </w:rPr>
+    </w:lvl>
+    <w:lvl w:ilvl="4" w:tentative="1">
+      <w:start w:val="1"/>
+      <w:numFmt w:val="bullet"/>
+      <w:lvlText w:val=""/>
+      <w:lvlJc w:val="left"/>
+      <w:pPr>
+        <w:tabs>
+          <w:tab w:val="num" w:pos="3600"/>
+        </w:tabs>
+        <w:ind w:left="3600" w:hanging="360"/>
+      </w:pPr>
+      <w:rPr>
+        <w:rFonts w:ascii="Wingdings" w:hAnsi="Wingdings" w:hint="default"/>
+        <w:sz w:val="20"/>
+      </w:rPr>
+    </w:lvl>
+    <w:lvl w:ilvl="5" w:tentative="1">
+      <w:start w:val="1"/>
+      <w:numFmt w:val="bullet"/>
+      <w:lvlText w:val=""/>
+      <w:lvlJc w:val="left"/>
+      <w:pPr>
+        <w:tabs>
+          <w:tab w:val="num" w:pos="4320"/>
+        </w:tabs>
+        <w:ind w:left="4320" w:hanging="360"/>
+      </w:pPr>
+      <w:rPr>
+        <w:rFonts w:ascii="Wingdings" w:hAnsi="Wingdings" w:hint="default"/>
+        <w:sz w:val="20"/>
+      </w:rPr>
+    </w:lvl>
+    <w:lvl w:ilvl="6" w:tentative="1">
+      <w:start w:val="1"/>
+      <w:numFmt w:val="bullet"/>
+      <w:lvlText w:val=""/>
+      <w:lvlJc w:val="left"/>
+      <w:pPr>
+        <w:tabs>
+          <w:tab w:val="num" w:pos="5040"/>
+        </w:tabs>
+        <w:ind w:left="5040" w:hanging="360"/>
+      </w:pPr>
+      <w:rPr>
+        <w:rFonts w:ascii="Wingdings" w:hAnsi="Wingdings" w:hint="default"/>
+        <w:sz w:val="20"/>
+      </w:rPr>
+    </w:lvl>
+    <w:lvl w:ilvl="7" w:tentative="1">
+      <w:start w:val="1"/>
+      <w:numFmt w:val="bullet"/>
+      <w:lvlText w:val=""/>
+      <w:lvlJc w:val="left"/>
+      <w:pPr>
+        <w:tabs>
+          <w:tab w:val="num" w:pos="5760"/>
+        </w:tabs>
+        <w:ind w:left="5760" w:hanging="360"/>
+      </w:pPr>
+      <w:rPr>
+        <w:rFonts w:ascii="Wingdings" w:hAnsi="Wingdings" w:hint="default"/>
+        <w:sz w:val="20"/>
+      </w:rPr>
+    </w:lvl>
+    <w:lvl w:ilvl="8" w:tentative="1">
+      <w:start w:val="1"/>
+      <w:numFmt w:val="bullet"/>
+      <w:lvlText w:val=""/>
+      <w:lvlJc w:val="left"/>
+      <w:pPr>
+        <w:tabs>
+          <w:tab w:val="num" w:pos="6480"/>
+        </w:tabs>
+        <w:ind w:left="6480" w:hanging="360"/>
+      </w:pPr>
+      <w:rPr>
+        <w:rFonts w:ascii="Wingdings" w:hAnsi="Wingdings" w:hint="default"/>
+        <w:sz w:val="20"/>
+      </w:rPr>
+    </w:lvl>
+  </w:abstractNum>
+  <w:abstractNum w:abstractNumId="1" w15:restartNumberingAfterBreak="0">
+    <w:nsid w:val="15F80D56"/>
+    <w:multiLevelType w:val="multilevel"/>
+    <w:tmpl w:val="916455DE"/>
+    <w:lvl w:ilvl="0">
+      <w:start w:val="1"/>
+      <w:numFmt w:val="bullet"/>
+      <w:lvlText w:val=""/>
+      <w:lvlJc w:val="left"/>
+      <w:pPr>
+        <w:tabs>
+          <w:tab w:val="num" w:pos="720"/>
+        </w:tabs>
+        <w:ind w:left="720" w:hanging="360"/>
+      </w:pPr>
+      <w:rPr>
+        <w:rFonts w:ascii="Symbol" w:hAnsi="Symbol" w:hint="default"/>
+        <w:sz w:val="20"/>
+      </w:rPr>
+    </w:lvl>
+    <w:lvl w:ilvl="1" w:tentative="1">
+      <w:start w:val="1"/>
+      <w:numFmt w:val="bullet"/>
+      <w:lvlText w:val="o"/>
+      <w:lvlJc w:val="left"/>
+      <w:pPr>
+        <w:tabs>
+          <w:tab w:val="num" w:pos="1440"/>
+        </w:tabs>
+        <w:ind w:left="1440" w:hanging="360"/>
+      </w:pPr>
+      <w:rPr>
+        <w:rFonts w:ascii="Courier New" w:hAnsi="Courier New" w:hint="default"/>
+        <w:sz w:val="20"/>
+      </w:rPr>
+    </w:lvl>
+    <w:lvl w:ilvl="2" w:tentative="1">
+      <w:start w:val="1"/>
+      <w:numFmt w:val="bullet"/>
+      <w:lvlText w:val=""/>
+      <w:lvlJc w:val="left"/>
+      <w:pPr>
+        <w:tabs>
+          <w:tab w:val="num" w:pos="2160"/>
+        </w:tabs>
+        <w:ind w:left="2160" w:hanging="360"/>
+      </w:pPr>
+      <w:rPr>
+        <w:rFonts w:ascii="Wingdings" w:hAnsi="Wingdings" w:hint="default"/>
+        <w:sz w:val="20"/>
+      </w:rPr>
+    </w:lvl>
+    <w:lvl w:ilvl="3" w:tentative="1">
+      <w:start w:val="1"/>
+      <w:numFmt w:val="bullet"/>
+      <w:lvlText w:val=""/>
+      <w:lvlJc w:val="left"/>
+      <w:pPr>
+        <w:tabs>
+          <w:tab w:val="num" w:pos="2880"/>
+        </w:tabs>
+        <w:ind w:left="2880" w:hanging="360"/>
+      </w:pPr>
+      <w:rPr>
+        <w:rFonts w:ascii="Wingdings" w:hAnsi="Wingdings" w:hint="default"/>
+        <w:sz w:val="20"/>
+      </w:rPr>
+    </w:lvl>
+    <w:lvl w:ilvl="4" w:tentative="1">
+      <w:start w:val="1"/>
+      <w:numFmt w:val="bullet"/>
+      <w:lvlText w:val=""/>
+      <w:lvlJc w:val="left"/>
+      <w:pPr>
+        <w:tabs>
+          <w:tab w:val="num" w:pos="3600"/>
+        </w:tabs>
+        <w:ind w:left="3600" w:hanging="360"/>
+      </w:pPr>
+      <w:rPr>
+        <w:rFonts w:ascii="Wingdings" w:hAnsi="Wingdings" w:hint="default"/>
+        <w:sz w:val="20"/>
+      </w:rPr>
+    </w:lvl>
+    <w:lvl w:ilvl="5" w:tentative="1">
+      <w:start w:val="1"/>
+      <w:numFmt w:val="bullet"/>
+      <w:lvlText w:val=""/>
+      <w:lvlJc w:val="left"/>
+      <w:pPr>
+        <w:tabs>
+          <w:tab w:val="num" w:pos="4320"/>
+        </w:tabs>
+        <w:ind w:left="4320" w:hanging="360"/>
+      </w:pPr>
+      <w:rPr>
+        <w:rFonts w:ascii="Wingdings" w:hAnsi="Wingdings" w:hint="default"/>
+        <w:sz w:val="20"/>
+      </w:rPr>
+    </w:lvl>
+    <w:lvl w:ilvl="6" w:tentative="1">
+      <w:start w:val="1"/>
+      <w:numFmt w:val="bullet"/>
+      <w:lvlText w:val=""/>
+      <w:lvlJc w:val="left"/>
+      <w:pPr>
+        <w:tabs>
+          <w:tab w:val="num" w:pos="5040"/>
+        </w:tabs>
+        <w:ind w:left="5040" w:hanging="360"/>
+      </w:pPr>
+      <w:rPr>
+        <w:rFonts w:ascii="Wingdings" w:hAnsi="Wingdings" w:hint="default"/>
+        <w:sz w:val="20"/>
+      </w:rPr>
+    </w:lvl>
+    <w:lvl w:ilvl="7" w:tentative="1">
+      <w:start w:val="1"/>
+      <w:numFmt w:val="bullet"/>
+      <w:lvlText w:val=""/>
+      <w:lvlJc w:val="left"/>
+      <w:pPr>
+        <w:tabs>
+          <w:tab w:val="num" w:pos="5760"/>
+        </w:tabs>
+        <w:ind w:left="5760" w:hanging="360"/>
+      </w:pPr>
+      <w:rPr>
+        <w:rFonts w:ascii="Wingdings" w:hAnsi="Wingdings" w:hint="default"/>
+        <w:sz w:val="20"/>
+      </w:rPr>
+    </w:lvl>
+    <w:lvl w:ilvl="8" w:tentative="1">
+      <w:start w:val="1"/>
+      <w:numFmt w:val="bullet"/>
+      <w:lvlText w:val=""/>
+      <w:lvlJc w:val="left"/>
+      <w:pPr>
+        <w:tabs>
+          <w:tab w:val="num" w:pos="6480"/>
+        </w:tabs>
+        <w:ind w:left="6480" w:hanging="360"/>
+      </w:pPr>
+      <w:rPr>
+        <w:rFonts w:ascii="Wingdings" w:hAnsi="Wingdings" w:hint="default"/>
+        <w:sz w:val="20"/>
+      </w:rPr>
+    </w:lvl>
+  </w:abstractNum>
+  <w:abstractNum w:abstractNumId="2" w15:restartNumberingAfterBreak="0">
     <w:nsid w:val="176062C4"/>
     <w:multiLevelType w:val="multilevel"/>
     <w:tmpl w:val="A148D2B2"/>
@@ -2758,7 +4834,7 @@
       </w:rPr>
     </w:lvl>
   </w:abstractNum>
-  <w:abstractNum w:abstractNumId="1" w15:restartNumberingAfterBreak="0">
+  <w:abstractNum w:abstractNumId="3" w15:restartNumberingAfterBreak="0">
     <w:nsid w:val="1A1E368E"/>
     <w:multiLevelType w:val="multilevel"/>
     <w:tmpl w:val="5BF09D82"/>
@@ -2907,7 +4983,7 @@
       </w:rPr>
     </w:lvl>
   </w:abstractNum>
-  <w:abstractNum w:abstractNumId="2" w15:restartNumberingAfterBreak="0">
+  <w:abstractNum w:abstractNumId="4" w15:restartNumberingAfterBreak="0">
     <w:nsid w:val="3FD76633"/>
     <w:multiLevelType w:val="multilevel"/>
     <w:tmpl w:val="02C0B714"/>
@@ -3056,14 +5132,780 @@
       </w:rPr>
     </w:lvl>
   </w:abstractNum>
+  <w:abstractNum w:abstractNumId="5" w15:restartNumberingAfterBreak="0">
+    <w:nsid w:val="4C4B2EF4"/>
+    <w:multiLevelType w:val="multilevel"/>
+    <w:tmpl w:val="EA823E56"/>
+    <w:lvl w:ilvl="0">
+      <w:start w:val="1"/>
+      <w:numFmt w:val="bullet"/>
+      <w:lvlText w:val=""/>
+      <w:lvlJc w:val="left"/>
+      <w:pPr>
+        <w:tabs>
+          <w:tab w:val="num" w:pos="720"/>
+        </w:tabs>
+        <w:ind w:left="720" w:hanging="360"/>
+      </w:pPr>
+      <w:rPr>
+        <w:rFonts w:ascii="Symbol" w:hAnsi="Symbol" w:hint="default"/>
+        <w:sz w:val="20"/>
+      </w:rPr>
+    </w:lvl>
+    <w:lvl w:ilvl="1" w:tentative="1">
+      <w:start w:val="1"/>
+      <w:numFmt w:val="bullet"/>
+      <w:lvlText w:val="o"/>
+      <w:lvlJc w:val="left"/>
+      <w:pPr>
+        <w:tabs>
+          <w:tab w:val="num" w:pos="1440"/>
+        </w:tabs>
+        <w:ind w:left="1440" w:hanging="360"/>
+      </w:pPr>
+      <w:rPr>
+        <w:rFonts w:ascii="Courier New" w:hAnsi="Courier New" w:hint="default"/>
+        <w:sz w:val="20"/>
+      </w:rPr>
+    </w:lvl>
+    <w:lvl w:ilvl="2" w:tentative="1">
+      <w:start w:val="1"/>
+      <w:numFmt w:val="bullet"/>
+      <w:lvlText w:val=""/>
+      <w:lvlJc w:val="left"/>
+      <w:pPr>
+        <w:tabs>
+          <w:tab w:val="num" w:pos="2160"/>
+        </w:tabs>
+        <w:ind w:left="2160" w:hanging="360"/>
+      </w:pPr>
+      <w:rPr>
+        <w:rFonts w:ascii="Wingdings" w:hAnsi="Wingdings" w:hint="default"/>
+        <w:sz w:val="20"/>
+      </w:rPr>
+    </w:lvl>
+    <w:lvl w:ilvl="3" w:tentative="1">
+      <w:start w:val="1"/>
+      <w:numFmt w:val="bullet"/>
+      <w:lvlText w:val=""/>
+      <w:lvlJc w:val="left"/>
+      <w:pPr>
+        <w:tabs>
+          <w:tab w:val="num" w:pos="2880"/>
+        </w:tabs>
+        <w:ind w:left="2880" w:hanging="360"/>
+      </w:pPr>
+      <w:rPr>
+        <w:rFonts w:ascii="Wingdings" w:hAnsi="Wingdings" w:hint="default"/>
+        <w:sz w:val="20"/>
+      </w:rPr>
+    </w:lvl>
+    <w:lvl w:ilvl="4" w:tentative="1">
+      <w:start w:val="1"/>
+      <w:numFmt w:val="bullet"/>
+      <w:lvlText w:val=""/>
+      <w:lvlJc w:val="left"/>
+      <w:pPr>
+        <w:tabs>
+          <w:tab w:val="num" w:pos="3600"/>
+        </w:tabs>
+        <w:ind w:left="3600" w:hanging="360"/>
+      </w:pPr>
+      <w:rPr>
+        <w:rFonts w:ascii="Wingdings" w:hAnsi="Wingdings" w:hint="default"/>
+        <w:sz w:val="20"/>
+      </w:rPr>
+    </w:lvl>
+    <w:lvl w:ilvl="5" w:tentative="1">
+      <w:start w:val="1"/>
+      <w:numFmt w:val="bullet"/>
+      <w:lvlText w:val=""/>
+      <w:lvlJc w:val="left"/>
+      <w:pPr>
+        <w:tabs>
+          <w:tab w:val="num" w:pos="4320"/>
+        </w:tabs>
+        <w:ind w:left="4320" w:hanging="360"/>
+      </w:pPr>
+      <w:rPr>
+        <w:rFonts w:ascii="Wingdings" w:hAnsi="Wingdings" w:hint="default"/>
+        <w:sz w:val="20"/>
+      </w:rPr>
+    </w:lvl>
+    <w:lvl w:ilvl="6" w:tentative="1">
+      <w:start w:val="1"/>
+      <w:numFmt w:val="bullet"/>
+      <w:lvlText w:val=""/>
+      <w:lvlJc w:val="left"/>
+      <w:pPr>
+        <w:tabs>
+          <w:tab w:val="num" w:pos="5040"/>
+        </w:tabs>
+        <w:ind w:left="5040" w:hanging="360"/>
+      </w:pPr>
+      <w:rPr>
+        <w:rFonts w:ascii="Wingdings" w:hAnsi="Wingdings" w:hint="default"/>
+        <w:sz w:val="20"/>
+      </w:rPr>
+    </w:lvl>
+    <w:lvl w:ilvl="7" w:tentative="1">
+      <w:start w:val="1"/>
+      <w:numFmt w:val="bullet"/>
+      <w:lvlText w:val=""/>
+      <w:lvlJc w:val="left"/>
+      <w:pPr>
+        <w:tabs>
+          <w:tab w:val="num" w:pos="5760"/>
+        </w:tabs>
+        <w:ind w:left="5760" w:hanging="360"/>
+      </w:pPr>
+      <w:rPr>
+        <w:rFonts w:ascii="Wingdings" w:hAnsi="Wingdings" w:hint="default"/>
+        <w:sz w:val="20"/>
+      </w:rPr>
+    </w:lvl>
+    <w:lvl w:ilvl="8" w:tentative="1">
+      <w:start w:val="1"/>
+      <w:numFmt w:val="bullet"/>
+      <w:lvlText w:val=""/>
+      <w:lvlJc w:val="left"/>
+      <w:pPr>
+        <w:tabs>
+          <w:tab w:val="num" w:pos="6480"/>
+        </w:tabs>
+        <w:ind w:left="6480" w:hanging="360"/>
+      </w:pPr>
+      <w:rPr>
+        <w:rFonts w:ascii="Wingdings" w:hAnsi="Wingdings" w:hint="default"/>
+        <w:sz w:val="20"/>
+      </w:rPr>
+    </w:lvl>
+  </w:abstractNum>
+  <w:abstractNum w:abstractNumId="6" w15:restartNumberingAfterBreak="0">
+    <w:nsid w:val="585C05F2"/>
+    <w:multiLevelType w:val="multilevel"/>
+    <w:tmpl w:val="AE3E3022"/>
+    <w:lvl w:ilvl="0">
+      <w:start w:val="1"/>
+      <w:numFmt w:val="bullet"/>
+      <w:lvlText w:val=""/>
+      <w:lvlJc w:val="left"/>
+      <w:pPr>
+        <w:tabs>
+          <w:tab w:val="num" w:pos="720"/>
+        </w:tabs>
+        <w:ind w:left="720" w:hanging="360"/>
+      </w:pPr>
+      <w:rPr>
+        <w:rFonts w:ascii="Symbol" w:hAnsi="Symbol" w:hint="default"/>
+        <w:sz w:val="20"/>
+      </w:rPr>
+    </w:lvl>
+    <w:lvl w:ilvl="1" w:tentative="1">
+      <w:start w:val="1"/>
+      <w:numFmt w:val="bullet"/>
+      <w:lvlText w:val="o"/>
+      <w:lvlJc w:val="left"/>
+      <w:pPr>
+        <w:tabs>
+          <w:tab w:val="num" w:pos="1440"/>
+        </w:tabs>
+        <w:ind w:left="1440" w:hanging="360"/>
+      </w:pPr>
+      <w:rPr>
+        <w:rFonts w:ascii="Courier New" w:hAnsi="Courier New" w:hint="default"/>
+        <w:sz w:val="20"/>
+      </w:rPr>
+    </w:lvl>
+    <w:lvl w:ilvl="2" w:tentative="1">
+      <w:start w:val="1"/>
+      <w:numFmt w:val="bullet"/>
+      <w:lvlText w:val=""/>
+      <w:lvlJc w:val="left"/>
+      <w:pPr>
+        <w:tabs>
+          <w:tab w:val="num" w:pos="2160"/>
+        </w:tabs>
+        <w:ind w:left="2160" w:hanging="360"/>
+      </w:pPr>
+      <w:rPr>
+        <w:rFonts w:ascii="Wingdings" w:hAnsi="Wingdings" w:hint="default"/>
+        <w:sz w:val="20"/>
+      </w:rPr>
+    </w:lvl>
+    <w:lvl w:ilvl="3" w:tentative="1">
+      <w:start w:val="1"/>
+      <w:numFmt w:val="bullet"/>
+      <w:lvlText w:val=""/>
+      <w:lvlJc w:val="left"/>
+      <w:pPr>
+        <w:tabs>
+          <w:tab w:val="num" w:pos="2880"/>
+        </w:tabs>
+        <w:ind w:left="2880" w:hanging="360"/>
+      </w:pPr>
+      <w:rPr>
+        <w:rFonts w:ascii="Wingdings" w:hAnsi="Wingdings" w:hint="default"/>
+        <w:sz w:val="20"/>
+      </w:rPr>
+    </w:lvl>
+    <w:lvl w:ilvl="4" w:tentative="1">
+      <w:start w:val="1"/>
+      <w:numFmt w:val="bullet"/>
+      <w:lvlText w:val=""/>
+      <w:lvlJc w:val="left"/>
+      <w:pPr>
+        <w:tabs>
+          <w:tab w:val="num" w:pos="3600"/>
+        </w:tabs>
+        <w:ind w:left="3600" w:hanging="360"/>
+      </w:pPr>
+      <w:rPr>
+        <w:rFonts w:ascii="Wingdings" w:hAnsi="Wingdings" w:hint="default"/>
+        <w:sz w:val="20"/>
+      </w:rPr>
+    </w:lvl>
+    <w:lvl w:ilvl="5" w:tentative="1">
+      <w:start w:val="1"/>
+      <w:numFmt w:val="bullet"/>
+      <w:lvlText w:val=""/>
+      <w:lvlJc w:val="left"/>
+      <w:pPr>
+        <w:tabs>
+          <w:tab w:val="num" w:pos="4320"/>
+        </w:tabs>
+        <w:ind w:left="4320" w:hanging="360"/>
+      </w:pPr>
+      <w:rPr>
+        <w:rFonts w:ascii="Wingdings" w:hAnsi="Wingdings" w:hint="default"/>
+        <w:sz w:val="20"/>
+      </w:rPr>
+    </w:lvl>
+    <w:lvl w:ilvl="6" w:tentative="1">
+      <w:start w:val="1"/>
+      <w:numFmt w:val="bullet"/>
+      <w:lvlText w:val=""/>
+      <w:lvlJc w:val="left"/>
+      <w:pPr>
+        <w:tabs>
+          <w:tab w:val="num" w:pos="5040"/>
+        </w:tabs>
+        <w:ind w:left="5040" w:hanging="360"/>
+      </w:pPr>
+      <w:rPr>
+        <w:rFonts w:ascii="Wingdings" w:hAnsi="Wingdings" w:hint="default"/>
+        <w:sz w:val="20"/>
+      </w:rPr>
+    </w:lvl>
+    <w:lvl w:ilvl="7" w:tentative="1">
+      <w:start w:val="1"/>
+      <w:numFmt w:val="bullet"/>
+      <w:lvlText w:val=""/>
+      <w:lvlJc w:val="left"/>
+      <w:pPr>
+        <w:tabs>
+          <w:tab w:val="num" w:pos="5760"/>
+        </w:tabs>
+        <w:ind w:left="5760" w:hanging="360"/>
+      </w:pPr>
+      <w:rPr>
+        <w:rFonts w:ascii="Wingdings" w:hAnsi="Wingdings" w:hint="default"/>
+        <w:sz w:val="20"/>
+      </w:rPr>
+    </w:lvl>
+    <w:lvl w:ilvl="8" w:tentative="1">
+      <w:start w:val="1"/>
+      <w:numFmt w:val="bullet"/>
+      <w:lvlText w:val=""/>
+      <w:lvlJc w:val="left"/>
+      <w:pPr>
+        <w:tabs>
+          <w:tab w:val="num" w:pos="6480"/>
+        </w:tabs>
+        <w:ind w:left="6480" w:hanging="360"/>
+      </w:pPr>
+      <w:rPr>
+        <w:rFonts w:ascii="Wingdings" w:hAnsi="Wingdings" w:hint="default"/>
+        <w:sz w:val="20"/>
+      </w:rPr>
+    </w:lvl>
+  </w:abstractNum>
+  <w:abstractNum w:abstractNumId="7" w15:restartNumberingAfterBreak="0">
+    <w:nsid w:val="60FA2E44"/>
+    <w:multiLevelType w:val="multilevel"/>
+    <w:tmpl w:val="625A98CA"/>
+    <w:lvl w:ilvl="0">
+      <w:start w:val="1"/>
+      <w:numFmt w:val="bullet"/>
+      <w:lvlText w:val=""/>
+      <w:lvlJc w:val="left"/>
+      <w:pPr>
+        <w:tabs>
+          <w:tab w:val="num" w:pos="720"/>
+        </w:tabs>
+        <w:ind w:left="720" w:hanging="360"/>
+      </w:pPr>
+      <w:rPr>
+        <w:rFonts w:ascii="Symbol" w:hAnsi="Symbol" w:hint="default"/>
+        <w:sz w:val="20"/>
+      </w:rPr>
+    </w:lvl>
+    <w:lvl w:ilvl="1" w:tentative="1">
+      <w:start w:val="1"/>
+      <w:numFmt w:val="bullet"/>
+      <w:lvlText w:val="o"/>
+      <w:lvlJc w:val="left"/>
+      <w:pPr>
+        <w:tabs>
+          <w:tab w:val="num" w:pos="1440"/>
+        </w:tabs>
+        <w:ind w:left="1440" w:hanging="360"/>
+      </w:pPr>
+      <w:rPr>
+        <w:rFonts w:ascii="Courier New" w:hAnsi="Courier New" w:hint="default"/>
+        <w:sz w:val="20"/>
+      </w:rPr>
+    </w:lvl>
+    <w:lvl w:ilvl="2" w:tentative="1">
+      <w:start w:val="1"/>
+      <w:numFmt w:val="bullet"/>
+      <w:lvlText w:val=""/>
+      <w:lvlJc w:val="left"/>
+      <w:pPr>
+        <w:tabs>
+          <w:tab w:val="num" w:pos="2160"/>
+        </w:tabs>
+        <w:ind w:left="2160" w:hanging="360"/>
+      </w:pPr>
+      <w:rPr>
+        <w:rFonts w:ascii="Wingdings" w:hAnsi="Wingdings" w:hint="default"/>
+        <w:sz w:val="20"/>
+      </w:rPr>
+    </w:lvl>
+    <w:lvl w:ilvl="3" w:tentative="1">
+      <w:start w:val="1"/>
+      <w:numFmt w:val="bullet"/>
+      <w:lvlText w:val=""/>
+      <w:lvlJc w:val="left"/>
+      <w:pPr>
+        <w:tabs>
+          <w:tab w:val="num" w:pos="2880"/>
+        </w:tabs>
+        <w:ind w:left="2880" w:hanging="360"/>
+      </w:pPr>
+      <w:rPr>
+        <w:rFonts w:ascii="Wingdings" w:hAnsi="Wingdings" w:hint="default"/>
+        <w:sz w:val="20"/>
+      </w:rPr>
+    </w:lvl>
+    <w:lvl w:ilvl="4" w:tentative="1">
+      <w:start w:val="1"/>
+      <w:numFmt w:val="bullet"/>
+      <w:lvlText w:val=""/>
+      <w:lvlJc w:val="left"/>
+      <w:pPr>
+        <w:tabs>
+          <w:tab w:val="num" w:pos="3600"/>
+        </w:tabs>
+        <w:ind w:left="3600" w:hanging="360"/>
+      </w:pPr>
+      <w:rPr>
+        <w:rFonts w:ascii="Wingdings" w:hAnsi="Wingdings" w:hint="default"/>
+        <w:sz w:val="20"/>
+      </w:rPr>
+    </w:lvl>
+    <w:lvl w:ilvl="5" w:tentative="1">
+      <w:start w:val="1"/>
+      <w:numFmt w:val="bullet"/>
+      <w:lvlText w:val=""/>
+      <w:lvlJc w:val="left"/>
+      <w:pPr>
+        <w:tabs>
+          <w:tab w:val="num" w:pos="4320"/>
+        </w:tabs>
+        <w:ind w:left="4320" w:hanging="360"/>
+      </w:pPr>
+      <w:rPr>
+        <w:rFonts w:ascii="Wingdings" w:hAnsi="Wingdings" w:hint="default"/>
+        <w:sz w:val="20"/>
+      </w:rPr>
+    </w:lvl>
+    <w:lvl w:ilvl="6" w:tentative="1">
+      <w:start w:val="1"/>
+      <w:numFmt w:val="bullet"/>
+      <w:lvlText w:val=""/>
+      <w:lvlJc w:val="left"/>
+      <w:pPr>
+        <w:tabs>
+          <w:tab w:val="num" w:pos="5040"/>
+        </w:tabs>
+        <w:ind w:left="5040" w:hanging="360"/>
+      </w:pPr>
+      <w:rPr>
+        <w:rFonts w:ascii="Wingdings" w:hAnsi="Wingdings" w:hint="default"/>
+        <w:sz w:val="20"/>
+      </w:rPr>
+    </w:lvl>
+    <w:lvl w:ilvl="7" w:tentative="1">
+      <w:start w:val="1"/>
+      <w:numFmt w:val="bullet"/>
+      <w:lvlText w:val=""/>
+      <w:lvlJc w:val="left"/>
+      <w:pPr>
+        <w:tabs>
+          <w:tab w:val="num" w:pos="5760"/>
+        </w:tabs>
+        <w:ind w:left="5760" w:hanging="360"/>
+      </w:pPr>
+      <w:rPr>
+        <w:rFonts w:ascii="Wingdings" w:hAnsi="Wingdings" w:hint="default"/>
+        <w:sz w:val="20"/>
+      </w:rPr>
+    </w:lvl>
+    <w:lvl w:ilvl="8" w:tentative="1">
+      <w:start w:val="1"/>
+      <w:numFmt w:val="bullet"/>
+      <w:lvlText w:val=""/>
+      <w:lvlJc w:val="left"/>
+      <w:pPr>
+        <w:tabs>
+          <w:tab w:val="num" w:pos="6480"/>
+        </w:tabs>
+        <w:ind w:left="6480" w:hanging="360"/>
+      </w:pPr>
+      <w:rPr>
+        <w:rFonts w:ascii="Wingdings" w:hAnsi="Wingdings" w:hint="default"/>
+        <w:sz w:val="20"/>
+      </w:rPr>
+    </w:lvl>
+  </w:abstractNum>
+  <w:abstractNum w:abstractNumId="8" w15:restartNumberingAfterBreak="0">
+    <w:nsid w:val="61C464EA"/>
+    <w:multiLevelType w:val="multilevel"/>
+    <w:tmpl w:val="5ADE4C5E"/>
+    <w:lvl w:ilvl="0">
+      <w:start w:val="1"/>
+      <w:numFmt w:val="bullet"/>
+      <w:lvlText w:val=""/>
+      <w:lvlJc w:val="left"/>
+      <w:pPr>
+        <w:tabs>
+          <w:tab w:val="num" w:pos="720"/>
+        </w:tabs>
+        <w:ind w:left="720" w:hanging="360"/>
+      </w:pPr>
+      <w:rPr>
+        <w:rFonts w:ascii="Symbol" w:hAnsi="Symbol" w:hint="default"/>
+        <w:sz w:val="20"/>
+      </w:rPr>
+    </w:lvl>
+    <w:lvl w:ilvl="1" w:tentative="1">
+      <w:start w:val="1"/>
+      <w:numFmt w:val="bullet"/>
+      <w:lvlText w:val="o"/>
+      <w:lvlJc w:val="left"/>
+      <w:pPr>
+        <w:tabs>
+          <w:tab w:val="num" w:pos="1440"/>
+        </w:tabs>
+        <w:ind w:left="1440" w:hanging="360"/>
+      </w:pPr>
+      <w:rPr>
+        <w:rFonts w:ascii="Courier New" w:hAnsi="Courier New" w:hint="default"/>
+        <w:sz w:val="20"/>
+      </w:rPr>
+    </w:lvl>
+    <w:lvl w:ilvl="2" w:tentative="1">
+      <w:start w:val="1"/>
+      <w:numFmt w:val="bullet"/>
+      <w:lvlText w:val=""/>
+      <w:lvlJc w:val="left"/>
+      <w:pPr>
+        <w:tabs>
+          <w:tab w:val="num" w:pos="2160"/>
+        </w:tabs>
+        <w:ind w:left="2160" w:hanging="360"/>
+      </w:pPr>
+      <w:rPr>
+        <w:rFonts w:ascii="Wingdings" w:hAnsi="Wingdings" w:hint="default"/>
+        <w:sz w:val="20"/>
+      </w:rPr>
+    </w:lvl>
+    <w:lvl w:ilvl="3" w:tentative="1">
+      <w:start w:val="1"/>
+      <w:numFmt w:val="bullet"/>
+      <w:lvlText w:val=""/>
+      <w:lvlJc w:val="left"/>
+      <w:pPr>
+        <w:tabs>
+          <w:tab w:val="num" w:pos="2880"/>
+        </w:tabs>
+        <w:ind w:left="2880" w:hanging="360"/>
+      </w:pPr>
+      <w:rPr>
+        <w:rFonts w:ascii="Wingdings" w:hAnsi="Wingdings" w:hint="default"/>
+        <w:sz w:val="20"/>
+      </w:rPr>
+    </w:lvl>
+    <w:lvl w:ilvl="4" w:tentative="1">
+      <w:start w:val="1"/>
+      <w:numFmt w:val="bullet"/>
+      <w:lvlText w:val=""/>
+      <w:lvlJc w:val="left"/>
+      <w:pPr>
+        <w:tabs>
+          <w:tab w:val="num" w:pos="3600"/>
+        </w:tabs>
+        <w:ind w:left="3600" w:hanging="360"/>
+      </w:pPr>
+      <w:rPr>
+        <w:rFonts w:ascii="Wingdings" w:hAnsi="Wingdings" w:hint="default"/>
+        <w:sz w:val="20"/>
+      </w:rPr>
+    </w:lvl>
+    <w:lvl w:ilvl="5" w:tentative="1">
+      <w:start w:val="1"/>
+      <w:numFmt w:val="bullet"/>
+      <w:lvlText w:val=""/>
+      <w:lvlJc w:val="left"/>
+      <w:pPr>
+        <w:tabs>
+          <w:tab w:val="num" w:pos="4320"/>
+        </w:tabs>
+        <w:ind w:left="4320" w:hanging="360"/>
+      </w:pPr>
+      <w:rPr>
+        <w:rFonts w:ascii="Wingdings" w:hAnsi="Wingdings" w:hint="default"/>
+        <w:sz w:val="20"/>
+      </w:rPr>
+    </w:lvl>
+    <w:lvl w:ilvl="6" w:tentative="1">
+      <w:start w:val="1"/>
+      <w:numFmt w:val="bullet"/>
+      <w:lvlText w:val=""/>
+      <w:lvlJc w:val="left"/>
+      <w:pPr>
+        <w:tabs>
+          <w:tab w:val="num" w:pos="5040"/>
+        </w:tabs>
+        <w:ind w:left="5040" w:hanging="360"/>
+      </w:pPr>
+      <w:rPr>
+        <w:rFonts w:ascii="Wingdings" w:hAnsi="Wingdings" w:hint="default"/>
+        <w:sz w:val="20"/>
+      </w:rPr>
+    </w:lvl>
+    <w:lvl w:ilvl="7" w:tentative="1">
+      <w:start w:val="1"/>
+      <w:numFmt w:val="bullet"/>
+      <w:lvlText w:val=""/>
+      <w:lvlJc w:val="left"/>
+      <w:pPr>
+        <w:tabs>
+          <w:tab w:val="num" w:pos="5760"/>
+        </w:tabs>
+        <w:ind w:left="5760" w:hanging="360"/>
+      </w:pPr>
+      <w:rPr>
+        <w:rFonts w:ascii="Wingdings" w:hAnsi="Wingdings" w:hint="default"/>
+        <w:sz w:val="20"/>
+      </w:rPr>
+    </w:lvl>
+    <w:lvl w:ilvl="8" w:tentative="1">
+      <w:start w:val="1"/>
+      <w:numFmt w:val="bullet"/>
+      <w:lvlText w:val=""/>
+      <w:lvlJc w:val="left"/>
+      <w:pPr>
+        <w:tabs>
+          <w:tab w:val="num" w:pos="6480"/>
+        </w:tabs>
+        <w:ind w:left="6480" w:hanging="360"/>
+      </w:pPr>
+      <w:rPr>
+        <w:rFonts w:ascii="Wingdings" w:hAnsi="Wingdings" w:hint="default"/>
+        <w:sz w:val="20"/>
+      </w:rPr>
+    </w:lvl>
+  </w:abstractNum>
+  <w:abstractNum w:abstractNumId="9" w15:restartNumberingAfterBreak="0">
+    <w:nsid w:val="68E85355"/>
+    <w:multiLevelType w:val="multilevel"/>
+    <w:tmpl w:val="53881A84"/>
+    <w:lvl w:ilvl="0">
+      <w:start w:val="1"/>
+      <w:numFmt w:val="bullet"/>
+      <w:lvlText w:val=""/>
+      <w:lvlJc w:val="left"/>
+      <w:pPr>
+        <w:tabs>
+          <w:tab w:val="num" w:pos="720"/>
+        </w:tabs>
+        <w:ind w:left="720" w:hanging="360"/>
+      </w:pPr>
+      <w:rPr>
+        <w:rFonts w:ascii="Symbol" w:hAnsi="Symbol" w:hint="default"/>
+        <w:sz w:val="20"/>
+      </w:rPr>
+    </w:lvl>
+    <w:lvl w:ilvl="1" w:tentative="1">
+      <w:start w:val="1"/>
+      <w:numFmt w:val="bullet"/>
+      <w:lvlText w:val="o"/>
+      <w:lvlJc w:val="left"/>
+      <w:pPr>
+        <w:tabs>
+          <w:tab w:val="num" w:pos="1440"/>
+        </w:tabs>
+        <w:ind w:left="1440" w:hanging="360"/>
+      </w:pPr>
+      <w:rPr>
+        <w:rFonts w:ascii="Courier New" w:hAnsi="Courier New" w:hint="default"/>
+        <w:sz w:val="20"/>
+      </w:rPr>
+    </w:lvl>
+    <w:lvl w:ilvl="2" w:tentative="1">
+      <w:start w:val="1"/>
+      <w:numFmt w:val="bullet"/>
+      <w:lvlText w:val=""/>
+      <w:lvlJc w:val="left"/>
+      <w:pPr>
+        <w:tabs>
+          <w:tab w:val="num" w:pos="2160"/>
+        </w:tabs>
+        <w:ind w:left="2160" w:hanging="360"/>
+      </w:pPr>
+      <w:rPr>
+        <w:rFonts w:ascii="Wingdings" w:hAnsi="Wingdings" w:hint="default"/>
+        <w:sz w:val="20"/>
+      </w:rPr>
+    </w:lvl>
+    <w:lvl w:ilvl="3" w:tentative="1">
+      <w:start w:val="1"/>
+      <w:numFmt w:val="bullet"/>
+      <w:lvlText w:val=""/>
+      <w:lvlJc w:val="left"/>
+      <w:pPr>
+        <w:tabs>
+          <w:tab w:val="num" w:pos="2880"/>
+        </w:tabs>
+        <w:ind w:left="2880" w:hanging="360"/>
+      </w:pPr>
+      <w:rPr>
+        <w:rFonts w:ascii="Wingdings" w:hAnsi="Wingdings" w:hint="default"/>
+        <w:sz w:val="20"/>
+      </w:rPr>
+    </w:lvl>
+    <w:lvl w:ilvl="4" w:tentative="1">
+      <w:start w:val="1"/>
+      <w:numFmt w:val="bullet"/>
+      <w:lvlText w:val=""/>
+      <w:lvlJc w:val="left"/>
+      <w:pPr>
+        <w:tabs>
+          <w:tab w:val="num" w:pos="3600"/>
+        </w:tabs>
+        <w:ind w:left="3600" w:hanging="360"/>
+      </w:pPr>
+      <w:rPr>
+        <w:rFonts w:ascii="Wingdings" w:hAnsi="Wingdings" w:hint="default"/>
+        <w:sz w:val="20"/>
+      </w:rPr>
+    </w:lvl>
+    <w:lvl w:ilvl="5" w:tentative="1">
+      <w:start w:val="1"/>
+      <w:numFmt w:val="bullet"/>
+      <w:lvlText w:val=""/>
+      <w:lvlJc w:val="left"/>
+      <w:pPr>
+        <w:tabs>
+          <w:tab w:val="num" w:pos="4320"/>
+        </w:tabs>
+        <w:ind w:left="4320" w:hanging="360"/>
+      </w:pPr>
+      <w:rPr>
+        <w:rFonts w:ascii="Wingdings" w:hAnsi="Wingdings" w:hint="default"/>
+        <w:sz w:val="20"/>
+      </w:rPr>
+    </w:lvl>
+    <w:lvl w:ilvl="6" w:tentative="1">
+      <w:start w:val="1"/>
+      <w:numFmt w:val="bullet"/>
+      <w:lvlText w:val=""/>
+      <w:lvlJc w:val="left"/>
+      <w:pPr>
+        <w:tabs>
+          <w:tab w:val="num" w:pos="5040"/>
+        </w:tabs>
+        <w:ind w:left="5040" w:hanging="360"/>
+      </w:pPr>
+      <w:rPr>
+        <w:rFonts w:ascii="Wingdings" w:hAnsi="Wingdings" w:hint="default"/>
+        <w:sz w:val="20"/>
+      </w:rPr>
+    </w:lvl>
+    <w:lvl w:ilvl="7" w:tentative="1">
+      <w:start w:val="1"/>
+      <w:numFmt w:val="bullet"/>
+      <w:lvlText w:val=""/>
+      <w:lvlJc w:val="left"/>
+      <w:pPr>
+        <w:tabs>
+          <w:tab w:val="num" w:pos="5760"/>
+        </w:tabs>
+        <w:ind w:left="5760" w:hanging="360"/>
+      </w:pPr>
+      <w:rPr>
+        <w:rFonts w:ascii="Wingdings" w:hAnsi="Wingdings" w:hint="default"/>
+        <w:sz w:val="20"/>
+      </w:rPr>
+    </w:lvl>
+    <w:lvl w:ilvl="8" w:tentative="1">
+      <w:start w:val="1"/>
+      <w:numFmt w:val="bullet"/>
+      <w:lvlText w:val=""/>
+      <w:lvlJc w:val="left"/>
+      <w:pPr>
+        <w:tabs>
+          <w:tab w:val="num" w:pos="6480"/>
+        </w:tabs>
+        <w:ind w:left="6480" w:hanging="360"/>
+      </w:pPr>
+      <w:rPr>
+        <w:rFonts w:ascii="Wingdings" w:hAnsi="Wingdings" w:hint="default"/>
+        <w:sz w:val="20"/>
+      </w:rPr>
+    </w:lvl>
+  </w:abstractNum>
   <w:num w:numId="1">
-    <w:abstractNumId w:val="1"/>
+    <w:abstractNumId w:val="3"/>
   </w:num>
   <w:num w:numId="2">
+    <w:abstractNumId w:val="2"/>
+  </w:num>
+  <w:num w:numId="3">
+    <w:abstractNumId w:val="4"/>
+  </w:num>
+  <w:num w:numId="4">
+    <w:abstractNumId w:val="8"/>
+  </w:num>
+  <w:num w:numId="5">
     <w:abstractNumId w:val="0"/>
   </w:num>
-  <w:num w:numId="3">
-    <w:abstractNumId w:val="2"/>
+  <w:num w:numId="6">
+    <w:abstractNumId w:val="6"/>
+  </w:num>
+  <w:num w:numId="7">
+    <w:abstractNumId w:val="9"/>
+  </w:num>
+  <w:num w:numId="8">
+    <w:abstractNumId w:val="5"/>
+  </w:num>
+  <w:num w:numId="9">
+    <w:abstractNumId w:val="7"/>
+  </w:num>
+  <w:num w:numId="10">
+    <w:abstractNumId w:val="1"/>
   </w:num>
 </w:numbering>
 </file>
@@ -3466,7 +6308,7 @@
   <w:style w:type="paragraph" w:default="1" w:styleId="Normal">
     <w:name w:val="Normal"/>
     <w:qFormat/>
-    <w:rsid w:val="00D90448"/>
+    <w:rsid w:val="005A0E63"/>
   </w:style>
   <w:style w:type="paragraph" w:styleId="Ttulo1">
     <w:name w:val="heading 1"/>
@@ -3534,9 +6376,33 @@
       <w:szCs w:val="24"/>
     </w:rPr>
   </w:style>
+  <w:style w:type="paragraph" w:styleId="Ttulo4">
+    <w:name w:val="heading 4"/>
+    <w:basedOn w:val="Normal"/>
+    <w:next w:val="Normal"/>
+    <w:link w:val="Ttulo4Car"/>
+    <w:uiPriority w:val="9"/>
+    <w:semiHidden/>
+    <w:unhideWhenUsed/>
+    <w:qFormat/>
+    <w:rsid w:val="005A0E63"/>
+    <w:pPr>
+      <w:keepNext/>
+      <w:keepLines/>
+      <w:spacing w:before="40" w:after="0"/>
+      <w:outlineLvl w:val="3"/>
+    </w:pPr>
+    <w:rPr>
+      <w:rFonts w:asciiTheme="majorHAnsi" w:eastAsiaTheme="majorEastAsia" w:hAnsiTheme="majorHAnsi" w:cstheme="majorBidi"/>
+      <w:i/>
+      <w:iCs/>
+      <w:color w:val="2F5496" w:themeColor="accent1" w:themeShade="BF"/>
+    </w:rPr>
+  </w:style>
   <w:style w:type="character" w:default="1" w:styleId="Fuentedeprrafopredeter">
     <w:name w:val="Default Paragraph Font"/>
     <w:uiPriority w:val="1"/>
+    <w:semiHidden/>
     <w:unhideWhenUsed/>
   </w:style>
   <w:style w:type="table" w:default="1" w:styleId="Tablanormal">
@@ -3633,6 +6499,129 @@
       <w:color w:val="1F3763" w:themeColor="accent1" w:themeShade="7F"/>
       <w:sz w:val="24"/>
       <w:szCs w:val="24"/>
+    </w:rPr>
+  </w:style>
+  <w:style w:type="character" w:styleId="Hipervnculo">
+    <w:name w:val="Hyperlink"/>
+    <w:basedOn w:val="Fuentedeprrafopredeter"/>
+    <w:uiPriority w:val="99"/>
+    <w:unhideWhenUsed/>
+    <w:rsid w:val="000900FC"/>
+    <w:rPr>
+      <w:color w:val="0563C1" w:themeColor="hyperlink"/>
+      <w:u w:val="single"/>
+    </w:rPr>
+  </w:style>
+  <w:style w:type="character" w:styleId="Mencinsinresolver">
+    <w:name w:val="Unresolved Mention"/>
+    <w:basedOn w:val="Fuentedeprrafopredeter"/>
+    <w:uiPriority w:val="99"/>
+    <w:semiHidden/>
+    <w:unhideWhenUsed/>
+    <w:rsid w:val="000900FC"/>
+    <w:rPr>
+      <w:color w:val="605E5C"/>
+      <w:shd w:val="clear" w:color="auto" w:fill="E1DFDD"/>
+    </w:rPr>
+  </w:style>
+  <w:style w:type="character" w:customStyle="1" w:styleId="Ttulo4Car">
+    <w:name w:val="Título 4 Car"/>
+    <w:basedOn w:val="Fuentedeprrafopredeter"/>
+    <w:link w:val="Ttulo4"/>
+    <w:uiPriority w:val="9"/>
+    <w:semiHidden/>
+    <w:rsid w:val="005A0E63"/>
+    <w:rPr>
+      <w:rFonts w:asciiTheme="majorHAnsi" w:eastAsiaTheme="majorEastAsia" w:hAnsiTheme="majorHAnsi" w:cstheme="majorBidi"/>
+      <w:i/>
+      <w:iCs/>
+      <w:color w:val="2F5496" w:themeColor="accent1" w:themeShade="BF"/>
+    </w:rPr>
+  </w:style>
+  <w:style w:type="paragraph" w:styleId="HTMLconformatoprevio">
+    <w:name w:val="HTML Preformatted"/>
+    <w:basedOn w:val="Normal"/>
+    <w:link w:val="HTMLconformatoprevioCar"/>
+    <w:uiPriority w:val="99"/>
+    <w:semiHidden/>
+    <w:unhideWhenUsed/>
+    <w:rsid w:val="005A0E63"/>
+    <w:pPr>
+      <w:tabs>
+        <w:tab w:val="left" w:pos="916"/>
+        <w:tab w:val="left" w:pos="1832"/>
+        <w:tab w:val="left" w:pos="2748"/>
+        <w:tab w:val="left" w:pos="3664"/>
+        <w:tab w:val="left" w:pos="4580"/>
+        <w:tab w:val="left" w:pos="5496"/>
+        <w:tab w:val="left" w:pos="6412"/>
+        <w:tab w:val="left" w:pos="7328"/>
+        <w:tab w:val="left" w:pos="8244"/>
+        <w:tab w:val="left" w:pos="9160"/>
+        <w:tab w:val="left" w:pos="10076"/>
+        <w:tab w:val="left" w:pos="10992"/>
+        <w:tab w:val="left" w:pos="11908"/>
+        <w:tab w:val="left" w:pos="12824"/>
+        <w:tab w:val="left" w:pos="13740"/>
+        <w:tab w:val="left" w:pos="14656"/>
+      </w:tabs>
+      <w:spacing w:after="0" w:line="240" w:lineRule="auto"/>
+    </w:pPr>
+    <w:rPr>
+      <w:rFonts w:ascii="Courier New" w:eastAsia="Times New Roman" w:hAnsi="Courier New" w:cs="Courier New"/>
+      <w:sz w:val="20"/>
+      <w:szCs w:val="20"/>
+      <w:lang w:eastAsia="es-CO"/>
+    </w:rPr>
+  </w:style>
+  <w:style w:type="character" w:customStyle="1" w:styleId="HTMLconformatoprevioCar">
+    <w:name w:val="HTML con formato previo Car"/>
+    <w:basedOn w:val="Fuentedeprrafopredeter"/>
+    <w:link w:val="HTMLconformatoprevio"/>
+    <w:uiPriority w:val="99"/>
+    <w:semiHidden/>
+    <w:rsid w:val="005A0E63"/>
+    <w:rPr>
+      <w:rFonts w:ascii="Courier New" w:eastAsia="Times New Roman" w:hAnsi="Courier New" w:cs="Courier New"/>
+      <w:sz w:val="20"/>
+      <w:szCs w:val="20"/>
+      <w:lang w:eastAsia="es-CO"/>
+    </w:rPr>
+  </w:style>
+  <w:style w:type="character" w:styleId="CdigoHTML">
+    <w:name w:val="HTML Code"/>
+    <w:basedOn w:val="Fuentedeprrafopredeter"/>
+    <w:uiPriority w:val="99"/>
+    <w:semiHidden/>
+    <w:unhideWhenUsed/>
+    <w:rsid w:val="005A0E63"/>
+    <w:rPr>
+      <w:rFonts w:ascii="Courier New" w:eastAsia="Times New Roman" w:hAnsi="Courier New" w:cs="Courier New"/>
+      <w:sz w:val="20"/>
+      <w:szCs w:val="20"/>
+    </w:rPr>
+  </w:style>
+  <w:style w:type="character" w:styleId="nfasis">
+    <w:name w:val="Emphasis"/>
+    <w:basedOn w:val="Fuentedeprrafopredeter"/>
+    <w:uiPriority w:val="20"/>
+    <w:qFormat/>
+    <w:rsid w:val="005A0E63"/>
+    <w:rPr>
+      <w:i/>
+      <w:iCs/>
+    </w:rPr>
+  </w:style>
+  <w:style w:type="character" w:styleId="Hipervnculovisitado">
+    <w:name w:val="FollowedHyperlink"/>
+    <w:basedOn w:val="Fuentedeprrafopredeter"/>
+    <w:uiPriority w:val="99"/>
+    <w:semiHidden/>
+    <w:unhideWhenUsed/>
+    <w:rsid w:val="004F61F6"/>
+    <w:rPr>
+      <w:color w:val="954F72" w:themeColor="followedHyperlink"/>
+      <w:u w:val="single"/>
     </w:rPr>
   </w:style>
 </w:styles>

--- a/docs/Documentacion Pesaje.docx
+++ b/docs/Documentacion Pesaje.docx
@@ -423,6 +423,7 @@
     <w:p>
       <w:pPr>
         <w:pStyle w:val="Ttulo2"/>
+        <w:jc w:val="center"/>
         <w:rPr>
           <w:rFonts w:ascii="Arial" w:hAnsi="Arial" w:cs="Arial"/>
           <w:sz w:val="22"/>
@@ -530,6 +531,7 @@
     <w:p>
       <w:pPr>
         <w:pStyle w:val="Ttulo2"/>
+        <w:jc w:val="center"/>
         <w:rPr>
           <w:rFonts w:ascii="Arial" w:hAnsi="Arial" w:cs="Arial"/>
           <w:b/>
@@ -1783,6 +1785,7 @@
     <w:p>
       <w:pPr>
         <w:pStyle w:val="Ttulo2"/>
+        <w:jc w:val="center"/>
         <w:rPr>
           <w:rFonts w:ascii="Arial" w:hAnsi="Arial" w:cs="Arial"/>
           <w:b/>
@@ -2003,6 +2006,7 @@
     <w:p>
       <w:pPr>
         <w:pStyle w:val="Ttulo2"/>
+        <w:jc w:val="center"/>
         <w:rPr>
           <w:rFonts w:ascii="Arial" w:hAnsi="Arial" w:cs="Arial"/>
           <w:b/>
@@ -2162,6 +2166,7 @@
     <w:p>
       <w:pPr>
         <w:pStyle w:val="Ttulo3"/>
+        <w:jc w:val="center"/>
         <w:rPr>
           <w:rFonts w:ascii="Arial" w:hAnsi="Arial" w:cs="Arial"/>
           <w:b/>
@@ -2475,26 +2480,6 @@
     </w:p>
     <w:p>
       <w:pPr>
-        <w:pStyle w:val="NormalWeb"/>
-        <w:rPr>
-          <w:rFonts w:ascii="Arial" w:hAnsi="Arial" w:cs="Arial"/>
-          <w:sz w:val="22"/>
-          <w:szCs w:val="22"/>
-        </w:rPr>
-      </w:pPr>
-    </w:p>
-    <w:p>
-      <w:pPr>
-        <w:pStyle w:val="NormalWeb"/>
-        <w:rPr>
-          <w:rFonts w:ascii="Arial" w:hAnsi="Arial" w:cs="Arial"/>
-          <w:sz w:val="22"/>
-          <w:szCs w:val="22"/>
-        </w:rPr>
-      </w:pPr>
-    </w:p>
-    <w:p>
-      <w:pPr>
         <w:pStyle w:val="Ttulo2"/>
         <w:rPr>
           <w:rFonts w:ascii="Arial" w:hAnsi="Arial" w:cs="Arial"/>
@@ -2512,7 +2497,6 @@
           <w:sz w:val="22"/>
           <w:szCs w:val="22"/>
         </w:rPr>
-        <w:lastRenderedPageBreak/>
         <w:t>🐞</w:t>
       </w:r>
       <w:r>
@@ -2609,6 +2593,7 @@
           <w:sz w:val="22"/>
           <w:szCs w:val="22"/>
         </w:rPr>
+        <w:lastRenderedPageBreak/>
         <w:t>Funcionalidades principales:</w:t>
       </w:r>
     </w:p>
@@ -2981,6 +2966,7 @@
           <w:color w:val="002060"/>
           <w:sz w:val="22"/>
           <w:szCs w:val="22"/>
+          <w:u w:val="single"/>
         </w:rPr>
       </w:pPr>
       <w:r>
@@ -3079,366 +3065,871 @@
     </w:p>
     <w:p>
       <w:pPr>
-        <w:pStyle w:val="HTMLconformatoprevio"/>
-        <w:rPr>
-          <w:rStyle w:val="CdigoHTML"/>
-          <w:rFonts w:ascii="Arial" w:hAnsi="Arial" w:cs="Arial"/>
-          <w:sz w:val="22"/>
-          <w:szCs w:val="22"/>
-        </w:rPr>
-      </w:pPr>
+        <w:shd w:val="clear" w:color="auto" w:fill="151B23"/>
+        <w:tabs>
+          <w:tab w:val="left" w:pos="916"/>
+          <w:tab w:val="left" w:pos="1832"/>
+          <w:tab w:val="left" w:pos="2748"/>
+          <w:tab w:val="left" w:pos="3664"/>
+          <w:tab w:val="left" w:pos="4580"/>
+          <w:tab w:val="left" w:pos="5496"/>
+          <w:tab w:val="left" w:pos="6412"/>
+          <w:tab w:val="left" w:pos="7328"/>
+          <w:tab w:val="left" w:pos="8244"/>
+          <w:tab w:val="left" w:pos="9160"/>
+          <w:tab w:val="left" w:pos="10076"/>
+          <w:tab w:val="left" w:pos="10992"/>
+          <w:tab w:val="left" w:pos="11908"/>
+          <w:tab w:val="left" w:pos="12824"/>
+          <w:tab w:val="left" w:pos="13740"/>
+          <w:tab w:val="left" w:pos="14656"/>
+        </w:tabs>
+        <w:spacing w:after="0" w:line="240" w:lineRule="auto"/>
+        <w:rPr>
+          <w:rFonts w:ascii="Consolas" w:eastAsia="Times New Roman" w:hAnsi="Consolas" w:cs="Courier New"/>
+          <w:color w:val="F0F6FC"/>
+          <w:sz w:val="20"/>
+          <w:szCs w:val="20"/>
+          <w:bdr w:val="none" w:sz="0" w:space="0" w:color="auto" w:frame="1"/>
+          <w:lang w:eastAsia="es-CO"/>
+        </w:rPr>
+      </w:pPr>
+      <w:r>
+        <w:rPr>
+          <w:rFonts w:ascii="Consolas" w:eastAsia="Times New Roman" w:hAnsi="Consolas" w:cs="Courier New"/>
+          <w:color w:val="F0F6FC"/>
+          <w:sz w:val="20"/>
+          <w:szCs w:val="20"/>
+          <w:bdr w:val="none" w:sz="0" w:space="0" w:color="auto" w:frame="1"/>
+          <w:lang w:eastAsia="es-CO"/>
+        </w:rPr>
+        <w:t>PESAJE-APP/</w:t>
+      </w:r>
+    </w:p>
+    <w:p>
+      <w:pPr>
+        <w:shd w:val="clear" w:color="auto" w:fill="151B23"/>
+        <w:tabs>
+          <w:tab w:val="left" w:pos="916"/>
+          <w:tab w:val="left" w:pos="1832"/>
+          <w:tab w:val="left" w:pos="2748"/>
+          <w:tab w:val="left" w:pos="3664"/>
+          <w:tab w:val="left" w:pos="4580"/>
+          <w:tab w:val="left" w:pos="5496"/>
+          <w:tab w:val="left" w:pos="6412"/>
+          <w:tab w:val="left" w:pos="7328"/>
+          <w:tab w:val="left" w:pos="8244"/>
+          <w:tab w:val="left" w:pos="9160"/>
+          <w:tab w:val="left" w:pos="10076"/>
+          <w:tab w:val="left" w:pos="10992"/>
+          <w:tab w:val="left" w:pos="11908"/>
+          <w:tab w:val="left" w:pos="12824"/>
+          <w:tab w:val="left" w:pos="13740"/>
+          <w:tab w:val="left" w:pos="14656"/>
+        </w:tabs>
+        <w:spacing w:after="0" w:line="240" w:lineRule="auto"/>
+        <w:rPr>
+          <w:rFonts w:ascii="Consolas" w:eastAsia="Times New Roman" w:hAnsi="Consolas" w:cs="Courier New"/>
+          <w:color w:val="F0F6FC"/>
+          <w:sz w:val="20"/>
+          <w:szCs w:val="20"/>
+          <w:bdr w:val="none" w:sz="0" w:space="0" w:color="auto" w:frame="1"/>
+          <w:lang w:eastAsia="es-CO"/>
+        </w:rPr>
+      </w:pPr>
+      <w:r>
+        <w:rPr>
+          <w:rFonts w:ascii="Consolas" w:eastAsia="Times New Roman" w:hAnsi="Consolas" w:cs="Courier New"/>
+          <w:color w:val="F0F6FC"/>
+          <w:sz w:val="20"/>
+          <w:szCs w:val="20"/>
+          <w:bdr w:val="none" w:sz="0" w:space="0" w:color="auto" w:frame="1"/>
+          <w:lang w:eastAsia="es-CO"/>
+        </w:rPr>
+        <w:t xml:space="preserve">├── </w:t>
+      </w:r>
       <w:proofErr w:type="spellStart"/>
       <w:r>
         <w:rPr>
-          <w:rStyle w:val="CdigoHTML"/>
-          <w:rFonts w:ascii="Arial" w:hAnsi="Arial" w:cs="Arial"/>
-          <w:sz w:val="22"/>
-          <w:szCs w:val="22"/>
+          <w:rFonts w:ascii="Consolas" w:eastAsia="Times New Roman" w:hAnsi="Consolas" w:cs="Courier New"/>
+          <w:color w:val="F0F6FC"/>
+          <w:sz w:val="20"/>
+          <w:szCs w:val="20"/>
+          <w:bdr w:val="none" w:sz="0" w:space="0" w:color="auto" w:frame="1"/>
+          <w:lang w:eastAsia="es-CO"/>
         </w:rPr>
         <w:t>src</w:t>
       </w:r>
       <w:proofErr w:type="spellEnd"/>
       <w:r>
         <w:rPr>
-          <w:rStyle w:val="CdigoHTML"/>
-          <w:rFonts w:ascii="Arial" w:hAnsi="Arial" w:cs="Arial"/>
-          <w:sz w:val="22"/>
-          <w:szCs w:val="22"/>
+          <w:rFonts w:ascii="Consolas" w:eastAsia="Times New Roman" w:hAnsi="Consolas" w:cs="Courier New"/>
+          <w:color w:val="F0F6FC"/>
+          <w:sz w:val="20"/>
+          <w:szCs w:val="20"/>
+          <w:bdr w:val="none" w:sz="0" w:space="0" w:color="auto" w:frame="1"/>
+          <w:lang w:eastAsia="es-CO"/>
         </w:rPr>
         <w:t>/</w:t>
       </w:r>
     </w:p>
     <w:p>
       <w:pPr>
-        <w:pStyle w:val="HTMLconformatoprevio"/>
-        <w:rPr>
-          <w:rStyle w:val="CdigoHTML"/>
-          <w:rFonts w:ascii="Arial" w:hAnsi="Arial" w:cs="Arial"/>
-          <w:sz w:val="22"/>
-          <w:szCs w:val="22"/>
-        </w:rPr>
-      </w:pPr>
-      <w:r>
-        <w:rPr>
-          <w:rStyle w:val="CdigoHTML"/>
-          <w:rFonts w:ascii="Arial" w:hAnsi="Arial" w:cs="Arial"/>
-          <w:sz w:val="22"/>
-          <w:szCs w:val="22"/>
+        <w:shd w:val="clear" w:color="auto" w:fill="151B23"/>
+        <w:tabs>
+          <w:tab w:val="left" w:pos="916"/>
+          <w:tab w:val="left" w:pos="1832"/>
+          <w:tab w:val="left" w:pos="2748"/>
+          <w:tab w:val="left" w:pos="3664"/>
+          <w:tab w:val="left" w:pos="4580"/>
+          <w:tab w:val="left" w:pos="5496"/>
+          <w:tab w:val="left" w:pos="6412"/>
+          <w:tab w:val="left" w:pos="7328"/>
+          <w:tab w:val="left" w:pos="8244"/>
+          <w:tab w:val="left" w:pos="9160"/>
+          <w:tab w:val="left" w:pos="10076"/>
+          <w:tab w:val="left" w:pos="10992"/>
+          <w:tab w:val="left" w:pos="11908"/>
+          <w:tab w:val="left" w:pos="12824"/>
+          <w:tab w:val="left" w:pos="13740"/>
+          <w:tab w:val="left" w:pos="14656"/>
+        </w:tabs>
+        <w:spacing w:after="0" w:line="240" w:lineRule="auto"/>
+        <w:rPr>
+          <w:rFonts w:ascii="Consolas" w:eastAsia="Times New Roman" w:hAnsi="Consolas" w:cs="Courier New"/>
+          <w:color w:val="F0F6FC"/>
+          <w:sz w:val="20"/>
+          <w:szCs w:val="20"/>
+          <w:bdr w:val="none" w:sz="0" w:space="0" w:color="auto" w:frame="1"/>
+          <w:lang w:eastAsia="es-CO"/>
+        </w:rPr>
+      </w:pPr>
+      <w:r>
+        <w:rPr>
+          <w:rFonts w:ascii="Consolas" w:eastAsia="Times New Roman" w:hAnsi="Consolas" w:cs="Courier New"/>
+          <w:color w:val="F0F6FC"/>
+          <w:sz w:val="20"/>
+          <w:szCs w:val="20"/>
+          <w:bdr w:val="none" w:sz="0" w:space="0" w:color="auto" w:frame="1"/>
+          <w:lang w:eastAsia="es-CO"/>
+        </w:rPr>
+        <w:t xml:space="preserve">│   ├── </w:t>
+      </w:r>
+      <w:proofErr w:type="spellStart"/>
+      <w:r>
+        <w:rPr>
+          <w:rFonts w:ascii="Consolas" w:eastAsia="Times New Roman" w:hAnsi="Consolas" w:cs="Courier New"/>
+          <w:color w:val="F0F6FC"/>
+          <w:sz w:val="20"/>
+          <w:szCs w:val="20"/>
+          <w:bdr w:val="none" w:sz="0" w:space="0" w:color="auto" w:frame="1"/>
+          <w:lang w:eastAsia="es-CO"/>
+        </w:rPr>
+        <w:t>controller</w:t>
+      </w:r>
+      <w:proofErr w:type="spellEnd"/>
+      <w:r>
+        <w:rPr>
+          <w:rFonts w:ascii="Consolas" w:eastAsia="Times New Roman" w:hAnsi="Consolas" w:cs="Courier New"/>
+          <w:color w:val="F0F6FC"/>
+          <w:sz w:val="20"/>
+          <w:szCs w:val="20"/>
+          <w:bdr w:val="none" w:sz="0" w:space="0" w:color="auto" w:frame="1"/>
+          <w:lang w:eastAsia="es-CO"/>
+        </w:rPr>
+        <w:t>/</w:t>
+      </w:r>
+    </w:p>
+    <w:p>
+      <w:pPr>
+        <w:shd w:val="clear" w:color="auto" w:fill="151B23"/>
+        <w:tabs>
+          <w:tab w:val="left" w:pos="916"/>
+          <w:tab w:val="left" w:pos="1832"/>
+          <w:tab w:val="left" w:pos="2748"/>
+          <w:tab w:val="left" w:pos="3664"/>
+          <w:tab w:val="left" w:pos="4580"/>
+          <w:tab w:val="left" w:pos="5496"/>
+          <w:tab w:val="left" w:pos="6412"/>
+          <w:tab w:val="left" w:pos="7328"/>
+          <w:tab w:val="left" w:pos="8244"/>
+          <w:tab w:val="left" w:pos="9160"/>
+          <w:tab w:val="left" w:pos="10076"/>
+          <w:tab w:val="left" w:pos="10992"/>
+          <w:tab w:val="left" w:pos="11908"/>
+          <w:tab w:val="left" w:pos="12824"/>
+          <w:tab w:val="left" w:pos="13740"/>
+          <w:tab w:val="left" w:pos="14656"/>
+        </w:tabs>
+        <w:spacing w:after="0" w:line="240" w:lineRule="auto"/>
+        <w:rPr>
+          <w:rFonts w:ascii="Consolas" w:eastAsia="Times New Roman" w:hAnsi="Consolas" w:cs="Courier New"/>
+          <w:color w:val="F0F6FC"/>
+          <w:sz w:val="20"/>
+          <w:szCs w:val="20"/>
+          <w:bdr w:val="none" w:sz="0" w:space="0" w:color="auto" w:frame="1"/>
+          <w:lang w:eastAsia="es-CO"/>
+        </w:rPr>
+      </w:pPr>
+      <w:r>
+        <w:rPr>
+          <w:rFonts w:ascii="Consolas" w:eastAsia="Times New Roman" w:hAnsi="Consolas" w:cs="Courier New"/>
+          <w:color w:val="F0F6FC"/>
+          <w:sz w:val="20"/>
+          <w:szCs w:val="20"/>
+          <w:bdr w:val="none" w:sz="0" w:space="0" w:color="auto" w:frame="1"/>
+          <w:lang w:eastAsia="es-CO"/>
+        </w:rPr>
+        <w:t>│   │     └── PesajeController.java</w:t>
+      </w:r>
+    </w:p>
+    <w:p>
+      <w:pPr>
+        <w:shd w:val="clear" w:color="auto" w:fill="151B23"/>
+        <w:tabs>
+          <w:tab w:val="left" w:pos="916"/>
+          <w:tab w:val="left" w:pos="1832"/>
+          <w:tab w:val="left" w:pos="2748"/>
+          <w:tab w:val="left" w:pos="3664"/>
+          <w:tab w:val="left" w:pos="4580"/>
+          <w:tab w:val="left" w:pos="5496"/>
+          <w:tab w:val="left" w:pos="6412"/>
+          <w:tab w:val="left" w:pos="7328"/>
+          <w:tab w:val="left" w:pos="8244"/>
+          <w:tab w:val="left" w:pos="9160"/>
+          <w:tab w:val="left" w:pos="10076"/>
+          <w:tab w:val="left" w:pos="10992"/>
+          <w:tab w:val="left" w:pos="11908"/>
+          <w:tab w:val="left" w:pos="12824"/>
+          <w:tab w:val="left" w:pos="13740"/>
+          <w:tab w:val="left" w:pos="14656"/>
+        </w:tabs>
+        <w:spacing w:after="0" w:line="240" w:lineRule="auto"/>
+        <w:rPr>
+          <w:rFonts w:ascii="Consolas" w:eastAsia="Times New Roman" w:hAnsi="Consolas" w:cs="Courier New"/>
+          <w:color w:val="F0F6FC"/>
+          <w:sz w:val="20"/>
+          <w:szCs w:val="20"/>
+          <w:bdr w:val="none" w:sz="0" w:space="0" w:color="auto" w:frame="1"/>
+          <w:lang w:eastAsia="es-CO"/>
+        </w:rPr>
+      </w:pPr>
+      <w:r>
+        <w:rPr>
+          <w:rFonts w:ascii="Consolas" w:eastAsia="Times New Roman" w:hAnsi="Consolas" w:cs="Courier New"/>
+          <w:color w:val="F0F6FC"/>
+          <w:sz w:val="20"/>
+          <w:szCs w:val="20"/>
+          <w:bdr w:val="none" w:sz="0" w:space="0" w:color="auto" w:frame="1"/>
+          <w:lang w:eastAsia="es-CO"/>
+        </w:rPr>
+        <w:t xml:space="preserve">│   ├── </w:t>
+      </w:r>
+      <w:proofErr w:type="spellStart"/>
+      <w:r>
+        <w:rPr>
+          <w:rFonts w:ascii="Consolas" w:eastAsia="Times New Roman" w:hAnsi="Consolas" w:cs="Courier New"/>
+          <w:color w:val="F0F6FC"/>
+          <w:sz w:val="20"/>
+          <w:szCs w:val="20"/>
+          <w:bdr w:val="none" w:sz="0" w:space="0" w:color="auto" w:frame="1"/>
+          <w:lang w:eastAsia="es-CO"/>
+        </w:rPr>
+        <w:t>model</w:t>
+      </w:r>
+      <w:proofErr w:type="spellEnd"/>
+      <w:r>
+        <w:rPr>
+          <w:rFonts w:ascii="Consolas" w:eastAsia="Times New Roman" w:hAnsi="Consolas" w:cs="Courier New"/>
+          <w:color w:val="F0F6FC"/>
+          <w:sz w:val="20"/>
+          <w:szCs w:val="20"/>
+          <w:bdr w:val="none" w:sz="0" w:space="0" w:color="auto" w:frame="1"/>
+          <w:lang w:eastAsia="es-CO"/>
+        </w:rPr>
+        <w:t>/</w:t>
+      </w:r>
+    </w:p>
+    <w:p>
+      <w:pPr>
+        <w:shd w:val="clear" w:color="auto" w:fill="151B23"/>
+        <w:tabs>
+          <w:tab w:val="left" w:pos="916"/>
+          <w:tab w:val="left" w:pos="1832"/>
+          <w:tab w:val="left" w:pos="2748"/>
+          <w:tab w:val="left" w:pos="3664"/>
+          <w:tab w:val="left" w:pos="4580"/>
+          <w:tab w:val="left" w:pos="5496"/>
+          <w:tab w:val="left" w:pos="6412"/>
+          <w:tab w:val="left" w:pos="7328"/>
+          <w:tab w:val="left" w:pos="8244"/>
+          <w:tab w:val="left" w:pos="9160"/>
+          <w:tab w:val="left" w:pos="10076"/>
+          <w:tab w:val="left" w:pos="10992"/>
+          <w:tab w:val="left" w:pos="11908"/>
+          <w:tab w:val="left" w:pos="12824"/>
+          <w:tab w:val="left" w:pos="13740"/>
+          <w:tab w:val="left" w:pos="14656"/>
+        </w:tabs>
+        <w:spacing w:after="0" w:line="240" w:lineRule="auto"/>
+        <w:rPr>
+          <w:rFonts w:ascii="Consolas" w:eastAsia="Times New Roman" w:hAnsi="Consolas" w:cs="Courier New"/>
+          <w:color w:val="F0F6FC"/>
+          <w:sz w:val="20"/>
+          <w:szCs w:val="20"/>
+          <w:bdr w:val="none" w:sz="0" w:space="0" w:color="auto" w:frame="1"/>
+          <w:lang w:eastAsia="es-CO"/>
+        </w:rPr>
+      </w:pPr>
+      <w:r>
+        <w:rPr>
+          <w:rFonts w:ascii="Consolas" w:eastAsia="Times New Roman" w:hAnsi="Consolas" w:cs="Courier New"/>
+          <w:color w:val="F0F6FC"/>
+          <w:sz w:val="20"/>
+          <w:szCs w:val="20"/>
+          <w:bdr w:val="none" w:sz="0" w:space="0" w:color="auto" w:frame="1"/>
+          <w:lang w:eastAsia="es-CO"/>
+        </w:rPr>
+        <w:t>│   │     ├── Pesaje.java</w:t>
+      </w:r>
+    </w:p>
+    <w:p>
+      <w:pPr>
+        <w:shd w:val="clear" w:color="auto" w:fill="151B23"/>
+        <w:tabs>
+          <w:tab w:val="left" w:pos="916"/>
+          <w:tab w:val="left" w:pos="1832"/>
+          <w:tab w:val="left" w:pos="2748"/>
+          <w:tab w:val="left" w:pos="3664"/>
+          <w:tab w:val="left" w:pos="4580"/>
+          <w:tab w:val="left" w:pos="5496"/>
+          <w:tab w:val="left" w:pos="6412"/>
+          <w:tab w:val="left" w:pos="7328"/>
+          <w:tab w:val="left" w:pos="8244"/>
+          <w:tab w:val="left" w:pos="9160"/>
+          <w:tab w:val="left" w:pos="10076"/>
+          <w:tab w:val="left" w:pos="10992"/>
+          <w:tab w:val="left" w:pos="11908"/>
+          <w:tab w:val="left" w:pos="12824"/>
+          <w:tab w:val="left" w:pos="13740"/>
+          <w:tab w:val="left" w:pos="14656"/>
+        </w:tabs>
+        <w:spacing w:after="0" w:line="240" w:lineRule="auto"/>
+        <w:rPr>
+          <w:rFonts w:ascii="Consolas" w:eastAsia="Times New Roman" w:hAnsi="Consolas" w:cs="Courier New"/>
+          <w:color w:val="F0F6FC"/>
+          <w:sz w:val="20"/>
+          <w:szCs w:val="20"/>
+          <w:bdr w:val="none" w:sz="0" w:space="0" w:color="auto" w:frame="1"/>
+          <w:lang w:eastAsia="es-CO"/>
+        </w:rPr>
+      </w:pPr>
+      <w:r>
+        <w:rPr>
+          <w:rFonts w:ascii="Consolas" w:eastAsia="Times New Roman" w:hAnsi="Consolas" w:cs="Courier New"/>
+          <w:color w:val="F0F6FC"/>
+          <w:sz w:val="20"/>
+          <w:szCs w:val="20"/>
+          <w:bdr w:val="none" w:sz="0" w:space="0" w:color="auto" w:frame="1"/>
+          <w:lang w:eastAsia="es-CO"/>
+        </w:rPr>
+        <w:t xml:space="preserve">│   │     ├── PesajeManager.java </w:t>
+      </w:r>
+    </w:p>
+    <w:p>
+      <w:pPr>
+        <w:shd w:val="clear" w:color="auto" w:fill="151B23"/>
+        <w:tabs>
+          <w:tab w:val="left" w:pos="916"/>
+          <w:tab w:val="left" w:pos="1832"/>
+          <w:tab w:val="left" w:pos="2748"/>
+          <w:tab w:val="left" w:pos="3664"/>
+          <w:tab w:val="left" w:pos="4580"/>
+          <w:tab w:val="left" w:pos="5496"/>
+          <w:tab w:val="left" w:pos="6412"/>
+          <w:tab w:val="left" w:pos="7328"/>
+          <w:tab w:val="left" w:pos="8244"/>
+          <w:tab w:val="left" w:pos="9160"/>
+          <w:tab w:val="left" w:pos="10076"/>
+          <w:tab w:val="left" w:pos="10992"/>
+          <w:tab w:val="left" w:pos="11908"/>
+          <w:tab w:val="left" w:pos="12824"/>
+          <w:tab w:val="left" w:pos="13740"/>
+          <w:tab w:val="left" w:pos="14656"/>
+        </w:tabs>
+        <w:spacing w:after="0" w:line="240" w:lineRule="auto"/>
+        <w:rPr>
+          <w:rFonts w:ascii="Consolas" w:eastAsia="Times New Roman" w:hAnsi="Consolas" w:cs="Courier New"/>
+          <w:color w:val="F0F6FC"/>
+          <w:sz w:val="20"/>
+          <w:szCs w:val="20"/>
+          <w:bdr w:val="none" w:sz="0" w:space="0" w:color="auto" w:frame="1"/>
+          <w:lang w:eastAsia="es-CO"/>
+        </w:rPr>
+      </w:pPr>
+      <w:r>
+        <w:rPr>
+          <w:rFonts w:ascii="Consolas" w:eastAsia="Times New Roman" w:hAnsi="Consolas" w:cs="Courier New"/>
+          <w:color w:val="F0F6FC"/>
+          <w:sz w:val="20"/>
+          <w:szCs w:val="20"/>
+          <w:bdr w:val="none" w:sz="0" w:space="0" w:color="auto" w:frame="1"/>
+          <w:lang w:eastAsia="es-CO"/>
+        </w:rPr>
+        <w:t>│   │     └── PesajeObserver.java</w:t>
+      </w:r>
+    </w:p>
+    <w:p>
+      <w:pPr>
+        <w:shd w:val="clear" w:color="auto" w:fill="151B23"/>
+        <w:tabs>
+          <w:tab w:val="left" w:pos="916"/>
+          <w:tab w:val="left" w:pos="1832"/>
+          <w:tab w:val="left" w:pos="2748"/>
+          <w:tab w:val="left" w:pos="3664"/>
+          <w:tab w:val="left" w:pos="4580"/>
+          <w:tab w:val="left" w:pos="5496"/>
+          <w:tab w:val="left" w:pos="6412"/>
+          <w:tab w:val="left" w:pos="7328"/>
+          <w:tab w:val="left" w:pos="8244"/>
+          <w:tab w:val="left" w:pos="9160"/>
+          <w:tab w:val="left" w:pos="10076"/>
+          <w:tab w:val="left" w:pos="10992"/>
+          <w:tab w:val="left" w:pos="11908"/>
+          <w:tab w:val="left" w:pos="12824"/>
+          <w:tab w:val="left" w:pos="13740"/>
+          <w:tab w:val="left" w:pos="14656"/>
+        </w:tabs>
+        <w:spacing w:after="0" w:line="240" w:lineRule="auto"/>
+        <w:rPr>
+          <w:rFonts w:ascii="Consolas" w:eastAsia="Times New Roman" w:hAnsi="Consolas" w:cs="Courier New"/>
+          <w:color w:val="F0F6FC"/>
+          <w:sz w:val="20"/>
+          <w:szCs w:val="20"/>
+          <w:bdr w:val="none" w:sz="0" w:space="0" w:color="auto" w:frame="1"/>
+          <w:lang w:eastAsia="es-CO"/>
+        </w:rPr>
+      </w:pPr>
+      <w:r>
+        <w:rPr>
+          <w:rFonts w:ascii="Consolas" w:eastAsia="Times New Roman" w:hAnsi="Consolas" w:cs="Courier New"/>
+          <w:color w:val="F0F6FC"/>
+          <w:sz w:val="20"/>
+          <w:szCs w:val="20"/>
+          <w:bdr w:val="none" w:sz="0" w:space="0" w:color="auto" w:frame="1"/>
+          <w:lang w:eastAsia="es-CO"/>
+        </w:rPr>
+        <w:t xml:space="preserve">│   ├── </w:t>
+      </w:r>
+      <w:proofErr w:type="spellStart"/>
+      <w:r>
+        <w:rPr>
+          <w:rFonts w:ascii="Consolas" w:eastAsia="Times New Roman" w:hAnsi="Consolas" w:cs="Courier New"/>
+          <w:color w:val="F0F6FC"/>
+          <w:sz w:val="20"/>
+          <w:szCs w:val="20"/>
+          <w:bdr w:val="none" w:sz="0" w:space="0" w:color="auto" w:frame="1"/>
+          <w:lang w:eastAsia="es-CO"/>
+        </w:rPr>
+        <w:t>view</w:t>
+      </w:r>
+      <w:proofErr w:type="spellEnd"/>
+      <w:r>
+        <w:rPr>
+          <w:rFonts w:ascii="Consolas" w:eastAsia="Times New Roman" w:hAnsi="Consolas" w:cs="Courier New"/>
+          <w:color w:val="F0F6FC"/>
+          <w:sz w:val="20"/>
+          <w:szCs w:val="20"/>
+          <w:bdr w:val="none" w:sz="0" w:space="0" w:color="auto" w:frame="1"/>
+          <w:lang w:eastAsia="es-CO"/>
+        </w:rPr>
+        <w:t>/</w:t>
+      </w:r>
+    </w:p>
+    <w:p>
+      <w:pPr>
+        <w:shd w:val="clear" w:color="auto" w:fill="151B23"/>
+        <w:tabs>
+          <w:tab w:val="left" w:pos="916"/>
+          <w:tab w:val="left" w:pos="1832"/>
+          <w:tab w:val="left" w:pos="2748"/>
+          <w:tab w:val="left" w:pos="3664"/>
+          <w:tab w:val="left" w:pos="4580"/>
+          <w:tab w:val="left" w:pos="5496"/>
+          <w:tab w:val="left" w:pos="6412"/>
+          <w:tab w:val="left" w:pos="7328"/>
+          <w:tab w:val="left" w:pos="8244"/>
+          <w:tab w:val="left" w:pos="9160"/>
+          <w:tab w:val="left" w:pos="10076"/>
+          <w:tab w:val="left" w:pos="10992"/>
+          <w:tab w:val="left" w:pos="11908"/>
+          <w:tab w:val="left" w:pos="12824"/>
+          <w:tab w:val="left" w:pos="13740"/>
+          <w:tab w:val="left" w:pos="14656"/>
+        </w:tabs>
+        <w:spacing w:after="0" w:line="240" w:lineRule="auto"/>
+        <w:rPr>
+          <w:rFonts w:ascii="Consolas" w:eastAsia="Times New Roman" w:hAnsi="Consolas" w:cs="Courier New"/>
+          <w:color w:val="F0F6FC"/>
+          <w:sz w:val="20"/>
+          <w:szCs w:val="20"/>
+          <w:bdr w:val="none" w:sz="0" w:space="0" w:color="auto" w:frame="1"/>
+          <w:lang w:eastAsia="es-CO"/>
+        </w:rPr>
+      </w:pPr>
+      <w:r>
+        <w:rPr>
+          <w:rFonts w:ascii="Consolas" w:eastAsia="Times New Roman" w:hAnsi="Consolas" w:cs="Courier New"/>
+          <w:color w:val="F0F6FC"/>
+          <w:sz w:val="20"/>
+          <w:szCs w:val="20"/>
+          <w:bdr w:val="none" w:sz="0" w:space="0" w:color="auto" w:frame="1"/>
+          <w:lang w:eastAsia="es-CO"/>
+        </w:rPr>
+        <w:t>│   │     └── MainView.java</w:t>
+      </w:r>
+    </w:p>
+    <w:p>
+      <w:pPr>
+        <w:shd w:val="clear" w:color="auto" w:fill="151B23"/>
+        <w:tabs>
+          <w:tab w:val="left" w:pos="916"/>
+          <w:tab w:val="left" w:pos="1832"/>
+          <w:tab w:val="left" w:pos="2748"/>
+          <w:tab w:val="left" w:pos="3664"/>
+          <w:tab w:val="left" w:pos="4580"/>
+          <w:tab w:val="left" w:pos="5496"/>
+          <w:tab w:val="left" w:pos="6412"/>
+          <w:tab w:val="left" w:pos="7328"/>
+          <w:tab w:val="left" w:pos="8244"/>
+          <w:tab w:val="left" w:pos="9160"/>
+          <w:tab w:val="left" w:pos="10076"/>
+          <w:tab w:val="left" w:pos="10992"/>
+          <w:tab w:val="left" w:pos="11908"/>
+          <w:tab w:val="left" w:pos="12824"/>
+          <w:tab w:val="left" w:pos="13740"/>
+          <w:tab w:val="left" w:pos="14656"/>
+        </w:tabs>
+        <w:spacing w:after="0" w:line="240" w:lineRule="auto"/>
+        <w:rPr>
+          <w:rFonts w:ascii="Consolas" w:eastAsia="Times New Roman" w:hAnsi="Consolas" w:cs="Courier New"/>
+          <w:color w:val="F0F6FC"/>
+          <w:sz w:val="20"/>
+          <w:szCs w:val="20"/>
+          <w:bdr w:val="none" w:sz="0" w:space="0" w:color="auto" w:frame="1"/>
+          <w:lang w:eastAsia="es-CO"/>
+        </w:rPr>
+      </w:pPr>
+      <w:r>
+        <w:rPr>
+          <w:rFonts w:ascii="Consolas" w:eastAsia="Times New Roman" w:hAnsi="Consolas" w:cs="Courier New"/>
+          <w:color w:val="F0F6FC"/>
+          <w:sz w:val="20"/>
+          <w:szCs w:val="20"/>
+          <w:bdr w:val="none" w:sz="0" w:space="0" w:color="auto" w:frame="1"/>
+          <w:lang w:eastAsia="es-CO"/>
+        </w:rPr>
+        <w:t>│   └── Main.java</w:t>
+      </w:r>
+    </w:p>
+    <w:p>
+      <w:pPr>
+        <w:shd w:val="clear" w:color="auto" w:fill="151B23"/>
+        <w:tabs>
+          <w:tab w:val="left" w:pos="916"/>
+          <w:tab w:val="left" w:pos="1832"/>
+          <w:tab w:val="left" w:pos="2748"/>
+          <w:tab w:val="left" w:pos="3664"/>
+          <w:tab w:val="left" w:pos="4580"/>
+          <w:tab w:val="left" w:pos="5496"/>
+          <w:tab w:val="left" w:pos="6412"/>
+          <w:tab w:val="left" w:pos="7328"/>
+          <w:tab w:val="left" w:pos="8244"/>
+          <w:tab w:val="left" w:pos="9160"/>
+          <w:tab w:val="left" w:pos="10076"/>
+          <w:tab w:val="left" w:pos="10992"/>
+          <w:tab w:val="left" w:pos="11908"/>
+          <w:tab w:val="left" w:pos="12824"/>
+          <w:tab w:val="left" w:pos="13740"/>
+          <w:tab w:val="left" w:pos="14656"/>
+        </w:tabs>
+        <w:spacing w:after="0" w:line="240" w:lineRule="auto"/>
+        <w:rPr>
+          <w:rFonts w:ascii="Consolas" w:eastAsia="Times New Roman" w:hAnsi="Consolas" w:cs="Courier New"/>
+          <w:color w:val="F0F6FC"/>
+          <w:sz w:val="20"/>
+          <w:szCs w:val="20"/>
+          <w:bdr w:val="none" w:sz="0" w:space="0" w:color="auto" w:frame="1"/>
+          <w:lang w:eastAsia="es-CO"/>
+        </w:rPr>
+      </w:pPr>
+      <w:r>
+        <w:rPr>
+          <w:rFonts w:ascii="Consolas" w:eastAsia="Times New Roman" w:hAnsi="Consolas" w:cs="Courier New"/>
+          <w:color w:val="F0F6FC"/>
+          <w:sz w:val="20"/>
+          <w:szCs w:val="20"/>
+          <w:bdr w:val="none" w:sz="0" w:space="0" w:color="auto" w:frame="1"/>
+          <w:lang w:eastAsia="es-CO"/>
         </w:rPr>
         <w:t>│</w:t>
       </w:r>
     </w:p>
     <w:p>
       <w:pPr>
-        <w:pStyle w:val="HTMLconformatoprevio"/>
-        <w:rPr>
-          <w:rStyle w:val="CdigoHTML"/>
-          <w:rFonts w:ascii="Arial" w:hAnsi="Arial" w:cs="Arial"/>
-          <w:sz w:val="22"/>
-          <w:szCs w:val="22"/>
-        </w:rPr>
-      </w:pPr>
-      <w:r>
-        <w:rPr>
-          <w:rStyle w:val="CdigoHTML"/>
-          <w:rFonts w:ascii="Arial" w:hAnsi="Arial" w:cs="Arial"/>
-          <w:sz w:val="22"/>
-          <w:szCs w:val="22"/>
+        <w:shd w:val="clear" w:color="auto" w:fill="151B23"/>
+        <w:tabs>
+          <w:tab w:val="left" w:pos="916"/>
+          <w:tab w:val="left" w:pos="1832"/>
+          <w:tab w:val="left" w:pos="2748"/>
+          <w:tab w:val="left" w:pos="3664"/>
+          <w:tab w:val="left" w:pos="4580"/>
+          <w:tab w:val="left" w:pos="5496"/>
+          <w:tab w:val="left" w:pos="6412"/>
+          <w:tab w:val="left" w:pos="7328"/>
+          <w:tab w:val="left" w:pos="8244"/>
+          <w:tab w:val="left" w:pos="9160"/>
+          <w:tab w:val="left" w:pos="10076"/>
+          <w:tab w:val="left" w:pos="10992"/>
+          <w:tab w:val="left" w:pos="11908"/>
+          <w:tab w:val="left" w:pos="12824"/>
+          <w:tab w:val="left" w:pos="13740"/>
+          <w:tab w:val="left" w:pos="14656"/>
+        </w:tabs>
+        <w:spacing w:after="0" w:line="240" w:lineRule="auto"/>
+        <w:rPr>
+          <w:rFonts w:ascii="Consolas" w:eastAsia="Times New Roman" w:hAnsi="Consolas" w:cs="Courier New"/>
+          <w:color w:val="F0F6FC"/>
+          <w:sz w:val="20"/>
+          <w:szCs w:val="20"/>
+          <w:bdr w:val="none" w:sz="0" w:space="0" w:color="auto" w:frame="1"/>
+          <w:lang w:eastAsia="es-CO"/>
+        </w:rPr>
+      </w:pPr>
+      <w:r>
+        <w:rPr>
+          <w:rFonts w:ascii="Consolas" w:eastAsia="Times New Roman" w:hAnsi="Consolas" w:cs="Courier New"/>
+          <w:color w:val="F0F6FC"/>
+          <w:sz w:val="20"/>
+          <w:szCs w:val="20"/>
+          <w:bdr w:val="none" w:sz="0" w:space="0" w:color="auto" w:frame="1"/>
+          <w:lang w:eastAsia="es-CO"/>
         </w:rPr>
         <w:t xml:space="preserve">├── </w:t>
       </w:r>
       <w:proofErr w:type="spellStart"/>
       <w:r>
         <w:rPr>
-          <w:rStyle w:val="CdigoHTML"/>
-          <w:rFonts w:ascii="Arial" w:hAnsi="Arial" w:cs="Arial"/>
-          <w:sz w:val="22"/>
-          <w:szCs w:val="22"/>
-        </w:rPr>
-        <w:t>model</w:t>
+          <w:rFonts w:ascii="Consolas" w:eastAsia="Times New Roman" w:hAnsi="Consolas" w:cs="Courier New"/>
+          <w:color w:val="F0F6FC"/>
+          <w:sz w:val="20"/>
+          <w:szCs w:val="20"/>
+          <w:bdr w:val="none" w:sz="0" w:space="0" w:color="auto" w:frame="1"/>
+          <w:lang w:eastAsia="es-CO"/>
+        </w:rPr>
+        <w:t>docs</w:t>
       </w:r>
       <w:proofErr w:type="spellEnd"/>
       <w:r>
         <w:rPr>
-          <w:rStyle w:val="CdigoHTML"/>
-          <w:rFonts w:ascii="Arial" w:hAnsi="Arial" w:cs="Arial"/>
-          <w:sz w:val="22"/>
-          <w:szCs w:val="22"/>
+          <w:rFonts w:ascii="Consolas" w:eastAsia="Times New Roman" w:hAnsi="Consolas" w:cs="Courier New"/>
+          <w:color w:val="F0F6FC"/>
+          <w:sz w:val="20"/>
+          <w:szCs w:val="20"/>
+          <w:bdr w:val="none" w:sz="0" w:space="0" w:color="auto" w:frame="1"/>
+          <w:lang w:eastAsia="es-CO"/>
         </w:rPr>
         <w:t>/</w:t>
       </w:r>
     </w:p>
     <w:p>
       <w:pPr>
-        <w:pStyle w:val="HTMLconformatoprevio"/>
-        <w:rPr>
-          <w:rStyle w:val="CdigoHTML"/>
-          <w:rFonts w:ascii="Arial" w:hAnsi="Arial" w:cs="Arial"/>
-          <w:sz w:val="22"/>
-          <w:szCs w:val="22"/>
-        </w:rPr>
-      </w:pPr>
-      <w:r>
-        <w:rPr>
-          <w:rStyle w:val="CdigoHTML"/>
-          <w:rFonts w:ascii="Arial" w:hAnsi="Arial" w:cs="Arial"/>
-          <w:sz w:val="22"/>
-          <w:szCs w:val="22"/>
-        </w:rPr>
-        <w:t>│   ├── Pesaje.java</w:t>
-      </w:r>
-    </w:p>
-    <w:p>
-      <w:pPr>
-        <w:pStyle w:val="HTMLconformatoprevio"/>
-        <w:rPr>
-          <w:rStyle w:val="CdigoHTML"/>
-          <w:rFonts w:ascii="Arial" w:hAnsi="Arial" w:cs="Arial"/>
-          <w:sz w:val="22"/>
-          <w:szCs w:val="22"/>
-        </w:rPr>
-      </w:pPr>
-      <w:r>
-        <w:rPr>
-          <w:rStyle w:val="CdigoHTML"/>
-          <w:rFonts w:ascii="Arial" w:hAnsi="Arial" w:cs="Arial"/>
-          <w:sz w:val="22"/>
-          <w:szCs w:val="22"/>
-        </w:rPr>
-        <w:t>│   ├── PesajeManager.java</w:t>
-      </w:r>
-    </w:p>
-    <w:p>
-      <w:pPr>
-        <w:pStyle w:val="HTMLconformatoprevio"/>
-        <w:rPr>
-          <w:rStyle w:val="CdigoHTML"/>
-          <w:rFonts w:ascii="Arial" w:hAnsi="Arial" w:cs="Arial"/>
-          <w:sz w:val="22"/>
-          <w:szCs w:val="22"/>
-        </w:rPr>
-      </w:pPr>
-      <w:r>
-        <w:rPr>
-          <w:rStyle w:val="CdigoHTML"/>
-          <w:rFonts w:ascii="Arial" w:hAnsi="Arial" w:cs="Arial"/>
-          <w:sz w:val="22"/>
-          <w:szCs w:val="22"/>
-        </w:rPr>
-        <w:t>│   └── PesajeObserver.java</w:t>
-      </w:r>
-    </w:p>
-    <w:p>
-      <w:pPr>
-        <w:pStyle w:val="HTMLconformatoprevio"/>
-        <w:rPr>
-          <w:rStyle w:val="CdigoHTML"/>
-          <w:rFonts w:ascii="Arial" w:hAnsi="Arial" w:cs="Arial"/>
-          <w:sz w:val="22"/>
-          <w:szCs w:val="22"/>
-        </w:rPr>
-      </w:pPr>
-      <w:r>
-        <w:rPr>
-          <w:rStyle w:val="CdigoHTML"/>
-          <w:rFonts w:ascii="Arial" w:hAnsi="Arial" w:cs="Arial"/>
-          <w:sz w:val="22"/>
-          <w:szCs w:val="22"/>
-        </w:rPr>
-        <w:t>│</w:t>
-      </w:r>
-    </w:p>
-    <w:p>
-      <w:pPr>
-        <w:pStyle w:val="HTMLconformatoprevio"/>
-        <w:rPr>
-          <w:rStyle w:val="CdigoHTML"/>
-          <w:rFonts w:ascii="Arial" w:hAnsi="Arial" w:cs="Arial"/>
-          <w:sz w:val="22"/>
-          <w:szCs w:val="22"/>
-        </w:rPr>
-      </w:pPr>
-      <w:r>
-        <w:rPr>
-          <w:rStyle w:val="CdigoHTML"/>
-          <w:rFonts w:ascii="Arial" w:hAnsi="Arial" w:cs="Arial"/>
-          <w:sz w:val="22"/>
-          <w:szCs w:val="22"/>
+        <w:shd w:val="clear" w:color="auto" w:fill="151B23"/>
+        <w:tabs>
+          <w:tab w:val="left" w:pos="916"/>
+          <w:tab w:val="left" w:pos="1832"/>
+          <w:tab w:val="left" w:pos="2748"/>
+          <w:tab w:val="left" w:pos="3664"/>
+          <w:tab w:val="left" w:pos="4580"/>
+          <w:tab w:val="left" w:pos="5496"/>
+          <w:tab w:val="left" w:pos="6412"/>
+          <w:tab w:val="left" w:pos="7328"/>
+          <w:tab w:val="left" w:pos="8244"/>
+          <w:tab w:val="left" w:pos="9160"/>
+          <w:tab w:val="left" w:pos="10076"/>
+          <w:tab w:val="left" w:pos="10992"/>
+          <w:tab w:val="left" w:pos="11908"/>
+          <w:tab w:val="left" w:pos="12824"/>
+          <w:tab w:val="left" w:pos="13740"/>
+          <w:tab w:val="left" w:pos="14656"/>
+        </w:tabs>
+        <w:spacing w:after="0" w:line="240" w:lineRule="auto"/>
+        <w:rPr>
+          <w:rFonts w:ascii="Consolas" w:eastAsia="Times New Roman" w:hAnsi="Consolas" w:cs="Courier New"/>
+          <w:color w:val="F0F6FC"/>
+          <w:sz w:val="20"/>
+          <w:szCs w:val="20"/>
+          <w:bdr w:val="none" w:sz="0" w:space="0" w:color="auto" w:frame="1"/>
+          <w:lang w:eastAsia="es-CO"/>
+        </w:rPr>
+      </w:pPr>
+      <w:r>
+        <w:rPr>
+          <w:rFonts w:ascii="Consolas" w:eastAsia="Times New Roman" w:hAnsi="Consolas" w:cs="Courier New"/>
+          <w:color w:val="F0F6FC"/>
+          <w:sz w:val="20"/>
+          <w:szCs w:val="20"/>
+          <w:bdr w:val="none" w:sz="0" w:space="0" w:color="auto" w:frame="1"/>
+          <w:lang w:eastAsia="es-CO"/>
         </w:rPr>
         <w:t xml:space="preserve">├── </w:t>
       </w:r>
       <w:proofErr w:type="spellStart"/>
       <w:r>
         <w:rPr>
-          <w:rStyle w:val="CdigoHTML"/>
-          <w:rFonts w:ascii="Arial" w:hAnsi="Arial" w:cs="Arial"/>
-          <w:sz w:val="22"/>
-          <w:szCs w:val="22"/>
-        </w:rPr>
-        <w:t>controller</w:t>
+          <w:rFonts w:ascii="Consolas" w:eastAsia="Times New Roman" w:hAnsi="Consolas" w:cs="Courier New"/>
+          <w:color w:val="F0F6FC"/>
+          <w:sz w:val="20"/>
+          <w:szCs w:val="20"/>
+          <w:bdr w:val="none" w:sz="0" w:space="0" w:color="auto" w:frame="1"/>
+          <w:lang w:eastAsia="es-CO"/>
+        </w:rPr>
+        <w:t>Documentacion</w:t>
       </w:r>
       <w:proofErr w:type="spellEnd"/>
       <w:r>
         <w:rPr>
-          <w:rStyle w:val="CdigoHTML"/>
-          <w:rFonts w:ascii="Arial" w:hAnsi="Arial" w:cs="Arial"/>
-          <w:sz w:val="22"/>
-          <w:szCs w:val="22"/>
-        </w:rPr>
-        <w:t>/</w:t>
-      </w:r>
-    </w:p>
-    <w:p>
-      <w:pPr>
-        <w:pStyle w:val="HTMLconformatoprevio"/>
-        <w:rPr>
-          <w:rStyle w:val="CdigoHTML"/>
-          <w:rFonts w:ascii="Arial" w:hAnsi="Arial" w:cs="Arial"/>
-          <w:sz w:val="22"/>
-          <w:szCs w:val="22"/>
-        </w:rPr>
-      </w:pPr>
-      <w:r>
-        <w:rPr>
-          <w:rStyle w:val="CdigoHTML"/>
-          <w:rFonts w:ascii="Arial" w:hAnsi="Arial" w:cs="Arial"/>
-          <w:sz w:val="22"/>
-          <w:szCs w:val="22"/>
-        </w:rPr>
-        <w:t>│   └── PesajeController.java</w:t>
-      </w:r>
-    </w:p>
-    <w:p>
-      <w:pPr>
-        <w:pStyle w:val="HTMLconformatoprevio"/>
-        <w:rPr>
-          <w:rStyle w:val="CdigoHTML"/>
-          <w:rFonts w:ascii="Arial" w:hAnsi="Arial" w:cs="Arial"/>
-          <w:sz w:val="22"/>
-          <w:szCs w:val="22"/>
-        </w:rPr>
-      </w:pPr>
-      <w:r>
-        <w:rPr>
-          <w:rStyle w:val="CdigoHTML"/>
-          <w:rFonts w:ascii="Arial" w:hAnsi="Arial" w:cs="Arial"/>
-          <w:sz w:val="22"/>
-          <w:szCs w:val="22"/>
-        </w:rPr>
-        <w:t>│</w:t>
-      </w:r>
-    </w:p>
-    <w:p>
-      <w:pPr>
-        <w:pStyle w:val="HTMLconformatoprevio"/>
-        <w:rPr>
-          <w:rStyle w:val="CdigoHTML"/>
-          <w:rFonts w:ascii="Arial" w:hAnsi="Arial" w:cs="Arial"/>
-          <w:sz w:val="22"/>
-          <w:szCs w:val="22"/>
-        </w:rPr>
-      </w:pPr>
-      <w:r>
-        <w:rPr>
-          <w:rStyle w:val="CdigoHTML"/>
-          <w:rFonts w:ascii="Arial" w:hAnsi="Arial" w:cs="Arial"/>
-          <w:sz w:val="22"/>
-          <w:szCs w:val="22"/>
-        </w:rPr>
-        <w:t xml:space="preserve">├── </w:t>
+          <w:rFonts w:ascii="Consolas" w:eastAsia="Times New Roman" w:hAnsi="Consolas" w:cs="Courier New"/>
+          <w:color w:val="F0F6FC"/>
+          <w:sz w:val="20"/>
+          <w:szCs w:val="20"/>
+          <w:bdr w:val="none" w:sz="0" w:space="0" w:color="auto" w:frame="1"/>
+          <w:lang w:eastAsia="es-CO"/>
+        </w:rPr>
+        <w:t xml:space="preserve"> Pesaje.docx</w:t>
+      </w:r>
+    </w:p>
+    <w:p>
+      <w:pPr>
+        <w:shd w:val="clear" w:color="auto" w:fill="151B23"/>
+        <w:tabs>
+          <w:tab w:val="left" w:pos="916"/>
+          <w:tab w:val="left" w:pos="1832"/>
+          <w:tab w:val="left" w:pos="2748"/>
+          <w:tab w:val="left" w:pos="3664"/>
+          <w:tab w:val="left" w:pos="4580"/>
+          <w:tab w:val="left" w:pos="5496"/>
+          <w:tab w:val="left" w:pos="6412"/>
+          <w:tab w:val="left" w:pos="7328"/>
+          <w:tab w:val="left" w:pos="8244"/>
+          <w:tab w:val="left" w:pos="9160"/>
+          <w:tab w:val="left" w:pos="10076"/>
+          <w:tab w:val="left" w:pos="10992"/>
+          <w:tab w:val="left" w:pos="11908"/>
+          <w:tab w:val="left" w:pos="12824"/>
+          <w:tab w:val="left" w:pos="13740"/>
+          <w:tab w:val="left" w:pos="14656"/>
+        </w:tabs>
+        <w:spacing w:after="0" w:line="240" w:lineRule="auto"/>
+        <w:rPr>
+          <w:rFonts w:ascii="Consolas" w:eastAsia="Times New Roman" w:hAnsi="Consolas" w:cs="Courier New"/>
+          <w:color w:val="F0F6FC"/>
+          <w:sz w:val="20"/>
+          <w:szCs w:val="20"/>
+          <w:bdr w:val="none" w:sz="0" w:space="0" w:color="auto" w:frame="1"/>
+          <w:lang w:eastAsia="es-CO"/>
+        </w:rPr>
+      </w:pPr>
+      <w:r>
+        <w:rPr>
+          <w:rFonts w:ascii="Consolas" w:eastAsia="Times New Roman" w:hAnsi="Consolas" w:cs="Courier New"/>
+          <w:color w:val="F0F6FC"/>
+          <w:sz w:val="20"/>
+          <w:szCs w:val="20"/>
+          <w:bdr w:val="none" w:sz="0" w:space="0" w:color="auto" w:frame="1"/>
+          <w:lang w:eastAsia="es-CO"/>
+        </w:rPr>
+        <w:t>├─</w:t>
+      </w:r>
+      <w:proofErr w:type="gramStart"/>
+      <w:r>
+        <w:rPr>
+          <w:rFonts w:ascii="Consolas" w:eastAsia="Times New Roman" w:hAnsi="Consolas" w:cs="Courier New"/>
+          <w:color w:val="F0F6FC"/>
+          <w:sz w:val="20"/>
+          <w:szCs w:val="20"/>
+          <w:bdr w:val="none" w:sz="0" w:space="0" w:color="auto" w:frame="1"/>
+          <w:lang w:eastAsia="es-CO"/>
+        </w:rPr>
+        <w:t>─ .</w:t>
       </w:r>
       <w:proofErr w:type="spellStart"/>
       <w:r>
         <w:rPr>
-          <w:rStyle w:val="CdigoHTML"/>
-          <w:rFonts w:ascii="Arial" w:hAnsi="Arial" w:cs="Arial"/>
-          <w:sz w:val="22"/>
-          <w:szCs w:val="22"/>
-        </w:rPr>
-        <w:t>view</w:t>
+          <w:rFonts w:ascii="Consolas" w:eastAsia="Times New Roman" w:hAnsi="Consolas" w:cs="Courier New"/>
+          <w:color w:val="F0F6FC"/>
+          <w:sz w:val="20"/>
+          <w:szCs w:val="20"/>
+          <w:bdr w:val="none" w:sz="0" w:space="0" w:color="auto" w:frame="1"/>
+          <w:lang w:eastAsia="es-CO"/>
+        </w:rPr>
+        <w:t>gitignore</w:t>
       </w:r>
       <w:proofErr w:type="spellEnd"/>
-      <w:r>
-        <w:rPr>
-          <w:rStyle w:val="CdigoHTML"/>
-          <w:rFonts w:ascii="Arial" w:hAnsi="Arial" w:cs="Arial"/>
-          <w:sz w:val="22"/>
-          <w:szCs w:val="22"/>
-        </w:rPr>
-        <w:t>/</w:t>
-      </w:r>
-    </w:p>
-    <w:p>
-      <w:pPr>
-        <w:pStyle w:val="HTMLconformatoprevio"/>
-        <w:rPr>
-          <w:rStyle w:val="CdigoHTML"/>
-          <w:rFonts w:ascii="Arial" w:hAnsi="Arial" w:cs="Arial"/>
-          <w:sz w:val="22"/>
-          <w:szCs w:val="22"/>
-        </w:rPr>
-      </w:pPr>
-      <w:r>
-        <w:rPr>
-          <w:rStyle w:val="CdigoHTML"/>
-          <w:rFonts w:ascii="Arial" w:hAnsi="Arial" w:cs="Arial"/>
-          <w:sz w:val="22"/>
-          <w:szCs w:val="22"/>
-        </w:rPr>
-        <w:t>│   └── MainView.java</w:t>
-      </w:r>
-    </w:p>
-    <w:p>
-      <w:pPr>
-        <w:pStyle w:val="HTMLconformatoprevio"/>
-        <w:rPr>
-          <w:rStyle w:val="CdigoHTML"/>
-          <w:rFonts w:ascii="Arial" w:hAnsi="Arial" w:cs="Arial"/>
-          <w:sz w:val="22"/>
-          <w:szCs w:val="22"/>
-        </w:rPr>
-      </w:pPr>
-      <w:r>
-        <w:rPr>
-          <w:rStyle w:val="CdigoHTML"/>
-          <w:rFonts w:ascii="Arial" w:hAnsi="Arial" w:cs="Arial"/>
-          <w:sz w:val="22"/>
-          <w:szCs w:val="22"/>
-        </w:rPr>
-        <w:t>│</w:t>
-      </w:r>
-    </w:p>
-    <w:p>
-      <w:pPr>
-        <w:pStyle w:val="HTMLconformatoprevio"/>
-        <w:rPr>
-          <w:rStyle w:val="CdigoHTML"/>
-          <w:rFonts w:ascii="Arial" w:hAnsi="Arial" w:cs="Arial"/>
-          <w:sz w:val="22"/>
-          <w:szCs w:val="22"/>
-        </w:rPr>
-      </w:pPr>
-      <w:r>
-        <w:rPr>
-          <w:rStyle w:val="CdigoHTML"/>
-          <w:rFonts w:ascii="Arial" w:hAnsi="Arial" w:cs="Arial"/>
-          <w:sz w:val="22"/>
-          <w:szCs w:val="22"/>
-        </w:rPr>
-        <w:t>└── Main.java</w:t>
-      </w:r>
-    </w:p>
-    <w:p>
-      <w:pPr>
-        <w:rPr>
-          <w:rFonts w:ascii="Arial" w:hAnsi="Arial" w:cs="Arial"/>
-        </w:rPr>
-      </w:pPr>
-      <w:r>
-        <w:rPr>
-          <w:rFonts w:ascii="Arial" w:hAnsi="Arial" w:cs="Arial"/>
-        </w:rPr>
-        <w:lastRenderedPageBreak/>
+      <w:proofErr w:type="gramEnd"/>
+    </w:p>
+    <w:p>
+      <w:pPr>
+        <w:shd w:val="clear" w:color="auto" w:fill="151B23"/>
+        <w:tabs>
+          <w:tab w:val="left" w:pos="916"/>
+          <w:tab w:val="left" w:pos="1832"/>
+          <w:tab w:val="left" w:pos="2748"/>
+          <w:tab w:val="left" w:pos="3664"/>
+          <w:tab w:val="left" w:pos="4580"/>
+          <w:tab w:val="left" w:pos="5496"/>
+          <w:tab w:val="left" w:pos="6412"/>
+          <w:tab w:val="left" w:pos="7328"/>
+          <w:tab w:val="left" w:pos="8244"/>
+          <w:tab w:val="left" w:pos="9160"/>
+          <w:tab w:val="left" w:pos="10076"/>
+          <w:tab w:val="left" w:pos="10992"/>
+          <w:tab w:val="left" w:pos="11908"/>
+          <w:tab w:val="left" w:pos="12824"/>
+          <w:tab w:val="left" w:pos="13740"/>
+          <w:tab w:val="left" w:pos="14656"/>
+        </w:tabs>
+        <w:spacing w:after="0" w:line="240" w:lineRule="auto"/>
+        <w:rPr>
+          <w:rFonts w:ascii="Consolas" w:eastAsia="Times New Roman" w:hAnsi="Consolas" w:cs="Courier New"/>
+          <w:color w:val="F0F6FC"/>
+          <w:sz w:val="20"/>
+          <w:szCs w:val="20"/>
+          <w:lang w:eastAsia="es-CO"/>
+        </w:rPr>
+      </w:pPr>
+      <w:r>
+        <w:rPr>
+          <w:rFonts w:ascii="Consolas" w:eastAsia="Times New Roman" w:hAnsi="Consolas" w:cs="Courier New"/>
+          <w:color w:val="F0F6FC"/>
+          <w:sz w:val="20"/>
+          <w:szCs w:val="20"/>
+          <w:bdr w:val="none" w:sz="0" w:space="0" w:color="auto" w:frame="1"/>
+          <w:lang w:eastAsia="es-CO"/>
+        </w:rPr>
+        <w:t>└── README.md</w:t>
+      </w:r>
+    </w:p>
+    <w:p>
+      <w:pPr>
+        <w:rPr>
+          <w:rFonts w:ascii="Arial" w:hAnsi="Arial" w:cs="Arial"/>
+        </w:rPr>
+      </w:pPr>
+      <w:r>
+        <w:rPr>
+          <w:rFonts w:ascii="Arial" w:hAnsi="Arial" w:cs="Arial"/>
+        </w:rPr>
         <w:pict w14:anchorId="5B433BB0">
           <v:rect id="_x0000_i1031" style="width:0;height:1.5pt" o:hralign="center" o:hrstd="t" o:hr="t" fillcolor="#a0a0a0" stroked="f"/>
         </w:pict>
@@ -3463,6 +3954,7 @@
           <w:sz w:val="22"/>
           <w:szCs w:val="22"/>
         </w:rPr>
+        <w:lastRenderedPageBreak/>
         <w:t>📸</w:t>
       </w:r>
       <w:r>
@@ -3718,6 +4210,7 @@
       <w:r>
         <w:rPr>
           <w:rFonts w:ascii="Arial" w:hAnsi="Arial" w:cs="Arial"/>
+          <w:noProof/>
           <w:sz w:val="22"/>
           <w:szCs w:val="22"/>
         </w:rPr>
@@ -3757,12 +4250,237 @@
           </wp:inline>
         </w:drawing>
       </w:r>
-      <w:r>
-        <w:rPr>
-          <w:rFonts w:ascii="Arial" w:hAnsi="Arial" w:cs="Arial"/>
-          <w:sz w:val="22"/>
-          <w:szCs w:val="22"/>
-        </w:rPr>
+    </w:p>
+    <w:p>
+      <w:pPr>
+        <w:pStyle w:val="NormalWeb"/>
+        <w:rPr>
+          <w:rFonts w:ascii="Segoe UI Emoji" w:hAnsi="Segoe UI Emoji" w:cs="Segoe UI Emoji"/>
+          <w:sz w:val="22"/>
+          <w:szCs w:val="22"/>
+        </w:rPr>
+      </w:pPr>
+    </w:p>
+    <w:p>
+      <w:pPr>
+        <w:pStyle w:val="NormalWeb"/>
+        <w:rPr>
+          <w:rFonts w:ascii="Segoe UI Emoji" w:hAnsi="Segoe UI Emoji" w:cs="Segoe UI Emoji"/>
+          <w:sz w:val="22"/>
+          <w:szCs w:val="22"/>
+        </w:rPr>
+      </w:pPr>
+    </w:p>
+    <w:p>
+      <w:pPr>
+        <w:pStyle w:val="NormalWeb"/>
+        <w:rPr>
+          <w:rFonts w:ascii="Arial" w:hAnsi="Arial" w:cs="Arial"/>
+          <w:sz w:val="22"/>
+          <w:szCs w:val="22"/>
+          <w:u w:val="single"/>
+        </w:rPr>
+      </w:pPr>
+      <w:r>
+        <w:rPr>
+          <w:rFonts w:ascii="Segoe UI Emoji" w:hAnsi="Segoe UI Emoji" w:cs="Segoe UI Emoji"/>
+          <w:sz w:val="22"/>
+          <w:szCs w:val="22"/>
+        </w:rPr>
+        <w:lastRenderedPageBreak/>
+        <w:t>📌</w:t>
+      </w:r>
+      <w:r>
+        <w:rPr>
+          <w:rFonts w:ascii="Arial" w:hAnsi="Arial" w:cs="Arial"/>
+          <w:sz w:val="22"/>
+          <w:szCs w:val="22"/>
+        </w:rPr>
+        <w:t xml:space="preserve"> </w:t>
+      </w:r>
+      <w:r>
+        <w:rPr>
+          <w:rFonts w:ascii="Arial" w:hAnsi="Arial" w:cs="Arial"/>
+          <w:sz w:val="22"/>
+          <w:szCs w:val="22"/>
+        </w:rPr>
+        <w:t>Captura Del Terminal Ejecutando Git:</w:t>
+      </w:r>
+    </w:p>
+    <w:p>
+      <w:pPr>
+        <w:pStyle w:val="NormalWeb"/>
+        <w:rPr>
+          <w:rFonts w:ascii="Arial" w:hAnsi="Arial" w:cs="Arial"/>
+          <w:sz w:val="22"/>
+          <w:szCs w:val="22"/>
+        </w:rPr>
+      </w:pPr>
+      <w:r>
+        <w:rPr>
+          <w:rFonts w:ascii="Arial" w:hAnsi="Arial" w:cs="Arial"/>
+          <w:sz w:val="22"/>
+          <w:szCs w:val="22"/>
+        </w:rPr>
+        <w:drawing>
+          <wp:inline distT="0" distB="0" distL="0" distR="0" wp14:anchorId="7A04A6A3" wp14:editId="1B6F693D">
+            <wp:extent cx="6118860" cy="4107180"/>
+            <wp:effectExtent l="0" t="0" r="0" b="7620"/>
+            <wp:docPr id="2" name="Imagen 2"/>
+            <wp:cNvGraphicFramePr>
+              <a:graphicFrameLocks xmlns:a="http://schemas.openxmlformats.org/drawingml/2006/main" noChangeAspect="1"/>
+            </wp:cNvGraphicFramePr>
+            <a:graphic xmlns:a="http://schemas.openxmlformats.org/drawingml/2006/main">
+              <a:graphicData uri="http://schemas.openxmlformats.org/drawingml/2006/picture">
+                <pic:pic xmlns:pic="http://schemas.openxmlformats.org/drawingml/2006/picture">
+                  <pic:nvPicPr>
+                    <pic:cNvPr id="1" name=""/>
+                    <pic:cNvPicPr/>
+                  </pic:nvPicPr>
+                  <pic:blipFill>
+                    <a:blip r:embed="rId9"/>
+                    <a:stretch>
+                      <a:fillRect/>
+                    </a:stretch>
+                  </pic:blipFill>
+                  <pic:spPr>
+                    <a:xfrm>
+                      <a:off x="0" y="0"/>
+                      <a:ext cx="6118860" cy="4107180"/>
+                    </a:xfrm>
+                    <a:prstGeom prst="rect">
+                      <a:avLst/>
+                    </a:prstGeom>
+                  </pic:spPr>
+                </pic:pic>
+              </a:graphicData>
+            </a:graphic>
+          </wp:inline>
+        </w:drawing>
+      </w:r>
+    </w:p>
+    <w:p>
+      <w:pPr>
+        <w:pStyle w:val="NormalWeb"/>
+        <w:rPr>
+          <w:rFonts w:ascii="Arial" w:hAnsi="Arial" w:cs="Arial"/>
+          <w:sz w:val="22"/>
+          <w:szCs w:val="22"/>
+          <w:u w:val="single"/>
+        </w:rPr>
+      </w:pPr>
+      <w:r>
+        <w:rPr>
+          <w:rFonts w:ascii="Segoe UI Emoji" w:hAnsi="Segoe UI Emoji" w:cs="Segoe UI Emoji"/>
+          <w:sz w:val="22"/>
+          <w:szCs w:val="22"/>
+        </w:rPr>
+        <w:t>📌</w:t>
+      </w:r>
+      <w:r>
+        <w:rPr>
+          <w:rFonts w:ascii="Arial" w:hAnsi="Arial" w:cs="Arial"/>
+          <w:sz w:val="22"/>
+          <w:szCs w:val="22"/>
+        </w:rPr>
+        <w:t xml:space="preserve"> </w:t>
+      </w:r>
+      <w:r>
+        <w:rPr>
+          <w:rFonts w:ascii="Arial" w:hAnsi="Arial" w:cs="Arial"/>
+          <w:sz w:val="22"/>
+          <w:szCs w:val="22"/>
+        </w:rPr>
+        <w:t xml:space="preserve">Prototipo de la app pesaje funcionando: </w:t>
+      </w:r>
+    </w:p>
+    <w:p>
+      <w:pPr>
+        <w:pStyle w:val="NormalWeb"/>
+        <w:rPr>
+          <w:rFonts w:ascii="Arial" w:hAnsi="Arial" w:cs="Arial"/>
+          <w:sz w:val="22"/>
+          <w:szCs w:val="22"/>
+          <w:u w:val="single"/>
+        </w:rPr>
+      </w:pPr>
+      <w:r>
+        <w:rPr>
+          <w:rFonts w:ascii="Arial" w:hAnsi="Arial" w:cs="Arial"/>
+          <w:sz w:val="22"/>
+          <w:szCs w:val="22"/>
+        </w:rPr>
+        <w:drawing>
+          <wp:inline distT="0" distB="0" distL="0" distR="0" wp14:anchorId="5CB15859" wp14:editId="3CD9E054">
+            <wp:extent cx="5343525" cy="2834640"/>
+            <wp:effectExtent l="0" t="0" r="9525" b="3810"/>
+            <wp:docPr id="9" name="Imagen 9"/>
+            <wp:cNvGraphicFramePr>
+              <a:graphicFrameLocks xmlns:a="http://schemas.openxmlformats.org/drawingml/2006/main" noChangeAspect="1"/>
+            </wp:cNvGraphicFramePr>
+            <a:graphic xmlns:a="http://schemas.openxmlformats.org/drawingml/2006/main">
+              <a:graphicData uri="http://schemas.openxmlformats.org/drawingml/2006/picture">
+                <pic:pic xmlns:pic="http://schemas.openxmlformats.org/drawingml/2006/picture">
+                  <pic:nvPicPr>
+                    <pic:cNvPr id="1" name=""/>
+                    <pic:cNvPicPr/>
+                  </pic:nvPicPr>
+                  <pic:blipFill>
+                    <a:blip r:embed="rId10"/>
+                    <a:stretch>
+                      <a:fillRect/>
+                    </a:stretch>
+                  </pic:blipFill>
+                  <pic:spPr>
+                    <a:xfrm>
+                      <a:off x="0" y="0"/>
+                      <a:ext cx="5344276" cy="2835038"/>
+                    </a:xfrm>
+                    <a:prstGeom prst="rect">
+                      <a:avLst/>
+                    </a:prstGeom>
+                  </pic:spPr>
+                </pic:pic>
+              </a:graphicData>
+            </a:graphic>
+          </wp:inline>
+        </w:drawing>
+      </w:r>
+      <w:r>
+        <w:rPr>
+          <w:rFonts w:ascii="Arial" w:hAnsi="Arial" w:cs="Arial"/>
+          <w:sz w:val="22"/>
+          <w:szCs w:val="22"/>
+        </w:rPr>
+        <w:t xml:space="preserve"> </w:t>
+      </w:r>
+    </w:p>
+    <w:p>
+      <w:pPr>
+        <w:pStyle w:val="NormalWeb"/>
+        <w:rPr>
+          <w:rFonts w:ascii="Arial" w:hAnsi="Arial" w:cs="Arial"/>
+          <w:sz w:val="22"/>
+          <w:szCs w:val="22"/>
+        </w:rPr>
+      </w:pPr>
+    </w:p>
+    <w:p>
+      <w:pPr>
+        <w:pStyle w:val="NormalWeb"/>
+        <w:rPr>
+          <w:rFonts w:ascii="Arial" w:hAnsi="Arial" w:cs="Arial"/>
+          <w:sz w:val="22"/>
+          <w:szCs w:val="22"/>
+        </w:rPr>
+      </w:pPr>
+      <w:r>
+        <w:rPr>
+          <w:rFonts w:ascii="Arial" w:hAnsi="Arial" w:cs="Arial"/>
+          <w:sz w:val="22"/>
+          <w:szCs w:val="22"/>
+        </w:rPr>
+        <w:lastRenderedPageBreak/>
         <w:br/>
       </w:r>
     </w:p>
@@ -3784,6 +4502,7 @@
     <w:p>
       <w:pPr>
         <w:pStyle w:val="Ttulo2"/>
+        <w:jc w:val="center"/>
         <w:rPr>
           <w:rFonts w:ascii="Arial" w:hAnsi="Arial" w:cs="Arial"/>
           <w:b/>
@@ -3800,7 +4519,6 @@
           <w:sz w:val="22"/>
           <w:szCs w:val="22"/>
         </w:rPr>
-        <w:lastRenderedPageBreak/>
         <w:t xml:space="preserve">5. </w:t>
       </w:r>
       <w:r>
@@ -4122,6 +4840,7 @@
     <w:p>
       <w:pPr>
         <w:pStyle w:val="Ttulo2"/>
+        <w:jc w:val="center"/>
         <w:rPr>
           <w:rFonts w:ascii="Arial" w:hAnsi="Arial" w:cs="Arial"/>
           <w:b/>
@@ -4210,7 +4929,7 @@
         </w:rPr>
         <w:t xml:space="preserve">. Recuperado de </w:t>
       </w:r>
-      <w:hyperlink r:id="rId9" w:history="1">
+      <w:hyperlink r:id="rId11" w:history="1">
         <w:r>
           <w:rPr>
             <w:rStyle w:val="Hipervnculo"/>
@@ -4271,7 +4990,7 @@
         </w:rPr>
         <w:t xml:space="preserve">. Recuperado de </w:t>
       </w:r>
-      <w:hyperlink r:id="rId10" w:history="1">
+      <w:hyperlink r:id="rId12" w:history="1">
         <w:r>
           <w:rPr>
             <w:rStyle w:val="Hipervnculo"/>

--- a/docs/Documentacion Pesaje.docx
+++ b/docs/Documentacion Pesaje.docx
@@ -342,21 +342,7 @@
         <w:rPr>
           <w:rFonts w:ascii="Arial" w:hAnsi="Arial" w:cs="Arial"/>
         </w:rPr>
-        <w:t xml:space="preserve"> </w:t>
-      </w:r>
-      <w:proofErr w:type="spellStart"/>
-      <w:r>
-        <w:rPr>
-          <w:rFonts w:ascii="Arial" w:hAnsi="Arial" w:cs="Arial"/>
-        </w:rPr>
-        <w:t>DevSur</w:t>
-      </w:r>
-      <w:proofErr w:type="spellEnd"/>
-      <w:r>
-        <w:rPr>
-          <w:rFonts w:ascii="Arial" w:hAnsi="Arial" w:cs="Arial"/>
-        </w:rPr>
-        <w:t xml:space="preserve"> SAS</w:t>
+        <w:t xml:space="preserve"> DevSur SAS</w:t>
       </w:r>
       <w:r>
         <w:rPr>
@@ -394,16 +380,8 @@
         <w:rPr>
           <w:rFonts w:ascii="Arial" w:hAnsi="Arial" w:cs="Arial"/>
         </w:rPr>
-        <w:t xml:space="preserve"> Visual Studio </w:t>
-      </w:r>
-      <w:proofErr w:type="spellStart"/>
-      <w:r>
-        <w:rPr>
-          <w:rFonts w:ascii="Arial" w:hAnsi="Arial" w:cs="Arial"/>
-        </w:rPr>
-        <w:t>Code</w:t>
-      </w:r>
-      <w:proofErr w:type="spellEnd"/>
+        <w:t xml:space="preserve"> Visual Studio Code</w:t>
+      </w:r>
     </w:p>
     <w:p>
       <w:pPr>
@@ -474,43 +452,7 @@
           <w:sz w:val="22"/>
           <w:szCs w:val="22"/>
         </w:rPr>
-        <w:t xml:space="preserve">Para el desarrollo del sistema de control de pesaje se seleccionó Visual Studio </w:t>
-      </w:r>
-      <w:proofErr w:type="spellStart"/>
-      <w:r>
-        <w:rPr>
-          <w:rFonts w:ascii="Arial" w:hAnsi="Arial" w:cs="Arial"/>
-          <w:sz w:val="22"/>
-          <w:szCs w:val="22"/>
-        </w:rPr>
-        <w:t>Code</w:t>
-      </w:r>
-      <w:proofErr w:type="spellEnd"/>
-      <w:r>
-        <w:rPr>
-          <w:rFonts w:ascii="Arial" w:hAnsi="Arial" w:cs="Arial"/>
-          <w:sz w:val="22"/>
-          <w:szCs w:val="22"/>
-        </w:rPr>
-        <w:t xml:space="preserve"> como entorno de desarrollo, utilizando el lenguaje Java. La decisión se fundamenta en su bajo consumo de recursos, alta extensibilidad mediante </w:t>
-      </w:r>
-      <w:proofErr w:type="spellStart"/>
-      <w:r>
-        <w:rPr>
-          <w:rFonts w:ascii="Arial" w:hAnsi="Arial" w:cs="Arial"/>
-          <w:sz w:val="22"/>
-          <w:szCs w:val="22"/>
-        </w:rPr>
-        <w:t>plugins</w:t>
-      </w:r>
-      <w:proofErr w:type="spellEnd"/>
-      <w:r>
-        <w:rPr>
-          <w:rFonts w:ascii="Arial" w:hAnsi="Arial" w:cs="Arial"/>
-          <w:sz w:val="22"/>
-          <w:szCs w:val="22"/>
-        </w:rPr>
-        <w:t xml:space="preserve"> y soporte adecuado para Java a través de extensiones oficiales. Esta combinación permitió implementar una aplicación de escritorio funcional aplicando Programación Orientada a Objetos y patrones de diseño, sin requerir un entorno de desarrollo pesado.</w:t>
+        <w:t>Para el desarrollo del sistema de control de pesaje se seleccionó Visual Studio Code como entorno de desarrollo, utilizando el lenguaje Java. La decisión se fundamenta en su bajo consumo de recursos, alta extensibilidad mediante plugins y soporte adecuado para Java a través de extensiones oficiales. Esta combinación permitió implementar una aplicación de escritorio funcional aplicando Programación Orientada a Objetos y patrones de diseño, sin requerir un entorno de desarrollo pesado.</w:t>
       </w:r>
     </w:p>
     <w:p>
@@ -686,25 +628,7 @@
                 <w:b/>
                 <w:bCs/>
               </w:rPr>
-              <w:t xml:space="preserve">Entorno B (Editor - VS </w:t>
-            </w:r>
-            <w:proofErr w:type="spellStart"/>
-            <w:r>
-              <w:rPr>
-                <w:rFonts w:ascii="Arial" w:hAnsi="Arial" w:cs="Arial"/>
-                <w:b/>
-                <w:bCs/>
-              </w:rPr>
-              <w:t>Code</w:t>
-            </w:r>
-            <w:proofErr w:type="spellEnd"/>
-            <w:r>
-              <w:rPr>
-                <w:rFonts w:ascii="Arial" w:hAnsi="Arial" w:cs="Arial"/>
-                <w:b/>
-                <w:bCs/>
-              </w:rPr>
-              <w:t>)</w:t>
+              <w:t>Entorno B (Editor - VS Code)</w:t>
             </w:r>
           </w:p>
         </w:tc>
@@ -797,21 +721,7 @@
               <w:rPr>
                 <w:rFonts w:ascii="Arial" w:hAnsi="Arial" w:cs="Arial"/>
               </w:rPr>
-              <w:t>Gratuito (</w:t>
-            </w:r>
-            <w:proofErr w:type="spellStart"/>
-            <w:r>
-              <w:rPr>
-                <w:rFonts w:ascii="Arial" w:hAnsi="Arial" w:cs="Arial"/>
-              </w:rPr>
-              <w:t>Community</w:t>
-            </w:r>
-            <w:proofErr w:type="spellEnd"/>
-            <w:r>
-              <w:rPr>
-                <w:rFonts w:ascii="Arial" w:hAnsi="Arial" w:cs="Arial"/>
-              </w:rPr>
-              <w:t>) / Pago (Ultimate)</w:t>
+              <w:t>Gratuito (Community) / Pago (Ultimate)</w:t>
             </w:r>
           </w:p>
         </w:tc>
@@ -1336,7 +1246,6 @@
                 <w:bCs/>
               </w:rPr>
             </w:pPr>
-            <w:proofErr w:type="spellStart"/>
             <w:r>
               <w:rPr>
                 <w:rFonts w:ascii="Arial" w:hAnsi="Arial" w:cs="Arial"/>
@@ -1345,7 +1254,6 @@
               </w:rPr>
               <w:t>Plugins</w:t>
             </w:r>
-            <w:proofErr w:type="spellEnd"/>
           </w:p>
         </w:tc>
         <w:tc>
@@ -1841,25 +1749,7 @@
           <w:sz w:val="22"/>
           <w:szCs w:val="22"/>
         </w:rPr>
-        <w:t xml:space="preserve">Se seleccionó Visual Studio </w:t>
-      </w:r>
-      <w:proofErr w:type="spellStart"/>
-      <w:r>
-        <w:rPr>
-          <w:rFonts w:ascii="Arial" w:hAnsi="Arial" w:cs="Arial"/>
-          <w:sz w:val="22"/>
-          <w:szCs w:val="22"/>
-        </w:rPr>
-        <w:t>Code</w:t>
-      </w:r>
-      <w:proofErr w:type="spellEnd"/>
-      <w:r>
-        <w:rPr>
-          <w:rFonts w:ascii="Arial" w:hAnsi="Arial" w:cs="Arial"/>
-          <w:sz w:val="22"/>
-          <w:szCs w:val="22"/>
-        </w:rPr>
-        <w:t xml:space="preserve"> como entorno principal debido a su equilibrio entre rendimiento y funcionalidad. A diferencia de los IDE tradicionales, presenta un </w:t>
+        <w:t xml:space="preserve">Se seleccionó Visual Studio Code como entorno principal debido a su equilibrio entre rendimiento y funcionalidad. A diferencia de los IDE tradicionales, presenta un </w:t>
       </w:r>
       <w:r>
         <w:rPr>
@@ -1903,53 +1793,15 @@
           <w:sz w:val="22"/>
           <w:szCs w:val="22"/>
         </w:rPr>
-        <w:t xml:space="preserve">extensibilidad (más de miles de </w:t>
-      </w:r>
-      <w:proofErr w:type="spellStart"/>
-      <w:r>
-        <w:rPr>
-          <w:rStyle w:val="Textoennegrita"/>
-          <w:rFonts w:ascii="Arial" w:hAnsi="Arial" w:cs="Arial"/>
-          <w:sz w:val="22"/>
-          <w:szCs w:val="22"/>
-        </w:rPr>
-        <w:t>plugins</w:t>
-      </w:r>
-      <w:proofErr w:type="spellEnd"/>
-      <w:r>
-        <w:rPr>
-          <w:rStyle w:val="Textoennegrita"/>
-          <w:rFonts w:ascii="Arial" w:hAnsi="Arial" w:cs="Arial"/>
-          <w:sz w:val="22"/>
-          <w:szCs w:val="22"/>
-        </w:rPr>
-        <w:t xml:space="preserve"> disponibles)</w:t>
-      </w:r>
-      <w:r>
-        <w:rPr>
-          <w:rFonts w:ascii="Arial" w:hAnsi="Arial" w:cs="Arial"/>
-          <w:sz w:val="22"/>
-          <w:szCs w:val="22"/>
-        </w:rPr>
-        <w:t xml:space="preserve"> permite adaptar el entorno específicamente a las necesidades del proyecto, integrando herramientas de depuración, </w:t>
-      </w:r>
-      <w:proofErr w:type="spellStart"/>
-      <w:r>
-        <w:rPr>
-          <w:rFonts w:ascii="Arial" w:hAnsi="Arial" w:cs="Arial"/>
-          <w:sz w:val="22"/>
-          <w:szCs w:val="22"/>
-        </w:rPr>
-        <w:t>testing</w:t>
-      </w:r>
-      <w:proofErr w:type="spellEnd"/>
-      <w:r>
-        <w:rPr>
-          <w:rFonts w:ascii="Arial" w:hAnsi="Arial" w:cs="Arial"/>
-          <w:sz w:val="22"/>
-          <w:szCs w:val="22"/>
-        </w:rPr>
-        <w:t xml:space="preserve"> y soporte completo para Java.</w:t>
+        <w:t>extensibilidad (más de miles de plugins disponibles)</w:t>
+      </w:r>
+      <w:r>
+        <w:rPr>
+          <w:rFonts w:ascii="Arial" w:hAnsi="Arial" w:cs="Arial"/>
+          <w:sz w:val="22"/>
+          <w:szCs w:val="22"/>
+        </w:rPr>
+        <w:t xml:space="preserve"> permite adaptar el entorno específicamente a las necesidades del proyecto, integrando herramientas de depuración, testing y soporte completo para Java.</w:t>
       </w:r>
     </w:p>
     <w:p>
@@ -1967,25 +1819,7 @@
           <w:sz w:val="22"/>
           <w:szCs w:val="22"/>
         </w:rPr>
-        <w:t xml:space="preserve">Para este proyecto específico, donde se desarrolla una aplicación de escritorio de complejidad media, no es necesario un IDE pesado, por lo que VS </w:t>
-      </w:r>
-      <w:proofErr w:type="spellStart"/>
-      <w:r>
-        <w:rPr>
-          <w:rFonts w:ascii="Arial" w:hAnsi="Arial" w:cs="Arial"/>
-          <w:sz w:val="22"/>
-          <w:szCs w:val="22"/>
-        </w:rPr>
-        <w:t>Code</w:t>
-      </w:r>
-      <w:proofErr w:type="spellEnd"/>
-      <w:r>
-        <w:rPr>
-          <w:rFonts w:ascii="Arial" w:hAnsi="Arial" w:cs="Arial"/>
-          <w:sz w:val="22"/>
-          <w:szCs w:val="22"/>
-        </w:rPr>
-        <w:t xml:space="preserve"> ofrece una solución eficiente, flexible y suficiente.</w:t>
+        <w:t>Para este proyecto específico, donde se desarrolla una aplicación de escritorio de complejidad media, no es necesario un IDE pesado, por lo que VS Code ofrece una solución eficiente, flexible y suficiente.</w:t>
       </w:r>
     </w:p>
     <w:p>
@@ -2091,18 +1925,8 @@
           <w:sz w:val="22"/>
           <w:szCs w:val="22"/>
         </w:rPr>
-        <w:t xml:space="preserve">Editor: Visual Studio </w:t>
-      </w:r>
-      <w:proofErr w:type="spellStart"/>
-      <w:r>
-        <w:rPr>
-          <w:rFonts w:ascii="Arial" w:hAnsi="Arial" w:cs="Arial"/>
-          <w:sz w:val="22"/>
-          <w:szCs w:val="22"/>
-        </w:rPr>
-        <w:t>Code</w:t>
-      </w:r>
-      <w:proofErr w:type="spellEnd"/>
+        <w:t>Editor: Visual Studio Code</w:t>
+      </w:r>
     </w:p>
     <w:p>
       <w:pPr>
@@ -2228,7 +2052,6 @@
         </w:rPr>
         <w:t xml:space="preserve"> 1. </w:t>
       </w:r>
-      <w:proofErr w:type="spellStart"/>
       <w:r>
         <w:rPr>
           <w:rStyle w:val="whitespace-normal"/>
@@ -2238,43 +2061,7 @@
           <w:sz w:val="22"/>
           <w:szCs w:val="22"/>
         </w:rPr>
-        <w:t>Extension</w:t>
-      </w:r>
-      <w:proofErr w:type="spellEnd"/>
-      <w:r>
-        <w:rPr>
-          <w:rStyle w:val="whitespace-normal"/>
-          <w:rFonts w:ascii="Arial" w:hAnsi="Arial" w:cs="Arial"/>
-          <w:b/>
-          <w:bCs/>
-          <w:sz w:val="22"/>
-          <w:szCs w:val="22"/>
-        </w:rPr>
-        <w:t xml:space="preserve"> Pack </w:t>
-      </w:r>
-      <w:proofErr w:type="spellStart"/>
-      <w:r>
-        <w:rPr>
-          <w:rStyle w:val="whitespace-normal"/>
-          <w:rFonts w:ascii="Arial" w:hAnsi="Arial" w:cs="Arial"/>
-          <w:b/>
-          <w:bCs/>
-          <w:sz w:val="22"/>
-          <w:szCs w:val="22"/>
-        </w:rPr>
-        <w:t>for</w:t>
-      </w:r>
-      <w:proofErr w:type="spellEnd"/>
-      <w:r>
-        <w:rPr>
-          <w:rStyle w:val="whitespace-normal"/>
-          <w:rFonts w:ascii="Arial" w:hAnsi="Arial" w:cs="Arial"/>
-          <w:b/>
-          <w:bCs/>
-          <w:sz w:val="22"/>
-          <w:szCs w:val="22"/>
-        </w:rPr>
-        <w:t xml:space="preserve"> Java</w:t>
+        <w:t>Extension Pack for Java</w:t>
       </w:r>
     </w:p>
     <w:p>
@@ -2358,7 +2145,6 @@
         </w:rPr>
         <w:t>Autocompletado inteligente (</w:t>
       </w:r>
-      <w:proofErr w:type="spellStart"/>
       <w:r>
         <w:rPr>
           <w:rStyle w:val="Textoennegrita"/>
@@ -2366,7 +2152,6 @@
         </w:rPr>
         <w:t>IntelliSense</w:t>
       </w:r>
-      <w:proofErr w:type="spellEnd"/>
       <w:r>
         <w:rPr>
           <w:rFonts w:ascii="Arial" w:hAnsi="Arial" w:cs="Arial"/>
@@ -2389,21 +2174,7 @@
         <w:rPr>
           <w:rFonts w:ascii="Arial" w:hAnsi="Arial" w:cs="Arial"/>
         </w:rPr>
-        <w:t xml:space="preserve">Gestión de proyectos (Maven / </w:t>
-      </w:r>
-      <w:proofErr w:type="spellStart"/>
-      <w:r>
-        <w:rPr>
-          <w:rFonts w:ascii="Arial" w:hAnsi="Arial" w:cs="Arial"/>
-        </w:rPr>
-        <w:t>Gradle</w:t>
-      </w:r>
-      <w:proofErr w:type="spellEnd"/>
-      <w:r>
-        <w:rPr>
-          <w:rFonts w:ascii="Arial" w:hAnsi="Arial" w:cs="Arial"/>
-        </w:rPr>
-        <w:t xml:space="preserve">) </w:t>
+        <w:t xml:space="preserve">Gestión de proyectos (Maven / Gradle) </w:t>
       </w:r>
     </w:p>
     <w:p>
@@ -2457,25 +2228,7 @@
           <w:sz w:val="22"/>
           <w:szCs w:val="22"/>
         </w:rPr>
-        <w:t xml:space="preserve">Es la base del entorno, ya que habilita todas las funciones principales para programar en Java dentro de Visual Studio </w:t>
-      </w:r>
-      <w:proofErr w:type="spellStart"/>
-      <w:r>
-        <w:rPr>
-          <w:rFonts w:ascii="Arial" w:hAnsi="Arial" w:cs="Arial"/>
-          <w:sz w:val="22"/>
-          <w:szCs w:val="22"/>
-        </w:rPr>
-        <w:t>Code</w:t>
-      </w:r>
-      <w:proofErr w:type="spellEnd"/>
-      <w:r>
-        <w:rPr>
-          <w:rFonts w:ascii="Arial" w:hAnsi="Arial" w:cs="Arial"/>
-          <w:sz w:val="22"/>
-          <w:szCs w:val="22"/>
-        </w:rPr>
-        <w:t>.</w:t>
+        <w:t>Es la base del entorno, ya que habilita todas las funciones principales para programar en Java dentro de Visual Studio Code.</w:t>
       </w:r>
     </w:p>
     <w:p>
@@ -2509,7 +2262,6 @@
         </w:rPr>
         <w:t xml:space="preserve"> 2. </w:t>
       </w:r>
-      <w:proofErr w:type="spellStart"/>
       <w:r>
         <w:rPr>
           <w:rStyle w:val="whitespace-normal"/>
@@ -2519,43 +2271,7 @@
           <w:sz w:val="22"/>
           <w:szCs w:val="22"/>
         </w:rPr>
-        <w:t>Debugger</w:t>
-      </w:r>
-      <w:proofErr w:type="spellEnd"/>
-      <w:r>
-        <w:rPr>
-          <w:rStyle w:val="whitespace-normal"/>
-          <w:rFonts w:ascii="Arial" w:hAnsi="Arial" w:cs="Arial"/>
-          <w:b/>
-          <w:bCs/>
-          <w:sz w:val="22"/>
-          <w:szCs w:val="22"/>
-        </w:rPr>
-        <w:t xml:space="preserve"> </w:t>
-      </w:r>
-      <w:proofErr w:type="spellStart"/>
-      <w:r>
-        <w:rPr>
-          <w:rStyle w:val="whitespace-normal"/>
-          <w:rFonts w:ascii="Arial" w:hAnsi="Arial" w:cs="Arial"/>
-          <w:b/>
-          <w:bCs/>
-          <w:sz w:val="22"/>
-          <w:szCs w:val="22"/>
-        </w:rPr>
-        <w:t>for</w:t>
-      </w:r>
-      <w:proofErr w:type="spellEnd"/>
-      <w:r>
-        <w:rPr>
-          <w:rStyle w:val="whitespace-normal"/>
-          <w:rFonts w:ascii="Arial" w:hAnsi="Arial" w:cs="Arial"/>
-          <w:b/>
-          <w:bCs/>
-          <w:sz w:val="22"/>
-          <w:szCs w:val="22"/>
-        </w:rPr>
-        <w:t xml:space="preserve"> Java</w:t>
+        <w:t>Debugger for Java</w:t>
       </w:r>
     </w:p>
     <w:p>
@@ -2630,21 +2346,7 @@
         <w:rPr>
           <w:rFonts w:ascii="Arial" w:hAnsi="Arial" w:cs="Arial"/>
         </w:rPr>
-        <w:t xml:space="preserve">Uso de </w:t>
-      </w:r>
-      <w:proofErr w:type="spellStart"/>
-      <w:r>
-        <w:rPr>
-          <w:rFonts w:ascii="Arial" w:hAnsi="Arial" w:cs="Arial"/>
-        </w:rPr>
-        <w:t>breakpoints</w:t>
-      </w:r>
-      <w:proofErr w:type="spellEnd"/>
-      <w:r>
-        <w:rPr>
-          <w:rFonts w:ascii="Arial" w:hAnsi="Arial" w:cs="Arial"/>
-        </w:rPr>
-        <w:t xml:space="preserve"> (puntos de interrupción) </w:t>
+        <w:t xml:space="preserve">Uso de breakpoints (puntos de interrupción) </w:t>
       </w:r>
     </w:p>
     <w:p>
@@ -2741,31 +2443,7 @@
           <w:sz w:val="22"/>
           <w:szCs w:val="22"/>
         </w:rPr>
-        <w:t xml:space="preserve">Test Runner </w:t>
-      </w:r>
-      <w:proofErr w:type="spellStart"/>
-      <w:r>
-        <w:rPr>
-          <w:rStyle w:val="whitespace-normal"/>
-          <w:rFonts w:ascii="Arial" w:hAnsi="Arial" w:cs="Arial"/>
-          <w:b/>
-          <w:bCs/>
-          <w:sz w:val="22"/>
-          <w:szCs w:val="22"/>
-        </w:rPr>
-        <w:t>for</w:t>
-      </w:r>
-      <w:proofErr w:type="spellEnd"/>
-      <w:r>
-        <w:rPr>
-          <w:rStyle w:val="whitespace-normal"/>
-          <w:rFonts w:ascii="Arial" w:hAnsi="Arial" w:cs="Arial"/>
-          <w:b/>
-          <w:bCs/>
-          <w:sz w:val="22"/>
-          <w:szCs w:val="22"/>
-        </w:rPr>
-        <w:t xml:space="preserve"> Java</w:t>
+        <w:t>Test Runner for Java</w:t>
       </w:r>
     </w:p>
     <w:p>
@@ -2820,35 +2498,7 @@
         <w:rPr>
           <w:rFonts w:ascii="Arial" w:hAnsi="Arial" w:cs="Arial"/>
         </w:rPr>
-        <w:t xml:space="preserve">Ejecución de pruebas con </w:t>
-      </w:r>
-      <w:proofErr w:type="spellStart"/>
-      <w:r>
-        <w:rPr>
-          <w:rFonts w:ascii="Arial" w:hAnsi="Arial" w:cs="Arial"/>
-        </w:rPr>
-        <w:t>JUnit</w:t>
-      </w:r>
-      <w:proofErr w:type="spellEnd"/>
-      <w:r>
-        <w:rPr>
-          <w:rFonts w:ascii="Arial" w:hAnsi="Arial" w:cs="Arial"/>
-        </w:rPr>
-        <w:t xml:space="preserve"> o </w:t>
-      </w:r>
-      <w:proofErr w:type="spellStart"/>
-      <w:r>
-        <w:rPr>
-          <w:rFonts w:ascii="Arial" w:hAnsi="Arial" w:cs="Arial"/>
-        </w:rPr>
-        <w:t>TestNG</w:t>
-      </w:r>
-      <w:proofErr w:type="spellEnd"/>
-      <w:r>
-        <w:rPr>
-          <w:rFonts w:ascii="Arial" w:hAnsi="Arial" w:cs="Arial"/>
-        </w:rPr>
-        <w:t xml:space="preserve"> </w:t>
+        <w:t xml:space="preserve">Ejecución de pruebas con JUnit o TestNG </w:t>
       </w:r>
     </w:p>
     <w:p>
@@ -2920,25 +2570,7 @@
           <w:sz w:val="22"/>
           <w:szCs w:val="22"/>
         </w:rPr>
-        <w:t xml:space="preserve">Aunque el proyecto es pequeño, esta extensión permite aplicar buenas prácticas profesionales como el </w:t>
-      </w:r>
-      <w:proofErr w:type="spellStart"/>
-      <w:r>
-        <w:rPr>
-          <w:rFonts w:ascii="Arial" w:hAnsi="Arial" w:cs="Arial"/>
-          <w:sz w:val="22"/>
-          <w:szCs w:val="22"/>
-        </w:rPr>
-        <w:t>testing</w:t>
-      </w:r>
-      <w:proofErr w:type="spellEnd"/>
-      <w:r>
-        <w:rPr>
-          <w:rFonts w:ascii="Arial" w:hAnsi="Arial" w:cs="Arial"/>
-          <w:sz w:val="22"/>
-          <w:szCs w:val="22"/>
-        </w:rPr>
-        <w:t>.</w:t>
+        <w:t>Aunque el proyecto es pequeño, esta extensión permite aplicar buenas prácticas profesionales como el testing.</w:t>
       </w:r>
     </w:p>
     <w:p>
@@ -3146,31 +2778,7 @@
           <w:bdr w:val="none" w:sz="0" w:space="0" w:color="auto" w:frame="1"/>
           <w:lang w:eastAsia="es-CO"/>
         </w:rPr>
-        <w:t xml:space="preserve">├── </w:t>
-      </w:r>
-      <w:proofErr w:type="spellStart"/>
-      <w:r>
-        <w:rPr>
-          <w:rFonts w:ascii="Consolas" w:eastAsia="Times New Roman" w:hAnsi="Consolas" w:cs="Courier New"/>
-          <w:color w:val="F0F6FC"/>
-          <w:sz w:val="20"/>
-          <w:szCs w:val="20"/>
-          <w:bdr w:val="none" w:sz="0" w:space="0" w:color="auto" w:frame="1"/>
-          <w:lang w:eastAsia="es-CO"/>
-        </w:rPr>
-        <w:t>src</w:t>
-      </w:r>
-      <w:proofErr w:type="spellEnd"/>
-      <w:r>
-        <w:rPr>
-          <w:rFonts w:ascii="Consolas" w:eastAsia="Times New Roman" w:hAnsi="Consolas" w:cs="Courier New"/>
-          <w:color w:val="F0F6FC"/>
-          <w:sz w:val="20"/>
-          <w:szCs w:val="20"/>
-          <w:bdr w:val="none" w:sz="0" w:space="0" w:color="auto" w:frame="1"/>
-          <w:lang w:eastAsia="es-CO"/>
-        </w:rPr>
-        <w:t>/</w:t>
+        <w:t>├── src/</w:t>
       </w:r>
     </w:p>
     <w:p>
@@ -3213,31 +2821,7 @@
           <w:bdr w:val="none" w:sz="0" w:space="0" w:color="auto" w:frame="1"/>
           <w:lang w:eastAsia="es-CO"/>
         </w:rPr>
-        <w:t xml:space="preserve">│   ├── </w:t>
-      </w:r>
-      <w:proofErr w:type="spellStart"/>
-      <w:r>
-        <w:rPr>
-          <w:rFonts w:ascii="Consolas" w:eastAsia="Times New Roman" w:hAnsi="Consolas" w:cs="Courier New"/>
-          <w:color w:val="F0F6FC"/>
-          <w:sz w:val="20"/>
-          <w:szCs w:val="20"/>
-          <w:bdr w:val="none" w:sz="0" w:space="0" w:color="auto" w:frame="1"/>
-          <w:lang w:eastAsia="es-CO"/>
-        </w:rPr>
-        <w:t>controller</w:t>
-      </w:r>
-      <w:proofErr w:type="spellEnd"/>
-      <w:r>
-        <w:rPr>
-          <w:rFonts w:ascii="Consolas" w:eastAsia="Times New Roman" w:hAnsi="Consolas" w:cs="Courier New"/>
-          <w:color w:val="F0F6FC"/>
-          <w:sz w:val="20"/>
-          <w:szCs w:val="20"/>
-          <w:bdr w:val="none" w:sz="0" w:space="0" w:color="auto" w:frame="1"/>
-          <w:lang w:eastAsia="es-CO"/>
-        </w:rPr>
-        <w:t>/</w:t>
+        <w:t>│   ├── controller/</w:t>
       </w:r>
     </w:p>
     <w:p>
@@ -3323,31 +2907,7 @@
           <w:bdr w:val="none" w:sz="0" w:space="0" w:color="auto" w:frame="1"/>
           <w:lang w:eastAsia="es-CO"/>
         </w:rPr>
-        <w:t xml:space="preserve">│   ├── </w:t>
-      </w:r>
-      <w:proofErr w:type="spellStart"/>
-      <w:r>
-        <w:rPr>
-          <w:rFonts w:ascii="Consolas" w:eastAsia="Times New Roman" w:hAnsi="Consolas" w:cs="Courier New"/>
-          <w:color w:val="F0F6FC"/>
-          <w:sz w:val="20"/>
-          <w:szCs w:val="20"/>
-          <w:bdr w:val="none" w:sz="0" w:space="0" w:color="auto" w:frame="1"/>
-          <w:lang w:eastAsia="es-CO"/>
-        </w:rPr>
-        <w:t>model</w:t>
-      </w:r>
-      <w:proofErr w:type="spellEnd"/>
-      <w:r>
-        <w:rPr>
-          <w:rFonts w:ascii="Consolas" w:eastAsia="Times New Roman" w:hAnsi="Consolas" w:cs="Courier New"/>
-          <w:color w:val="F0F6FC"/>
-          <w:sz w:val="20"/>
-          <w:szCs w:val="20"/>
-          <w:bdr w:val="none" w:sz="0" w:space="0" w:color="auto" w:frame="1"/>
-          <w:lang w:eastAsia="es-CO"/>
-        </w:rPr>
-        <w:t>/</w:t>
+        <w:t>│   ├── model/</w:t>
       </w:r>
     </w:p>
     <w:p>
@@ -3519,31 +3079,7 @@
           <w:bdr w:val="none" w:sz="0" w:space="0" w:color="auto" w:frame="1"/>
           <w:lang w:eastAsia="es-CO"/>
         </w:rPr>
-        <w:t xml:space="preserve">│   ├── </w:t>
-      </w:r>
-      <w:proofErr w:type="spellStart"/>
-      <w:r>
-        <w:rPr>
-          <w:rFonts w:ascii="Consolas" w:eastAsia="Times New Roman" w:hAnsi="Consolas" w:cs="Courier New"/>
-          <w:color w:val="F0F6FC"/>
-          <w:sz w:val="20"/>
-          <w:szCs w:val="20"/>
-          <w:bdr w:val="none" w:sz="0" w:space="0" w:color="auto" w:frame="1"/>
-          <w:lang w:eastAsia="es-CO"/>
-        </w:rPr>
-        <w:t>view</w:t>
-      </w:r>
-      <w:proofErr w:type="spellEnd"/>
-      <w:r>
-        <w:rPr>
-          <w:rFonts w:ascii="Consolas" w:eastAsia="Times New Roman" w:hAnsi="Consolas" w:cs="Courier New"/>
-          <w:color w:val="F0F6FC"/>
-          <w:sz w:val="20"/>
-          <w:szCs w:val="20"/>
-          <w:bdr w:val="none" w:sz="0" w:space="0" w:color="auto" w:frame="1"/>
-          <w:lang w:eastAsia="es-CO"/>
-        </w:rPr>
-        <w:t>/</w:t>
+        <w:t>│   ├── view/</w:t>
       </w:r>
     </w:p>
     <w:p>
@@ -3715,31 +3251,7 @@
           <w:bdr w:val="none" w:sz="0" w:space="0" w:color="auto" w:frame="1"/>
           <w:lang w:eastAsia="es-CO"/>
         </w:rPr>
-        <w:t xml:space="preserve">├── </w:t>
-      </w:r>
-      <w:proofErr w:type="spellStart"/>
-      <w:r>
-        <w:rPr>
-          <w:rFonts w:ascii="Consolas" w:eastAsia="Times New Roman" w:hAnsi="Consolas" w:cs="Courier New"/>
-          <w:color w:val="F0F6FC"/>
-          <w:sz w:val="20"/>
-          <w:szCs w:val="20"/>
-          <w:bdr w:val="none" w:sz="0" w:space="0" w:color="auto" w:frame="1"/>
-          <w:lang w:eastAsia="es-CO"/>
-        </w:rPr>
-        <w:t>docs</w:t>
-      </w:r>
-      <w:proofErr w:type="spellEnd"/>
-      <w:r>
-        <w:rPr>
-          <w:rFonts w:ascii="Consolas" w:eastAsia="Times New Roman" w:hAnsi="Consolas" w:cs="Courier New"/>
-          <w:color w:val="F0F6FC"/>
-          <w:sz w:val="20"/>
-          <w:szCs w:val="20"/>
-          <w:bdr w:val="none" w:sz="0" w:space="0" w:color="auto" w:frame="1"/>
-          <w:lang w:eastAsia="es-CO"/>
-        </w:rPr>
-        <w:t>/</w:t>
+        <w:t>├── docs/</w:t>
       </w:r>
     </w:p>
     <w:p>
@@ -3782,31 +3294,7 @@
           <w:bdr w:val="none" w:sz="0" w:space="0" w:color="auto" w:frame="1"/>
           <w:lang w:eastAsia="es-CO"/>
         </w:rPr>
-        <w:t xml:space="preserve">├── </w:t>
-      </w:r>
-      <w:proofErr w:type="spellStart"/>
-      <w:r>
-        <w:rPr>
-          <w:rFonts w:ascii="Consolas" w:eastAsia="Times New Roman" w:hAnsi="Consolas" w:cs="Courier New"/>
-          <w:color w:val="F0F6FC"/>
-          <w:sz w:val="20"/>
-          <w:szCs w:val="20"/>
-          <w:bdr w:val="none" w:sz="0" w:space="0" w:color="auto" w:frame="1"/>
-          <w:lang w:eastAsia="es-CO"/>
-        </w:rPr>
-        <w:t>Documentacion</w:t>
-      </w:r>
-      <w:proofErr w:type="spellEnd"/>
-      <w:r>
-        <w:rPr>
-          <w:rFonts w:ascii="Consolas" w:eastAsia="Times New Roman" w:hAnsi="Consolas" w:cs="Courier New"/>
-          <w:color w:val="F0F6FC"/>
-          <w:sz w:val="20"/>
-          <w:szCs w:val="20"/>
-          <w:bdr w:val="none" w:sz="0" w:space="0" w:color="auto" w:frame="1"/>
-          <w:lang w:eastAsia="es-CO"/>
-        </w:rPr>
-        <w:t xml:space="preserve"> Pesaje.docx</w:t>
+        <w:t>├── Documentacion Pesaje.docx</w:t>
       </w:r>
     </w:p>
     <w:p>
@@ -3849,34 +3337,8 @@
           <w:bdr w:val="none" w:sz="0" w:space="0" w:color="auto" w:frame="1"/>
           <w:lang w:eastAsia="es-CO"/>
         </w:rPr>
-        <w:t>├─</w:t>
-      </w:r>
-      <w:proofErr w:type="gramStart"/>
-      <w:r>
-        <w:rPr>
-          <w:rFonts w:ascii="Consolas" w:eastAsia="Times New Roman" w:hAnsi="Consolas" w:cs="Courier New"/>
-          <w:color w:val="F0F6FC"/>
-          <w:sz w:val="20"/>
-          <w:szCs w:val="20"/>
-          <w:bdr w:val="none" w:sz="0" w:space="0" w:color="auto" w:frame="1"/>
-          <w:lang w:eastAsia="es-CO"/>
-        </w:rPr>
-        <w:t>─ .</w:t>
-      </w:r>
-      <w:proofErr w:type="spellStart"/>
-      <w:r>
-        <w:rPr>
-          <w:rFonts w:ascii="Consolas" w:eastAsia="Times New Roman" w:hAnsi="Consolas" w:cs="Courier New"/>
-          <w:color w:val="F0F6FC"/>
-          <w:sz w:val="20"/>
-          <w:szCs w:val="20"/>
-          <w:bdr w:val="none" w:sz="0" w:space="0" w:color="auto" w:frame="1"/>
-          <w:lang w:eastAsia="es-CO"/>
-        </w:rPr>
-        <w:t>gitignore</w:t>
-      </w:r>
-      <w:proofErr w:type="spellEnd"/>
-      <w:proofErr w:type="gramEnd"/>
+        <w:t>├── .gitignore</w:t>
+      </w:r>
     </w:p>
     <w:p>
       <w:pPr>
@@ -3984,16 +3446,8 @@
         <w:rPr>
           <w:rFonts w:ascii="Arial" w:hAnsi="Arial" w:cs="Arial"/>
         </w:rPr>
-        <w:t xml:space="preserve"> Extensiones instaladas en VS </w:t>
-      </w:r>
-      <w:proofErr w:type="spellStart"/>
-      <w:r>
-        <w:rPr>
-          <w:rFonts w:ascii="Arial" w:hAnsi="Arial" w:cs="Arial"/>
-        </w:rPr>
-        <w:t>Code</w:t>
-      </w:r>
-      <w:proofErr w:type="spellEnd"/>
+        <w:t xml:space="preserve"> Extensiones instaladas en VS Code</w:t>
+      </w:r>
     </w:p>
     <w:p>
       <w:pPr>
@@ -4310,15 +3764,17 @@
     <w:p>
       <w:pPr>
         <w:pStyle w:val="NormalWeb"/>
-        <w:rPr>
-          <w:rFonts w:ascii="Arial" w:hAnsi="Arial" w:cs="Arial"/>
-          <w:sz w:val="22"/>
-          <w:szCs w:val="22"/>
-        </w:rPr>
-      </w:pPr>
-      <w:r>
-        <w:rPr>
-          <w:rFonts w:ascii="Arial" w:hAnsi="Arial" w:cs="Arial"/>
+        <w:spacing w:before="0" w:beforeAutospacing="0" w:after="0" w:afterAutospacing="0"/>
+        <w:rPr>
+          <w:rFonts w:ascii="Arial" w:hAnsi="Arial" w:cs="Arial"/>
+          <w:sz w:val="22"/>
+          <w:szCs w:val="22"/>
+        </w:rPr>
+      </w:pPr>
+      <w:r>
+        <w:rPr>
+          <w:rFonts w:ascii="Arial" w:hAnsi="Arial" w:cs="Arial"/>
+          <w:noProof/>
           <w:sz w:val="22"/>
           <w:szCs w:val="22"/>
         </w:rPr>
@@ -4362,11 +3818,11 @@
     <w:p>
       <w:pPr>
         <w:pStyle w:val="NormalWeb"/>
-        <w:rPr>
-          <w:rFonts w:ascii="Arial" w:hAnsi="Arial" w:cs="Arial"/>
-          <w:sz w:val="22"/>
-          <w:szCs w:val="22"/>
-          <w:u w:val="single"/>
+        <w:spacing w:before="0" w:beforeAutospacing="0" w:after="0" w:afterAutospacing="0" w:line="276" w:lineRule="auto"/>
+        <w:rPr>
+          <w:rFonts w:ascii="Arial" w:hAnsi="Arial" w:cs="Arial"/>
+          <w:sz w:val="22"/>
+          <w:szCs w:val="22"/>
         </w:rPr>
       </w:pPr>
       <w:r>
@@ -4383,25 +3839,153 @@
           <w:sz w:val="22"/>
           <w:szCs w:val="22"/>
         </w:rPr>
-        <w:t xml:space="preserve"> </w:t>
-      </w:r>
-      <w:r>
-        <w:rPr>
-          <w:rFonts w:ascii="Arial" w:hAnsi="Arial" w:cs="Arial"/>
-          <w:sz w:val="22"/>
-          <w:szCs w:val="22"/>
-        </w:rPr>
-        <w:t xml:space="preserve">Prototipo de la app pesaje funcionando: </w:t>
+        <w:t xml:space="preserve"> Prototipo de la app pesaje </w:t>
+      </w:r>
+      <w:r>
+        <w:rPr>
+          <w:rFonts w:ascii="Arial" w:hAnsi="Arial" w:cs="Arial"/>
+          <w:sz w:val="22"/>
+          <w:szCs w:val="22"/>
+        </w:rPr>
+        <w:t>ejecutandose</w:t>
+      </w:r>
+      <w:r>
+        <w:rPr>
+          <w:rFonts w:ascii="Arial" w:hAnsi="Arial" w:cs="Arial"/>
+          <w:sz w:val="22"/>
+          <w:szCs w:val="22"/>
+        </w:rPr>
+        <w:t xml:space="preserve">: </w:t>
       </w:r>
     </w:p>
     <w:p>
       <w:pPr>
         <w:pStyle w:val="NormalWeb"/>
-        <w:rPr>
-          <w:rFonts w:ascii="Arial" w:hAnsi="Arial" w:cs="Arial"/>
-          <w:sz w:val="22"/>
-          <w:szCs w:val="22"/>
-          <w:u w:val="single"/>
+        <w:spacing w:before="0" w:beforeAutospacing="0" w:after="0" w:afterAutospacing="0" w:line="276" w:lineRule="auto"/>
+        <w:rPr>
+          <w:rFonts w:ascii="Arial" w:hAnsi="Arial" w:cs="Arial"/>
+          <w:sz w:val="22"/>
+          <w:szCs w:val="22"/>
+        </w:rPr>
+      </w:pPr>
+      <w:r>
+        <w:rPr>
+          <w:rFonts w:ascii="Arial" w:hAnsi="Arial" w:cs="Arial"/>
+          <w:sz w:val="22"/>
+          <w:szCs w:val="22"/>
+        </w:rPr>
+        <w:t>Para ejecutar se escribe en la terminal:</w:t>
+      </w:r>
+    </w:p>
+    <w:p>
+      <w:pPr>
+        <w:shd w:val="clear" w:color="auto" w:fill="151B23"/>
+        <w:tabs>
+          <w:tab w:val="left" w:pos="916"/>
+          <w:tab w:val="left" w:pos="1832"/>
+          <w:tab w:val="left" w:pos="2748"/>
+          <w:tab w:val="left" w:pos="3664"/>
+          <w:tab w:val="left" w:pos="4580"/>
+          <w:tab w:val="left" w:pos="5496"/>
+          <w:tab w:val="left" w:pos="6412"/>
+          <w:tab w:val="left" w:pos="7328"/>
+          <w:tab w:val="left" w:pos="8244"/>
+          <w:tab w:val="left" w:pos="9160"/>
+          <w:tab w:val="left" w:pos="10076"/>
+          <w:tab w:val="left" w:pos="10992"/>
+          <w:tab w:val="left" w:pos="11908"/>
+          <w:tab w:val="left" w:pos="12824"/>
+          <w:tab w:val="left" w:pos="13740"/>
+          <w:tab w:val="left" w:pos="14656"/>
+        </w:tabs>
+        <w:spacing w:after="0" w:line="240" w:lineRule="auto"/>
+        <w:rPr>
+          <w:rFonts w:ascii="Consolas" w:eastAsia="Times New Roman" w:hAnsi="Consolas" w:cs="Courier New"/>
+          <w:color w:val="F0F6FC"/>
+          <w:sz w:val="20"/>
+          <w:szCs w:val="20"/>
+          <w:lang w:eastAsia="es-CO"/>
+        </w:rPr>
+      </w:pPr>
+      <w:r>
+        <w:rPr>
+          <w:rFonts w:ascii="Consolas" w:eastAsia="Times New Roman" w:hAnsi="Consolas" w:cs="Courier New"/>
+          <w:color w:val="F0F6FC"/>
+          <w:sz w:val="20"/>
+          <w:szCs w:val="20"/>
+          <w:bdr w:val="none" w:sz="0" w:space="0" w:color="auto" w:frame="1"/>
+          <w:lang w:eastAsia="es-CO"/>
+        </w:rPr>
+        <w:t>javac -d out src/model/*.java src/controller/*.java src/view/*.java src/Main.java</w:t>
+      </w:r>
+    </w:p>
+    <w:p>
+      <w:pPr>
+        <w:pStyle w:val="NormalWeb"/>
+        <w:rPr>
+          <w:rFonts w:ascii="Arial" w:hAnsi="Arial" w:cs="Arial"/>
+          <w:sz w:val="22"/>
+          <w:szCs w:val="22"/>
+        </w:rPr>
+      </w:pPr>
+      <w:r>
+        <w:rPr>
+          <w:rFonts w:ascii="Arial" w:hAnsi="Arial" w:cs="Arial"/>
+          <w:sz w:val="22"/>
+          <w:szCs w:val="22"/>
+        </w:rPr>
+        <w:t>y después ejecutamos este comando:</w:t>
+      </w:r>
+    </w:p>
+    <w:p>
+      <w:pPr>
+        <w:shd w:val="clear" w:color="auto" w:fill="151B23"/>
+        <w:tabs>
+          <w:tab w:val="left" w:pos="916"/>
+          <w:tab w:val="left" w:pos="1832"/>
+          <w:tab w:val="left" w:pos="2748"/>
+          <w:tab w:val="left" w:pos="3664"/>
+          <w:tab w:val="left" w:pos="4580"/>
+          <w:tab w:val="left" w:pos="5496"/>
+          <w:tab w:val="left" w:pos="6412"/>
+          <w:tab w:val="left" w:pos="7328"/>
+          <w:tab w:val="left" w:pos="8244"/>
+          <w:tab w:val="left" w:pos="9160"/>
+          <w:tab w:val="left" w:pos="10076"/>
+          <w:tab w:val="left" w:pos="10992"/>
+          <w:tab w:val="left" w:pos="11908"/>
+          <w:tab w:val="left" w:pos="12824"/>
+          <w:tab w:val="left" w:pos="13740"/>
+          <w:tab w:val="left" w:pos="14656"/>
+        </w:tabs>
+        <w:spacing w:after="0" w:line="240" w:lineRule="auto"/>
+        <w:rPr>
+          <w:rFonts w:ascii="Consolas" w:eastAsia="Times New Roman" w:hAnsi="Consolas" w:cs="Courier New"/>
+          <w:color w:val="F0F6FC"/>
+          <w:sz w:val="20"/>
+          <w:szCs w:val="20"/>
+          <w:lang w:eastAsia="es-CO"/>
+        </w:rPr>
+      </w:pPr>
+      <w:r>
+        <w:rPr>
+          <w:rFonts w:ascii="Consolas" w:eastAsia="Times New Roman" w:hAnsi="Consolas" w:cs="Courier New"/>
+          <w:color w:val="F0F6FC"/>
+          <w:sz w:val="20"/>
+          <w:szCs w:val="20"/>
+          <w:bdr w:val="none" w:sz="0" w:space="0" w:color="auto" w:frame="1"/>
+          <w:lang w:eastAsia="es-CO"/>
+        </w:rPr>
+        <w:t>java -cp out Main</w:t>
+      </w:r>
+    </w:p>
+    <w:p>
+      <w:pPr>
+        <w:pStyle w:val="NormalWeb"/>
+        <w:rPr>
+          <w:rFonts w:ascii="Arial" w:hAnsi="Arial" w:cs="Arial"/>
+          <w:sz w:val="22"/>
+          <w:szCs w:val="22"/>
         </w:rPr>
       </w:pPr>
       <w:r>
@@ -4411,10 +3995,10 @@
           <w:szCs w:val="22"/>
         </w:rPr>
         <w:drawing>
-          <wp:inline distT="0" distB="0" distL="0" distR="0" wp14:anchorId="5CB15859" wp14:editId="3CD9E054">
-            <wp:extent cx="5343525" cy="2834640"/>
-            <wp:effectExtent l="0" t="0" r="9525" b="3810"/>
-            <wp:docPr id="9" name="Imagen 9"/>
+          <wp:inline distT="0" distB="0" distL="0" distR="0" wp14:anchorId="01C2C3B7" wp14:editId="691D3D38">
+            <wp:extent cx="5612130" cy="2156460"/>
+            <wp:effectExtent l="0" t="0" r="7620" b="0"/>
+            <wp:docPr id="3" name="Imagen 3"/>
             <wp:cNvGraphicFramePr>
               <a:graphicFrameLocks xmlns:a="http://schemas.openxmlformats.org/drawingml/2006/main" noChangeAspect="1"/>
             </wp:cNvGraphicFramePr>
@@ -4434,7 +4018,7 @@
                   <pic:spPr>
                     <a:xfrm>
                       <a:off x="0" y="0"/>
-                      <a:ext cx="5344276" cy="2835038"/>
+                      <a:ext cx="5612130" cy="2156460"/>
                     </a:xfrm>
                     <a:prstGeom prst="rect">
                       <a:avLst/>
@@ -4446,42 +4030,218 @@
           </wp:inline>
         </w:drawing>
       </w:r>
-      <w:r>
-        <w:rPr>
-          <w:rFonts w:ascii="Arial" w:hAnsi="Arial" w:cs="Arial"/>
-          <w:sz w:val="22"/>
-          <w:szCs w:val="22"/>
-        </w:rPr>
+    </w:p>
+    <w:p>
+      <w:pPr>
+        <w:spacing w:before="100" w:beforeAutospacing="1" w:after="100" w:afterAutospacing="1" w:line="240" w:lineRule="auto"/>
+        <w:rPr>
+          <w:rFonts w:ascii="Arial" w:eastAsia="Times New Roman" w:hAnsi="Arial" w:cs="Arial"/>
+          <w:lang w:eastAsia="es-CO"/>
+        </w:rPr>
+      </w:pPr>
+      <w:r>
+        <w:rPr>
+          <w:rFonts w:ascii="Arial" w:eastAsia="Times New Roman" w:hAnsi="Arial" w:cs="Arial"/>
+          <w:lang w:eastAsia="es-CO"/>
+        </w:rPr>
+        <w:lastRenderedPageBreak/>
+        <w:t xml:space="preserve">Otra forma de ejecutar el proyecto es utilizando el depurador (Debugger). Para ello, abre la clase Main.java y en la parte superior selecciona </w:t>
+      </w:r>
+      <w:r>
+        <w:rPr>
+          <w:rFonts w:ascii="Arial" w:eastAsia="Times New Roman" w:hAnsi="Arial" w:cs="Arial"/>
+          <w:b/>
+          <w:bCs/>
+          <w:lang w:eastAsia="es-CO"/>
+        </w:rPr>
+        <w:t>Run → Start Debugging</w:t>
+      </w:r>
+      <w:r>
+        <w:rPr>
+          <w:rFonts w:ascii="Arial" w:eastAsia="Times New Roman" w:hAnsi="Arial" w:cs="Arial"/>
+          <w:lang w:eastAsia="es-CO"/>
+        </w:rPr>
+        <w:t>. El programa se ejecutará normalmente.</w:t>
+      </w:r>
+    </w:p>
+    <w:p>
+      <w:pPr>
+        <w:spacing w:before="100" w:beforeAutospacing="1" w:after="100" w:afterAutospacing="1" w:line="240" w:lineRule="auto"/>
+        <w:rPr>
+          <w:rFonts w:ascii="Arial" w:eastAsia="Times New Roman" w:hAnsi="Arial" w:cs="Arial"/>
+          <w:lang w:eastAsia="es-CO"/>
+        </w:rPr>
+      </w:pPr>
+      <w:r>
+        <w:rPr>
+          <w:rFonts w:ascii="Arial" w:eastAsia="Times New Roman" w:hAnsi="Arial" w:cs="Arial"/>
+          <w:lang w:eastAsia="es-CO"/>
+        </w:rPr>
+        <w:t xml:space="preserve">También puedes hacerlo dando clic derecho sobre el archivo Main.java y seleccionando </w:t>
+      </w:r>
+      <w:r>
+        <w:rPr>
+          <w:rFonts w:ascii="Arial" w:eastAsia="Times New Roman" w:hAnsi="Arial" w:cs="Arial"/>
+          <w:b/>
+          <w:bCs/>
+          <w:lang w:eastAsia="es-CO"/>
+        </w:rPr>
+        <w:t>Debug Java</w:t>
+      </w:r>
+      <w:r>
+        <w:rPr>
+          <w:rFonts w:ascii="Arial" w:eastAsia="Times New Roman" w:hAnsi="Arial" w:cs="Arial"/>
+          <w:lang w:eastAsia="es-CO"/>
+        </w:rPr>
+        <w:t>.</w:t>
+      </w:r>
+      <w:r>
+        <w:rPr>
+          <w:rFonts w:ascii="Arial" w:hAnsi="Arial" w:cs="Arial"/>
+        </w:rPr>
+        <w:br/>
+      </w:r>
+      <w:r>
+        <w:rPr>
+          <w:rFonts w:ascii="Arial" w:hAnsi="Arial" w:cs="Arial"/>
+        </w:rPr>
+        <w:drawing>
+          <wp:inline distT="0" distB="0" distL="0" distR="0" wp14:anchorId="65319C44" wp14:editId="3B44BEEF">
+            <wp:extent cx="3248478" cy="638264"/>
+            <wp:effectExtent l="0" t="0" r="9525" b="9525"/>
+            <wp:docPr id="5" name="Imagen 5"/>
+            <wp:cNvGraphicFramePr>
+              <a:graphicFrameLocks xmlns:a="http://schemas.openxmlformats.org/drawingml/2006/main" noChangeAspect="1"/>
+            </wp:cNvGraphicFramePr>
+            <a:graphic xmlns:a="http://schemas.openxmlformats.org/drawingml/2006/main">
+              <a:graphicData uri="http://schemas.openxmlformats.org/drawingml/2006/picture">
+                <pic:pic xmlns:pic="http://schemas.openxmlformats.org/drawingml/2006/picture">
+                  <pic:nvPicPr>
+                    <pic:cNvPr id="1" name=""/>
+                    <pic:cNvPicPr/>
+                  </pic:nvPicPr>
+                  <pic:blipFill>
+                    <a:blip r:embed="rId11"/>
+                    <a:stretch>
+                      <a:fillRect/>
+                    </a:stretch>
+                  </pic:blipFill>
+                  <pic:spPr>
+                    <a:xfrm>
+                      <a:off x="0" y="0"/>
+                      <a:ext cx="3248478" cy="638264"/>
+                    </a:xfrm>
+                    <a:prstGeom prst="rect">
+                      <a:avLst/>
+                    </a:prstGeom>
+                  </pic:spPr>
+                </pic:pic>
+              </a:graphicData>
+            </a:graphic>
+          </wp:inline>
+        </w:drawing>
+      </w:r>
+      <w:r>
+        <w:rPr>
+          <w:rFonts w:ascii="Arial" w:hAnsi="Arial" w:cs="Arial"/>
+        </w:rPr>
+        <w:drawing>
+          <wp:inline distT="0" distB="0" distL="0" distR="0" wp14:anchorId="4B170B89" wp14:editId="36FC85C6">
+            <wp:extent cx="5612130" cy="5654040"/>
+            <wp:effectExtent l="0" t="0" r="7620" b="3810"/>
+            <wp:docPr id="8" name="Imagen 8"/>
+            <wp:cNvGraphicFramePr>
+              <a:graphicFrameLocks xmlns:a="http://schemas.openxmlformats.org/drawingml/2006/main" noChangeAspect="1"/>
+            </wp:cNvGraphicFramePr>
+            <a:graphic xmlns:a="http://schemas.openxmlformats.org/drawingml/2006/main">
+              <a:graphicData uri="http://schemas.openxmlformats.org/drawingml/2006/picture">
+                <pic:pic xmlns:pic="http://schemas.openxmlformats.org/drawingml/2006/picture">
+                  <pic:nvPicPr>
+                    <pic:cNvPr id="1" name=""/>
+                    <pic:cNvPicPr/>
+                  </pic:nvPicPr>
+                  <pic:blipFill>
+                    <a:blip r:embed="rId12"/>
+                    <a:stretch>
+                      <a:fillRect/>
+                    </a:stretch>
+                  </pic:blipFill>
+                  <pic:spPr>
+                    <a:xfrm>
+                      <a:off x="0" y="0"/>
+                      <a:ext cx="5612130" cy="5654040"/>
+                    </a:xfrm>
+                    <a:prstGeom prst="rect">
+                      <a:avLst/>
+                    </a:prstGeom>
+                  </pic:spPr>
+                </pic:pic>
+              </a:graphicData>
+            </a:graphic>
+          </wp:inline>
+        </w:drawing>
+      </w:r>
+    </w:p>
+    <w:p>
+      <w:pPr>
+        <w:pStyle w:val="NormalWeb"/>
+        <w:rPr>
+          <w:rFonts w:ascii="Arial" w:hAnsi="Arial" w:cs="Arial"/>
+          <w:sz w:val="22"/>
+          <w:szCs w:val="22"/>
+          <w:u w:val="single"/>
+        </w:rPr>
+      </w:pPr>
+      <w:r>
+        <w:rPr>
+          <w:rFonts w:ascii="Arial" w:hAnsi="Arial" w:cs="Arial"/>
+          <w:sz w:val="22"/>
+          <w:szCs w:val="22"/>
+        </w:rPr>
+        <w:lastRenderedPageBreak/>
         <w:t xml:space="preserve"> </w:t>
       </w:r>
-    </w:p>
-    <w:p>
-      <w:pPr>
-        <w:pStyle w:val="NormalWeb"/>
-        <w:rPr>
-          <w:rFonts w:ascii="Arial" w:hAnsi="Arial" w:cs="Arial"/>
-          <w:sz w:val="22"/>
-          <w:szCs w:val="22"/>
-        </w:rPr>
-      </w:pPr>
-    </w:p>
-    <w:p>
-      <w:pPr>
-        <w:pStyle w:val="NormalWeb"/>
-        <w:rPr>
-          <w:rFonts w:ascii="Arial" w:hAnsi="Arial" w:cs="Arial"/>
-          <w:sz w:val="22"/>
-          <w:szCs w:val="22"/>
-        </w:rPr>
-      </w:pPr>
-      <w:r>
-        <w:rPr>
-          <w:rFonts w:ascii="Arial" w:hAnsi="Arial" w:cs="Arial"/>
-          <w:sz w:val="22"/>
-          <w:szCs w:val="22"/>
-        </w:rPr>
-        <w:lastRenderedPageBreak/>
-        <w:br/>
+      <w:r>
+        <w:rPr>
+          <w:rFonts w:ascii="Arial" w:hAnsi="Arial" w:cs="Arial"/>
+          <w:sz w:val="22"/>
+          <w:szCs w:val="22"/>
+        </w:rPr>
+        <w:drawing>
+          <wp:inline distT="0" distB="0" distL="0" distR="0" wp14:anchorId="772860D5" wp14:editId="29673994">
+            <wp:extent cx="5612130" cy="2102485"/>
+            <wp:effectExtent l="0" t="0" r="7620" b="0"/>
+            <wp:docPr id="10" name="Imagen 10"/>
+            <wp:cNvGraphicFramePr>
+              <a:graphicFrameLocks xmlns:a="http://schemas.openxmlformats.org/drawingml/2006/main" noChangeAspect="1"/>
+            </wp:cNvGraphicFramePr>
+            <a:graphic xmlns:a="http://schemas.openxmlformats.org/drawingml/2006/main">
+              <a:graphicData uri="http://schemas.openxmlformats.org/drawingml/2006/picture">
+                <pic:pic xmlns:pic="http://schemas.openxmlformats.org/drawingml/2006/picture">
+                  <pic:nvPicPr>
+                    <pic:cNvPr id="1" name=""/>
+                    <pic:cNvPicPr/>
+                  </pic:nvPicPr>
+                  <pic:blipFill>
+                    <a:blip r:embed="rId13"/>
+                    <a:stretch>
+                      <a:fillRect/>
+                    </a:stretch>
+                  </pic:blipFill>
+                  <pic:spPr>
+                    <a:xfrm>
+                      <a:off x="0" y="0"/>
+                      <a:ext cx="5612130" cy="2102485"/>
+                    </a:xfrm>
+                    <a:prstGeom prst="rect">
+                      <a:avLst/>
+                    </a:prstGeom>
+                  </pic:spPr>
+                </pic:pic>
+              </a:graphicData>
+            </a:graphic>
+          </wp:inline>
+        </w:drawing>
       </w:r>
     </w:p>
     <w:p>
@@ -4557,25 +4317,7 @@
           <w:sz w:val="22"/>
           <w:szCs w:val="22"/>
         </w:rPr>
-        <w:t xml:space="preserve">Durante el desarrollo del proyecto se evidenció que Visual Studio </w:t>
-      </w:r>
-      <w:proofErr w:type="spellStart"/>
-      <w:r>
-        <w:rPr>
-          <w:rFonts w:ascii="Arial" w:hAnsi="Arial" w:cs="Arial"/>
-          <w:sz w:val="22"/>
-          <w:szCs w:val="22"/>
-        </w:rPr>
-        <w:t>Code</w:t>
-      </w:r>
-      <w:proofErr w:type="spellEnd"/>
-      <w:r>
-        <w:rPr>
-          <w:rFonts w:ascii="Arial" w:hAnsi="Arial" w:cs="Arial"/>
-          <w:sz w:val="22"/>
-          <w:szCs w:val="22"/>
-        </w:rPr>
-        <w:t xml:space="preserve"> es una herramienta eficiente para proyectos Java de complejidad media, siempre que se configure adecuadamente mediante extensiones.</w:t>
+        <w:t>Durante el desarrollo del proyecto se evidenció que Visual Studio Code es una herramienta eficiente para proyectos Java de complejidad media, siempre que se configure adecuadamente mediante extensiones.</w:t>
       </w:r>
     </w:p>
     <w:p>
@@ -4677,25 +4419,7 @@
           <w:sz w:val="22"/>
           <w:szCs w:val="22"/>
         </w:rPr>
-        <w:t xml:space="preserve">Como recomendación para </w:t>
-      </w:r>
-      <w:proofErr w:type="spellStart"/>
-      <w:r>
-        <w:rPr>
-          <w:rFonts w:ascii="Arial" w:hAnsi="Arial" w:cs="Arial"/>
-          <w:sz w:val="22"/>
-          <w:szCs w:val="22"/>
-        </w:rPr>
-        <w:t>DevSur</w:t>
-      </w:r>
-      <w:proofErr w:type="spellEnd"/>
-      <w:r>
-        <w:rPr>
-          <w:rFonts w:ascii="Arial" w:hAnsi="Arial" w:cs="Arial"/>
-          <w:sz w:val="22"/>
-          <w:szCs w:val="22"/>
-        </w:rPr>
-        <w:t xml:space="preserve"> SAS, se sugiere:</w:t>
+        <w:t>Como recomendación para DevSur SAS, se sugiere:</w:t>
       </w:r>
     </w:p>
     <w:p>
@@ -4717,25 +4441,7 @@
           <w:sz w:val="22"/>
           <w:szCs w:val="22"/>
         </w:rPr>
-        <w:t xml:space="preserve">Utilizar VS </w:t>
-      </w:r>
-      <w:proofErr w:type="spellStart"/>
-      <w:r>
-        <w:rPr>
-          <w:rFonts w:ascii="Arial" w:hAnsi="Arial" w:cs="Arial"/>
-          <w:sz w:val="22"/>
-          <w:szCs w:val="22"/>
-        </w:rPr>
-        <w:t>Code</w:t>
-      </w:r>
-      <w:proofErr w:type="spellEnd"/>
-      <w:r>
-        <w:rPr>
-          <w:rFonts w:ascii="Arial" w:hAnsi="Arial" w:cs="Arial"/>
-          <w:sz w:val="22"/>
-          <w:szCs w:val="22"/>
-        </w:rPr>
-        <w:t xml:space="preserve"> para proyectos pequeños o medianos</w:t>
+        <w:t>Utilizar VS Code para proyectos pequeños o medianos</w:t>
       </w:r>
     </w:p>
     <w:p>
@@ -4757,25 +4463,7 @@
           <w:sz w:val="22"/>
           <w:szCs w:val="22"/>
         </w:rPr>
-        <w:t xml:space="preserve">Adoptar </w:t>
-      </w:r>
-      <w:proofErr w:type="spellStart"/>
-      <w:r>
-        <w:rPr>
-          <w:rFonts w:ascii="Arial" w:hAnsi="Arial" w:cs="Arial"/>
-          <w:sz w:val="22"/>
-          <w:szCs w:val="22"/>
-        </w:rPr>
-        <w:t>IDEs</w:t>
-      </w:r>
-      <w:proofErr w:type="spellEnd"/>
-      <w:r>
-        <w:rPr>
-          <w:rFonts w:ascii="Arial" w:hAnsi="Arial" w:cs="Arial"/>
-          <w:sz w:val="22"/>
-          <w:szCs w:val="22"/>
-        </w:rPr>
-        <w:t xml:space="preserve"> completos para sistemas empresariales más grandes</w:t>
+        <w:t>Adoptar IDEs completos para sistemas empresariales más grandes</w:t>
       </w:r>
     </w:p>
     <w:p>
@@ -4908,19 +4596,8 @@
           <w:sz w:val="22"/>
           <w:szCs w:val="22"/>
         </w:rPr>
-        <w:t xml:space="preserve">Java in Visual Studio </w:t>
-      </w:r>
-      <w:proofErr w:type="spellStart"/>
-      <w:r>
-        <w:rPr>
-          <w:rStyle w:val="nfasis"/>
-          <w:rFonts w:ascii="Arial" w:hAnsi="Arial" w:cs="Arial"/>
-          <w:sz w:val="22"/>
-          <w:szCs w:val="22"/>
-        </w:rPr>
-        <w:t>Code</w:t>
-      </w:r>
-      <w:proofErr w:type="spellEnd"/>
+        <w:t>Java in Visual Studio Code</w:t>
+      </w:r>
       <w:r>
         <w:rPr>
           <w:rFonts w:ascii="Arial" w:hAnsi="Arial" w:cs="Arial"/>
@@ -4929,7 +4606,7 @@
         </w:rPr>
         <w:t xml:space="preserve">. Recuperado de </w:t>
       </w:r>
-      <w:hyperlink r:id="rId11" w:history="1">
+      <w:hyperlink r:id="rId14" w:history="1">
         <w:r>
           <w:rPr>
             <w:rStyle w:val="Hipervnculo"/>
@@ -4969,19 +4646,8 @@
           <w:sz w:val="22"/>
           <w:szCs w:val="22"/>
         </w:rPr>
-        <w:t xml:space="preserve">Java </w:t>
-      </w:r>
-      <w:proofErr w:type="spellStart"/>
-      <w:r>
-        <w:rPr>
-          <w:rStyle w:val="nfasis"/>
-          <w:rFonts w:ascii="Arial" w:hAnsi="Arial" w:cs="Arial"/>
-          <w:sz w:val="22"/>
-          <w:szCs w:val="22"/>
-        </w:rPr>
-        <w:t>Documentation</w:t>
-      </w:r>
-      <w:proofErr w:type="spellEnd"/>
+        <w:t>Java Documentation</w:t>
+      </w:r>
       <w:r>
         <w:rPr>
           <w:rFonts w:ascii="Arial" w:hAnsi="Arial" w:cs="Arial"/>
@@ -4990,7 +4656,7 @@
         </w:rPr>
         <w:t xml:space="preserve">. Recuperado de </w:t>
       </w:r>
-      <w:hyperlink r:id="rId12" w:history="1">
+      <w:hyperlink r:id="rId15" w:history="1">
         <w:r>
           <w:rPr>
             <w:rStyle w:val="Hipervnculo"/>
@@ -5015,23 +4681,13 @@
           <w:szCs w:val="22"/>
         </w:rPr>
       </w:pPr>
-      <w:proofErr w:type="spellStart"/>
-      <w:r>
-        <w:rPr>
-          <w:rFonts w:ascii="Arial" w:hAnsi="Arial" w:cs="Arial"/>
-          <w:sz w:val="22"/>
-          <w:szCs w:val="22"/>
-        </w:rPr>
-        <w:t>Chacon</w:t>
-      </w:r>
-      <w:proofErr w:type="spellEnd"/>
-      <w:r>
-        <w:rPr>
-          <w:rFonts w:ascii="Arial" w:hAnsi="Arial" w:cs="Arial"/>
-          <w:sz w:val="22"/>
-          <w:szCs w:val="22"/>
-        </w:rPr>
-        <w:t xml:space="preserve">, S., &amp; Straub, B. (2014). </w:t>
+      <w:r>
+        <w:rPr>
+          <w:rFonts w:ascii="Arial" w:hAnsi="Arial" w:cs="Arial"/>
+          <w:sz w:val="22"/>
+          <w:szCs w:val="22"/>
+        </w:rPr>
+        <w:t xml:space="preserve">Chacon, S., &amp; Straub, B. (2014). </w:t>
       </w:r>
       <w:r>
         <w:rPr>
@@ -5048,25 +4704,7 @@
           <w:sz w:val="22"/>
           <w:szCs w:val="22"/>
         </w:rPr>
-        <w:t xml:space="preserve">. </w:t>
-      </w:r>
-      <w:proofErr w:type="spellStart"/>
-      <w:r>
-        <w:rPr>
-          <w:rFonts w:ascii="Arial" w:hAnsi="Arial" w:cs="Arial"/>
-          <w:sz w:val="22"/>
-          <w:szCs w:val="22"/>
-        </w:rPr>
-        <w:t>Apress</w:t>
-      </w:r>
-      <w:proofErr w:type="spellEnd"/>
-      <w:r>
-        <w:rPr>
-          <w:rFonts w:ascii="Arial" w:hAnsi="Arial" w:cs="Arial"/>
-          <w:sz w:val="22"/>
-          <w:szCs w:val="22"/>
-        </w:rPr>
-        <w:t>.</w:t>
+        <w:t>. Apress.</w:t>
       </w:r>
     </w:p>
     <w:p>
@@ -5083,16 +4721,6 @@
           <v:rect id="_x0000_i1034" style="width:0;height:1.5pt" o:hralign="center" o:hrstd="t" o:hr="t" fillcolor="#a0a0a0" stroked="f"/>
         </w:pict>
       </w:r>
-    </w:p>
-    <w:p>
-      <w:pPr>
-        <w:pStyle w:val="NormalWeb"/>
-        <w:rPr>
-          <w:rFonts w:ascii="Arial" w:hAnsi="Arial" w:cs="Arial"/>
-          <w:sz w:val="22"/>
-          <w:szCs w:val="22"/>
-        </w:rPr>
-      </w:pPr>
     </w:p>
     <w:sectPr>
       <w:pgSz w:w="12240" w:h="15840"/>
